--- a/fuentes/12310018_CF03_DI.docx
+++ b/fuentes/12310018_CF03_DI.docx
@@ -1,6 +1,6 @@
 
 <file path=word/document.xml><?xml version="1.0" encoding="utf-8"?>
-<w:document xmlns:wpc="http://schemas.microsoft.com/office/word/2010/wordprocessingCanvas" xmlns:cx="http://schemas.microsoft.com/office/drawing/2014/chartex" xmlns:cx1="http://schemas.microsoft.com/office/drawing/2015/9/8/chartex" xmlns:cx2="http://schemas.microsoft.com/office/drawing/2015/10/21/chartex" xmlns:cx3="http://schemas.microsoft.com/office/drawing/2016/5/9/chartex" xmlns:cx4="http://schemas.microsoft.com/office/drawing/2016/5/10/chartex" xmlns:cx5="http://schemas.microsoft.com/office/drawing/2016/5/11/chartex" xmlns:cx6="http://schemas.microsoft.com/office/drawing/2016/5/12/chartex" xmlns:cx7="http://schemas.microsoft.com/office/drawing/2016/5/13/chartex" xmlns:cx8="http://schemas.microsoft.com/office/drawing/2016/5/14/chartex" xmlns:mc="http://schemas.openxmlformats.org/markup-compatibility/2006" xmlns:aink="http://schemas.microsoft.com/office/drawing/2016/ink" xmlns:am3d="http://schemas.microsoft.com/office/drawing/2017/model3d" xmlns:o="urn:schemas-microsoft-com:office:office" xmlns:oel="http://schemas.microsoft.com/office/2019/extlst" xmlns:r="http://schemas.openxmlformats.org/officeDocument/2006/relationships" xmlns:m="http://schemas.openxmlformats.org/officeDocument/2006/math" xmlns:v="urn:schemas-microsoft-com:vml" xmlns:wp14="http://schemas.microsoft.com/office/word/2010/wordprocessingDrawing" xmlns:wp="http://schemas.openxmlformats.org/drawingml/2006/wordprocessingDrawing" xmlns:w10="urn:schemas-microsoft-com:office:word" xmlns:w="http://schemas.openxmlformats.org/wordprocessingml/2006/main" xmlns:w14="http://schemas.microsoft.com/office/word/2010/wordml" xmlns:w15="http://schemas.microsoft.com/office/word/2012/wordml" xmlns:w16cex="http://schemas.microsoft.com/office/word/2018/wordml/cex" xmlns:w16cid="http://schemas.microsoft.com/office/word/2016/wordml/cid" xmlns:w16="http://schemas.microsoft.com/office/word/2018/wordml" xmlns:w16du="http://schemas.microsoft.com/office/word/2023/wordml/word16du" xmlns:w16sdtdh="http://schemas.microsoft.com/office/word/2020/wordml/sdtdatahash" xmlns:w16sdtfl="http://schemas.microsoft.com/office/word/2024/wordml/sdtformatlock" xmlns:w16se="http://schemas.microsoft.com/office/word/2015/wordml/symex" xmlns:wpg="http://schemas.microsoft.com/office/word/2010/wordprocessingGroup" xmlns:wpi="http://schemas.microsoft.com/office/word/2010/wordprocessingInk" xmlns:wne="http://schemas.microsoft.com/office/word/2006/wordml" xmlns:wps="http://schemas.microsoft.com/office/word/2010/wordprocessingShape" xmlns:a="http://schemas.openxmlformats.org/drawingml/2006/main" xmlns:pic="http://schemas.openxmlformats.org/drawingml/2006/picture" xmlns:a16="http://schemas.microsoft.com/office/drawing/2014/main" xmlns:dgm="http://schemas.openxmlformats.org/drawingml/2006/diagram" xmlns:asvg="http://schemas.microsoft.com/office/drawing/2016/SVG/main" xmlns:a14="http://schemas.microsoft.com/office/drawing/2010/main" mc:Ignorable="w14 w15 w16se w16cid w16 w16cex w16sdtdh w16sdtfl w16du wp14">
+<w:document xmlns:wpc="http://schemas.microsoft.com/office/word/2010/wordprocessingCanvas" xmlns:cx="http://schemas.microsoft.com/office/drawing/2014/chartex" xmlns:cx1="http://schemas.microsoft.com/office/drawing/2015/9/8/chartex" xmlns:cx2="http://schemas.microsoft.com/office/drawing/2015/10/21/chartex" xmlns:cx3="http://schemas.microsoft.com/office/drawing/2016/5/9/chartex" xmlns:cx4="http://schemas.microsoft.com/office/drawing/2016/5/10/chartex" xmlns:cx5="http://schemas.microsoft.com/office/drawing/2016/5/11/chartex" xmlns:cx6="http://schemas.microsoft.com/office/drawing/2016/5/12/chartex" xmlns:cx7="http://schemas.microsoft.com/office/drawing/2016/5/13/chartex" xmlns:cx8="http://schemas.microsoft.com/office/drawing/2016/5/14/chartex" xmlns:mc="http://schemas.openxmlformats.org/markup-compatibility/2006" xmlns:m="http://schemas.openxmlformats.org/officeDocument/2006/math" xmlns:aink="http://schemas.microsoft.com/office/drawing/2016/ink" xmlns:am3d="http://schemas.microsoft.com/office/drawing/2017/model3d" xmlns:oel="http://schemas.microsoft.com/office/2019/extlst" xmlns:r="http://schemas.openxmlformats.org/officeDocument/2006/relationships" xmlns:wp14="http://schemas.microsoft.com/office/word/2010/wordprocessingDrawing" xmlns:wp="http://schemas.openxmlformats.org/drawingml/2006/wordprocessingDrawing" xmlns:wpg="http://schemas.microsoft.com/office/word/2010/wordprocessingGroup" xmlns:wpi="http://schemas.microsoft.com/office/word/2010/wordprocessingInk" xmlns:wps="http://schemas.microsoft.com/office/word/2010/wordprocessingShape" xmlns:o="urn:schemas-microsoft-com:office:office" xmlns:v="urn:schemas-microsoft-com:vml" xmlns:w10="urn:schemas-microsoft-com:office:word" xmlns:w="http://schemas.openxmlformats.org/wordprocessingml/2006/main" xmlns:w14="http://schemas.microsoft.com/office/word/2010/wordml" xmlns:w15="http://schemas.microsoft.com/office/word/2012/wordml" xmlns:w16cex="http://schemas.microsoft.com/office/word/2018/wordml/cex" xmlns:w16cid="http://schemas.microsoft.com/office/word/2016/wordml/cid" xmlns:w16="http://schemas.microsoft.com/office/word/2018/wordml" xmlns:w16sdtdh="http://schemas.microsoft.com/office/word/2020/wordml/sdtdatahash" xmlns:w16sdtfl="http://schemas.microsoft.com/office/word/2024/wordml/sdtformatlock" xmlns:w16se="http://schemas.microsoft.com/office/word/2015/wordml/symex" xmlns:w16du="http://schemas.microsoft.com/office/word/2023/wordml/word16du" xmlns:wne="http://schemas.microsoft.com/office/word/2006/wordml" mc:Ignorable="w14 w15 w16se w16cid w16 w16cex w16sdtdh w16sdtfl w16du wp14">
   <w:body>
     <w:p>
       <w:pPr>
@@ -48,12 +48,12 @@
         <w:tblW w:w="9962" w:type="dxa"/>
         <w:tblInd w:w="0" w:type="dxa"/>
         <w:tblBorders>
-          <w:top w:val="single" w:color="000000" w:sz="4" w:space="0"/>
-          <w:left w:val="single" w:color="000000" w:sz="4" w:space="0"/>
-          <w:bottom w:val="single" w:color="000000" w:sz="4" w:space="0"/>
-          <w:right w:val="single" w:color="000000" w:sz="4" w:space="0"/>
-          <w:insideH w:val="single" w:color="000000" w:sz="4" w:space="0"/>
-          <w:insideV w:val="single" w:color="000000" w:sz="4" w:space="0"/>
+          <w:top w:val="single" w:sz="4" w:space="0" w:color="000000"/>
+          <w:left w:val="single" w:sz="4" w:space="0" w:color="000000"/>
+          <w:bottom w:val="single" w:sz="4" w:space="0" w:color="000000"/>
+          <w:right w:val="single" w:sz="4" w:space="0" w:color="000000"/>
+          <w:insideH w:val="single" w:sz="4" w:space="0" w:color="000000"/>
+          <w:insideV w:val="single" w:sz="4" w:space="0" w:color="000000"/>
         </w:tblBorders>
         <w:tblLayout w:type="fixed"/>
         <w:tblLook w:val="04A0" w:firstRow="1" w:lastRow="0" w:firstColumn="1" w:lastColumn="0" w:noHBand="0" w:noVBand="1"/>
@@ -130,12 +130,12 @@
         <w:tblW w:w="9962" w:type="dxa"/>
         <w:tblInd w:w="0" w:type="dxa"/>
         <w:tblBorders>
-          <w:top w:val="single" w:color="000000" w:sz="4" w:space="0"/>
-          <w:left w:val="single" w:color="000000" w:sz="4" w:space="0"/>
-          <w:bottom w:val="single" w:color="000000" w:sz="4" w:space="0"/>
-          <w:right w:val="single" w:color="000000" w:sz="4" w:space="0"/>
-          <w:insideH w:val="single" w:color="000000" w:sz="4" w:space="0"/>
-          <w:insideV w:val="single" w:color="000000" w:sz="4" w:space="0"/>
+          <w:top w:val="single" w:sz="4" w:space="0" w:color="000000"/>
+          <w:left w:val="single" w:sz="4" w:space="0" w:color="000000"/>
+          <w:bottom w:val="single" w:sz="4" w:space="0" w:color="000000"/>
+          <w:right w:val="single" w:sz="4" w:space="0" w:color="000000"/>
+          <w:insideH w:val="single" w:sz="4" w:space="0" w:color="000000"/>
+          <w:insideV w:val="single" w:sz="4" w:space="0" w:color="000000"/>
         </w:tblBorders>
         <w:tblLayout w:type="fixed"/>
         <w:tblLook w:val="04A0" w:firstRow="1" w:lastRow="0" w:firstColumn="1" w:lastColumn="0" w:noHBand="0" w:noVBand="1"/>
@@ -271,12 +271,12 @@
         <w:tblW w:w="9962" w:type="dxa"/>
         <w:tblInd w:w="0" w:type="dxa"/>
         <w:tblBorders>
-          <w:top w:val="single" w:color="000000" w:sz="4" w:space="0"/>
-          <w:left w:val="single" w:color="000000" w:sz="4" w:space="0"/>
-          <w:bottom w:val="single" w:color="000000" w:sz="4" w:space="0"/>
-          <w:right w:val="single" w:color="000000" w:sz="4" w:space="0"/>
-          <w:insideH w:val="single" w:color="000000" w:sz="4" w:space="0"/>
-          <w:insideV w:val="single" w:color="000000" w:sz="4" w:space="0"/>
+          <w:top w:val="single" w:sz="4" w:space="0" w:color="000000"/>
+          <w:left w:val="single" w:sz="4" w:space="0" w:color="000000"/>
+          <w:bottom w:val="single" w:sz="4" w:space="0" w:color="000000"/>
+          <w:right w:val="single" w:sz="4" w:space="0" w:color="000000"/>
+          <w:insideH w:val="single" w:sz="4" w:space="0" w:color="000000"/>
+          <w:insideV w:val="single" w:sz="4" w:space="0" w:color="000000"/>
         </w:tblBorders>
         <w:tblLayout w:type="fixed"/>
         <w:tblLook w:val="04A0" w:firstRow="1" w:lastRow="0" w:firstColumn="1" w:lastColumn="0" w:noHBand="0" w:noVBand="1"/>
@@ -515,12 +515,12 @@
         <w:tblW w:w="9962" w:type="dxa"/>
         <w:tblInd w:w="0" w:type="dxa"/>
         <w:tblBorders>
-          <w:top w:val="single" w:color="000000" w:sz="4" w:space="0"/>
-          <w:left w:val="single" w:color="000000" w:sz="4" w:space="0"/>
-          <w:bottom w:val="single" w:color="000000" w:sz="4" w:space="0"/>
-          <w:right w:val="single" w:color="000000" w:sz="4" w:space="0"/>
-          <w:insideH w:val="single" w:color="000000" w:sz="4" w:space="0"/>
-          <w:insideV w:val="single" w:color="000000" w:sz="4" w:space="0"/>
+          <w:top w:val="single" w:sz="4" w:space="0" w:color="000000"/>
+          <w:left w:val="single" w:sz="4" w:space="0" w:color="000000"/>
+          <w:bottom w:val="single" w:sz="4" w:space="0" w:color="000000"/>
+          <w:right w:val="single" w:sz="4" w:space="0" w:color="000000"/>
+          <w:insideH w:val="single" w:sz="4" w:space="0" w:color="000000"/>
+          <w:insideV w:val="single" w:sz="4" w:space="0" w:color="000000"/>
         </w:tblBorders>
         <w:tblLayout w:type="fixed"/>
         <w:tblLook w:val="04A0" w:firstRow="1" w:lastRow="0" w:firstColumn="1" w:lastColumn="0" w:noHBand="0" w:noVBand="1"/>
@@ -858,6 +858,7 @@
           <w:sz w:val="20"/>
           <w:szCs w:val="20"/>
         </w:rPr>
+        <w:lastRenderedPageBreak/>
         <w:t>Estados financieros básicos para analizar la empresa</w:t>
       </w:r>
     </w:p>
@@ -1137,7 +1138,7 @@
                 <w:szCs w:val="12"/>
               </w:rPr>
             </w:pPr>
-            <w:hyperlink w:history="1" w:anchor="fromView=search&amp;page=1&amp;position=29&amp;uuid=d782a9df-e00d-43c6-bb4c-7b37dfc2af02&amp;query=plan+unico+de+cuentas" r:id="rId12">
+            <w:hyperlink r:id="rId12" w:anchor="fromView=search&amp;page=1&amp;position=29&amp;uuid=d782a9df-e00d-43c6-bb4c-7b37dfc2af02&amp;query=plan+unico+de+cuentas" w:history="1">
               <w:r>
                 <w:rPr>
                   <w:rStyle w:val="Hipervnculo"/>
@@ -1257,7 +1258,7 @@
                 <w:szCs w:val="12"/>
               </w:rPr>
             </w:pPr>
-            <w:hyperlink w:history="1" w:anchor="fromView=search&amp;page=2&amp;position=27&amp;uuid=d782a9df-e00d-43c6-bb4c-7b37dfc2af02&amp;query=plan+unico+de+cuentas" r:id="rId14">
+            <w:hyperlink r:id="rId14" w:anchor="fromView=search&amp;page=2&amp;position=27&amp;uuid=d782a9df-e00d-43c6-bb4c-7b37dfc2af02&amp;query=plan+unico+de+cuentas" w:history="1">
               <w:r>
                 <w:rPr>
                   <w:rStyle w:val="Hipervnculo"/>
@@ -1389,7 +1390,7 @@
           <w:szCs w:val="20"/>
         </w:rPr>
       </w:pPr>
-      <w:bookmarkStart w:name="_Toc222810041" w:id="0"/>
+      <w:bookmarkStart w:id="0" w:name="_Toc222810041"/>
       <w:r>
         <w:rPr>
           <w:rFonts w:cs="Arial"/>
@@ -1540,7 +1541,7 @@
           <w:szCs w:val="20"/>
         </w:rPr>
       </w:pPr>
-      <w:bookmarkStart w:name="_Toc222810042" w:id="1"/>
+      <w:bookmarkStart w:id="1" w:name="_Toc222810042"/>
       <w:r>
         <w:rPr>
           <w:rStyle w:val="Ttulo2Car"/>
@@ -1697,7 +1698,7 @@
                 <w:lang w:val="es-MX"/>
               </w:rPr>
             </w:pPr>
-            <w:hyperlink w:history="1" w:anchor="fromView=search&amp;page=3&amp;position=10&amp;uuid=d782a9df-e00d-43c6-bb4c-7b37dfc2af02&amp;query=plan+unico+de+cuentas" r:id="rId16">
+            <w:hyperlink r:id="rId16" w:anchor="fromView=search&amp;page=3&amp;position=10&amp;uuid=d782a9df-e00d-43c6-bb4c-7b37dfc2af02&amp;query=plan+unico+de+cuentas" w:history="1">
               <w:r>
                 <w:rPr>
                   <w:rStyle w:val="Hipervnculo"/>
@@ -1807,7 +1808,7 @@
           <w:szCs w:val="20"/>
         </w:rPr>
       </w:pPr>
-      <w:bookmarkStart w:name="_Toc222810043" w:id="2"/>
+      <w:bookmarkStart w:id="2" w:name="_Toc222810043"/>
       <w:r>
         <w:rPr>
           <w:rFonts w:cs="Arial"/>
@@ -1841,6 +1842,7 @@
           <w:szCs w:val="20"/>
           <w:lang w:val="es-MX"/>
         </w:rPr>
+        <w:lastRenderedPageBreak/>
         <w:t>La codificación del PUC se organiza por niveles jerárquicos, lo que permite avanzar de lo general a lo específico y ubicar con precisión cada transacción dentro del sistema contable.</w:t>
       </w:r>
       <w:r>
@@ -1979,28 +1981,30 @@
     </w:p>
     <w:p>
       <w:pPr>
-        <w:pStyle w:val="Normal"/>
         <w:jc w:val="both"/>
       </w:pPr>
-      <w:commentRangeStart w:id="272505230"/>
+      <w:commentRangeStart w:id="3"/>
       <w:r>
+        <w:rPr>
+          <w:noProof/>
+        </w:rPr>
         <w:drawing>
-          <wp:inline wp14:editId="67EDCEA4" wp14:anchorId="0BB52F05">
+          <wp:inline distT="0" distB="0" distL="0" distR="0" wp14:anchorId="0BB52F05" wp14:editId="67EDCEA4">
             <wp:extent cx="5619750" cy="2085975"/>
             <wp:effectExtent l="0" t="0" r="0" b="0"/>
             <wp:docPr id="636218733" name="drawing"/>
             <wp:cNvGraphicFramePr>
-              <a:graphicFrameLocks noChangeAspect="1"/>
+              <a:graphicFrameLocks xmlns:a="http://schemas.openxmlformats.org/drawingml/2006/main" noChangeAspect="1"/>
             </wp:cNvGraphicFramePr>
-            <a:graphic>
-              <a:graphicData xmlns:a="http://schemas.openxmlformats.org/drawingml/2006/main" uri="http://schemas.openxmlformats.org/drawingml/2006/picture">
+            <a:graphic xmlns:a="http://schemas.openxmlformats.org/drawingml/2006/main">
+              <a:graphicData uri="http://schemas.openxmlformats.org/drawingml/2006/picture">
                 <pic:pic xmlns:pic="http://schemas.openxmlformats.org/drawingml/2006/picture">
                   <pic:nvPicPr>
                     <pic:cNvPr id="636218733" name="Picture 636218733"/>
                     <pic:cNvPicPr/>
                   </pic:nvPicPr>
                   <pic:blipFill>
-                    <a:blip xmlns:r="http://schemas.openxmlformats.org/officeDocument/2006/relationships" r:embed="rId1696471642">
+                    <a:blip r:embed="rId22">
                       <a:extLst>
                         <a:ext uri="{28A0092B-C50C-407E-A947-70E740481C1C}">
                           <a14:useLocalDpi xmlns:a14="http://schemas.microsoft.com/office/drawing/2010/main"/>
@@ -2026,12 +2030,14 @@
           </wp:inline>
         </w:drawing>
       </w:r>
-      <w:commentRangeEnd w:id="272505230"/>
+      <w:commentRangeEnd w:id="3"/>
       <w:r>
         <w:rPr>
-          <w:rStyle w:val="CommentReference"/>
-        </w:rPr>
-        <w:commentReference w:id="272505230"/>
+          <w:rStyle w:val="Refdecomentario"/>
+          <w:sz w:val="22"/>
+          <w:szCs w:val="22"/>
+        </w:rPr>
+        <w:commentReference w:id="3"/>
       </w:r>
     </w:p>
     <w:p>
@@ -2165,6 +2171,7 @@
                 <w:sz w:val="20"/>
                 <w:szCs w:val="20"/>
               </w:rPr>
+              <w:lastRenderedPageBreak/>
               <w:t xml:space="preserve">La estructura del PUC se complementa con reglas de uso obligatorias. Cada cuenta contiene </w:t>
             </w:r>
             <w:r>
@@ -2264,7 +2271,7 @@
                 <w:lang w:val="es-MX"/>
               </w:rPr>
             </w:pPr>
-            <w:hyperlink w:history="1" w:anchor="fromView=search&amp;page=1&amp;position=18&amp;uuid=e80c9fce-5256-4fdd-93a4-34928f79a834&amp;query=plan+unico+de+cuentas+codificaci%C3%B3n" r:id="rId28">
+            <w:hyperlink r:id="rId28" w:anchor="fromView=search&amp;page=1&amp;position=18&amp;uuid=e80c9fce-5256-4fdd-93a4-34928f79a834&amp;query=plan+unico+de+cuentas+codificaci%C3%B3n" w:history="1">
               <w:r>
                 <w:rPr>
                   <w:rStyle w:val="Hipervnculo"/>
@@ -2470,7 +2477,7 @@
               </w:rPr>
               <w:t xml:space="preserve">Para profundizar en la importancia de la estandarización contable, se sugiere consultar el portal especializado que contiene la base normativa del plan en Colombia </w:t>
             </w:r>
-            <w:hyperlink w:tgtFrame="_blank" w:history="1" r:id="rId36">
+            <w:hyperlink r:id="rId36" w:tgtFrame="_blank" w:history="1">
               <w:r>
                 <w:rPr>
                   <w:rStyle w:val="Hipervnculo"/>
@@ -2510,7 +2517,7 @@
           <w:szCs w:val="20"/>
         </w:rPr>
       </w:pPr>
-      <w:bookmarkStart w:name="_Toc222810044" w:id="3"/>
+      <w:bookmarkStart w:id="4" w:name="_Toc222810044"/>
       <w:r>
         <w:rPr>
           <w:rStyle w:val="Hipervnculo"/>
@@ -2542,7 +2549,7 @@
         </w:rPr>
         <w:t>(1 a 9)</w:t>
       </w:r>
-      <w:bookmarkEnd w:id="3"/>
+      <w:bookmarkEnd w:id="4"/>
     </w:p>
     <w:p>
       <w:pPr>
@@ -2791,7 +2798,7 @@
                 <w:szCs w:val="20"/>
                 <w:lang w:val="es-MX"/>
               </w:rPr>
-              <w:t xml:space="preserve">Estado de </w:t>
+              <w:t xml:space="preserve">Estado </w:t>
             </w:r>
             <w:r>
               <w:rPr>
@@ -2802,7 +2809,8 @@
                 <w:szCs w:val="20"/>
                 <w:lang w:val="es-MX"/>
               </w:rPr>
-              <w:t>r</w:t>
+              <w:lastRenderedPageBreak/>
+              <w:t xml:space="preserve">de </w:t>
             </w:r>
             <w:r>
               <w:rPr>
@@ -2813,16 +2821,7 @@
                 <w:szCs w:val="20"/>
                 <w:lang w:val="es-MX"/>
               </w:rPr>
-              <w:t>esultados</w:t>
-            </w:r>
-            <w:r>
-              <w:rPr>
-                <w:rFonts w:ascii="Arial" w:hAnsi="Arial" w:cs="Arial"/>
-                <w:sz w:val="20"/>
-                <w:szCs w:val="20"/>
-                <w:lang w:val="es-MX"/>
-              </w:rPr>
-              <w:t xml:space="preserve">. Finalmente, las </w:t>
+              <w:t>r</w:t>
             </w:r>
             <w:r>
               <w:rPr>
@@ -2833,7 +2832,7 @@
                 <w:szCs w:val="20"/>
                 <w:lang w:val="es-MX"/>
               </w:rPr>
-              <w:t>clases 8 y 9</w:t>
+              <w:t>esultados</w:t>
             </w:r>
             <w:r>
               <w:rPr>
@@ -2842,7 +2841,7 @@
                 <w:szCs w:val="20"/>
                 <w:lang w:val="es-MX"/>
               </w:rPr>
-              <w:t xml:space="preserve"> corresponden a </w:t>
+              <w:t xml:space="preserve">. Finalmente, las </w:t>
             </w:r>
             <w:r>
               <w:rPr>
@@ -2853,6 +2852,26 @@
                 <w:szCs w:val="20"/>
                 <w:lang w:val="es-MX"/>
               </w:rPr>
+              <w:t>clases 8 y 9</w:t>
+            </w:r>
+            <w:r>
+              <w:rPr>
+                <w:rFonts w:ascii="Arial" w:hAnsi="Arial" w:cs="Arial"/>
+                <w:sz w:val="20"/>
+                <w:szCs w:val="20"/>
+                <w:lang w:val="es-MX"/>
+              </w:rPr>
+              <w:t xml:space="preserve"> corresponden a </w:t>
+            </w:r>
+            <w:r>
+              <w:rPr>
+                <w:rFonts w:ascii="Arial" w:hAnsi="Arial" w:cs="Arial"/>
+                <w:b/>
+                <w:bCs/>
+                <w:sz w:val="20"/>
+                <w:szCs w:val="20"/>
+                <w:lang w:val="es-MX"/>
+              </w:rPr>
               <w:t>cuentas de orden</w:t>
             </w:r>
             <w:r>
@@ -2886,6 +2905,7 @@
               <w:rPr>
                 <w:noProof/>
               </w:rPr>
+              <w:lastRenderedPageBreak/>
               <w:drawing>
                 <wp:inline distT="0" distB="0" distL="0" distR="0" wp14:anchorId="486BA61C" wp14:editId="29A3F925">
                   <wp:extent cx="1265274" cy="800681"/>
@@ -2935,14 +2955,23 @@
                 <w:lang w:val="es-MX"/>
               </w:rPr>
             </w:pPr>
-            <w:hyperlink w:history="1" r:id="rId38">
+            <w:hyperlink r:id="rId38" w:history="1">
               <w:r>
                 <w:rPr>
                   <w:rStyle w:val="Hipervnculo"/>
                   <w:sz w:val="12"/>
                   <w:szCs w:val="12"/>
                 </w:rPr>
-                <w:t>https://www.freepik.es/fotos-premium/imagen-recortada-hombre-negocios-trabajando-graficos_118086417.htm - fromView=search&amp;page=5&amp;position=12&amp;uuid=f3133f70-0f1a-4596-ae05-74ffd6aa013c&amp;query=plan+%C3%BAnico+de+cuentas+clasificaci%C3%B3n</w:t>
+                <w:t xml:space="preserve">https://www.freepik.es/fotos-premium/imagen-recortada-hombre-negocios-trabajando-graficos_118086417.htm - </w:t>
+              </w:r>
+              <w:r>
+                <w:rPr>
+                  <w:rStyle w:val="Hipervnculo"/>
+                  <w:sz w:val="12"/>
+                  <w:szCs w:val="12"/>
+                </w:rPr>
+                <w:lastRenderedPageBreak/>
+                <w:t>fromView=search&amp;page=5&amp;position=12&amp;uuid=f3133f70-0f1a-4596-ae05-74ffd6aa013c&amp;query=plan+%C3%BAnico+de+cuentas+clasificaci%C3%B3n</w:t>
               </w:r>
             </w:hyperlink>
           </w:p>
@@ -2994,6 +3023,7 @@
           <w:szCs w:val="20"/>
           <w:lang w:val="es-MX"/>
         </w:rPr>
+        <w:lastRenderedPageBreak/>
         <w:t>A continuación, se organiza la clasificación general de las cuentas por clases y su relación con los principales reportes financieros:</w:t>
       </w:r>
     </w:p>
@@ -3065,7 +3095,7 @@
                 <w:szCs w:val="20"/>
               </w:rPr>
             </w:pPr>
-            <w:bookmarkStart w:name="_Hlk222597358" w:id="4"/>
+            <w:bookmarkStart w:id="5" w:name="_Hlk222597358"/>
             <w:r>
               <w:rPr>
                 <w:rFonts w:eastAsia="Times New Roman"/>
@@ -3074,7 +3104,7 @@
                 <w:color w:val="1F1F1F"/>
                 <w:sz w:val="20"/>
                 <w:szCs w:val="20"/>
-                <w:bdr w:val="none" w:color="auto" w:sz="0" w:space="0" w:frame="1"/>
+                <w:bdr w:val="none" w:sz="0" w:space="0" w:color="auto" w:frame="1"/>
               </w:rPr>
               <w:t>Clase</w:t>
             </w:r>
@@ -3103,7 +3133,7 @@
                 <w:color w:val="1F1F1F"/>
                 <w:sz w:val="20"/>
                 <w:szCs w:val="20"/>
-                <w:bdr w:val="none" w:color="auto" w:sz="0" w:space="0" w:frame="1"/>
+                <w:bdr w:val="none" w:sz="0" w:space="0" w:color="auto" w:frame="1"/>
               </w:rPr>
               <w:t>Nombre de la clase</w:t>
             </w:r>
@@ -3132,7 +3162,7 @@
                 <w:color w:val="1F1F1F"/>
                 <w:sz w:val="20"/>
                 <w:szCs w:val="20"/>
-                <w:bdr w:val="none" w:color="auto" w:sz="0" w:space="0" w:frame="1"/>
+                <w:bdr w:val="none" w:sz="0" w:space="0" w:color="auto" w:frame="1"/>
               </w:rPr>
               <w:t>Naturaleza de la cuenta</w:t>
             </w:r>
@@ -3161,7 +3191,7 @@
                 <w:color w:val="1F1F1F"/>
                 <w:sz w:val="20"/>
                 <w:szCs w:val="20"/>
-                <w:bdr w:val="none" w:color="auto" w:sz="0" w:space="0" w:frame="1"/>
+                <w:bdr w:val="none" w:sz="0" w:space="0" w:color="auto" w:frame="1"/>
               </w:rPr>
               <w:t>Reporte financiero principal</w:t>
             </w:r>
@@ -3191,7 +3221,7 @@
                 <w:color w:val="1F1F1F"/>
                 <w:sz w:val="20"/>
                 <w:szCs w:val="20"/>
-                <w:bdr w:val="none" w:color="auto" w:sz="0" w:space="0" w:frame="1"/>
+                <w:bdr w:val="none" w:sz="0" w:space="0" w:color="auto" w:frame="1"/>
               </w:rPr>
               <w:t>1</w:t>
             </w:r>
@@ -3217,7 +3247,7 @@
                 <w:color w:val="1F1F1F"/>
                 <w:sz w:val="20"/>
                 <w:szCs w:val="20"/>
-                <w:bdr w:val="none" w:color="auto" w:sz="0" w:space="0" w:frame="1"/>
+                <w:bdr w:val="none" w:sz="0" w:space="0" w:color="auto" w:frame="1"/>
               </w:rPr>
               <w:t>Activos</w:t>
             </w:r>
@@ -3243,7 +3273,7 @@
                 <w:color w:val="1F1F1F"/>
                 <w:sz w:val="20"/>
                 <w:szCs w:val="20"/>
-                <w:bdr w:val="none" w:color="auto" w:sz="0" w:space="0" w:frame="1"/>
+                <w:bdr w:val="none" w:sz="0" w:space="0" w:color="auto" w:frame="1"/>
               </w:rPr>
               <w:t>Real o de Balance</w:t>
             </w:r>
@@ -3269,7 +3299,7 @@
                 <w:color w:val="1F1F1F"/>
                 <w:sz w:val="20"/>
                 <w:szCs w:val="20"/>
-                <w:bdr w:val="none" w:color="auto" w:sz="0" w:space="0" w:frame="1"/>
+                <w:bdr w:val="none" w:sz="0" w:space="0" w:color="auto" w:frame="1"/>
               </w:rPr>
               <w:t>Estado de Situación Financiera</w:t>
             </w:r>
@@ -3299,7 +3329,7 @@
                 <w:color w:val="1F1F1F"/>
                 <w:sz w:val="20"/>
                 <w:szCs w:val="20"/>
-                <w:bdr w:val="none" w:color="auto" w:sz="0" w:space="0" w:frame="1"/>
+                <w:bdr w:val="none" w:sz="0" w:space="0" w:color="auto" w:frame="1"/>
               </w:rPr>
               <w:t>2</w:t>
             </w:r>
@@ -3325,7 +3355,7 @@
                 <w:color w:val="1F1F1F"/>
                 <w:sz w:val="20"/>
                 <w:szCs w:val="20"/>
-                <w:bdr w:val="none" w:color="auto" w:sz="0" w:space="0" w:frame="1"/>
+                <w:bdr w:val="none" w:sz="0" w:space="0" w:color="auto" w:frame="1"/>
               </w:rPr>
               <w:t>Pasivos</w:t>
             </w:r>
@@ -3351,7 +3381,7 @@
                 <w:color w:val="1F1F1F"/>
                 <w:sz w:val="20"/>
                 <w:szCs w:val="20"/>
-                <w:bdr w:val="none" w:color="auto" w:sz="0" w:space="0" w:frame="1"/>
+                <w:bdr w:val="none" w:sz="0" w:space="0" w:color="auto" w:frame="1"/>
               </w:rPr>
               <w:t>Real o de Balance</w:t>
             </w:r>
@@ -3377,7 +3407,7 @@
                 <w:color w:val="1F1F1F"/>
                 <w:sz w:val="20"/>
                 <w:szCs w:val="20"/>
-                <w:bdr w:val="none" w:color="auto" w:sz="0" w:space="0" w:frame="1"/>
+                <w:bdr w:val="none" w:sz="0" w:space="0" w:color="auto" w:frame="1"/>
               </w:rPr>
               <w:t>Estado de Situación Financiera</w:t>
             </w:r>
@@ -3407,7 +3437,7 @@
                 <w:color w:val="1F1F1F"/>
                 <w:sz w:val="20"/>
                 <w:szCs w:val="20"/>
-                <w:bdr w:val="none" w:color="auto" w:sz="0" w:space="0" w:frame="1"/>
+                <w:bdr w:val="none" w:sz="0" w:space="0" w:color="auto" w:frame="1"/>
               </w:rPr>
               <w:t>3</w:t>
             </w:r>
@@ -3433,7 +3463,7 @@
                 <w:color w:val="1F1F1F"/>
                 <w:sz w:val="20"/>
                 <w:szCs w:val="20"/>
-                <w:bdr w:val="none" w:color="auto" w:sz="0" w:space="0" w:frame="1"/>
+                <w:bdr w:val="none" w:sz="0" w:space="0" w:color="auto" w:frame="1"/>
               </w:rPr>
               <w:t>Patrimonio</w:t>
             </w:r>
@@ -3459,7 +3489,7 @@
                 <w:color w:val="1F1F1F"/>
                 <w:sz w:val="20"/>
                 <w:szCs w:val="20"/>
-                <w:bdr w:val="none" w:color="auto" w:sz="0" w:space="0" w:frame="1"/>
+                <w:bdr w:val="none" w:sz="0" w:space="0" w:color="auto" w:frame="1"/>
               </w:rPr>
               <w:t>Real o de Balance</w:t>
             </w:r>
@@ -3485,7 +3515,7 @@
                 <w:color w:val="1F1F1F"/>
                 <w:sz w:val="20"/>
                 <w:szCs w:val="20"/>
-                <w:bdr w:val="none" w:color="auto" w:sz="0" w:space="0" w:frame="1"/>
+                <w:bdr w:val="none" w:sz="0" w:space="0" w:color="auto" w:frame="1"/>
               </w:rPr>
               <w:t>Estado de Situación Financiera</w:t>
             </w:r>
@@ -3515,7 +3545,7 @@
                 <w:color w:val="1F1F1F"/>
                 <w:sz w:val="20"/>
                 <w:szCs w:val="20"/>
-                <w:bdr w:val="none" w:color="auto" w:sz="0" w:space="0" w:frame="1"/>
+                <w:bdr w:val="none" w:sz="0" w:space="0" w:color="auto" w:frame="1"/>
               </w:rPr>
               <w:t>4</w:t>
             </w:r>
@@ -3541,7 +3571,7 @@
                 <w:color w:val="1F1F1F"/>
                 <w:sz w:val="20"/>
                 <w:szCs w:val="20"/>
-                <w:bdr w:val="none" w:color="auto" w:sz="0" w:space="0" w:frame="1"/>
+                <w:bdr w:val="none" w:sz="0" w:space="0" w:color="auto" w:frame="1"/>
               </w:rPr>
               <w:t>Ingresos</w:t>
             </w:r>
@@ -3567,7 +3597,7 @@
                 <w:color w:val="1F1F1F"/>
                 <w:sz w:val="20"/>
                 <w:szCs w:val="20"/>
-                <w:bdr w:val="none" w:color="auto" w:sz="0" w:space="0" w:frame="1"/>
+                <w:bdr w:val="none" w:sz="0" w:space="0" w:color="auto" w:frame="1"/>
               </w:rPr>
               <w:t>De Resultado</w:t>
             </w:r>
@@ -3593,7 +3623,7 @@
                 <w:color w:val="1F1F1F"/>
                 <w:sz w:val="20"/>
                 <w:szCs w:val="20"/>
-                <w:bdr w:val="none" w:color="auto" w:sz="0" w:space="0" w:frame="1"/>
+                <w:bdr w:val="none" w:sz="0" w:space="0" w:color="auto" w:frame="1"/>
               </w:rPr>
               <w:t>Estado de Resultados</w:t>
             </w:r>
@@ -3623,7 +3653,7 @@
                 <w:color w:val="1F1F1F"/>
                 <w:sz w:val="20"/>
                 <w:szCs w:val="20"/>
-                <w:bdr w:val="none" w:color="auto" w:sz="0" w:space="0" w:frame="1"/>
+                <w:bdr w:val="none" w:sz="0" w:space="0" w:color="auto" w:frame="1"/>
               </w:rPr>
               <w:t>5</w:t>
             </w:r>
@@ -3649,7 +3679,7 @@
                 <w:color w:val="1F1F1F"/>
                 <w:sz w:val="20"/>
                 <w:szCs w:val="20"/>
-                <w:bdr w:val="none" w:color="auto" w:sz="0" w:space="0" w:frame="1"/>
+                <w:bdr w:val="none" w:sz="0" w:space="0" w:color="auto" w:frame="1"/>
               </w:rPr>
               <w:t>Gastos</w:t>
             </w:r>
@@ -3675,7 +3705,7 @@
                 <w:color w:val="1F1F1F"/>
                 <w:sz w:val="20"/>
                 <w:szCs w:val="20"/>
-                <w:bdr w:val="none" w:color="auto" w:sz="0" w:space="0" w:frame="1"/>
+                <w:bdr w:val="none" w:sz="0" w:space="0" w:color="auto" w:frame="1"/>
               </w:rPr>
               <w:t>De Resultado</w:t>
             </w:r>
@@ -3701,7 +3731,7 @@
                 <w:color w:val="1F1F1F"/>
                 <w:sz w:val="20"/>
                 <w:szCs w:val="20"/>
-                <w:bdr w:val="none" w:color="auto" w:sz="0" w:space="0" w:frame="1"/>
+                <w:bdr w:val="none" w:sz="0" w:space="0" w:color="auto" w:frame="1"/>
               </w:rPr>
               <w:t>Estado de Resultados</w:t>
             </w:r>
@@ -3731,7 +3761,7 @@
                 <w:color w:val="1F1F1F"/>
                 <w:sz w:val="20"/>
                 <w:szCs w:val="20"/>
-                <w:bdr w:val="none" w:color="auto" w:sz="0" w:space="0" w:frame="1"/>
+                <w:bdr w:val="none" w:sz="0" w:space="0" w:color="auto" w:frame="1"/>
               </w:rPr>
               <w:t>6</w:t>
             </w:r>
@@ -3757,7 +3787,7 @@
                 <w:color w:val="1F1F1F"/>
                 <w:sz w:val="20"/>
                 <w:szCs w:val="20"/>
-                <w:bdr w:val="none" w:color="auto" w:sz="0" w:space="0" w:frame="1"/>
+                <w:bdr w:val="none" w:sz="0" w:space="0" w:color="auto" w:frame="1"/>
               </w:rPr>
               <w:t>Costos de Ventas</w:t>
             </w:r>
@@ -3783,7 +3813,7 @@
                 <w:color w:val="1F1F1F"/>
                 <w:sz w:val="20"/>
                 <w:szCs w:val="20"/>
-                <w:bdr w:val="none" w:color="auto" w:sz="0" w:space="0" w:frame="1"/>
+                <w:bdr w:val="none" w:sz="0" w:space="0" w:color="auto" w:frame="1"/>
               </w:rPr>
               <w:t>De Resultado</w:t>
             </w:r>
@@ -3809,7 +3839,7 @@
                 <w:color w:val="1F1F1F"/>
                 <w:sz w:val="20"/>
                 <w:szCs w:val="20"/>
-                <w:bdr w:val="none" w:color="auto" w:sz="0" w:space="0" w:frame="1"/>
+                <w:bdr w:val="none" w:sz="0" w:space="0" w:color="auto" w:frame="1"/>
               </w:rPr>
               <w:t>Estado de Resultados</w:t>
             </w:r>
@@ -3839,7 +3869,7 @@
                 <w:color w:val="1F1F1F"/>
                 <w:sz w:val="20"/>
                 <w:szCs w:val="20"/>
-                <w:bdr w:val="none" w:color="auto" w:sz="0" w:space="0" w:frame="1"/>
+                <w:bdr w:val="none" w:sz="0" w:space="0" w:color="auto" w:frame="1"/>
               </w:rPr>
               <w:t>7</w:t>
             </w:r>
@@ -3865,7 +3895,7 @@
                 <w:color w:val="1F1F1F"/>
                 <w:sz w:val="20"/>
                 <w:szCs w:val="20"/>
-                <w:bdr w:val="none" w:color="auto" w:sz="0" w:space="0" w:frame="1"/>
+                <w:bdr w:val="none" w:sz="0" w:space="0" w:color="auto" w:frame="1"/>
               </w:rPr>
               <w:t>Costos de Producción</w:t>
             </w:r>
@@ -3891,7 +3921,7 @@
                 <w:color w:val="1F1F1F"/>
                 <w:sz w:val="20"/>
                 <w:szCs w:val="20"/>
-                <w:bdr w:val="none" w:color="auto" w:sz="0" w:space="0" w:frame="1"/>
+                <w:bdr w:val="none" w:sz="0" w:space="0" w:color="auto" w:frame="1"/>
               </w:rPr>
               <w:t>De Resultado</w:t>
             </w:r>
@@ -3917,7 +3947,7 @@
                 <w:color w:val="1F1F1F"/>
                 <w:sz w:val="20"/>
                 <w:szCs w:val="20"/>
-                <w:bdr w:val="none" w:color="auto" w:sz="0" w:space="0" w:frame="1"/>
+                <w:bdr w:val="none" w:sz="0" w:space="0" w:color="auto" w:frame="1"/>
               </w:rPr>
               <w:t>Estado de Resultados</w:t>
             </w:r>
@@ -3947,7 +3977,7 @@
                 <w:color w:val="1F1F1F"/>
                 <w:sz w:val="20"/>
                 <w:szCs w:val="20"/>
-                <w:bdr w:val="none" w:color="auto" w:sz="0" w:space="0" w:frame="1"/>
+                <w:bdr w:val="none" w:sz="0" w:space="0" w:color="auto" w:frame="1"/>
               </w:rPr>
               <w:t>8 y 9</w:t>
             </w:r>
@@ -3973,7 +4003,7 @@
                 <w:color w:val="1F1F1F"/>
                 <w:sz w:val="20"/>
                 <w:szCs w:val="20"/>
-                <w:bdr w:val="none" w:color="auto" w:sz="0" w:space="0" w:frame="1"/>
+                <w:bdr w:val="none" w:sz="0" w:space="0" w:color="auto" w:frame="1"/>
               </w:rPr>
               <w:t>Cuentas de Orden</w:t>
             </w:r>
@@ -3999,7 +4029,7 @@
                 <w:color w:val="1F1F1F"/>
                 <w:sz w:val="20"/>
                 <w:szCs w:val="20"/>
-                <w:bdr w:val="none" w:color="auto" w:sz="0" w:space="0" w:frame="1"/>
+                <w:bdr w:val="none" w:sz="0" w:space="0" w:color="auto" w:frame="1"/>
               </w:rPr>
               <w:t>De Control</w:t>
             </w:r>
@@ -4025,7 +4055,7 @@
                 <w:color w:val="1F1F1F"/>
                 <w:sz w:val="20"/>
                 <w:szCs w:val="20"/>
-                <w:bdr w:val="none" w:color="auto" w:sz="0" w:space="0" w:frame="1"/>
+                <w:bdr w:val="none" w:sz="0" w:space="0" w:color="auto" w:frame="1"/>
               </w:rPr>
               <w:t>Notas a los Estados Financieros</w:t>
             </w:r>
@@ -4033,7 +4063,7 @@
         </w:tc>
       </w:tr>
     </w:tbl>
-    <w:bookmarkEnd w:id="4"/>
+    <w:bookmarkEnd w:id="5"/>
     <w:p>
       <w:pPr>
         <w:pStyle w:val="NormalWeb"/>
@@ -4064,7 +4094,7 @@
           <w:szCs w:val="20"/>
         </w:rPr>
       </w:pPr>
-      <w:bookmarkStart w:name="_Toc222810045" w:id="5"/>
+      <w:bookmarkStart w:id="6" w:name="_Toc222810045"/>
       <w:r>
         <w:rPr>
           <w:rFonts w:cs="Arial"/>
@@ -4079,7 +4109,7 @@
         </w:rPr>
         <w:t>Dinámica y descripción de cuentas en el PUC aplicada a transacciones</w:t>
       </w:r>
-      <w:bookmarkEnd w:id="5"/>
+      <w:bookmarkEnd w:id="6"/>
     </w:p>
     <w:p>
       <w:pPr>
@@ -4253,7 +4283,7 @@
                 <w:lang w:val="es-MX"/>
               </w:rPr>
             </w:pPr>
-            <w:hyperlink w:history="1" w:anchor="fromView=search&amp;page=1&amp;position=3&amp;uuid=ee4132da-e1f0-4fd4-a7dd-7d73ab49d0df&amp;query=plan+%C3%BAnico+de+cuentas+transacci%C3%B3n" r:id="rId40">
+            <w:hyperlink r:id="rId40" w:anchor="fromView=search&amp;page=1&amp;position=3&amp;uuid=ee4132da-e1f0-4fd4-a7dd-7d73ab49d0df&amp;query=plan+%C3%BAnico+de+cuentas+transacci%C3%B3n" w:history="1">
               <w:r>
                 <w:rPr>
                   <w:rStyle w:val="Hipervnculo"/>
@@ -4330,7 +4360,16 @@
                 <w:szCs w:val="20"/>
                 <w:lang w:val="es-MX"/>
               </w:rPr>
-              <w:t xml:space="preserve"> de cada cuenta. El Decreto 2650 de 1993 establece que el plan está conformado por un catálogo de cuentas acompañado de su correspondiente descripción y dinámica, y señala que estos componentes deben aplicarse en el registro de todas las operaciones económicas. En consecuencia, la cuenta no se selecciona únicamente por su denominación, sino que debe verificarse con lo que describe y con la forma en que su dinámica determina su movimiento</w:t>
+              <w:t xml:space="preserve"> de cada cuenta. El Decreto 2650 de 1993 establece que el plan está conformado por un catálogo de cuentas acompañado de su correspondiente descripción y dinámica, y señala que estos componentes deben aplicarse en el registro de todas las operaciones económicas. En consecuencia, la cuenta no se selecciona únicamente por su denominación, sino que debe verificarse con lo </w:t>
+            </w:r>
+            <w:r>
+              <w:rPr>
+                <w:sz w:val="20"/>
+                <w:szCs w:val="20"/>
+                <w:lang w:val="es-MX"/>
+              </w:rPr>
+              <w:lastRenderedPageBreak/>
+              <w:t>que describe y con la forma en que su dinámica determina su movimiento</w:t>
             </w:r>
           </w:p>
         </w:tc>
@@ -4547,7 +4586,7 @@
                 <w:lang w:val="es-MX"/>
               </w:rPr>
             </w:pPr>
-            <w:hyperlink w:history="1" w:anchor="fromView=search&amp;page=2&amp;position=9&amp;uuid=ee4132da-e1f0-4fd4-a7dd-7d73ab49d0df&amp;query=plan+%C3%BAnico+de+cuentas+transacci%C3%B3n" r:id="rId42">
+            <w:hyperlink r:id="rId42" w:anchor="fromView=search&amp;page=2&amp;position=9&amp;uuid=ee4132da-e1f0-4fd4-a7dd-7d73ab49d0df&amp;query=plan+%C3%BAnico+de+cuentas+transacci%C3%B3n" w:history="1">
               <w:r>
                 <w:rPr>
                   <w:rStyle w:val="Hipervnculo"/>
@@ -4737,12 +4776,12 @@
         <w:tblStyle w:val="Tablanormal2"/>
         <w:tblW w:w="9209" w:type="dxa"/>
         <w:tblBorders>
-          <w:top w:val="single" w:color="auto" w:sz="4" w:space="0"/>
-          <w:left w:val="single" w:color="auto" w:sz="4" w:space="0"/>
-          <w:bottom w:val="single" w:color="auto" w:sz="4" w:space="0"/>
-          <w:right w:val="single" w:color="auto" w:sz="4" w:space="0"/>
-          <w:insideH w:val="single" w:color="auto" w:sz="4" w:space="0"/>
-          <w:insideV w:val="single" w:color="auto" w:sz="4" w:space="0"/>
+          <w:top w:val="single" w:sz="4" w:space="0" w:color="auto"/>
+          <w:left w:val="single" w:sz="4" w:space="0" w:color="auto"/>
+          <w:bottom w:val="single" w:sz="4" w:space="0" w:color="auto"/>
+          <w:right w:val="single" w:sz="4" w:space="0" w:color="auto"/>
+          <w:insideH w:val="single" w:sz="4" w:space="0" w:color="auto"/>
+          <w:insideV w:val="single" w:sz="4" w:space="0" w:color="auto"/>
         </w:tblBorders>
         <w:tblLook w:val="04A0" w:firstRow="1" w:lastRow="0" w:firstColumn="1" w:lastColumn="0" w:noHBand="0" w:noVBand="1"/>
       </w:tblPr>
@@ -4761,7 +4800,7 @@
             <w:cnfStyle w:val="001000000000" w:firstRow="0" w:lastRow="0" w:firstColumn="1" w:lastColumn="0" w:oddVBand="0" w:evenVBand="0" w:oddHBand="0" w:evenHBand="0" w:firstRowFirstColumn="0" w:firstRowLastColumn="0" w:lastRowFirstColumn="0" w:lastRowLastColumn="0"/>
             <w:tcW w:w="0" w:type="auto"/>
             <w:tcBorders>
-              <w:bottom w:val="none" w:color="auto" w:sz="0" w:space="0"/>
+              <w:bottom w:val="none" w:sz="0" w:space="0" w:color="auto"/>
             </w:tcBorders>
             <w:shd w:val="clear" w:color="auto" w:fill="D9E2F3" w:themeFill="accent1" w:themeFillTint="33"/>
             <w:hideMark/>
@@ -4789,7 +4828,7 @@
           <w:tcPr>
             <w:tcW w:w="3296" w:type="dxa"/>
             <w:tcBorders>
-              <w:bottom w:val="none" w:color="auto" w:sz="0" w:space="0"/>
+              <w:bottom w:val="none" w:sz="0" w:space="0" w:color="auto"/>
             </w:tcBorders>
             <w:shd w:val="clear" w:color="auto" w:fill="D9E2F3" w:themeFill="accent1" w:themeFillTint="33"/>
             <w:hideMark/>
@@ -4818,7 +4857,7 @@
           <w:tcPr>
             <w:tcW w:w="2958" w:type="dxa"/>
             <w:tcBorders>
-              <w:bottom w:val="none" w:color="auto" w:sz="0" w:space="0"/>
+              <w:bottom w:val="none" w:sz="0" w:space="0" w:color="auto"/>
             </w:tcBorders>
             <w:shd w:val="clear" w:color="auto" w:fill="D9E2F3" w:themeFill="accent1" w:themeFillTint="33"/>
             <w:hideMark/>
@@ -4847,7 +4886,7 @@
           <w:tcPr>
             <w:tcW w:w="2260" w:type="dxa"/>
             <w:tcBorders>
-              <w:bottom w:val="none" w:color="auto" w:sz="0" w:space="0"/>
+              <w:bottom w:val="none" w:sz="0" w:space="0" w:color="auto"/>
             </w:tcBorders>
             <w:shd w:val="clear" w:color="auto" w:fill="D9E2F3" w:themeFill="accent1" w:themeFillTint="33"/>
             <w:hideMark/>
@@ -4882,8 +4921,8 @@
             <w:cnfStyle w:val="001000000000" w:firstRow="0" w:lastRow="0" w:firstColumn="1" w:lastColumn="0" w:oddVBand="0" w:evenVBand="0" w:oddHBand="0" w:evenHBand="0" w:firstRowFirstColumn="0" w:firstRowLastColumn="0" w:lastRowFirstColumn="0" w:lastRowLastColumn="0"/>
             <w:tcW w:w="0" w:type="auto"/>
             <w:tcBorders>
-              <w:top w:val="none" w:color="auto" w:sz="0" w:space="0"/>
-              <w:bottom w:val="none" w:color="auto" w:sz="0" w:space="0"/>
+              <w:top w:val="none" w:sz="0" w:space="0" w:color="auto"/>
+              <w:bottom w:val="none" w:sz="0" w:space="0" w:color="auto"/>
             </w:tcBorders>
             <w:hideMark/>
           </w:tcPr>
@@ -4909,8 +4948,8 @@
           <w:tcPr>
             <w:tcW w:w="3296" w:type="dxa"/>
             <w:tcBorders>
-              <w:top w:val="none" w:color="auto" w:sz="0" w:space="0"/>
-              <w:bottom w:val="none" w:color="auto" w:sz="0" w:space="0"/>
+              <w:top w:val="none" w:sz="0" w:space="0" w:color="auto"/>
+              <w:bottom w:val="none" w:sz="0" w:space="0" w:color="auto"/>
             </w:tcBorders>
             <w:hideMark/>
           </w:tcPr>
@@ -4937,8 +4976,8 @@
           <w:tcPr>
             <w:tcW w:w="2958" w:type="dxa"/>
             <w:tcBorders>
-              <w:top w:val="none" w:color="auto" w:sz="0" w:space="0"/>
-              <w:bottom w:val="none" w:color="auto" w:sz="0" w:space="0"/>
+              <w:top w:val="none" w:sz="0" w:space="0" w:color="auto"/>
+              <w:bottom w:val="none" w:sz="0" w:space="0" w:color="auto"/>
             </w:tcBorders>
             <w:hideMark/>
           </w:tcPr>
@@ -4965,8 +5004,8 @@
           <w:tcPr>
             <w:tcW w:w="2260" w:type="dxa"/>
             <w:tcBorders>
-              <w:top w:val="none" w:color="auto" w:sz="0" w:space="0"/>
-              <w:bottom w:val="none" w:color="auto" w:sz="0" w:space="0"/>
+              <w:top w:val="none" w:sz="0" w:space="0" w:color="auto"/>
+              <w:bottom w:val="none" w:sz="0" w:space="0" w:color="auto"/>
             </w:tcBorders>
             <w:hideMark/>
           </w:tcPr>
@@ -5097,8 +5136,8 @@
             <w:cnfStyle w:val="001000000000" w:firstRow="0" w:lastRow="0" w:firstColumn="1" w:lastColumn="0" w:oddVBand="0" w:evenVBand="0" w:oddHBand="0" w:evenHBand="0" w:firstRowFirstColumn="0" w:firstRowLastColumn="0" w:lastRowFirstColumn="0" w:lastRowLastColumn="0"/>
             <w:tcW w:w="0" w:type="auto"/>
             <w:tcBorders>
-              <w:top w:val="none" w:color="auto" w:sz="0" w:space="0"/>
-              <w:bottom w:val="none" w:color="auto" w:sz="0" w:space="0"/>
+              <w:top w:val="none" w:sz="0" w:space="0" w:color="auto"/>
+              <w:bottom w:val="none" w:sz="0" w:space="0" w:color="auto"/>
             </w:tcBorders>
             <w:hideMark/>
           </w:tcPr>
@@ -5124,8 +5163,8 @@
           <w:tcPr>
             <w:tcW w:w="3296" w:type="dxa"/>
             <w:tcBorders>
-              <w:top w:val="none" w:color="auto" w:sz="0" w:space="0"/>
-              <w:bottom w:val="none" w:color="auto" w:sz="0" w:space="0"/>
+              <w:top w:val="none" w:sz="0" w:space="0" w:color="auto"/>
+              <w:bottom w:val="none" w:sz="0" w:space="0" w:color="auto"/>
             </w:tcBorders>
             <w:hideMark/>
           </w:tcPr>
@@ -5152,8 +5191,8 @@
           <w:tcPr>
             <w:tcW w:w="2958" w:type="dxa"/>
             <w:tcBorders>
-              <w:top w:val="none" w:color="auto" w:sz="0" w:space="0"/>
-              <w:bottom w:val="none" w:color="auto" w:sz="0" w:space="0"/>
+              <w:top w:val="none" w:sz="0" w:space="0" w:color="auto"/>
+              <w:bottom w:val="none" w:sz="0" w:space="0" w:color="auto"/>
             </w:tcBorders>
             <w:hideMark/>
           </w:tcPr>
@@ -5180,8 +5219,8 @@
           <w:tcPr>
             <w:tcW w:w="2260" w:type="dxa"/>
             <w:tcBorders>
-              <w:top w:val="none" w:color="auto" w:sz="0" w:space="0"/>
-              <w:bottom w:val="none" w:color="auto" w:sz="0" w:space="0"/>
+              <w:top w:val="none" w:sz="0" w:space="0" w:color="auto"/>
+              <w:bottom w:val="none" w:sz="0" w:space="0" w:color="auto"/>
             </w:tcBorders>
             <w:hideMark/>
           </w:tcPr>
@@ -5312,8 +5351,8 @@
             <w:cnfStyle w:val="001000000000" w:firstRow="0" w:lastRow="0" w:firstColumn="1" w:lastColumn="0" w:oddVBand="0" w:evenVBand="0" w:oddHBand="0" w:evenHBand="0" w:firstRowFirstColumn="0" w:firstRowLastColumn="0" w:lastRowFirstColumn="0" w:lastRowLastColumn="0"/>
             <w:tcW w:w="0" w:type="auto"/>
             <w:tcBorders>
-              <w:top w:val="none" w:color="auto" w:sz="0" w:space="0"/>
-              <w:bottom w:val="none" w:color="auto" w:sz="0" w:space="0"/>
+              <w:top w:val="none" w:sz="0" w:space="0" w:color="auto"/>
+              <w:bottom w:val="none" w:sz="0" w:space="0" w:color="auto"/>
             </w:tcBorders>
             <w:hideMark/>
           </w:tcPr>
@@ -5339,8 +5378,8 @@
           <w:tcPr>
             <w:tcW w:w="3296" w:type="dxa"/>
             <w:tcBorders>
-              <w:top w:val="none" w:color="auto" w:sz="0" w:space="0"/>
-              <w:bottom w:val="none" w:color="auto" w:sz="0" w:space="0"/>
+              <w:top w:val="none" w:sz="0" w:space="0" w:color="auto"/>
+              <w:bottom w:val="none" w:sz="0" w:space="0" w:color="auto"/>
             </w:tcBorders>
             <w:hideMark/>
           </w:tcPr>
@@ -5367,8 +5406,8 @@
           <w:tcPr>
             <w:tcW w:w="2958" w:type="dxa"/>
             <w:tcBorders>
-              <w:top w:val="none" w:color="auto" w:sz="0" w:space="0"/>
-              <w:bottom w:val="none" w:color="auto" w:sz="0" w:space="0"/>
+              <w:top w:val="none" w:sz="0" w:space="0" w:color="auto"/>
+              <w:bottom w:val="none" w:sz="0" w:space="0" w:color="auto"/>
             </w:tcBorders>
             <w:hideMark/>
           </w:tcPr>
@@ -5395,8 +5434,8 @@
           <w:tcPr>
             <w:tcW w:w="2260" w:type="dxa"/>
             <w:tcBorders>
-              <w:top w:val="none" w:color="auto" w:sz="0" w:space="0"/>
-              <w:bottom w:val="none" w:color="auto" w:sz="0" w:space="0"/>
+              <w:top w:val="none" w:sz="0" w:space="0" w:color="auto"/>
+              <w:bottom w:val="none" w:sz="0" w:space="0" w:color="auto"/>
             </w:tcBorders>
             <w:hideMark/>
           </w:tcPr>
@@ -5456,6 +5495,7 @@
           <w:szCs w:val="20"/>
           <w:lang w:val="es-MX"/>
         </w:rPr>
+        <w:lastRenderedPageBreak/>
         <w:t xml:space="preserve">Para aplicar correctamente el </w:t>
       </w:r>
       <w:r>
@@ -5659,7 +5699,7 @@
                 <w:lang w:val="es-MX"/>
               </w:rPr>
             </w:pPr>
-            <w:hyperlink w:history="1" w:anchor="fromView=search&amp;page=3&amp;position=20&amp;uuid=ee4132da-e1f0-4fd4-a7dd-7d73ab49d0df&amp;query=plan+%C3%BAnico+de+cuentas+transacci%C3%B3n" r:id="rId44">
+            <w:hyperlink r:id="rId44" w:anchor="fromView=search&amp;page=3&amp;position=20&amp;uuid=ee4132da-e1f0-4fd4-a7dd-7d73ab49d0df&amp;query=plan+%C3%BAnico+de+cuentas+transacci%C3%B3n" w:history="1">
               <w:r>
                 <w:rPr>
                   <w:rStyle w:val="Hipervnculo"/>
@@ -5796,7 +5836,7 @@
                 <w:lang w:val="es-MX"/>
               </w:rPr>
             </w:pPr>
-            <w:hyperlink w:history="1" w:anchor="fromView=search&amp;page=3&amp;position=24&amp;uuid=ee4132da-e1f0-4fd4-a7dd-7d73ab49d0df&amp;query=plan+%C3%BAnico+de+cuentas+transacci%C3%B3n" r:id="rId46">
+            <w:hyperlink r:id="rId46" w:anchor="fromView=search&amp;page=3&amp;position=24&amp;uuid=ee4132da-e1f0-4fd4-a7dd-7d73ab49d0df&amp;query=plan+%C3%BAnico+de+cuentas+transacci%C3%B3n" w:history="1">
               <w:r>
                 <w:rPr>
                   <w:rStyle w:val="Hipervnculo"/>
@@ -5932,7 +5972,7 @@
                 <w:lang w:val="es-MX"/>
               </w:rPr>
             </w:pPr>
-            <w:hyperlink w:history="1" w:anchor="fromView=search&amp;page=4&amp;position=44&amp;uuid=ee4132da-e1f0-4fd4-a7dd-7d73ab49d0df&amp;query=plan+%C3%BAnico+de+cuentas+transacci%C3%B3n" r:id="rId48">
+            <w:hyperlink r:id="rId48" w:anchor="fromView=search&amp;page=4&amp;position=44&amp;uuid=ee4132da-e1f0-4fd4-a7dd-7d73ab49d0df&amp;query=plan+%C3%BAnico+de+cuentas+transacci%C3%B3n" w:history="1">
               <w:r>
                 <w:rPr>
                   <w:rStyle w:val="Hipervnculo"/>
@@ -6069,7 +6109,7 @@
                 <w:lang w:val="es-MX"/>
               </w:rPr>
             </w:pPr>
-            <w:hyperlink w:history="1" w:anchor="fromView=search&amp;page=8&amp;position=27&amp;uuid=ee4132da-e1f0-4fd4-a7dd-7d73ab49d0df&amp;query=plan+%C3%BAnico+de+cuentas+transacci%C3%B3n" r:id="rId50">
+            <w:hyperlink r:id="rId50" w:anchor="fromView=search&amp;page=8&amp;position=27&amp;uuid=ee4132da-e1f0-4fd4-a7dd-7d73ab49d0df&amp;query=plan+%C3%BAnico+de+cuentas+transacci%C3%B3n" w:history="1">
               <w:r>
                 <w:rPr>
                   <w:rStyle w:val="Hipervnculo"/>
@@ -6205,7 +6245,7 @@
                 <w:lang w:val="es-MX"/>
               </w:rPr>
             </w:pPr>
-            <w:hyperlink w:history="1" w:anchor="fromView=search&amp;page=9&amp;position=38&amp;uuid=ee4132da-e1f0-4fd4-a7dd-7d73ab49d0df&amp;query=plan+%C3%BAnico+de+cuentas+transacci%C3%B3n" r:id="rId52">
+            <w:hyperlink r:id="rId52" w:anchor="fromView=search&amp;page=9&amp;position=38&amp;uuid=ee4132da-e1f0-4fd4-a7dd-7d73ab49d0df&amp;query=plan+%C3%BAnico+de+cuentas+transacci%C3%B3n" w:history="1">
               <w:r>
                 <w:rPr>
                   <w:rStyle w:val="Hipervnculo"/>
@@ -6251,6 +6291,7 @@
                 <w:szCs w:val="20"/>
                 <w:lang w:val="es-MX"/>
               </w:rPr>
+              <w:lastRenderedPageBreak/>
               <w:t>Paso 6. Registrar en el comprobante y conservar la trazabilidad</w:t>
             </w:r>
           </w:p>
@@ -6342,7 +6383,7 @@
                 <w:lang w:val="es-MX"/>
               </w:rPr>
             </w:pPr>
-            <w:hyperlink w:history="1" w:anchor="fromView=search&amp;page=6&amp;position=40&amp;uuid=ee4132da-e1f0-4fd4-a7dd-7d73ab49d0df&amp;query=plan+%C3%BAnico+de+cuentas+transacci%C3%B3n" r:id="rId54">
+            <w:hyperlink r:id="rId54" w:anchor="fromView=search&amp;page=6&amp;position=40&amp;uuid=ee4132da-e1f0-4fd4-a7dd-7d73ab49d0df&amp;query=plan+%C3%BAnico+de+cuentas+transacci%C3%B3n" w:history="1">
               <w:r>
                 <w:rPr>
                   <w:rStyle w:val="Hipervnculo"/>
@@ -6411,7 +6452,7 @@
           <w:szCs w:val="20"/>
         </w:rPr>
       </w:pPr>
-      <w:bookmarkStart w:name="_Toc222810046" w:id="6"/>
+      <w:bookmarkStart w:id="7" w:name="_Toc222810046"/>
       <w:r>
         <w:rPr>
           <w:rFonts w:cs="Arial"/>
@@ -6419,7 +6460,7 @@
         </w:rPr>
         <w:t>2.1 Descripción y dinámica del PUC para seleccionar cuentas en transacciones frecuentes</w:t>
       </w:r>
-      <w:bookmarkEnd w:id="6"/>
+      <w:bookmarkEnd w:id="7"/>
     </w:p>
     <w:p>
       <w:pPr>
@@ -6662,7 +6703,7 @@
                 <w:lang w:val="es-MX"/>
               </w:rPr>
             </w:pPr>
-            <w:hyperlink w:history="1" w:anchor="fromView=search&amp;page=2&amp;position=8&amp;uuid=eaeb88bd-7504-4df2-b4aa-c44bbf30b58e&amp;query=plan+%C3%BAnico+de+cuentas+din%C3%A1mica" r:id="rId56">
+            <w:hyperlink r:id="rId56" w:anchor="fromView=search&amp;page=2&amp;position=8&amp;uuid=eaeb88bd-7504-4df2-b4aa-c44bbf30b58e&amp;query=plan+%C3%BAnico+de+cuentas+din%C3%A1mica" w:history="1">
               <w:r>
                 <w:rPr>
                   <w:rStyle w:val="Hipervnculo"/>
@@ -6908,7 +6949,7 @@
                 <w:lang w:val="es-MX"/>
               </w:rPr>
             </w:pPr>
-            <w:hyperlink w:history="1" w:anchor="fromView=search&amp;page=1&amp;position=10&amp;uuid=f859814e-6bbf-4506-8ef3-d740f5df85b6" r:id="rId58">
+            <w:hyperlink r:id="rId58" w:anchor="fromView=search&amp;page=1&amp;position=10&amp;uuid=f859814e-6bbf-4506-8ef3-d740f5df85b6" w:history="1">
               <w:r>
                 <w:rPr>
                   <w:rStyle w:val="Hipervnculo"/>
@@ -6944,6 +6985,7 @@
                 <w:szCs w:val="20"/>
                 <w:lang w:val="es-MX"/>
               </w:rPr>
+              <w:lastRenderedPageBreak/>
               <w:t>Definir el elemento afectado</w:t>
             </w:r>
           </w:p>
@@ -7035,7 +7077,7 @@
                 <w:lang w:val="es-MX"/>
               </w:rPr>
             </w:pPr>
-            <w:hyperlink w:history="1" w:anchor="fromView=search&amp;page=1&amp;position=43&amp;uuid=f859814e-6bbf-4506-8ef3-d740f5df85b6" r:id="rId60">
+            <w:hyperlink r:id="rId60" w:anchor="fromView=search&amp;page=1&amp;position=43&amp;uuid=f859814e-6bbf-4506-8ef3-d740f5df85b6" w:history="1">
               <w:r>
                 <w:rPr>
                   <w:rStyle w:val="Hipervnculo"/>
@@ -7181,7 +7223,7 @@
                 <w:lang w:val="es-MX"/>
               </w:rPr>
             </w:pPr>
-            <w:hyperlink w:history="1" w:anchor="fromView=search&amp;page=1&amp;position=52&amp;uuid=5a89bf19-375f-4734-af0c-6dba12deea68" r:id="rId62">
+            <w:hyperlink r:id="rId62" w:anchor="fromView=search&amp;page=1&amp;position=52&amp;uuid=5a89bf19-375f-4734-af0c-6dba12deea68" w:history="1">
               <w:r>
                 <w:rPr>
                   <w:rStyle w:val="Hipervnculo"/>
@@ -7318,7 +7360,7 @@
                 <w:lang w:val="es-MX"/>
               </w:rPr>
             </w:pPr>
-            <w:hyperlink w:history="1" w:anchor="fromView=search&amp;page=1&amp;position=25&amp;uuid=190e4f25-3dae-4e6f-9132-746ab21f6c20" r:id="rId64">
+            <w:hyperlink r:id="rId64" w:anchor="fromView=search&amp;page=1&amp;position=25&amp;uuid=190e4f25-3dae-4e6f-9132-746ab21f6c20" w:history="1">
               <w:r>
                 <w:rPr>
                   <w:rStyle w:val="Hipervnculo"/>
@@ -7455,7 +7497,7 @@
                 <w:lang w:val="es-MX"/>
               </w:rPr>
             </w:pPr>
-            <w:hyperlink w:history="1" w:anchor="fromView=search&amp;page=1&amp;position=29&amp;uuid=25b3074e-7cfb-4f8e-989d-b39aef5961a2" r:id="rId66">
+            <w:hyperlink r:id="rId66" w:anchor="fromView=search&amp;page=1&amp;position=29&amp;uuid=25b3074e-7cfb-4f8e-989d-b39aef5961a2" w:history="1">
               <w:r>
                 <w:rPr>
                   <w:rStyle w:val="Hipervnculo"/>
@@ -7525,7 +7567,7 @@
           <w:szCs w:val="20"/>
         </w:rPr>
       </w:pPr>
-      <w:bookmarkStart w:name="_Toc222810047" w:id="7"/>
+      <w:bookmarkStart w:id="8" w:name="_Toc222810047"/>
       <w:r>
         <w:rPr>
           <w:rFonts w:cs="Arial"/>
@@ -7533,7 +7575,7 @@
         </w:rPr>
         <w:t>2.2 Errores comunes de clasificación y ejemplos guiados</w:t>
       </w:r>
-      <w:bookmarkEnd w:id="7"/>
+      <w:bookmarkEnd w:id="8"/>
       <w:r>
         <w:rPr>
           <w:rFonts w:cs="Arial"/>
@@ -7609,6 +7651,7 @@
                 <w:szCs w:val="20"/>
                 <w:lang w:val="es-MX"/>
               </w:rPr>
+              <w:lastRenderedPageBreak/>
               <w:t>Uno de los errores más frecuentes en compras consiste en registrar como gasto lo que corresponde a un activo, por ejemplo, adquisiciones que generarán beneficios en varios periodos. También ocurre lo contrario: llevar a activo consumos propios del periodo. Para prevenirlo, se debe confirmar la naturaleza de la transacción y verificar que la cuenta seleccionada, según su descripción y dinámica, corresponde efectivamente al hecho económico</w:t>
             </w:r>
             <w:r>
@@ -7684,7 +7727,7 @@
                 <w:lang w:val="es-MX"/>
               </w:rPr>
             </w:pPr>
-            <w:hyperlink w:history="1" w:anchor="fromView=search&amp;page=1&amp;position=34&amp;uuid=d8b4ba65-9d90-4bd8-8c41-890052335ba0&amp;query=errores+contables+en+puc" r:id="rId68">
+            <w:hyperlink r:id="rId68" w:anchor="fromView=search&amp;page=1&amp;position=34&amp;uuid=d8b4ba65-9d90-4bd8-8c41-890052335ba0&amp;query=errores+contables+en+puc" w:history="1">
               <w:r>
                 <w:rPr>
                   <w:rStyle w:val="Hipervnculo"/>
@@ -7876,7 +7919,7 @@
                 <w:lang w:val="es-MX"/>
               </w:rPr>
             </w:pPr>
-            <w:hyperlink w:history="1" w:anchor="fromView=search&amp;page=1&amp;position=27&amp;uuid=73264e38-f5bd-432c-80c2-a5bf931fea1e&amp;query=resgistros+contables+en+puc" r:id="rId70">
+            <w:hyperlink r:id="rId70" w:anchor="fromView=search&amp;page=1&amp;position=27&amp;uuid=73264e38-f5bd-432c-80c2-a5bf931fea1e&amp;query=resgistros+contables+en+puc" w:history="1">
               <w:r>
                 <w:rPr>
                   <w:rStyle w:val="Hipervnculo"/>
@@ -8289,7 +8332,7 @@
                 <w:lang w:val="es-MX"/>
               </w:rPr>
             </w:pPr>
-            <w:hyperlink w:history="1" w:anchor="fromView=search&amp;page=1&amp;position=40&amp;uuid=d0e6a892-ec2f-4c09-8227-07d8798d7623&amp;query=resgistros+inventarios+puc" r:id="rId72">
+            <w:hyperlink r:id="rId72" w:anchor="fromView=search&amp;page=1&amp;position=40&amp;uuid=d0e6a892-ec2f-4c09-8227-07d8798d7623&amp;query=resgistros+inventarios+puc" w:history="1">
               <w:r>
                 <w:rPr>
                   <w:rStyle w:val="Hipervnculo"/>
@@ -8333,6 +8376,7 @@
                 <w:szCs w:val="20"/>
                 <w:lang w:val="es-MX"/>
               </w:rPr>
+              <w:lastRenderedPageBreak/>
               <w:t>Compra de servicios públicos del mes</w:t>
             </w:r>
           </w:p>
@@ -8513,7 +8557,7 @@
                 <w:lang w:val="es-MX"/>
               </w:rPr>
             </w:pPr>
-            <w:hyperlink w:history="1" w:anchor="fromView=search&amp;page=3&amp;position=6&amp;uuid=5b1a381b-879f-4a66-8446-3dfc0079daf1&amp;query=servicios+publicos+pago+puc" r:id="rId74">
+            <w:hyperlink r:id="rId74" w:anchor="fromView=search&amp;page=3&amp;position=6&amp;uuid=5b1a381b-879f-4a66-8446-3dfc0079daf1&amp;query=servicios+publicos+pago+puc" w:history="1">
               <w:r>
                 <w:rPr>
                   <w:rStyle w:val="Hipervnculo"/>
@@ -8735,7 +8779,7 @@
                 <w:lang w:val="es-MX"/>
               </w:rPr>
             </w:pPr>
-            <w:hyperlink w:history="1" r:id="rId76">
+            <w:hyperlink r:id="rId76" w:history="1">
               <w:r>
                 <w:rPr>
                   <w:rStyle w:val="Hipervnculo"/>
@@ -8950,7 +8994,7 @@
                 <w:lang w:val="es-MX"/>
               </w:rPr>
             </w:pPr>
-            <w:hyperlink w:history="1" w:anchor="fromView=search&amp;page=6&amp;position=16&amp;uuid=7716f2d5-3937-4a65-bc7b-f014034db132&amp;query=+venta+credito+puc" r:id="rId78">
+            <w:hyperlink r:id="rId78" w:anchor="fromView=search&amp;page=6&amp;position=16&amp;uuid=7716f2d5-3937-4a65-bc7b-f014034db132&amp;query=+venta+credito+puc" w:history="1">
               <w:r>
                 <w:rPr>
                   <w:rStyle w:val="Hipervnculo"/>
@@ -9176,7 +9220,7 @@
                 <w:lang w:val="es-MX"/>
               </w:rPr>
             </w:pPr>
-            <w:hyperlink w:history="1" w:anchor="fromView=search&amp;page=3&amp;position=0&amp;uuid=bce48d6a-a9d7-416b-81f1-2b20f0e092ae&amp;query=trasferencia+bancariapuc" r:id="rId80">
+            <w:hyperlink r:id="rId80" w:anchor="fromView=search&amp;page=3&amp;position=0&amp;uuid=bce48d6a-a9d7-416b-81f1-2b20f0e092ae&amp;query=trasferencia+bancariapuc" w:history="1">
               <w:r>
                 <w:rPr>
                   <w:rStyle w:val="Hipervnculo"/>
@@ -9402,7 +9446,7 @@
                 <w:lang w:val="es-MX"/>
               </w:rPr>
             </w:pPr>
-            <w:hyperlink w:history="1" w:anchor="fromView=search&amp;page=3&amp;position=8&amp;uuid=bce48d6a-a9d7-416b-81f1-2b20f0e092ae&amp;query=trasferencia+bancariapuc" r:id="rId82">
+            <w:hyperlink r:id="rId82" w:anchor="fromView=search&amp;page=3&amp;position=8&amp;uuid=bce48d6a-a9d7-416b-81f1-2b20f0e092ae&amp;query=trasferencia+bancariapuc" w:history="1">
               <w:r>
                 <w:rPr>
                   <w:rStyle w:val="Hipervnculo"/>
@@ -9452,6 +9496,7 @@
           <w:szCs w:val="20"/>
           <w:lang w:val="es-MX"/>
         </w:rPr>
+        <w:lastRenderedPageBreak/>
         <w:t xml:space="preserve">Estos ejemplos permiten comprender que cada transacción debe analizarse primero por su </w:t>
       </w:r>
       <w:r>
@@ -10179,7 +10224,7 @@
                 <w:lang w:val="es-MX"/>
               </w:rPr>
             </w:pPr>
-            <w:hyperlink w:history="1" w:anchor="fromView=search&amp;page=1&amp;position=28&amp;uuid=971aa7b0-6aaf-4d75-9d1e-32c16b40a2fe&amp;query=an%C3%A1lisis+PUC+d%C3%ADgitos" r:id="rId84">
+            <w:hyperlink r:id="rId84" w:anchor="fromView=search&amp;page=1&amp;position=28&amp;uuid=971aa7b0-6aaf-4d75-9d1e-32c16b40a2fe&amp;query=an%C3%A1lisis+PUC+d%C3%ADgitos" w:history="1">
               <w:r>
                 <w:rPr>
                   <w:rStyle w:val="Hipervnculo"/>
@@ -10316,7 +10361,7 @@
                 <w:lang w:val="es-MX"/>
               </w:rPr>
             </w:pPr>
-            <w:hyperlink w:history="1" w:anchor="fromView=search&amp;page=1&amp;position=31&amp;uuid=971aa7b0-6aaf-4d75-9d1e-32c16b40a2fe&amp;query=an%C3%A1lisis+PUC+d%C3%ADgitos" r:id="rId86">
+            <w:hyperlink r:id="rId86" w:anchor="fromView=search&amp;page=1&amp;position=31&amp;uuid=971aa7b0-6aaf-4d75-9d1e-32c16b40a2fe&amp;query=an%C3%A1lisis+PUC+d%C3%ADgitos" w:history="1">
               <w:r>
                 <w:rPr>
                   <w:rStyle w:val="Hipervnculo"/>
@@ -10374,6 +10419,7 @@
                 <w:szCs w:val="20"/>
                 <w:lang w:val="es-MX"/>
               </w:rPr>
+              <w:lastRenderedPageBreak/>
               <w:t>Identificación de cuenta</w:t>
             </w:r>
           </w:p>
@@ -10462,7 +10508,7 @@
                 <w:lang w:val="es-MX"/>
               </w:rPr>
             </w:pPr>
-            <w:hyperlink w:history="1" w:anchor="fromView=search&amp;page=1&amp;position=27&amp;uuid=971aa7b0-6aaf-4d75-9d1e-32c16b40a2fe&amp;query=an%C3%A1lisis+PUC+d%C3%ADgitos" r:id="rId88">
+            <w:hyperlink r:id="rId88" w:anchor="fromView=search&amp;page=1&amp;position=27&amp;uuid=971aa7b0-6aaf-4d75-9d1e-32c16b40a2fe&amp;query=an%C3%A1lisis+PUC+d%C3%ADgitos" w:history="1">
               <w:r>
                 <w:rPr>
                   <w:rStyle w:val="Hipervnculo"/>
@@ -10599,7 +10645,7 @@
                 <w:lang w:val="es-MX"/>
               </w:rPr>
             </w:pPr>
-            <w:hyperlink w:history="1" w:anchor="fromView=search&amp;page=1&amp;position=0&amp;uuid=971aa7b0-6aaf-4d75-9d1e-32c16b40a2fe&amp;query=an%C3%A1lisis+PUC+d%C3%ADgitos" r:id="rId90">
+            <w:hyperlink r:id="rId90" w:anchor="fromView=search&amp;page=1&amp;position=0&amp;uuid=971aa7b0-6aaf-4d75-9d1e-32c16b40a2fe&amp;query=an%C3%A1lisis+PUC+d%C3%ADgitos" w:history="1">
               <w:r>
                 <w:rPr>
                   <w:rStyle w:val="Hipervnculo"/>
@@ -10742,7 +10788,7 @@
                 <w:lang w:val="es-MX"/>
               </w:rPr>
             </w:pPr>
-            <w:hyperlink w:history="1" w:anchor="fromView=search&amp;page=1&amp;position=26&amp;uuid=971aa7b0-6aaf-4d75-9d1e-32c16b40a2fe&amp;query=an%C3%A1lisis+PUC+d%C3%ADgitos" r:id="rId92">
+            <w:hyperlink r:id="rId92" w:anchor="fromView=search&amp;page=1&amp;position=26&amp;uuid=971aa7b0-6aaf-4d75-9d1e-32c16b40a2fe&amp;query=an%C3%A1lisis+PUC+d%C3%ADgitos" w:history="1">
               <w:r>
                 <w:rPr>
                   <w:rStyle w:val="Hipervnculo"/>
@@ -10850,15 +10896,6 @@
                 <w:lang w:val="es-MX"/>
               </w:rPr>
               <w:tab/>
-            </w:r>
-            <w:r>
-              <w:rPr>
-                <w:b/>
-                <w:bCs/>
-                <w:sz w:val="20"/>
-                <w:szCs w:val="20"/>
-                <w:lang w:val="es-MX"/>
-              </w:rPr>
               <w:t>11 – Disponible.</w:t>
             </w:r>
             <w:r>
@@ -11239,6 +11276,7 @@
                 <w:szCs w:val="20"/>
                 <w:lang w:val="es-MX"/>
               </w:rPr>
+              <w:lastRenderedPageBreak/>
               <w:t>Transacción</w:t>
             </w:r>
             <w:r>
@@ -11249,14 +11287,6 @@
                 <w:lang w:val="es-MX"/>
               </w:rPr>
               <w:br/>
-            </w:r>
-            <w:r>
-              <w:rPr>
-                <w:rFonts w:ascii="Arial" w:hAnsi="Arial" w:cs="Arial"/>
-                <w:sz w:val="20"/>
-                <w:szCs w:val="20"/>
-                <w:lang w:val="es-MX"/>
-              </w:rPr>
               <w:t>Se prestó un servicio turístico por $600.000 y el cliente pagó en efectivo.</w:t>
             </w:r>
           </w:p>
@@ -11383,14 +11413,6 @@
                 <w:lang w:val="es-MX"/>
               </w:rPr>
               <w:br/>
-            </w:r>
-            <w:r>
-              <w:rPr>
-                <w:rFonts w:ascii="Arial" w:hAnsi="Arial" w:cs="Arial"/>
-                <w:sz w:val="20"/>
-                <w:szCs w:val="20"/>
-                <w:lang w:val="es-MX"/>
-              </w:rPr>
               <w:t>La cuenta de efectivo se emplea porque ingresa dinero disponible (clase 1, activo; por ejemplo, Caja 1105).</w:t>
             </w:r>
             <w:r>
@@ -11457,6 +11479,7 @@
                 <w:szCs w:val="20"/>
                 <w:lang w:val="es-MX"/>
               </w:rPr>
+              <w:lastRenderedPageBreak/>
               <w:t>Actividad práctica No. 3. Aplicación de la descripción contable</w:t>
             </w:r>
           </w:p>
@@ -11512,14 +11535,6 @@
                 <w:lang w:val="es-MX"/>
               </w:rPr>
               <w:br/>
-            </w:r>
-            <w:r>
-              <w:rPr>
-                <w:rFonts w:ascii="Arial" w:hAnsi="Arial" w:cs="Arial"/>
-                <w:sz w:val="20"/>
-                <w:szCs w:val="20"/>
-                <w:lang w:val="es-MX"/>
-              </w:rPr>
               <w:t>Se prestó un servicio por $900.000 y el cliente pagará en 15 días.</w:t>
             </w:r>
           </w:p>
@@ -11628,14 +11643,6 @@
                 <w:lang w:val="es-MX"/>
               </w:rPr>
               <w:br/>
-            </w:r>
-            <w:r>
-              <w:rPr>
-                <w:rFonts w:ascii="Arial" w:hAnsi="Arial" w:cs="Arial"/>
-                <w:sz w:val="20"/>
-                <w:szCs w:val="20"/>
-                <w:lang w:val="es-MX"/>
-              </w:rPr>
               <w:t>No se utiliza Caja ni Bancos porque el pago aún no se ha recibido.</w:t>
             </w:r>
           </w:p>
@@ -11785,6 +11792,7 @@
                 <w:lang w:val="es-MX"/>
               </w:rPr>
               <w:br/>
+              <w:t>b) Se compra papelería y se paga en efectivo.</w:t>
             </w:r>
             <w:r>
               <w:rPr>
@@ -11793,7 +11801,8 @@
                 <w:szCs w:val="20"/>
                 <w:lang w:val="es-MX"/>
               </w:rPr>
-              <w:t>b) Se compra papelería y se paga en efectivo.</w:t>
+              <w:br/>
+              <w:t>c) Se compra a crédito y queda pendiente el pago al proveedor.</w:t>
             </w:r>
             <w:r>
               <w:rPr>
@@ -11803,32 +11812,6 @@
                 <w:lang w:val="es-MX"/>
               </w:rPr>
               <w:br/>
-            </w:r>
-            <w:r>
-              <w:rPr>
-                <w:rFonts w:ascii="Arial" w:hAnsi="Arial" w:cs="Arial"/>
-                <w:sz w:val="20"/>
-                <w:szCs w:val="20"/>
-                <w:lang w:val="es-MX"/>
-              </w:rPr>
-              <w:t>c) Se compra a crédito y queda pendiente el pago al proveedor.</w:t>
-            </w:r>
-            <w:r>
-              <w:rPr>
-                <w:rFonts w:ascii="Arial" w:hAnsi="Arial" w:cs="Arial"/>
-                <w:sz w:val="20"/>
-                <w:szCs w:val="20"/>
-                <w:lang w:val="es-MX"/>
-              </w:rPr>
-              <w:br/>
-            </w:r>
-            <w:r>
-              <w:rPr>
-                <w:rFonts w:ascii="Arial" w:hAnsi="Arial" w:cs="Arial"/>
-                <w:sz w:val="20"/>
-                <w:szCs w:val="20"/>
-                <w:lang w:val="es-MX"/>
-              </w:rPr>
               <w:t>d) Se factura un servicio y el cliente paga dentro de 20 días.</w:t>
             </w:r>
           </w:p>
@@ -11918,14 +11901,6 @@
                 <w:lang w:val="es-MX"/>
               </w:rPr>
               <w:br/>
-            </w:r>
-            <w:r>
-              <w:rPr>
-                <w:rFonts w:ascii="Arial" w:hAnsi="Arial" w:cs="Arial"/>
-                <w:sz w:val="20"/>
-                <w:szCs w:val="20"/>
-                <w:lang w:val="es-MX"/>
-              </w:rPr>
               <w:t xml:space="preserve">b) </w:t>
             </w:r>
             <w:r>
@@ -11956,14 +11931,6 @@
                 <w:lang w:val="es-MX"/>
               </w:rPr>
               <w:br/>
-            </w:r>
-            <w:r>
-              <w:rPr>
-                <w:rFonts w:ascii="Arial" w:hAnsi="Arial" w:cs="Arial"/>
-                <w:sz w:val="20"/>
-                <w:szCs w:val="20"/>
-                <w:lang w:val="es-MX"/>
-              </w:rPr>
               <w:t xml:space="preserve">c) </w:t>
             </w:r>
             <w:r>
@@ -11994,14 +11961,6 @@
                 <w:lang w:val="es-MX"/>
               </w:rPr>
               <w:br/>
-            </w:r>
-            <w:r>
-              <w:rPr>
-                <w:rFonts w:ascii="Arial" w:hAnsi="Arial" w:cs="Arial"/>
-                <w:sz w:val="20"/>
-                <w:szCs w:val="20"/>
-                <w:lang w:val="es-MX"/>
-              </w:rPr>
               <w:t xml:space="preserve">d) </w:t>
             </w:r>
             <w:r>
@@ -12099,7 +12058,7 @@
           <w:szCs w:val="20"/>
         </w:rPr>
       </w:pPr>
-      <w:bookmarkStart w:name="_Toc222810048" w:id="8"/>
+      <w:bookmarkStart w:id="9" w:name="_Toc222810048"/>
       <w:r>
         <w:rPr>
           <w:rFonts w:cs="Arial"/>
@@ -12107,7 +12066,7 @@
         </w:rPr>
         <w:t>3. Estados financieros básicos para analizar la empresa</w:t>
       </w:r>
-      <w:bookmarkEnd w:id="8"/>
+      <w:bookmarkEnd w:id="9"/>
     </w:p>
     <w:p>
       <w:pPr>
@@ -12285,7 +12244,7 @@
                 </wp:inline>
               </w:drawing>
             </w:r>
-            <w:hyperlink w:history="1" r:id="rId94">
+            <w:hyperlink r:id="rId94" w:history="1">
               <w:r>
                 <w:rPr>
                   <w:rStyle w:val="Hipervnculo"/>
@@ -12416,8 +12375,8 @@
         </w:rPr>
         <w:t>. Conjunto completo de estados financieros</w:t>
       </w:r>
-      <w:commentRangeStart w:id="9"/>
       <w:commentRangeStart w:id="10"/>
+      <w:commentRangeStart w:id="11"/>
       <w:r>
         <w:rPr>
           <w:rFonts w:ascii="Arial" w:hAnsi="Arial" w:cs="Arial"/>
@@ -12429,22 +12388,25 @@
         </w:rPr>
         <w:t>.</w:t>
       </w:r>
-      <w:commentRangeEnd w:id="9"/>
-      <w:r>
-        <w:rPr>
-          <w:rStyle w:val="Refdecomentario"/>
-          <w:sz w:val="20"/>
-          <w:szCs w:val="20"/>
-          <w:lang w:val="es-MX"/>
-        </w:rPr>
-        <w:commentReference w:id="9"/>
-      </w:r>
       <w:commentRangeEnd w:id="10"/>
       <w:r>
         <w:rPr>
-          <w:rStyle w:val="CommentReference"/>
+          <w:rStyle w:val="Refdecomentario"/>
+          <w:sz w:val="20"/>
+          <w:szCs w:val="20"/>
+          <w:lang w:val="es-MX"/>
         </w:rPr>
         <w:commentReference w:id="10"/>
+      </w:r>
+      <w:commentRangeEnd w:id="11"/>
+      <w:r>
+        <w:rPr>
+          <w:rStyle w:val="Refdecomentario"/>
+          <w:sz w:val="20"/>
+          <w:szCs w:val="20"/>
+          <w:lang w:val="es-MX"/>
+        </w:rPr>
+        <w:commentReference w:id="11"/>
       </w:r>
     </w:p>
     <w:p>
@@ -12465,6 +12427,7 @@
           <w:sz w:val="20"/>
           <w:szCs w:val="20"/>
         </w:rPr>
+        <w:lastRenderedPageBreak/>
         <w:drawing>
           <wp:inline distT="0" distB="0" distL="0" distR="0" wp14:anchorId="49C7D0E0" wp14:editId="6AB2365F">
             <wp:extent cx="4903803" cy="2743200"/>
@@ -12481,7 +12444,7 @@
                     <pic:cNvPicPr/>
                   </pic:nvPicPr>
                   <pic:blipFill>
-                    <a:blip r:embed="rId99"/>
+                    <a:blip r:embed="rId95"/>
                     <a:stretch>
                       <a:fillRect/>
                     </a:stretch>
@@ -12738,7 +12701,7 @@
                           <pic:cNvPicPr/>
                         </pic:nvPicPr>
                         <pic:blipFill>
-                          <a:blip r:embed="rId100"/>
+                          <a:blip r:embed="rId96"/>
                           <a:stretch>
                             <a:fillRect/>
                           </a:stretch>
@@ -12758,7 +12721,7 @@
                 </wp:inline>
               </w:drawing>
             </w:r>
-            <w:hyperlink w:history="1" r:id="rId101">
+            <w:hyperlink r:id="rId97" w:history="1">
               <w:r>
                 <w:rPr>
                   <w:rStyle w:val="Hipervnculo"/>
@@ -12877,7 +12840,7 @@
                           <pic:cNvPicPr/>
                         </pic:nvPicPr>
                         <pic:blipFill>
-                          <a:blip r:embed="rId102"/>
+                          <a:blip r:embed="rId98"/>
                           <a:stretch>
                             <a:fillRect/>
                           </a:stretch>
@@ -12897,7 +12860,7 @@
                 </wp:inline>
               </w:drawing>
             </w:r>
-            <w:hyperlink w:history="1" r:id="rId103">
+            <w:hyperlink r:id="rId99" w:history="1">
               <w:r>
                 <w:rPr>
                   <w:rStyle w:val="Hipervnculo"/>
@@ -12950,6 +12913,7 @@
                 <w:szCs w:val="20"/>
                 <w:lang w:val="es-MX"/>
               </w:rPr>
+              <w:lastRenderedPageBreak/>
               <w:t>Estado de cambios en el patrimonio</w:t>
             </w:r>
           </w:p>
@@ -13018,7 +12982,7 @@
                           <pic:cNvPicPr/>
                         </pic:nvPicPr>
                         <pic:blipFill>
-                          <a:blip r:embed="rId104"/>
+                          <a:blip r:embed="rId100"/>
                           <a:stretch>
                             <a:fillRect/>
                           </a:stretch>
@@ -13038,7 +13002,7 @@
                 </wp:inline>
               </w:drawing>
             </w:r>
-            <w:hyperlink w:history="1" r:id="rId105">
+            <w:hyperlink r:id="rId101" w:history="1">
               <w:r>
                 <w:rPr>
                   <w:rStyle w:val="Hipervnculo"/>
@@ -13153,7 +13117,7 @@
                           <pic:cNvPicPr/>
                         </pic:nvPicPr>
                         <pic:blipFill>
-                          <a:blip r:embed="rId106"/>
+                          <a:blip r:embed="rId102"/>
                           <a:stretch>
                             <a:fillRect/>
                           </a:stretch>
@@ -13173,7 +13137,7 @@
                 </wp:inline>
               </w:drawing>
             </w:r>
-            <w:hyperlink w:history="1" r:id="rId107">
+            <w:hyperlink r:id="rId103" w:history="1">
               <w:r>
                 <w:rPr>
                   <w:rStyle w:val="Hipervnculo"/>
@@ -13301,7 +13265,7 @@
                           <pic:cNvPicPr/>
                         </pic:nvPicPr>
                         <pic:blipFill>
-                          <a:blip r:embed="rId108"/>
+                          <a:blip r:embed="rId104"/>
                           <a:stretch>
                             <a:fillRect/>
                           </a:stretch>
@@ -13321,7 +13285,7 @@
                 </wp:inline>
               </w:drawing>
             </w:r>
-            <w:hyperlink w:history="1" r:id="rId109">
+            <w:hyperlink r:id="rId105" w:history="1">
               <w:r>
                 <w:rPr>
                   <w:rStyle w:val="Hipervnculo"/>
@@ -13368,7 +13332,7 @@
           <w:szCs w:val="20"/>
         </w:rPr>
       </w:pPr>
-      <w:bookmarkStart w:name="_Toc222810049" w:id="11"/>
+      <w:bookmarkStart w:id="12" w:name="_Toc222810049"/>
       <w:r>
         <w:rPr>
           <w:rFonts w:cs="Arial"/>
@@ -13383,7 +13347,7 @@
         </w:rPr>
         <w:t>1 Propósito e importancia de los estados financieros</w:t>
       </w:r>
-      <w:bookmarkEnd w:id="11"/>
+      <w:bookmarkEnd w:id="12"/>
     </w:p>
     <w:p>
       <w:pPr>
@@ -13513,7 +13477,7 @@
           <w:szCs w:val="20"/>
         </w:rPr>
       </w:pPr>
-      <w:bookmarkStart w:name="_Toc222810050" w:id="12"/>
+      <w:bookmarkStart w:id="13" w:name="_Toc222810050"/>
       <w:r>
         <w:rPr>
           <w:rStyle w:val="citation-141"/>
@@ -13522,7 +13486,7 @@
         </w:rPr>
         <w:t>3.1.1 Estado de situación financiera (Balance General)</w:t>
       </w:r>
-      <w:bookmarkEnd w:id="12"/>
+      <w:bookmarkEnd w:id="13"/>
     </w:p>
     <w:p>
       <w:pPr>
@@ -13546,6 +13510,7 @@
           <w:sz w:val="20"/>
           <w:szCs w:val="20"/>
         </w:rPr>
+        <w:lastRenderedPageBreak/>
         <w:t>Este informe permite identificar la salud financiera de la empresa al resumir sus recursos y obligaciones en un momento exacto</w:t>
       </w:r>
       <w:r>
@@ -13705,7 +13670,7 @@
                           <pic:cNvPicPr/>
                         </pic:nvPicPr>
                         <pic:blipFill>
-                          <a:blip r:embed="rId110"/>
+                          <a:blip r:embed="rId106"/>
                           <a:stretch>
                             <a:fillRect/>
                           </a:stretch>
@@ -13735,7 +13700,7 @@
                 <w:lang w:val="es-MX"/>
               </w:rPr>
             </w:pPr>
-            <w:hyperlink w:history="1" w:anchor="fromView=search&amp;page=7&amp;position=28&amp;uuid=33786107-22fc-4de6-993e-83e7461b5e97&amp;query=balance++financiero+PUC" r:id="rId111">
+            <w:hyperlink r:id="rId107" w:anchor="fromView=search&amp;page=7&amp;position=28&amp;uuid=33786107-22fc-4de6-993e-83e7461b5e97&amp;query=balance++financiero+PUC" w:history="1">
               <w:r>
                 <w:rPr>
                   <w:rStyle w:val="Hipervnculo"/>
@@ -13848,7 +13813,7 @@
                           <pic:cNvPicPr/>
                         </pic:nvPicPr>
                         <pic:blipFill>
-                          <a:blip r:embed="rId112"/>
+                          <a:blip r:embed="rId108"/>
                           <a:stretch>
                             <a:fillRect/>
                           </a:stretch>
@@ -13878,7 +13843,7 @@
                 <w:lang w:val="es-MX"/>
               </w:rPr>
             </w:pPr>
-            <w:hyperlink w:history="1" w:anchor="fromView=search&amp;page=8&amp;position=18&amp;uuid=33786107-22fc-4de6-993e-83e7461b5e97&amp;query=balance++financiero+PUC" r:id="rId113">
+            <w:hyperlink r:id="rId109" w:anchor="fromView=search&amp;page=8&amp;position=18&amp;uuid=33786107-22fc-4de6-993e-83e7461b5e97&amp;query=balance++financiero+PUC" w:history="1">
               <w:r>
                 <w:rPr>
                   <w:rStyle w:val="Hipervnculo"/>
@@ -13983,7 +13948,7 @@
                           <pic:cNvPicPr/>
                         </pic:nvPicPr>
                         <pic:blipFill>
-                          <a:blip r:embed="rId114"/>
+                          <a:blip r:embed="rId110"/>
                           <a:stretch>
                             <a:fillRect/>
                           </a:stretch>
@@ -14013,7 +13978,7 @@
                 <w:lang w:val="es-MX"/>
               </w:rPr>
             </w:pPr>
-            <w:hyperlink w:history="1" w:anchor="fromView=search&amp;page=11&amp;position=33&amp;uuid=33786107-22fc-4de6-993e-83e7461b5e97&amp;query=balance++financiero+PUC" r:id="rId115">
+            <w:hyperlink r:id="rId111" w:anchor="fromView=search&amp;page=11&amp;position=33&amp;uuid=33786107-22fc-4de6-993e-83e7461b5e97&amp;query=balance++financiero+PUC" w:history="1">
               <w:r>
                 <w:rPr>
                   <w:rStyle w:val="Hipervnculo"/>
@@ -14090,8 +14055,8 @@
       </w:pPr>
       <w:r>
         <w:rPr>
-          <w:b w:val="1"/>
-          <w:bCs w:val="1"/>
+          <w:b/>
+          <w:bCs/>
           <w:sz w:val="20"/>
           <w:szCs w:val="20"/>
         </w:rPr>
@@ -14104,7 +14069,7 @@
         </w:rPr>
         <w:t>. Estructura del Estado de Situación Financiera (Balance General</w:t>
       </w:r>
-      <w:commentRangeStart w:id="279807003"/>
+      <w:commentRangeStart w:id="14"/>
       <w:r>
         <w:rPr>
           <w:sz w:val="20"/>
@@ -14112,12 +14077,14 @@
         </w:rPr>
         <w:t>)</w:t>
       </w:r>
-      <w:commentRangeEnd w:id="279807003"/>
+      <w:commentRangeEnd w:id="14"/>
       <w:r>
         <w:rPr>
-          <w:rStyle w:val="CommentReference"/>
-        </w:rPr>
-        <w:commentReference w:id="279807003"/>
+          <w:rStyle w:val="Refdecomentario"/>
+          <w:sz w:val="20"/>
+          <w:szCs w:val="20"/>
+        </w:rPr>
+        <w:commentReference w:id="14"/>
       </w:r>
     </w:p>
     <w:p>
@@ -14167,7 +14134,7 @@
                 <w:color w:val="1F1F1F"/>
                 <w:sz w:val="20"/>
                 <w:szCs w:val="20"/>
-                <w:bdr w:val="none" w:color="auto" w:sz="0" w:space="0" w:frame="1"/>
+                <w:bdr w:val="none" w:sz="0" w:space="0" w:color="auto" w:frame="1"/>
               </w:rPr>
               <w:t>ACTIVO</w:t>
             </w:r>
@@ -14198,7 +14165,7 @@
                 <w:color w:val="1F1F1F"/>
                 <w:sz w:val="20"/>
                 <w:szCs w:val="20"/>
-                <w:bdr w:val="none" w:color="auto" w:sz="0" w:space="0" w:frame="1"/>
+                <w:bdr w:val="none" w:sz="0" w:space="0" w:color="auto" w:frame="1"/>
               </w:rPr>
               <w:t>Valor</w:t>
             </w:r>
@@ -14229,7 +14196,7 @@
                 <w:color w:val="1F1F1F"/>
                 <w:sz w:val="20"/>
                 <w:szCs w:val="20"/>
-                <w:bdr w:val="none" w:color="auto" w:sz="0" w:space="0" w:frame="1"/>
+                <w:bdr w:val="none" w:sz="0" w:space="0" w:color="auto" w:frame="1"/>
               </w:rPr>
               <w:t>PASIVO</w:t>
             </w:r>
@@ -14260,7 +14227,7 @@
                 <w:color w:val="1F1F1F"/>
                 <w:sz w:val="20"/>
                 <w:szCs w:val="20"/>
-                <w:bdr w:val="none" w:color="auto" w:sz="0" w:space="0" w:frame="1"/>
+                <w:bdr w:val="none" w:sz="0" w:space="0" w:color="auto" w:frame="1"/>
               </w:rPr>
               <w:t>Valor</w:t>
             </w:r>
@@ -14293,7 +14260,7 @@
                 <w:color w:val="1F1F1F"/>
                 <w:sz w:val="20"/>
                 <w:szCs w:val="20"/>
-                <w:bdr w:val="none" w:color="auto" w:sz="0" w:space="0" w:frame="1"/>
+                <w:bdr w:val="none" w:sz="0" w:space="0" w:color="auto" w:frame="1"/>
               </w:rPr>
               <w:t>Activo corriente</w:t>
             </w:r>
@@ -14303,7 +14270,7 @@
                 <w:color w:val="1F1F1F"/>
                 <w:sz w:val="20"/>
                 <w:szCs w:val="20"/>
-                <w:bdr w:val="none" w:color="auto" w:sz="0" w:space="0" w:frame="1"/>
+                <w:bdr w:val="none" w:sz="0" w:space="0" w:color="auto" w:frame="1"/>
               </w:rPr>
               <w:t xml:space="preserve"> </w:t>
             </w:r>
@@ -14352,7 +14319,7 @@
                 <w:color w:val="1F1F1F"/>
                 <w:sz w:val="20"/>
                 <w:szCs w:val="20"/>
-                <w:bdr w:val="none" w:color="auto" w:sz="0" w:space="0" w:frame="1"/>
+                <w:bdr w:val="none" w:sz="0" w:space="0" w:color="auto" w:frame="1"/>
               </w:rPr>
               <w:t>Pasivo corriente</w:t>
             </w:r>
@@ -14362,7 +14329,7 @@
                 <w:color w:val="1F1F1F"/>
                 <w:sz w:val="20"/>
                 <w:szCs w:val="20"/>
-                <w:bdr w:val="none" w:color="auto" w:sz="0" w:space="0" w:frame="1"/>
+                <w:bdr w:val="none" w:sz="0" w:space="0" w:color="auto" w:frame="1"/>
               </w:rPr>
               <w:t xml:space="preserve"> </w:t>
             </w:r>
@@ -14410,7 +14377,7 @@
                 <w:color w:val="1F1F1F"/>
                 <w:sz w:val="20"/>
                 <w:szCs w:val="20"/>
-                <w:bdr w:val="none" w:color="auto" w:sz="0" w:space="0" w:frame="1"/>
+                <w:bdr w:val="none" w:sz="0" w:space="0" w:color="auto" w:frame="1"/>
               </w:rPr>
               <w:t xml:space="preserve">Efectivo </w:t>
             </w:r>
@@ -14437,7 +14404,7 @@
                 <w:color w:val="1F1F1F"/>
                 <w:sz w:val="20"/>
                 <w:szCs w:val="20"/>
-                <w:bdr w:val="none" w:color="auto" w:sz="0" w:space="0" w:frame="1"/>
+                <w:bdr w:val="none" w:sz="0" w:space="0" w:color="auto" w:frame="1"/>
               </w:rPr>
               <w:t>XX</w:t>
             </w:r>
@@ -14465,7 +14432,7 @@
                 <w:color w:val="1F1F1F"/>
                 <w:sz w:val="20"/>
                 <w:szCs w:val="20"/>
-                <w:bdr w:val="none" w:color="auto" w:sz="0" w:space="0" w:frame="1"/>
+                <w:bdr w:val="none" w:sz="0" w:space="0" w:color="auto" w:frame="1"/>
               </w:rPr>
               <w:t xml:space="preserve">Obligaciones bancarias </w:t>
             </w:r>
@@ -14492,7 +14459,7 @@
                 <w:color w:val="1F1F1F"/>
                 <w:sz w:val="20"/>
                 <w:szCs w:val="20"/>
-                <w:bdr w:val="none" w:color="auto" w:sz="0" w:space="0" w:frame="1"/>
+                <w:bdr w:val="none" w:sz="0" w:space="0" w:color="auto" w:frame="1"/>
               </w:rPr>
               <w:t>XX</w:t>
             </w:r>
@@ -14522,7 +14489,7 @@
                 <w:color w:val="1F1F1F"/>
                 <w:sz w:val="20"/>
                 <w:szCs w:val="20"/>
-                <w:bdr w:val="none" w:color="auto" w:sz="0" w:space="0" w:frame="1"/>
+                <w:bdr w:val="none" w:sz="0" w:space="0" w:color="auto" w:frame="1"/>
               </w:rPr>
               <w:t xml:space="preserve">Inversiones temporales </w:t>
             </w:r>
@@ -14549,7 +14516,7 @@
                 <w:color w:val="1F1F1F"/>
                 <w:sz w:val="20"/>
                 <w:szCs w:val="20"/>
-                <w:bdr w:val="none" w:color="auto" w:sz="0" w:space="0" w:frame="1"/>
+                <w:bdr w:val="none" w:sz="0" w:space="0" w:color="auto" w:frame="1"/>
               </w:rPr>
               <w:t>XX</w:t>
             </w:r>
@@ -14577,7 +14544,7 @@
                 <w:color w:val="1F1F1F"/>
                 <w:sz w:val="20"/>
                 <w:szCs w:val="20"/>
-                <w:bdr w:val="none" w:color="auto" w:sz="0" w:space="0" w:frame="1"/>
+                <w:bdr w:val="none" w:sz="0" w:space="0" w:color="auto" w:frame="1"/>
               </w:rPr>
               <w:t xml:space="preserve">Proveedores </w:t>
             </w:r>
@@ -14604,7 +14571,7 @@
                 <w:color w:val="1F1F1F"/>
                 <w:sz w:val="20"/>
                 <w:szCs w:val="20"/>
-                <w:bdr w:val="none" w:color="auto" w:sz="0" w:space="0" w:frame="1"/>
+                <w:bdr w:val="none" w:sz="0" w:space="0" w:color="auto" w:frame="1"/>
               </w:rPr>
               <w:t>XX</w:t>
             </w:r>
@@ -14634,7 +14601,7 @@
                 <w:color w:val="1F1F1F"/>
                 <w:sz w:val="20"/>
                 <w:szCs w:val="20"/>
-                <w:bdr w:val="none" w:color="auto" w:sz="0" w:space="0" w:frame="1"/>
+                <w:bdr w:val="none" w:sz="0" w:space="0" w:color="auto" w:frame="1"/>
               </w:rPr>
               <w:t xml:space="preserve">Cuentas por cobrar comerciales </w:t>
             </w:r>
@@ -14661,7 +14628,7 @@
                 <w:color w:val="1F1F1F"/>
                 <w:sz w:val="20"/>
                 <w:szCs w:val="20"/>
-                <w:bdr w:val="none" w:color="auto" w:sz="0" w:space="0" w:frame="1"/>
+                <w:bdr w:val="none" w:sz="0" w:space="0" w:color="auto" w:frame="1"/>
               </w:rPr>
               <w:t>XX</w:t>
             </w:r>
@@ -14689,7 +14656,7 @@
                 <w:color w:val="1F1F1F"/>
                 <w:sz w:val="20"/>
                 <w:szCs w:val="20"/>
-                <w:bdr w:val="none" w:color="auto" w:sz="0" w:space="0" w:frame="1"/>
+                <w:bdr w:val="none" w:sz="0" w:space="0" w:color="auto" w:frame="1"/>
               </w:rPr>
               <w:t xml:space="preserve">Dividendos por pagar </w:t>
             </w:r>
@@ -14716,7 +14683,7 @@
                 <w:color w:val="1F1F1F"/>
                 <w:sz w:val="20"/>
                 <w:szCs w:val="20"/>
-                <w:bdr w:val="none" w:color="auto" w:sz="0" w:space="0" w:frame="1"/>
+                <w:bdr w:val="none" w:sz="0" w:space="0" w:color="auto" w:frame="1"/>
               </w:rPr>
               <w:t>XX</w:t>
             </w:r>
@@ -14746,7 +14713,7 @@
                 <w:color w:val="1F1F1F"/>
                 <w:sz w:val="20"/>
                 <w:szCs w:val="20"/>
-                <w:bdr w:val="none" w:color="auto" w:sz="0" w:space="0" w:frame="1"/>
+                <w:bdr w:val="none" w:sz="0" w:space="0" w:color="auto" w:frame="1"/>
               </w:rPr>
               <w:t xml:space="preserve">Provisión de deudas malas (resta) </w:t>
             </w:r>
@@ -14773,7 +14740,7 @@
                 <w:color w:val="1F1F1F"/>
                 <w:sz w:val="20"/>
                 <w:szCs w:val="20"/>
-                <w:bdr w:val="none" w:color="auto" w:sz="0" w:space="0" w:frame="1"/>
+                <w:bdr w:val="none" w:sz="0" w:space="0" w:color="auto" w:frame="1"/>
               </w:rPr>
               <w:t>(XX)</w:t>
             </w:r>
@@ -14801,7 +14768,7 @@
                 <w:color w:val="1F1F1F"/>
                 <w:sz w:val="20"/>
                 <w:szCs w:val="20"/>
-                <w:bdr w:val="none" w:color="auto" w:sz="0" w:space="0" w:frame="1"/>
+                <w:bdr w:val="none" w:sz="0" w:space="0" w:color="auto" w:frame="1"/>
               </w:rPr>
               <w:t xml:space="preserve">Impuestos por pagar </w:t>
             </w:r>
@@ -14828,7 +14795,7 @@
                 <w:color w:val="1F1F1F"/>
                 <w:sz w:val="20"/>
                 <w:szCs w:val="20"/>
-                <w:bdr w:val="none" w:color="auto" w:sz="0" w:space="0" w:frame="1"/>
+                <w:bdr w:val="none" w:sz="0" w:space="0" w:color="auto" w:frame="1"/>
               </w:rPr>
               <w:t>XX</w:t>
             </w:r>
@@ -14858,7 +14825,7 @@
                 <w:color w:val="1F1F1F"/>
                 <w:sz w:val="20"/>
                 <w:szCs w:val="20"/>
-                <w:bdr w:val="none" w:color="auto" w:sz="0" w:space="0" w:frame="1"/>
+                <w:bdr w:val="none" w:sz="0" w:space="0" w:color="auto" w:frame="1"/>
               </w:rPr>
               <w:t>Inventarios (Materia prima, proceso, terminado)</w:t>
             </w:r>
@@ -14885,7 +14852,7 @@
                 <w:color w:val="1F1F1F"/>
                 <w:sz w:val="20"/>
                 <w:szCs w:val="20"/>
-                <w:bdr w:val="none" w:color="auto" w:sz="0" w:space="0" w:frame="1"/>
+                <w:bdr w:val="none" w:sz="0" w:space="0" w:color="auto" w:frame="1"/>
               </w:rPr>
               <w:t>XX</w:t>
             </w:r>
@@ -14913,7 +14880,7 @@
                 <w:color w:val="1F1F1F"/>
                 <w:sz w:val="20"/>
                 <w:szCs w:val="20"/>
-                <w:bdr w:val="none" w:color="auto" w:sz="0" w:space="0" w:frame="1"/>
+                <w:bdr w:val="none" w:sz="0" w:space="0" w:color="auto" w:frame="1"/>
               </w:rPr>
               <w:t xml:space="preserve">Pasivos laborales </w:t>
             </w:r>
@@ -14940,7 +14907,7 @@
                 <w:color w:val="1F1F1F"/>
                 <w:sz w:val="20"/>
                 <w:szCs w:val="20"/>
-                <w:bdr w:val="none" w:color="auto" w:sz="0" w:space="0" w:frame="1"/>
+                <w:bdr w:val="none" w:sz="0" w:space="0" w:color="auto" w:frame="1"/>
               </w:rPr>
               <w:t>XX</w:t>
             </w:r>
@@ -14970,7 +14937,7 @@
                 <w:color w:val="1F1F1F"/>
                 <w:sz w:val="20"/>
                 <w:szCs w:val="20"/>
-                <w:bdr w:val="none" w:color="auto" w:sz="0" w:space="0" w:frame="1"/>
+                <w:bdr w:val="none" w:sz="0" w:space="0" w:color="auto" w:frame="1"/>
               </w:rPr>
               <w:t xml:space="preserve">Otros activos corrientes </w:t>
             </w:r>
@@ -14997,7 +14964,7 @@
                 <w:color w:val="1F1F1F"/>
                 <w:sz w:val="20"/>
                 <w:szCs w:val="20"/>
-                <w:bdr w:val="none" w:color="auto" w:sz="0" w:space="0" w:frame="1"/>
+                <w:bdr w:val="none" w:sz="0" w:space="0" w:color="auto" w:frame="1"/>
               </w:rPr>
               <w:t>XX</w:t>
             </w:r>
@@ -15025,7 +14992,7 @@
                 <w:color w:val="1F1F1F"/>
                 <w:sz w:val="20"/>
                 <w:szCs w:val="20"/>
-                <w:bdr w:val="none" w:color="auto" w:sz="0" w:space="0" w:frame="1"/>
+                <w:bdr w:val="none" w:sz="0" w:space="0" w:color="auto" w:frame="1"/>
               </w:rPr>
               <w:t xml:space="preserve">Otros pasivos corrientes </w:t>
             </w:r>
@@ -15052,7 +15019,7 @@
                 <w:color w:val="1F1F1F"/>
                 <w:sz w:val="20"/>
                 <w:szCs w:val="20"/>
-                <w:bdr w:val="none" w:color="auto" w:sz="0" w:space="0" w:frame="1"/>
+                <w:bdr w:val="none" w:sz="0" w:space="0" w:color="auto" w:frame="1"/>
               </w:rPr>
               <w:t>XX</w:t>
             </w:r>
@@ -15087,7 +15054,7 @@
                 <w:color w:val="1F1F1F"/>
                 <w:sz w:val="20"/>
                 <w:szCs w:val="20"/>
-                <w:bdr w:val="none" w:color="auto" w:sz="0" w:space="0" w:frame="1"/>
+                <w:bdr w:val="none" w:sz="0" w:space="0" w:color="auto" w:frame="1"/>
               </w:rPr>
               <w:t>Total activo corriente</w:t>
             </w:r>
@@ -15097,7 +15064,7 @@
                 <w:color w:val="1F1F1F"/>
                 <w:sz w:val="20"/>
                 <w:szCs w:val="20"/>
-                <w:bdr w:val="none" w:color="auto" w:sz="0" w:space="0" w:frame="1"/>
+                <w:bdr w:val="none" w:sz="0" w:space="0" w:color="auto" w:frame="1"/>
               </w:rPr>
               <w:t xml:space="preserve"> </w:t>
             </w:r>
@@ -15126,7 +15093,7 @@
                 <w:color w:val="1F1F1F"/>
                 <w:sz w:val="20"/>
                 <w:szCs w:val="20"/>
-                <w:bdr w:val="none" w:color="auto" w:sz="0" w:space="0" w:frame="1"/>
+                <w:bdr w:val="none" w:sz="0" w:space="0" w:color="auto" w:frame="1"/>
               </w:rPr>
               <w:t>XXX</w:t>
             </w:r>
@@ -15156,7 +15123,7 @@
                 <w:color w:val="1F1F1F"/>
                 <w:sz w:val="20"/>
                 <w:szCs w:val="20"/>
-                <w:bdr w:val="none" w:color="auto" w:sz="0" w:space="0" w:frame="1"/>
+                <w:bdr w:val="none" w:sz="0" w:space="0" w:color="auto" w:frame="1"/>
               </w:rPr>
               <w:t>Total pasivo corriente</w:t>
             </w:r>
@@ -15166,7 +15133,7 @@
                 <w:color w:val="1F1F1F"/>
                 <w:sz w:val="20"/>
                 <w:szCs w:val="20"/>
-                <w:bdr w:val="none" w:color="auto" w:sz="0" w:space="0" w:frame="1"/>
+                <w:bdr w:val="none" w:sz="0" w:space="0" w:color="auto" w:frame="1"/>
               </w:rPr>
               <w:t xml:space="preserve"> </w:t>
             </w:r>
@@ -15195,7 +15162,7 @@
                 <w:color w:val="1F1F1F"/>
                 <w:sz w:val="20"/>
                 <w:szCs w:val="20"/>
-                <w:bdr w:val="none" w:color="auto" w:sz="0" w:space="0" w:frame="1"/>
+                <w:bdr w:val="none" w:sz="0" w:space="0" w:color="auto" w:frame="1"/>
               </w:rPr>
               <w:t>XXX</w:t>
             </w:r>
@@ -15228,8 +15195,9 @@
                 <w:color w:val="1F1F1F"/>
                 <w:sz w:val="20"/>
                 <w:szCs w:val="20"/>
-                <w:bdr w:val="none" w:color="auto" w:sz="0" w:space="0" w:frame="1"/>
-              </w:rPr>
+                <w:bdr w:val="none" w:sz="0" w:space="0" w:color="auto" w:frame="1"/>
+              </w:rPr>
+              <w:lastRenderedPageBreak/>
               <w:t>Activo fijo (no corriente)</w:t>
             </w:r>
           </w:p>
@@ -15277,7 +15245,7 @@
                 <w:color w:val="1F1F1F"/>
                 <w:sz w:val="20"/>
                 <w:szCs w:val="20"/>
-                <w:bdr w:val="none" w:color="auto" w:sz="0" w:space="0" w:frame="1"/>
+                <w:bdr w:val="none" w:sz="0" w:space="0" w:color="auto" w:frame="1"/>
               </w:rPr>
               <w:t>Pasivo a largo plazo</w:t>
             </w:r>
@@ -15287,7 +15255,7 @@
                 <w:color w:val="1F1F1F"/>
                 <w:sz w:val="20"/>
                 <w:szCs w:val="20"/>
-                <w:bdr w:val="none" w:color="auto" w:sz="0" w:space="0" w:frame="1"/>
+                <w:bdr w:val="none" w:sz="0" w:space="0" w:color="auto" w:frame="1"/>
               </w:rPr>
               <w:t xml:space="preserve"> </w:t>
             </w:r>
@@ -15335,7 +15303,7 @@
                 <w:color w:val="1F1F1F"/>
                 <w:sz w:val="20"/>
                 <w:szCs w:val="20"/>
-                <w:bdr w:val="none" w:color="auto" w:sz="0" w:space="0" w:frame="1"/>
+                <w:bdr w:val="none" w:sz="0" w:space="0" w:color="auto" w:frame="1"/>
               </w:rPr>
               <w:t xml:space="preserve">Terrenos </w:t>
             </w:r>
@@ -15362,7 +15330,7 @@
                 <w:color w:val="1F1F1F"/>
                 <w:sz w:val="20"/>
                 <w:szCs w:val="20"/>
-                <w:bdr w:val="none" w:color="auto" w:sz="0" w:space="0" w:frame="1"/>
+                <w:bdr w:val="none" w:sz="0" w:space="0" w:color="auto" w:frame="1"/>
               </w:rPr>
               <w:t>XX</w:t>
             </w:r>
@@ -15390,7 +15358,7 @@
                 <w:color w:val="1F1F1F"/>
                 <w:sz w:val="20"/>
                 <w:szCs w:val="20"/>
-                <w:bdr w:val="none" w:color="auto" w:sz="0" w:space="0" w:frame="1"/>
+                <w:bdr w:val="none" w:sz="0" w:space="0" w:color="auto" w:frame="1"/>
               </w:rPr>
               <w:t xml:space="preserve">Obligaciones bancarias largo plazo </w:t>
             </w:r>
@@ -15417,7 +15385,7 @@
                 <w:color w:val="1F1F1F"/>
                 <w:sz w:val="20"/>
                 <w:szCs w:val="20"/>
-                <w:bdr w:val="none" w:color="auto" w:sz="0" w:space="0" w:frame="1"/>
+                <w:bdr w:val="none" w:sz="0" w:space="0" w:color="auto" w:frame="1"/>
               </w:rPr>
               <w:t>XX</w:t>
             </w:r>
@@ -15447,7 +15415,7 @@
                 <w:color w:val="1F1F1F"/>
                 <w:sz w:val="20"/>
                 <w:szCs w:val="20"/>
-                <w:bdr w:val="none" w:color="auto" w:sz="0" w:space="0" w:frame="1"/>
+                <w:bdr w:val="none" w:sz="0" w:space="0" w:color="auto" w:frame="1"/>
               </w:rPr>
               <w:t xml:space="preserve">Edificios </w:t>
             </w:r>
@@ -15474,7 +15442,7 @@
                 <w:color w:val="1F1F1F"/>
                 <w:sz w:val="20"/>
                 <w:szCs w:val="20"/>
-                <w:bdr w:val="none" w:color="auto" w:sz="0" w:space="0" w:frame="1"/>
+                <w:bdr w:val="none" w:sz="0" w:space="0" w:color="auto" w:frame="1"/>
               </w:rPr>
               <w:t>XX</w:t>
             </w:r>
@@ -15502,7 +15470,7 @@
                 <w:color w:val="1F1F1F"/>
                 <w:sz w:val="20"/>
                 <w:szCs w:val="20"/>
-                <w:bdr w:val="none" w:color="auto" w:sz="0" w:space="0" w:frame="1"/>
+                <w:bdr w:val="none" w:sz="0" w:space="0" w:color="auto" w:frame="1"/>
               </w:rPr>
               <w:t xml:space="preserve">Pasivos laborales </w:t>
             </w:r>
@@ -15529,7 +15497,7 @@
                 <w:color w:val="1F1F1F"/>
                 <w:sz w:val="20"/>
                 <w:szCs w:val="20"/>
-                <w:bdr w:val="none" w:color="auto" w:sz="0" w:space="0" w:frame="1"/>
+                <w:bdr w:val="none" w:sz="0" w:space="0" w:color="auto" w:frame="1"/>
               </w:rPr>
               <w:t>XX</w:t>
             </w:r>
@@ -15559,7 +15527,7 @@
                 <w:color w:val="1F1F1F"/>
                 <w:sz w:val="20"/>
                 <w:szCs w:val="20"/>
-                <w:bdr w:val="none" w:color="auto" w:sz="0" w:space="0" w:frame="1"/>
+                <w:bdr w:val="none" w:sz="0" w:space="0" w:color="auto" w:frame="1"/>
               </w:rPr>
               <w:t xml:space="preserve">Maquinaria y equipo </w:t>
             </w:r>
@@ -15586,7 +15554,7 @@
                 <w:color w:val="1F1F1F"/>
                 <w:sz w:val="20"/>
                 <w:szCs w:val="20"/>
-                <w:bdr w:val="none" w:color="auto" w:sz="0" w:space="0" w:frame="1"/>
+                <w:bdr w:val="none" w:sz="0" w:space="0" w:color="auto" w:frame="1"/>
               </w:rPr>
               <w:t>XX</w:t>
             </w:r>
@@ -15614,7 +15582,7 @@
                 <w:color w:val="1F1F1F"/>
                 <w:sz w:val="20"/>
                 <w:szCs w:val="20"/>
-                <w:bdr w:val="none" w:color="auto" w:sz="0" w:space="0" w:frame="1"/>
+                <w:bdr w:val="none" w:sz="0" w:space="0" w:color="auto" w:frame="1"/>
               </w:rPr>
               <w:t xml:space="preserve">Préstamos de socios </w:t>
             </w:r>
@@ -15641,7 +15609,7 @@
                 <w:color w:val="1F1F1F"/>
                 <w:sz w:val="20"/>
                 <w:szCs w:val="20"/>
-                <w:bdr w:val="none" w:color="auto" w:sz="0" w:space="0" w:frame="1"/>
+                <w:bdr w:val="none" w:sz="0" w:space="0" w:color="auto" w:frame="1"/>
               </w:rPr>
               <w:t>XX</w:t>
             </w:r>
@@ -15671,7 +15639,7 @@
                 <w:color w:val="1F1F1F"/>
                 <w:sz w:val="20"/>
                 <w:szCs w:val="20"/>
-                <w:bdr w:val="none" w:color="auto" w:sz="0" w:space="0" w:frame="1"/>
+                <w:bdr w:val="none" w:sz="0" w:space="0" w:color="auto" w:frame="1"/>
               </w:rPr>
               <w:t xml:space="preserve">Muebles y enseres </w:t>
             </w:r>
@@ -15698,7 +15666,7 @@
                 <w:color w:val="1F1F1F"/>
                 <w:sz w:val="20"/>
                 <w:szCs w:val="20"/>
-                <w:bdr w:val="none" w:color="auto" w:sz="0" w:space="0" w:frame="1"/>
+                <w:bdr w:val="none" w:sz="0" w:space="0" w:color="auto" w:frame="1"/>
               </w:rPr>
               <w:t>XX</w:t>
             </w:r>
@@ -15726,7 +15694,7 @@
                 <w:color w:val="1F1F1F"/>
                 <w:sz w:val="20"/>
                 <w:szCs w:val="20"/>
-                <w:bdr w:val="none" w:color="auto" w:sz="0" w:space="0" w:frame="1"/>
+                <w:bdr w:val="none" w:sz="0" w:space="0" w:color="auto" w:frame="1"/>
               </w:rPr>
               <w:t xml:space="preserve">Otros pasivos a largo plazo </w:t>
             </w:r>
@@ -15753,7 +15721,7 @@
                 <w:color w:val="1F1F1F"/>
                 <w:sz w:val="20"/>
                 <w:szCs w:val="20"/>
-                <w:bdr w:val="none" w:color="auto" w:sz="0" w:space="0" w:frame="1"/>
+                <w:bdr w:val="none" w:sz="0" w:space="0" w:color="auto" w:frame="1"/>
               </w:rPr>
               <w:t>XX</w:t>
             </w:r>
@@ -15783,7 +15751,7 @@
                 <w:color w:val="1F1F1F"/>
                 <w:sz w:val="20"/>
                 <w:szCs w:val="20"/>
-                <w:bdr w:val="none" w:color="auto" w:sz="0" w:space="0" w:frame="1"/>
+                <w:bdr w:val="none" w:sz="0" w:space="0" w:color="auto" w:frame="1"/>
               </w:rPr>
               <w:t xml:space="preserve">Equipo de cómputo </w:t>
             </w:r>
@@ -15810,7 +15778,7 @@
                 <w:color w:val="1F1F1F"/>
                 <w:sz w:val="20"/>
                 <w:szCs w:val="20"/>
-                <w:bdr w:val="none" w:color="auto" w:sz="0" w:space="0" w:frame="1"/>
+                <w:bdr w:val="none" w:sz="0" w:space="0" w:color="auto" w:frame="1"/>
               </w:rPr>
               <w:t>XX</w:t>
             </w:r>
@@ -15840,7 +15808,7 @@
                 <w:color w:val="1F1F1F"/>
                 <w:sz w:val="20"/>
                 <w:szCs w:val="20"/>
-                <w:bdr w:val="none" w:color="auto" w:sz="0" w:space="0" w:frame="1"/>
+                <w:bdr w:val="none" w:sz="0" w:space="0" w:color="auto" w:frame="1"/>
               </w:rPr>
               <w:t>Total Pasivo a Largo Plazo</w:t>
             </w:r>
@@ -15850,7 +15818,7 @@
                 <w:color w:val="1F1F1F"/>
                 <w:sz w:val="20"/>
                 <w:szCs w:val="20"/>
-                <w:bdr w:val="none" w:color="auto" w:sz="0" w:space="0" w:frame="1"/>
+                <w:bdr w:val="none" w:sz="0" w:space="0" w:color="auto" w:frame="1"/>
               </w:rPr>
               <w:t xml:space="preserve"> </w:t>
             </w:r>
@@ -15879,7 +15847,7 @@
                 <w:color w:val="1F1F1F"/>
                 <w:sz w:val="20"/>
                 <w:szCs w:val="20"/>
-                <w:bdr w:val="none" w:color="auto" w:sz="0" w:space="0" w:frame="1"/>
+                <w:bdr w:val="none" w:sz="0" w:space="0" w:color="auto" w:frame="1"/>
               </w:rPr>
               <w:t>XXX</w:t>
             </w:r>
@@ -15909,7 +15877,7 @@
                 <w:color w:val="1F1F1F"/>
                 <w:sz w:val="20"/>
                 <w:szCs w:val="20"/>
-                <w:bdr w:val="none" w:color="auto" w:sz="0" w:space="0" w:frame="1"/>
+                <w:bdr w:val="none" w:sz="0" w:space="0" w:color="auto" w:frame="1"/>
               </w:rPr>
               <w:t xml:space="preserve">Vehículos </w:t>
             </w:r>
@@ -15936,7 +15904,7 @@
                 <w:color w:val="1F1F1F"/>
                 <w:sz w:val="20"/>
                 <w:szCs w:val="20"/>
-                <w:bdr w:val="none" w:color="auto" w:sz="0" w:space="0" w:frame="1"/>
+                <w:bdr w:val="none" w:sz="0" w:space="0" w:color="auto" w:frame="1"/>
               </w:rPr>
               <w:t>XX</w:t>
             </w:r>
@@ -15999,7 +15967,7 @@
                 <w:color w:val="1F1F1F"/>
                 <w:sz w:val="20"/>
                 <w:szCs w:val="20"/>
-                <w:bdr w:val="none" w:color="auto" w:sz="0" w:space="0" w:frame="1"/>
+                <w:bdr w:val="none" w:sz="0" w:space="0" w:color="auto" w:frame="1"/>
               </w:rPr>
               <w:t xml:space="preserve">Menos: Depreciación acumulada </w:t>
             </w:r>
@@ -16026,7 +15994,7 @@
                 <w:color w:val="1F1F1F"/>
                 <w:sz w:val="20"/>
                 <w:szCs w:val="20"/>
-                <w:bdr w:val="none" w:color="auto" w:sz="0" w:space="0" w:frame="1"/>
+                <w:bdr w:val="none" w:sz="0" w:space="0" w:color="auto" w:frame="1"/>
               </w:rPr>
               <w:t>(XX)</w:t>
             </w:r>
@@ -16056,7 +16024,7 @@
                 <w:color w:val="1F1F1F"/>
                 <w:sz w:val="20"/>
                 <w:szCs w:val="20"/>
-                <w:bdr w:val="none" w:color="auto" w:sz="0" w:space="0" w:frame="1"/>
+                <w:bdr w:val="none" w:sz="0" w:space="0" w:color="auto" w:frame="1"/>
               </w:rPr>
               <w:t>PATRIMONIO</w:t>
             </w:r>
@@ -16066,7 +16034,7 @@
                 <w:color w:val="1F1F1F"/>
                 <w:sz w:val="20"/>
                 <w:szCs w:val="20"/>
-                <w:bdr w:val="none" w:color="auto" w:sz="0" w:space="0" w:frame="1"/>
+                <w:bdr w:val="none" w:sz="0" w:space="0" w:color="auto" w:frame="1"/>
               </w:rPr>
               <w:t xml:space="preserve"> </w:t>
             </w:r>
@@ -16115,7 +16083,7 @@
                 <w:color w:val="1F1F1F"/>
                 <w:sz w:val="20"/>
                 <w:szCs w:val="20"/>
-                <w:bdr w:val="none" w:color="auto" w:sz="0" w:space="0" w:frame="1"/>
+                <w:bdr w:val="none" w:sz="0" w:space="0" w:color="auto" w:frame="1"/>
               </w:rPr>
               <w:t>Total Activo Fijo Neto</w:t>
             </w:r>
@@ -16125,7 +16093,7 @@
                 <w:color w:val="1F1F1F"/>
                 <w:sz w:val="20"/>
                 <w:szCs w:val="20"/>
-                <w:bdr w:val="none" w:color="auto" w:sz="0" w:space="0" w:frame="1"/>
+                <w:bdr w:val="none" w:sz="0" w:space="0" w:color="auto" w:frame="1"/>
               </w:rPr>
               <w:t xml:space="preserve"> </w:t>
             </w:r>
@@ -16154,7 +16122,7 @@
                 <w:color w:val="1F1F1F"/>
                 <w:sz w:val="20"/>
                 <w:szCs w:val="20"/>
-                <w:bdr w:val="none" w:color="auto" w:sz="0" w:space="0" w:frame="1"/>
+                <w:bdr w:val="none" w:sz="0" w:space="0" w:color="auto" w:frame="1"/>
               </w:rPr>
               <w:t>XXX</w:t>
             </w:r>
@@ -16182,7 +16150,7 @@
                 <w:color w:val="1F1F1F"/>
                 <w:sz w:val="20"/>
                 <w:szCs w:val="20"/>
-                <w:bdr w:val="none" w:color="auto" w:sz="0" w:space="0" w:frame="1"/>
+                <w:bdr w:val="none" w:sz="0" w:space="0" w:color="auto" w:frame="1"/>
               </w:rPr>
               <w:t xml:space="preserve">Capital pagado </w:t>
             </w:r>
@@ -16209,7 +16177,7 @@
                 <w:color w:val="1F1F1F"/>
                 <w:sz w:val="20"/>
                 <w:szCs w:val="20"/>
-                <w:bdr w:val="none" w:color="auto" w:sz="0" w:space="0" w:frame="1"/>
+                <w:bdr w:val="none" w:sz="0" w:space="0" w:color="auto" w:frame="1"/>
               </w:rPr>
               <w:t>XX</w:t>
             </w:r>
@@ -16272,7 +16240,7 @@
                 <w:color w:val="1F1F1F"/>
                 <w:sz w:val="20"/>
                 <w:szCs w:val="20"/>
-                <w:bdr w:val="none" w:color="auto" w:sz="0" w:space="0" w:frame="1"/>
+                <w:bdr w:val="none" w:sz="0" w:space="0" w:color="auto" w:frame="1"/>
               </w:rPr>
               <w:t xml:space="preserve">Reservas (Legal y otras) </w:t>
             </w:r>
@@ -16299,7 +16267,7 @@
                 <w:color w:val="1F1F1F"/>
                 <w:sz w:val="20"/>
                 <w:szCs w:val="20"/>
-                <w:bdr w:val="none" w:color="auto" w:sz="0" w:space="0" w:frame="1"/>
+                <w:bdr w:val="none" w:sz="0" w:space="0" w:color="auto" w:frame="1"/>
               </w:rPr>
               <w:t>XX</w:t>
             </w:r>
@@ -16331,7 +16299,7 @@
                 <w:color w:val="1F1F1F"/>
                 <w:sz w:val="20"/>
                 <w:szCs w:val="20"/>
-                <w:bdr w:val="none" w:color="auto" w:sz="0" w:space="0" w:frame="1"/>
+                <w:bdr w:val="none" w:sz="0" w:space="0" w:color="auto" w:frame="1"/>
               </w:rPr>
               <w:t>Otros Activos</w:t>
             </w:r>
@@ -16341,7 +16309,7 @@
                 <w:color w:val="1F1F1F"/>
                 <w:sz w:val="20"/>
                 <w:szCs w:val="20"/>
-                <w:bdr w:val="none" w:color="auto" w:sz="0" w:space="0" w:frame="1"/>
+                <w:bdr w:val="none" w:sz="0" w:space="0" w:color="auto" w:frame="1"/>
               </w:rPr>
               <w:t xml:space="preserve"> </w:t>
             </w:r>
@@ -16386,7 +16354,7 @@
                 <w:color w:val="1F1F1F"/>
                 <w:sz w:val="20"/>
                 <w:szCs w:val="20"/>
-                <w:bdr w:val="none" w:color="auto" w:sz="0" w:space="0" w:frame="1"/>
+                <w:bdr w:val="none" w:sz="0" w:space="0" w:color="auto" w:frame="1"/>
               </w:rPr>
               <w:t xml:space="preserve">Utilidades por distribuir </w:t>
             </w:r>
@@ -16413,7 +16381,7 @@
                 <w:color w:val="1F1F1F"/>
                 <w:sz w:val="20"/>
                 <w:szCs w:val="20"/>
-                <w:bdr w:val="none" w:color="auto" w:sz="0" w:space="0" w:frame="1"/>
+                <w:bdr w:val="none" w:sz="0" w:space="0" w:color="auto" w:frame="1"/>
               </w:rPr>
               <w:t>XX</w:t>
             </w:r>
@@ -16443,7 +16411,7 @@
                 <w:color w:val="1F1F1F"/>
                 <w:sz w:val="20"/>
                 <w:szCs w:val="20"/>
-                <w:bdr w:val="none" w:color="auto" w:sz="0" w:space="0" w:frame="1"/>
+                <w:bdr w:val="none" w:sz="0" w:space="0" w:color="auto" w:frame="1"/>
               </w:rPr>
               <w:t xml:space="preserve">Inversiones permanentes e intangibles </w:t>
             </w:r>
@@ -16470,7 +16438,7 @@
                 <w:color w:val="1F1F1F"/>
                 <w:sz w:val="20"/>
                 <w:szCs w:val="20"/>
-                <w:bdr w:val="none" w:color="auto" w:sz="0" w:space="0" w:frame="1"/>
+                <w:bdr w:val="none" w:sz="0" w:space="0" w:color="auto" w:frame="1"/>
               </w:rPr>
               <w:t>XX</w:t>
             </w:r>
@@ -16498,7 +16466,7 @@
                 <w:color w:val="1F1F1F"/>
                 <w:sz w:val="20"/>
                 <w:szCs w:val="20"/>
-                <w:bdr w:val="none" w:color="auto" w:sz="0" w:space="0" w:frame="1"/>
+                <w:bdr w:val="none" w:sz="0" w:space="0" w:color="auto" w:frame="1"/>
               </w:rPr>
               <w:t xml:space="preserve">Utilidades del ejercicio </w:t>
             </w:r>
@@ -16525,7 +16493,7 @@
                 <w:color w:val="1F1F1F"/>
                 <w:sz w:val="20"/>
                 <w:szCs w:val="20"/>
-                <w:bdr w:val="none" w:color="auto" w:sz="0" w:space="0" w:frame="1"/>
+                <w:bdr w:val="none" w:sz="0" w:space="0" w:color="auto" w:frame="1"/>
               </w:rPr>
               <w:t>XX</w:t>
             </w:r>
@@ -16555,7 +16523,7 @@
                 <w:color w:val="1F1F1F"/>
                 <w:sz w:val="20"/>
                 <w:szCs w:val="20"/>
-                <w:bdr w:val="none" w:color="auto" w:sz="0" w:space="0" w:frame="1"/>
+                <w:bdr w:val="none" w:sz="0" w:space="0" w:color="auto" w:frame="1"/>
               </w:rPr>
               <w:t xml:space="preserve">Valorizaciones </w:t>
             </w:r>
@@ -16582,7 +16550,7 @@
                 <w:color w:val="1F1F1F"/>
                 <w:sz w:val="20"/>
                 <w:szCs w:val="20"/>
-                <w:bdr w:val="none" w:color="auto" w:sz="0" w:space="0" w:frame="1"/>
+                <w:bdr w:val="none" w:sz="0" w:space="0" w:color="auto" w:frame="1"/>
               </w:rPr>
               <w:t>XX</w:t>
             </w:r>
@@ -16610,7 +16578,7 @@
                 <w:color w:val="1F1F1F"/>
                 <w:sz w:val="20"/>
                 <w:szCs w:val="20"/>
-                <w:bdr w:val="none" w:color="auto" w:sz="0" w:space="0" w:frame="1"/>
+                <w:bdr w:val="none" w:sz="0" w:space="0" w:color="auto" w:frame="1"/>
               </w:rPr>
               <w:t xml:space="preserve">Valorizaciones </w:t>
             </w:r>
@@ -16637,7 +16605,7 @@
                 <w:color w:val="1F1F1F"/>
                 <w:sz w:val="20"/>
                 <w:szCs w:val="20"/>
-                <w:bdr w:val="none" w:color="auto" w:sz="0" w:space="0" w:frame="1"/>
+                <w:bdr w:val="none" w:sz="0" w:space="0" w:color="auto" w:frame="1"/>
               </w:rPr>
               <w:t>XX</w:t>
             </w:r>
@@ -16669,7 +16637,7 @@
                 <w:color w:val="1F1F1F"/>
                 <w:sz w:val="20"/>
                 <w:szCs w:val="20"/>
-                <w:bdr w:val="none" w:color="auto" w:sz="0" w:space="0" w:frame="1"/>
+                <w:bdr w:val="none" w:sz="0" w:space="0" w:color="auto" w:frame="1"/>
               </w:rPr>
               <w:t>Total otros activos</w:t>
             </w:r>
@@ -16679,7 +16647,7 @@
                 <w:color w:val="1F1F1F"/>
                 <w:sz w:val="20"/>
                 <w:szCs w:val="20"/>
-                <w:bdr w:val="none" w:color="auto" w:sz="0" w:space="0" w:frame="1"/>
+                <w:bdr w:val="none" w:sz="0" w:space="0" w:color="auto" w:frame="1"/>
               </w:rPr>
               <w:t xml:space="preserve"> </w:t>
             </w:r>
@@ -16708,7 +16676,7 @@
                 <w:color w:val="1F1F1F"/>
                 <w:sz w:val="20"/>
                 <w:szCs w:val="20"/>
-                <w:bdr w:val="none" w:color="auto" w:sz="0" w:space="0" w:frame="1"/>
+                <w:bdr w:val="none" w:sz="0" w:space="0" w:color="auto" w:frame="1"/>
               </w:rPr>
               <w:t>XXX</w:t>
             </w:r>
@@ -16738,7 +16706,7 @@
                 <w:color w:val="1F1F1F"/>
                 <w:sz w:val="20"/>
                 <w:szCs w:val="20"/>
-                <w:bdr w:val="none" w:color="auto" w:sz="0" w:space="0" w:frame="1"/>
+                <w:bdr w:val="none" w:sz="0" w:space="0" w:color="auto" w:frame="1"/>
               </w:rPr>
               <w:t>Total patrimonio</w:t>
             </w:r>
@@ -16748,7 +16716,7 @@
                 <w:color w:val="1F1F1F"/>
                 <w:sz w:val="20"/>
                 <w:szCs w:val="20"/>
-                <w:bdr w:val="none" w:color="auto" w:sz="0" w:space="0" w:frame="1"/>
+                <w:bdr w:val="none" w:sz="0" w:space="0" w:color="auto" w:frame="1"/>
               </w:rPr>
               <w:t xml:space="preserve"> </w:t>
             </w:r>
@@ -16777,7 +16745,7 @@
                 <w:color w:val="1F1F1F"/>
                 <w:sz w:val="20"/>
                 <w:szCs w:val="20"/>
-                <w:bdr w:val="none" w:color="auto" w:sz="0" w:space="0" w:frame="1"/>
+                <w:bdr w:val="none" w:sz="0" w:space="0" w:color="auto" w:frame="1"/>
               </w:rPr>
               <w:t>XXX</w:t>
             </w:r>
@@ -16810,7 +16778,7 @@
                 <w:color w:val="1F1F1F"/>
                 <w:sz w:val="20"/>
                 <w:szCs w:val="20"/>
-                <w:bdr w:val="none" w:color="auto" w:sz="0" w:space="0" w:frame="1"/>
+                <w:bdr w:val="none" w:sz="0" w:space="0" w:color="auto" w:frame="1"/>
               </w:rPr>
               <w:t>TOTAL ACTIVO</w:t>
             </w:r>
@@ -16820,7 +16788,7 @@
                 <w:color w:val="1F1F1F"/>
                 <w:sz w:val="20"/>
                 <w:szCs w:val="20"/>
-                <w:bdr w:val="none" w:color="auto" w:sz="0" w:space="0" w:frame="1"/>
+                <w:bdr w:val="none" w:sz="0" w:space="0" w:color="auto" w:frame="1"/>
               </w:rPr>
               <w:t xml:space="preserve"> </w:t>
             </w:r>
@@ -16850,7 +16818,7 @@
                 <w:color w:val="1F1F1F"/>
                 <w:sz w:val="20"/>
                 <w:szCs w:val="20"/>
-                <w:bdr w:val="none" w:color="auto" w:sz="0" w:space="0" w:frame="1"/>
+                <w:bdr w:val="none" w:sz="0" w:space="0" w:color="auto" w:frame="1"/>
               </w:rPr>
               <w:t>XXX</w:t>
             </w:r>
@@ -16881,7 +16849,7 @@
                 <w:color w:val="1F1F1F"/>
                 <w:sz w:val="20"/>
                 <w:szCs w:val="20"/>
-                <w:bdr w:val="none" w:color="auto" w:sz="0" w:space="0" w:frame="1"/>
+                <w:bdr w:val="none" w:sz="0" w:space="0" w:color="auto" w:frame="1"/>
               </w:rPr>
               <w:t>TOTAL PASIVO Y PATRIMONIO</w:t>
             </w:r>
@@ -16891,7 +16859,7 @@
                 <w:color w:val="1F1F1F"/>
                 <w:sz w:val="20"/>
                 <w:szCs w:val="20"/>
-                <w:bdr w:val="none" w:color="auto" w:sz="0" w:space="0" w:frame="1"/>
+                <w:bdr w:val="none" w:sz="0" w:space="0" w:color="auto" w:frame="1"/>
               </w:rPr>
               <w:t xml:space="preserve"> </w:t>
             </w:r>
@@ -16921,7 +16889,7 @@
                 <w:color w:val="1F1F1F"/>
                 <w:sz w:val="20"/>
                 <w:szCs w:val="20"/>
-                <w:bdr w:val="none" w:color="auto" w:sz="0" w:space="0" w:frame="1"/>
+                <w:bdr w:val="none" w:sz="0" w:space="0" w:color="auto" w:frame="1"/>
               </w:rPr>
               <w:t>XXX</w:t>
             </w:r>
@@ -16988,7 +16956,6 @@
           <w:id w:val="-1182190726"/>
           <w:citation/>
         </w:sdtPr>
-        <w:sdtEndPr/>
         <w:sdtContent>
           <w:r>
             <w:rPr>
@@ -17047,7 +17014,7 @@
           <w:szCs w:val="20"/>
         </w:rPr>
       </w:pPr>
-      <w:bookmarkStart w:name="_Toc222810051" w:id="13"/>
+      <w:bookmarkStart w:id="15" w:name="_Toc222810051"/>
       <w:r>
         <w:rPr>
           <w:rFonts w:cs="Arial"/>
@@ -17055,7 +17022,7 @@
         </w:rPr>
         <w:t>3.1.2 Estado del resultado del periodo</w:t>
       </w:r>
-      <w:bookmarkEnd w:id="13"/>
+      <w:bookmarkEnd w:id="15"/>
     </w:p>
     <w:p>
       <w:pPr>
@@ -17208,7 +17175,7 @@
                           <pic:cNvPicPr/>
                         </pic:nvPicPr>
                         <pic:blipFill>
-                          <a:blip r:embed="rId116"/>
+                          <a:blip r:embed="rId112"/>
                           <a:stretch>
                             <a:fillRect/>
                           </a:stretch>
@@ -17228,7 +17195,7 @@
                 </wp:inline>
               </w:drawing>
             </w:r>
-            <w:hyperlink w:history="1" r:id="rId117">
+            <w:hyperlink r:id="rId113" w:history="1">
               <w:r>
                 <w:rPr>
                   <w:rStyle w:val="Hipervnculo"/>
@@ -17301,6 +17268,7 @@
               <w:rPr>
                 <w:noProof/>
               </w:rPr>
+              <w:lastRenderedPageBreak/>
               <w:drawing>
                 <wp:inline distT="0" distB="0" distL="0" distR="0" wp14:anchorId="4FA201F7" wp14:editId="58933ACA">
                   <wp:extent cx="1039091" cy="659741"/>
@@ -17317,7 +17285,7 @@
                           <pic:cNvPicPr/>
                         </pic:nvPicPr>
                         <pic:blipFill>
-                          <a:blip r:embed="rId118"/>
+                          <a:blip r:embed="rId114"/>
                           <a:stretch>
                             <a:fillRect/>
                           </a:stretch>
@@ -17348,7 +17316,7 @@
                 <w:lang w:val="es-MX"/>
               </w:rPr>
             </w:pPr>
-            <w:hyperlink w:history="1" w:anchor="fromView=search&amp;page=1&amp;position=13&amp;uuid=63afb9e0-95fe-4baf-8942-af81730ee5b1&amp;query=balance++financiero+junta+PUC" r:id="rId119">
+            <w:hyperlink r:id="rId115" w:anchor="fromView=search&amp;page=1&amp;position=13&amp;uuid=63afb9e0-95fe-4baf-8942-af81730ee5b1&amp;query=balance++financiero+junta+PUC" w:history="1">
               <w:r>
                 <w:rPr>
                   <w:rStyle w:val="Hipervnculo"/>
@@ -17503,7 +17471,7 @@
                           <pic:cNvPicPr/>
                         </pic:nvPicPr>
                         <pic:blipFill>
-                          <a:blip r:embed="rId120"/>
+                          <a:blip r:embed="rId116"/>
                           <a:stretch>
                             <a:fillRect/>
                           </a:stretch>
@@ -17534,7 +17502,7 @@
                 <w:lang w:val="es-MX"/>
               </w:rPr>
             </w:pPr>
-            <w:hyperlink w:history="1" w:anchor="fromView=search&amp;page=1&amp;position=25&amp;uuid=77d0e80a-6173-4d07-a6b4-5eb348d11cf7&amp;query=impuesto+de+renta" r:id="rId121">
+            <w:hyperlink r:id="rId117" w:anchor="fromView=search&amp;page=1&amp;position=25&amp;uuid=77d0e80a-6173-4d07-a6b4-5eb348d11cf7&amp;query=impuesto+de+renta" w:history="1">
               <w:r>
                 <w:rPr>
                   <w:rStyle w:val="Hipervnculo"/>
@@ -17714,7 +17682,7 @@
                           <pic:cNvPicPr/>
                         </pic:nvPicPr>
                         <pic:blipFill>
-                          <a:blip r:embed="rId122"/>
+                          <a:blip r:embed="rId118"/>
                           <a:stretch>
                             <a:fillRect/>
                           </a:stretch>
@@ -17744,7 +17712,7 @@
                 <w:lang w:val="es-MX"/>
               </w:rPr>
             </w:pPr>
-            <w:hyperlink w:history="1" w:anchor="fromView=search&amp;page=1&amp;position=30&amp;uuid=bb968bfb-3542-4434-99aa-5afd69742b71" r:id="rId123">
+            <w:hyperlink r:id="rId119" w:anchor="fromView=search&amp;page=1&amp;position=30&amp;uuid=bb968bfb-3542-4434-99aa-5afd69742b71" w:history="1">
               <w:r>
                 <w:rPr>
                   <w:rStyle w:val="Hipervnculo"/>
@@ -17841,7 +17809,7 @@
                           <pic:cNvPicPr/>
                         </pic:nvPicPr>
                         <pic:blipFill>
-                          <a:blip r:embed="rId124"/>
+                          <a:blip r:embed="rId120"/>
                           <a:stretch>
                             <a:fillRect/>
                           </a:stretch>
@@ -17871,7 +17839,7 @@
                 <w:lang w:val="es-MX"/>
               </w:rPr>
             </w:pPr>
-            <w:hyperlink w:history="1" w:anchor="fromView=search&amp;page=1&amp;position=6&amp;uuid=a35c6041-a30f-44fd-8ebe-f574d791c96c" r:id="rId125">
+            <w:hyperlink r:id="rId121" w:anchor="fromView=search&amp;page=1&amp;position=6&amp;uuid=a35c6041-a30f-44fd-8ebe-f574d791c96c" w:history="1">
               <w:r>
                 <w:rPr>
                   <w:rStyle w:val="Hipervnculo"/>
@@ -17907,6 +17875,7 @@
                 <w:szCs w:val="20"/>
                 <w:lang w:val="es-MX"/>
               </w:rPr>
+              <w:lastRenderedPageBreak/>
               <w:t>Cómo se diligencia</w:t>
             </w:r>
           </w:p>
@@ -17968,7 +17937,7 @@
                           <pic:cNvPicPr/>
                         </pic:nvPicPr>
                         <pic:blipFill>
-                          <a:blip r:embed="rId126"/>
+                          <a:blip r:embed="rId122"/>
                           <a:stretch>
                             <a:fillRect/>
                           </a:stretch>
@@ -17998,7 +17967,7 @@
                 <w:lang w:val="es-MX"/>
               </w:rPr>
             </w:pPr>
-            <w:hyperlink w:history="1" w:anchor="fromView=search&amp;page=1&amp;position=53&amp;uuid=cc39845b-d613-4a98-9974-590399f7e8b9" r:id="rId127">
+            <w:hyperlink r:id="rId123" w:anchor="fromView=search&amp;page=1&amp;position=53&amp;uuid=cc39845b-d613-4a98-9974-590399f7e8b9" w:history="1">
               <w:r>
                 <w:rPr>
                   <w:rStyle w:val="Hipervnculo"/>
@@ -18057,8 +18026,8 @@
       </w:pPr>
       <w:r>
         <w:rPr>
-          <w:b w:val="1"/>
-          <w:bCs w:val="1"/>
+          <w:b/>
+          <w:bCs/>
           <w:sz w:val="20"/>
           <w:szCs w:val="20"/>
           <w:lang w:val="es-MX"/>
@@ -18067,8 +18036,8 @@
       </w:r>
       <w:r>
         <w:rPr>
-          <w:b w:val="1"/>
-          <w:bCs w:val="1"/>
+          <w:b/>
+          <w:bCs/>
           <w:sz w:val="20"/>
           <w:szCs w:val="20"/>
           <w:lang w:val="es-MX"/>
@@ -18077,8 +18046,8 @@
       </w:r>
       <w:r>
         <w:rPr>
-          <w:b w:val="1"/>
-          <w:bCs w:val="1"/>
+          <w:b/>
+          <w:bCs/>
           <w:sz w:val="20"/>
           <w:szCs w:val="20"/>
           <w:lang w:val="es-MX"/>
@@ -18087,31 +18056,34 @@
       </w:r>
       <w:r>
         <w:rPr>
-          <w:b w:val="1"/>
-          <w:bCs w:val="1"/>
+          <w:b/>
+          <w:bCs/>
           <w:sz w:val="20"/>
           <w:szCs w:val="20"/>
           <w:lang w:val="es-MX"/>
         </w:rPr>
         <w:t>. Estructura de presentación del Estado de Resultado</w:t>
       </w:r>
-      <w:commentRangeStart w:id="1037692951"/>
+      <w:commentRangeStart w:id="16"/>
       <w:r>
         <w:rPr>
-          <w:b w:val="1"/>
-          <w:bCs w:val="1"/>
+          <w:b/>
+          <w:bCs/>
           <w:sz w:val="20"/>
           <w:szCs w:val="20"/>
           <w:lang w:val="es-MX"/>
         </w:rPr>
         <w:t>s</w:t>
       </w:r>
-      <w:commentRangeEnd w:id="1037692951"/>
+      <w:commentRangeEnd w:id="16"/>
       <w:r>
         <w:rPr>
-          <w:rStyle w:val="CommentReference"/>
-        </w:rPr>
-        <w:commentReference w:id="1037692951"/>
+          <w:rStyle w:val="Refdecomentario"/>
+          <w:sz w:val="20"/>
+          <w:szCs w:val="20"/>
+          <w:lang w:val="es-MX"/>
+        </w:rPr>
+        <w:commentReference w:id="16"/>
       </w:r>
     </w:p>
     <w:tbl>
@@ -18820,7 +18792,7 @@
           <w:szCs w:val="20"/>
         </w:rPr>
       </w:pPr>
-      <w:bookmarkStart w:name="_Toc222810052" w:id="14"/>
+      <w:bookmarkStart w:id="17" w:name="_Toc222810052"/>
       <w:r>
         <w:rPr>
           <w:rFonts w:cs="Arial"/>
@@ -18835,7 +18807,7 @@
         </w:rPr>
         <w:t>Estado de cambios en el patrimonio</w:t>
       </w:r>
-      <w:bookmarkEnd w:id="14"/>
+      <w:bookmarkEnd w:id="17"/>
     </w:p>
     <w:p>
       <w:pPr>
@@ -19003,7 +18975,7 @@
                           <pic:cNvPicPr/>
                         </pic:nvPicPr>
                         <pic:blipFill>
-                          <a:blip r:embed="rId128"/>
+                          <a:blip r:embed="rId124"/>
                           <a:stretch>
                             <a:fillRect/>
                           </a:stretch>
@@ -19033,7 +19005,7 @@
                 <w:lang w:val="es-MX"/>
               </w:rPr>
             </w:pPr>
-            <w:hyperlink w:history="1" w:anchor="fromView=search&amp;page=1&amp;position=27&amp;uuid=054a1531-8cc2-4242-a6b4-3834eadd3ffe&amp;query=estado+de+patrimonio" r:id="rId129">
+            <w:hyperlink r:id="rId125" w:anchor="fromView=search&amp;page=1&amp;position=27&amp;uuid=054a1531-8cc2-4242-a6b4-3834eadd3ffe&amp;query=estado+de+patrimonio" w:history="1">
               <w:r>
                 <w:rPr>
                   <w:rStyle w:val="Hipervnculo"/>
@@ -19185,7 +19157,7 @@
                           <pic:cNvPicPr/>
                         </pic:nvPicPr>
                         <pic:blipFill>
-                          <a:blip r:embed="rId130"/>
+                          <a:blip r:embed="rId126"/>
                           <a:stretch>
                             <a:fillRect/>
                           </a:stretch>
@@ -19215,7 +19187,7 @@
                 <w:lang w:val="es-MX"/>
               </w:rPr>
             </w:pPr>
-            <w:hyperlink w:history="1" w:anchor="fromView=search&amp;page=2&amp;position=32&amp;uuid=5a617385-15e0-4596-845f-92f3a8dbd753&amp;query=estado+financiero+registros+contables" r:id="rId131">
+            <w:hyperlink r:id="rId127" w:anchor="fromView=search&amp;page=2&amp;position=32&amp;uuid=5a617385-15e0-4596-845f-92f3a8dbd753&amp;query=estado+financiero+registros+contables" w:history="1">
               <w:r>
                 <w:rPr>
                   <w:rStyle w:val="Hipervnculo"/>
@@ -19293,8 +19265,8 @@
       </w:pPr>
       <w:r>
         <w:rPr>
-          <w:b w:val="1"/>
-          <w:bCs w:val="1"/>
+          <w:b/>
+          <w:bCs/>
           <w:sz w:val="20"/>
           <w:szCs w:val="20"/>
           <w:lang w:val="es-MX"/>
@@ -19303,8 +19275,8 @@
       </w:r>
       <w:r>
         <w:rPr>
-          <w:b w:val="1"/>
-          <w:bCs w:val="1"/>
+          <w:b/>
+          <w:bCs/>
           <w:sz w:val="20"/>
           <w:szCs w:val="20"/>
           <w:lang w:val="es-MX"/>
@@ -19313,31 +19285,34 @@
       </w:r>
       <w:r>
         <w:rPr>
-          <w:b w:val="1"/>
-          <w:bCs w:val="1"/>
+          <w:b/>
+          <w:bCs/>
           <w:sz w:val="20"/>
           <w:szCs w:val="20"/>
           <w:lang w:val="es-MX"/>
         </w:rPr>
         <w:t>. Estructura de presentación del Estado de cambios en el patrimoni</w:t>
       </w:r>
-      <w:commentRangeStart w:id="777731967"/>
+      <w:commentRangeStart w:id="18"/>
       <w:r>
         <w:rPr>
-          <w:b w:val="1"/>
-          <w:bCs w:val="1"/>
+          <w:b/>
+          <w:bCs/>
           <w:sz w:val="20"/>
           <w:szCs w:val="20"/>
           <w:lang w:val="es-MX"/>
         </w:rPr>
         <w:t>o</w:t>
       </w:r>
-      <w:commentRangeEnd w:id="777731967"/>
+      <w:commentRangeEnd w:id="18"/>
       <w:r>
         <w:rPr>
-          <w:rStyle w:val="CommentReference"/>
-        </w:rPr>
-        <w:commentReference w:id="777731967"/>
+          <w:rStyle w:val="Refdecomentario"/>
+          <w:sz w:val="20"/>
+          <w:szCs w:val="20"/>
+          <w:lang w:val="es-MX"/>
+        </w:rPr>
+        <w:commentReference w:id="18"/>
       </w:r>
     </w:p>
     <w:tbl>
@@ -20106,6 +20081,7 @@
           <w:szCs w:val="20"/>
           <w:lang w:val="es-MX"/>
         </w:rPr>
+        <w:lastRenderedPageBreak/>
         <w:t xml:space="preserve">Esta </w:t>
       </w:r>
       <w:r>
@@ -20122,15 +20098,7 @@
           <w:szCs w:val="20"/>
           <w:lang w:val="es-MX"/>
         </w:rPr>
-        <w:t xml:space="preserve">a </w:t>
-      </w:r>
-      <w:r>
-        <w:rPr>
-          <w:sz w:val="20"/>
-          <w:szCs w:val="20"/>
-          <w:lang w:val="es-MX"/>
-        </w:rPr>
-        <w:t>detalla las variaciones de la inversión de los propietarios y permite comprender qué factores incrementaron o redujeron la riqueza propia durante el periodo contable (Fierro Martínez, 2015).</w:t>
+        <w:t>a detalla las variaciones de la inversión de los propietarios y permite comprender qué factores incrementaron o redujeron la riqueza propia durante el periodo contable (Fierro Martínez, 2015).</w:t>
       </w:r>
     </w:p>
     <w:p>
@@ -20149,7 +20117,7 @@
           <w:szCs w:val="20"/>
         </w:rPr>
       </w:pPr>
-      <w:bookmarkStart w:name="_Toc222810053" w:id="15"/>
+      <w:bookmarkStart w:id="19" w:name="_Toc222810053"/>
       <w:r>
         <w:rPr>
           <w:rFonts w:cs="Arial"/>
@@ -20164,7 +20132,7 @@
         </w:rPr>
         <w:t>Estado de flujos de efectivo</w:t>
       </w:r>
-      <w:bookmarkEnd w:id="15"/>
+      <w:bookmarkEnd w:id="19"/>
     </w:p>
     <w:p>
       <w:pPr>
@@ -20282,7 +20250,7 @@
                           <pic:cNvPicPr/>
                         </pic:nvPicPr>
                         <pic:blipFill>
-                          <a:blip r:embed="rId132"/>
+                          <a:blip r:embed="rId128"/>
                           <a:stretch>
                             <a:fillRect/>
                           </a:stretch>
@@ -20315,7 +20283,7 @@
                 <w:lang w:val="es-MX"/>
               </w:rPr>
             </w:pPr>
-            <w:hyperlink w:history="1" w:anchor="fromView=search&amp;page=1&amp;position=7&amp;uuid=2bce98a0-54b0-44d2-9d83-868db7abcbeb&amp;query=flujo+de+efectivo" r:id="rId133">
+            <w:hyperlink r:id="rId129" w:anchor="fromView=search&amp;page=1&amp;position=7&amp;uuid=2bce98a0-54b0-44d2-9d83-868db7abcbeb&amp;query=flujo+de+efectivo" w:history="1">
               <w:r>
                 <w:rPr>
                   <w:rStyle w:val="Hipervnculo"/>
@@ -20444,7 +20412,7 @@
                           <pic:cNvPicPr/>
                         </pic:nvPicPr>
                         <pic:blipFill>
-                          <a:blip r:embed="rId134"/>
+                          <a:blip r:embed="rId130"/>
                           <a:stretch>
                             <a:fillRect/>
                           </a:stretch>
@@ -20464,7 +20432,7 @@
                 </wp:inline>
               </w:drawing>
             </w:r>
-            <w:hyperlink w:history="1" r:id="rId135">
+            <w:hyperlink r:id="rId131" w:history="1">
               <w:r>
                 <w:rPr>
                   <w:rStyle w:val="Hipervnculo"/>
@@ -20546,6 +20514,7 @@
           <w:szCs w:val="20"/>
           <w:lang w:val="es-MX"/>
         </w:rPr>
+        <w:lastRenderedPageBreak/>
         <w:t>A continuación, se resume la estructura básica del Estado de flujos de efectivo según la clasificación de actividades:</w:t>
       </w:r>
     </w:p>
@@ -20582,7 +20551,7 @@
             <wp:cNvGraphicFramePr/>
             <a:graphic xmlns:a="http://schemas.openxmlformats.org/drawingml/2006/main">
               <a:graphicData uri="http://schemas.openxmlformats.org/drawingml/2006/diagram">
-                <dgm:relIds xmlns:dgm="http://schemas.openxmlformats.org/drawingml/2006/diagram" xmlns:r="http://schemas.openxmlformats.org/officeDocument/2006/relationships" r:dm="rId136" r:lo="rId137" r:qs="rId138" r:cs="rId139"/>
+                <dgm:relIds xmlns:dgm="http://schemas.openxmlformats.org/drawingml/2006/diagram" xmlns:r="http://schemas.openxmlformats.org/officeDocument/2006/relationships" r:dm="rId132" r:lo="rId133" r:qs="rId134" r:cs="rId135"/>
               </a:graphicData>
             </a:graphic>
           </wp:inline>
@@ -20631,7 +20600,7 @@
           <w:szCs w:val="20"/>
         </w:rPr>
       </w:pPr>
-      <w:bookmarkStart w:name="_Toc222810054" w:id="16"/>
+      <w:bookmarkStart w:id="20" w:name="_Toc222810054"/>
       <w:r>
         <w:rPr>
           <w:rFonts w:cs="Arial"/>
@@ -20639,7 +20608,7 @@
         </w:rPr>
         <w:t>3.1.5 Notas a los estados financieros</w:t>
       </w:r>
-      <w:bookmarkEnd w:id="16"/>
+      <w:bookmarkEnd w:id="20"/>
     </w:p>
     <w:p>
       <w:pPr>
@@ -20741,7 +20710,7 @@
                           <pic:cNvPicPr/>
                         </pic:nvPicPr>
                         <pic:blipFill>
-                          <a:blip r:embed="rId141"/>
+                          <a:blip r:embed="rId137"/>
                           <a:stretch>
                             <a:fillRect/>
                           </a:stretch>
@@ -20774,7 +20743,7 @@
                 <w:lang w:val="es-MX"/>
               </w:rPr>
             </w:pPr>
-            <w:hyperlink w:history="1" w:anchor="fromView=search&amp;page=1&amp;position=22&amp;uuid=2558279c-4016-44ec-81ac-e9e45a1cd274&amp;query=notas+estados+financieros" r:id="rId142">
+            <w:hyperlink r:id="rId138" w:anchor="fromView=search&amp;page=1&amp;position=22&amp;uuid=2558279c-4016-44ec-81ac-e9e45a1cd274&amp;query=notas+estados+financieros" w:history="1">
               <w:r>
                 <w:rPr>
                   <w:rStyle w:val="Hipervnculo"/>
@@ -20892,6 +20861,7 @@
                 <w:szCs w:val="20"/>
                 <w:lang w:val="es-MX"/>
               </w:rPr>
+              <w:lastRenderedPageBreak/>
               <w:t xml:space="preserve">Para su elaboración, se requiere un ejercicio descriptivo riguroso por parte del contador y la administración. Su estructura debe seguir un orden lógico: primero, la información general de la entidad; segundo, el resumen de las políticas contables significativas </w:t>
             </w:r>
             <w:r>
@@ -20972,7 +20942,7 @@
                           <pic:cNvPicPr/>
                         </pic:nvPicPr>
                         <pic:blipFill>
-                          <a:blip r:embed="rId143"/>
+                          <a:blip r:embed="rId139"/>
                           <a:stretch>
                             <a:fillRect/>
                           </a:stretch>
@@ -21005,7 +20975,7 @@
                 <w:lang w:val="es-MX"/>
               </w:rPr>
             </w:pPr>
-            <w:hyperlink w:history="1" w:anchor="fromView=search&amp;page=1&amp;position=1&amp;uuid=33bcb521-a0b1-45c8-b0cd-1a3540711bbf&amp;query=contador" r:id="rId144">
+            <w:hyperlink r:id="rId140" w:anchor="fromView=search&amp;page=1&amp;position=1&amp;uuid=33bcb521-a0b1-45c8-b0cd-1a3540711bbf&amp;query=contador" w:history="1">
               <w:r>
                 <w:rPr>
                   <w:rStyle w:val="Hipervnculo"/>
@@ -21098,30 +21068,19 @@
       <w:r>
         <w:rPr>
           <w:rFonts w:ascii="Arial" w:hAnsi="Arial" w:cs="Arial"/>
-          <w:b w:val="1"/>
-          <w:bCs w:val="1"/>
+          <w:b/>
+          <w:bCs/>
           <w:sz w:val="20"/>
           <w:szCs w:val="20"/>
           <w:lang w:val="es-MX"/>
         </w:rPr>
-        <w:t>Tabla</w:t>
+        <w:t xml:space="preserve">Tabla </w:t>
       </w:r>
       <w:r>
         <w:rPr>
           <w:rFonts w:ascii="Arial" w:hAnsi="Arial" w:cs="Arial"/>
-          <w:b w:val="1"/>
-          <w:bCs w:val="1"/>
-          <w:sz w:val="20"/>
-          <w:szCs w:val="20"/>
-          <w:lang w:val="es-MX"/>
-        </w:rPr>
-        <w:t xml:space="preserve"> </w:t>
-      </w:r>
-      <w:r>
-        <w:rPr>
-          <w:rFonts w:ascii="Arial" w:hAnsi="Arial" w:cs="Arial"/>
-          <w:b w:val="1"/>
-          <w:bCs w:val="1"/>
+          <w:b/>
+          <w:bCs/>
           <w:sz w:val="20"/>
           <w:szCs w:val="20"/>
           <w:lang w:val="es-MX"/>
@@ -21131,8 +21090,8 @@
       <w:r>
         <w:rPr>
           <w:rFonts w:ascii="Arial" w:hAnsi="Arial" w:cs="Arial"/>
-          <w:b w:val="1"/>
-          <w:bCs w:val="1"/>
+          <w:b/>
+          <w:bCs/>
           <w:sz w:val="20"/>
           <w:szCs w:val="20"/>
           <w:lang w:val="es-MX"/>
@@ -21674,7 +21633,7 @@
                           <pic:cNvPicPr/>
                         </pic:nvPicPr>
                         <pic:blipFill>
-                          <a:blip r:embed="rId145"/>
+                          <a:blip r:embed="rId141"/>
                           <a:stretch>
                             <a:fillRect/>
                           </a:stretch>
@@ -21694,7 +21653,7 @@
                 </wp:inline>
               </w:drawing>
             </w:r>
-            <w:hyperlink w:history="1" r:id="rId146">
+            <w:hyperlink r:id="rId142" w:history="1">
               <w:r>
                 <w:rPr>
                   <w:rStyle w:val="Hipervnculo"/>
@@ -21773,6 +21732,7 @@
           <w:szCs w:val="20"/>
           <w:lang w:val="es-MX"/>
         </w:rPr>
+        <w:lastRenderedPageBreak/>
         <w:t xml:space="preserve">En conclusión, la integración del </w:t>
       </w:r>
       <w:r>
@@ -21813,7 +21773,7 @@
           <w:szCs w:val="20"/>
         </w:rPr>
       </w:pPr>
-      <w:bookmarkStart w:name="_Toc222810055" w:id="17"/>
+      <w:bookmarkStart w:id="21" w:name="_Toc222810055"/>
       <w:r>
         <w:rPr>
           <w:rFonts w:cs="Arial"/>
@@ -21821,7 +21781,7 @@
         </w:rPr>
         <w:t>4. Elementos y criterios generales de presentación (marco NIC/NIIF)</w:t>
       </w:r>
-      <w:bookmarkEnd w:id="17"/>
+      <w:bookmarkEnd w:id="21"/>
     </w:p>
     <w:p>
       <w:pPr>
@@ -22046,7 +22006,7 @@
                           <pic:cNvPicPr/>
                         </pic:nvPicPr>
                         <pic:blipFill>
-                          <a:blip r:embed="rId147"/>
+                          <a:blip r:embed="rId143"/>
                           <a:stretch>
                             <a:fillRect/>
                           </a:stretch>
@@ -22076,7 +22036,7 @@
                 <w:lang w:val="es-MX"/>
               </w:rPr>
             </w:pPr>
-            <w:hyperlink w:history="1" w:anchor="fromView=search&amp;page=1&amp;position=10&amp;uuid=66d13bd1-6870-47f0-97af-a26ad846a80b&amp;query=nif+contador" r:id="rId148">
+            <w:hyperlink r:id="rId144" w:anchor="fromView=search&amp;page=1&amp;position=10&amp;uuid=66d13bd1-6870-47f0-97af-a26ad846a80b&amp;query=nif+contador" w:history="1">
               <w:r>
                 <w:rPr>
                   <w:rStyle w:val="Hipervnculo"/>
@@ -22233,7 +22193,7 @@
                           <pic:cNvPicPr/>
                         </pic:nvPicPr>
                         <pic:blipFill>
-                          <a:blip r:embed="rId149"/>
+                          <a:blip r:embed="rId145"/>
                           <a:stretch>
                             <a:fillRect/>
                           </a:stretch>
@@ -22263,7 +22223,7 @@
                 <w:lang w:val="es-MX"/>
               </w:rPr>
             </w:pPr>
-            <w:hyperlink w:history="1" r:id="rId150">
+            <w:hyperlink r:id="rId146" w:history="1">
               <w:r>
                 <w:rPr>
                   <w:rStyle w:val="Hipervnculo"/>
@@ -22606,7 +22566,7 @@
                           <pic:cNvPicPr/>
                         </pic:nvPicPr>
                         <pic:blipFill>
-                          <a:blip r:embed="rId151"/>
+                          <a:blip r:embed="rId147"/>
                           <a:stretch>
                             <a:fillRect/>
                           </a:stretch>
@@ -22636,7 +22596,7 @@
                 <w:lang w:val="es-MX"/>
               </w:rPr>
             </w:pPr>
-            <w:hyperlink w:history="1" w:anchor="fromView=search&amp;page=1&amp;position=1&amp;uuid=9bbac66a-af73-45e3-8362-40a37e04dc1f&amp;query=Medici%C3%B3n+y+valoraci%C3%B3n" r:id="rId152">
+            <w:hyperlink r:id="rId148" w:anchor="fromView=search&amp;page=1&amp;position=1&amp;uuid=9bbac66a-af73-45e3-8362-40a37e04dc1f&amp;query=Medici%C3%B3n+y+valoraci%C3%B3n" w:history="1">
               <w:r>
                 <w:rPr>
                   <w:rStyle w:val="Hipervnculo"/>
@@ -22745,7 +22705,7 @@
                           <pic:cNvPicPr/>
                         </pic:nvPicPr>
                         <pic:blipFill>
-                          <a:blip r:embed="rId153"/>
+                          <a:blip r:embed="rId149"/>
                           <a:stretch>
                             <a:fillRect/>
                           </a:stretch>
@@ -22775,7 +22735,7 @@
                 <w:lang w:val="es-MX"/>
               </w:rPr>
             </w:pPr>
-            <w:hyperlink w:history="1" w:anchor="fromView=search&amp;page=2&amp;position=21&amp;uuid=31dddce9-54cd-46ce-960c-05fa6ed0af40&amp;query=Reconocimiento+de+ingresos" r:id="rId154">
+            <w:hyperlink r:id="rId150" w:anchor="fromView=search&amp;page=2&amp;position=21&amp;uuid=31dddce9-54cd-46ce-960c-05fa6ed0af40&amp;query=Reconocimiento+de+ingresos" w:history="1">
               <w:r>
                 <w:rPr>
                   <w:rStyle w:val="Hipervnculo"/>
@@ -22875,7 +22835,7 @@
                           <pic:cNvPicPr/>
                         </pic:nvPicPr>
                         <pic:blipFill>
-                          <a:blip r:embed="rId155"/>
+                          <a:blip r:embed="rId151"/>
                           <a:stretch>
                             <a:fillRect/>
                           </a:stretch>
@@ -22905,7 +22865,7 @@
                 <w:lang w:val="es-MX"/>
               </w:rPr>
             </w:pPr>
-            <w:hyperlink w:history="1" r:id="rId156">
+            <w:hyperlink r:id="rId152" w:history="1">
               <w:r>
                 <w:rPr>
                   <w:rStyle w:val="Hipervnculo"/>
@@ -23005,7 +22965,7 @@
                           <pic:cNvPicPr/>
                         </pic:nvPicPr>
                         <pic:blipFill>
-                          <a:blip r:embed="rId157"/>
+                          <a:blip r:embed="rId153"/>
                           <a:stretch>
                             <a:fillRect/>
                           </a:stretch>
@@ -23035,7 +22995,7 @@
                 <w:lang w:val="es-MX"/>
               </w:rPr>
             </w:pPr>
-            <w:hyperlink w:history="1" w:anchor="fromView=search&amp;page=1&amp;position=4&amp;uuid=414650f7-3325-459d-8377-c3b9cab9dc41&amp;query=Uniformidad+t%C3%A9cnica+contabilidad" r:id="rId158">
+            <w:hyperlink r:id="rId154" w:anchor="fromView=search&amp;page=1&amp;position=4&amp;uuid=414650f7-3325-459d-8377-c3b9cab9dc41&amp;query=Uniformidad+t%C3%A9cnica+contabilidad" w:history="1">
               <w:r>
                 <w:rPr>
                   <w:rStyle w:val="Hipervnculo"/>
@@ -23074,6 +23034,7 @@
           <w:szCs w:val="20"/>
           <w:lang w:val="es-MX"/>
         </w:rPr>
+        <w:lastRenderedPageBreak/>
         <w:t>Estos ajustes fortalecen la calidad, coherencia y transparencia de la información financiera presentada.</w:t>
       </w:r>
     </w:p>
@@ -23151,8 +23112,8 @@
       <w:pPr>
         <w:jc w:val="both"/>
         <w:rPr>
-          <w:b w:val="1"/>
-          <w:bCs w:val="1"/>
+          <w:b/>
+          <w:bCs/>
           <w:sz w:val="20"/>
           <w:szCs w:val="20"/>
           <w:lang w:val="es-MX"/>
@@ -23160,28 +23121,18 @@
       </w:pPr>
       <w:r>
         <w:rPr>
-          <w:b w:val="1"/>
-          <w:bCs w:val="1"/>
+          <w:b/>
+          <w:bCs/>
           <w:sz w:val="20"/>
           <w:szCs w:val="20"/>
           <w:lang w:val="es-MX"/>
         </w:rPr>
-        <w:t>Tabla</w:t>
+        <w:t xml:space="preserve">Tabla </w:t>
       </w:r>
       <w:r>
         <w:rPr>
-          <w:b w:val="1"/>
-          <w:bCs w:val="1"/>
-          <w:sz w:val="20"/>
-          <w:szCs w:val="20"/>
-          <w:lang w:val="es-MX"/>
-        </w:rPr>
-        <w:t xml:space="preserve"> </w:t>
-      </w:r>
-      <w:r>
-        <w:rPr>
-          <w:b w:val="1"/>
-          <w:bCs w:val="1"/>
+          <w:b/>
+          <w:bCs/>
           <w:sz w:val="20"/>
           <w:szCs w:val="20"/>
           <w:lang w:val="es-MX"/>
@@ -23190,8 +23141,8 @@
       </w:r>
       <w:r>
         <w:rPr>
-          <w:b w:val="1"/>
-          <w:bCs w:val="1"/>
+          <w:b/>
+          <w:bCs/>
           <w:sz w:val="20"/>
           <w:szCs w:val="20"/>
           <w:lang w:val="es-MX"/>
@@ -23608,7 +23559,7 @@
                           <pic:cNvPicPr/>
                         </pic:nvPicPr>
                         <pic:blipFill>
-                          <a:blip r:embed="rId159"/>
+                          <a:blip r:embed="rId155"/>
                           <a:stretch>
                             <a:fillRect/>
                           </a:stretch>
@@ -23638,7 +23589,7 @@
                 <w:lang w:val="es-MX"/>
               </w:rPr>
             </w:pPr>
-            <w:hyperlink w:history="1" w:anchor="fromView=search&amp;page=1&amp;position=20&amp;uuid=91be7430-3dbf-4f55-8036-495e5c33a3c6&amp;query=colombia+contabilidad" r:id="rId160">
+            <w:hyperlink r:id="rId156" w:anchor="fromView=search&amp;page=1&amp;position=20&amp;uuid=91be7430-3dbf-4f55-8036-495e5c33a3c6&amp;query=colombia+contabilidad" w:history="1">
               <w:r>
                 <w:rPr>
                   <w:rStyle w:val="Hipervnculo"/>
@@ -23737,7 +23688,7 @@
           <w:szCs w:val="20"/>
         </w:rPr>
       </w:pPr>
-      <w:bookmarkStart w:name="_Toc222810057" w:id="18"/>
+      <w:bookmarkStart w:id="22" w:name="_Toc222810057"/>
       <w:r>
         <w:rPr>
           <w:rFonts w:cs="Arial"/>
@@ -23745,7 +23696,7 @@
         </w:rPr>
         <w:t>4.2 Propósito e importancia de los estados financieros bajo el marco NIC/NIIF</w:t>
       </w:r>
-      <w:bookmarkEnd w:id="18"/>
+      <w:bookmarkEnd w:id="22"/>
     </w:p>
     <w:p>
       <w:pPr>
@@ -23789,7 +23740,16 @@
           <w:szCs w:val="20"/>
           <w:lang w:val="es-MX"/>
         </w:rPr>
-        <w:t xml:space="preserve"> constituyen el resultado final del proceso contable y tienen como propósito esencial presentar una representación fiel de la situación económica y financiera de una organización en una fecha de corte determinada. Bajo el marco de las NIC/NIIF, estos informes se elaboran con criterios técnicos uniformes que permiten ofrecer información útil, comprensible y confiable a una amplia variedad de usuarios, tales como administradores, accionistas, entidades bancarias y el Estado.</w:t>
+        <w:t xml:space="preserve"> constituyen el resultado final del proceso contable y tienen como propósito esencial presentar una representación fiel de la situación económica y financiera de una organización en una fecha de corte determinada. Bajo el marco de las NIC/NIIF, estos informes se elaboran con </w:t>
+      </w:r>
+      <w:r>
+        <w:rPr>
+          <w:sz w:val="20"/>
+          <w:szCs w:val="20"/>
+          <w:lang w:val="es-MX"/>
+        </w:rPr>
+        <w:lastRenderedPageBreak/>
+        <w:t>criterios técnicos uniformes que permiten ofrecer información útil, comprensible y confiable a una amplia variedad de usuarios, tales como administradores, accionistas, entidades bancarias y el Estado.</w:t>
       </w:r>
     </w:p>
     <w:p>
@@ -23872,7 +23832,7 @@
                           <pic:cNvPicPr/>
                         </pic:nvPicPr>
                         <pic:blipFill>
-                          <a:blip r:embed="rId161"/>
+                          <a:blip r:embed="rId157"/>
                           <a:stretch>
                             <a:fillRect/>
                           </a:stretch>
@@ -23902,7 +23862,7 @@
                 <w:lang w:val="es-MX"/>
               </w:rPr>
             </w:pPr>
-            <w:hyperlink w:history="1" w:anchor="fromView=search&amp;page=1&amp;position=47&amp;uuid=91be7430-3dbf-4f55-8036-495e5c33a3c6&amp;query=colombia+contabilidad" r:id="rId162">
+            <w:hyperlink r:id="rId158" w:anchor="fromView=search&amp;page=1&amp;position=47&amp;uuid=91be7430-3dbf-4f55-8036-495e5c33a3c6&amp;query=colombia+contabilidad" w:history="1">
               <w:r>
                 <w:rPr>
                   <w:rStyle w:val="Hipervnculo"/>
@@ -24026,7 +23986,7 @@
                           <pic:cNvPicPr/>
                         </pic:nvPicPr>
                         <pic:blipFill>
-                          <a:blip r:embed="rId163"/>
+                          <a:blip r:embed="rId159"/>
                           <a:stretch>
                             <a:fillRect/>
                           </a:stretch>
@@ -24056,7 +24016,7 @@
                 <w:lang w:val="es-MX"/>
               </w:rPr>
             </w:pPr>
-            <w:hyperlink w:history="1" w:anchor="fromView=search&amp;page=1&amp;position=3&amp;uuid=91be7430-3dbf-4f55-8036-495e5c33a3c6&amp;query=colombia+contabilidad" r:id="rId164">
+            <w:hyperlink r:id="rId160" w:anchor="fromView=search&amp;page=1&amp;position=3&amp;uuid=91be7430-3dbf-4f55-8036-495e5c33a3c6&amp;query=colombia+contabilidad" w:history="1">
               <w:r>
                 <w:rPr>
                   <w:rStyle w:val="Hipervnculo"/>
@@ -24234,6 +24194,7 @@
                 <w:szCs w:val="20"/>
                 <w:lang w:val="es-MX"/>
               </w:rPr>
+              <w:lastRenderedPageBreak/>
               <w:t>Enfoque contable</w:t>
             </w:r>
           </w:p>
@@ -24298,7 +24259,7 @@
                           <pic:cNvPicPr/>
                         </pic:nvPicPr>
                         <pic:blipFill>
-                          <a:blip r:embed="rId165"/>
+                          <a:blip r:embed="rId161"/>
                           <a:stretch>
                             <a:fillRect/>
                           </a:stretch>
@@ -24328,7 +24289,7 @@
                 <w:lang w:val="es-MX"/>
               </w:rPr>
             </w:pPr>
-            <w:hyperlink w:history="1" w:anchor="fromView=search&amp;page=1&amp;position=0&amp;uuid=2bf491d4-401d-41c6-a887-7c94a02acc61&amp;query=contabilidad" r:id="rId166">
+            <w:hyperlink r:id="rId162" w:anchor="fromView=search&amp;page=1&amp;position=0&amp;uuid=2bf491d4-401d-41c6-a887-7c94a02acc61&amp;query=contabilidad" w:history="1">
               <w:r>
                 <w:rPr>
                   <w:rStyle w:val="Hipervnculo"/>
@@ -24428,7 +24389,7 @@
                           <pic:cNvPicPr/>
                         </pic:nvPicPr>
                         <pic:blipFill>
-                          <a:blip r:embed="rId167"/>
+                          <a:blip r:embed="rId163"/>
                           <a:stretch>
                             <a:fillRect/>
                           </a:stretch>
@@ -24458,7 +24419,7 @@
                 <w:lang w:val="es-MX"/>
               </w:rPr>
             </w:pPr>
-            <w:hyperlink w:history="1" w:anchor="fromView=search&amp;page=1&amp;position=9&amp;uuid=2bf491d4-401d-41c6-a887-7c94a02acc61&amp;query=contabilidad" r:id="rId168">
+            <w:hyperlink r:id="rId164" w:anchor="fromView=search&amp;page=1&amp;position=9&amp;uuid=2bf491d4-401d-41c6-a887-7c94a02acc61&amp;query=contabilidad" w:history="1">
               <w:r>
                 <w:rPr>
                   <w:rStyle w:val="Hipervnculo"/>
@@ -24567,7 +24528,7 @@
                           <pic:cNvPicPr/>
                         </pic:nvPicPr>
                         <pic:blipFill>
-                          <a:blip r:embed="rId169"/>
+                          <a:blip r:embed="rId165"/>
                           <a:stretch>
                             <a:fillRect/>
                           </a:stretch>
@@ -24597,7 +24558,7 @@
                 <w:lang w:val="es-MX"/>
               </w:rPr>
             </w:pPr>
-            <w:hyperlink w:history="1" w:anchor="fromView=search&amp;page=2&amp;position=10&amp;uuid=2bf491d4-401d-41c6-a887-7c94a02acc61&amp;query=contabilidad" r:id="rId170">
+            <w:hyperlink r:id="rId166" w:anchor="fromView=search&amp;page=2&amp;position=10&amp;uuid=2bf491d4-401d-41c6-a887-7c94a02acc61&amp;query=contabilidad" w:history="1">
               <w:r>
                 <w:rPr>
                   <w:rStyle w:val="Hipervnculo"/>
@@ -24697,7 +24658,7 @@
                           <pic:cNvPicPr/>
                         </pic:nvPicPr>
                         <pic:blipFill>
-                          <a:blip r:embed="rId171"/>
+                          <a:blip r:embed="rId167"/>
                           <a:stretch>
                             <a:fillRect/>
                           </a:stretch>
@@ -24727,7 +24688,7 @@
                 <w:lang w:val="es-MX"/>
               </w:rPr>
             </w:pPr>
-            <w:hyperlink w:history="1" w:anchor="fromView=search&amp;page=1&amp;position=48&amp;uuid=aaf6efd7-6a74-48f6-aad7-9b26cfb18111&amp;query=contabilidad+colombia" r:id="rId172">
+            <w:hyperlink r:id="rId168" w:anchor="fromView=search&amp;page=1&amp;position=48&amp;uuid=aaf6efd7-6a74-48f6-aad7-9b26cfb18111&amp;query=contabilidad+colombia" w:history="1">
               <w:r>
                 <w:rPr>
                   <w:rStyle w:val="Hipervnculo"/>
@@ -24853,7 +24814,7 @@
           <w:szCs w:val="20"/>
         </w:rPr>
       </w:pPr>
-      <w:commentRangeStart w:id="19"/>
+      <w:commentRangeStart w:id="23"/>
       <w:r>
         <w:rPr>
           <w:b/>
@@ -24878,7 +24839,7 @@
                     <pic:cNvPicPr/>
                   </pic:nvPicPr>
                   <pic:blipFill>
-                    <a:blip r:embed="rId173"/>
+                    <a:blip r:embed="rId169"/>
                     <a:stretch>
                       <a:fillRect/>
                     </a:stretch>
@@ -24898,7 +24859,7 @@
           </wp:inline>
         </w:drawing>
       </w:r>
-      <w:commentRangeEnd w:id="19"/>
+      <w:commentRangeEnd w:id="23"/>
       <w:r>
         <w:rPr>
           <w:rStyle w:val="Refdecomentario"/>
@@ -24907,7 +24868,7 @@
           <w:sz w:val="20"/>
           <w:szCs w:val="20"/>
         </w:rPr>
-        <w:commentReference w:id="19"/>
+        <w:commentReference w:id="23"/>
       </w:r>
     </w:p>
     <w:p>
@@ -24992,10 +24953,10 @@
             <w:tcW w:w="0" w:type="auto"/>
             <w:gridSpan w:val="2"/>
             <w:tcBorders>
-              <w:top w:val="outset" w:color="auto" w:sz="6" w:space="0"/>
-              <w:left w:val="outset" w:color="auto" w:sz="6" w:space="0"/>
-              <w:bottom w:val="outset" w:color="auto" w:sz="6" w:space="0"/>
-              <w:right w:val="outset" w:color="auto" w:sz="6" w:space="0"/>
+              <w:top w:val="outset" w:sz="6" w:space="0" w:color="auto"/>
+              <w:left w:val="outset" w:sz="6" w:space="0" w:color="auto"/>
+              <w:bottom w:val="outset" w:sz="6" w:space="0" w:color="auto"/>
+              <w:right w:val="outset" w:sz="6" w:space="0" w:color="auto"/>
             </w:tcBorders>
             <w:shd w:val="clear" w:color="auto" w:fill="000000"/>
             <w:vAlign w:val="center"/>
@@ -25031,9 +24992,9 @@
             <w:tcW w:w="3360" w:type="dxa"/>
             <w:tcBorders>
               <w:top w:val="nil"/>
-              <w:left w:val="outset" w:color="auto" w:sz="6" w:space="0"/>
-              <w:bottom w:val="outset" w:color="auto" w:sz="6" w:space="0"/>
-              <w:right w:val="outset" w:color="auto" w:sz="6" w:space="0"/>
+              <w:left w:val="outset" w:sz="6" w:space="0" w:color="auto"/>
+              <w:bottom w:val="outset" w:sz="6" w:space="0" w:color="auto"/>
+              <w:right w:val="outset" w:sz="6" w:space="0" w:color="auto"/>
             </w:tcBorders>
             <w:vAlign w:val="center"/>
           </w:tcPr>
@@ -25063,10 +25024,10 @@
           <w:tcPr>
             <w:tcW w:w="8550" w:type="dxa"/>
             <w:tcBorders>
-              <w:top w:val="outset" w:color="auto" w:sz="6" w:space="0"/>
-              <w:left w:val="outset" w:color="auto" w:sz="6" w:space="0"/>
-              <w:bottom w:val="outset" w:color="auto" w:sz="6" w:space="0"/>
-              <w:right w:val="outset" w:color="auto" w:sz="6" w:space="0"/>
+              <w:top w:val="outset" w:sz="6" w:space="0" w:color="auto"/>
+              <w:left w:val="outset" w:sz="6" w:space="0" w:color="auto"/>
+              <w:bottom w:val="outset" w:sz="6" w:space="0" w:color="auto"/>
+              <w:right w:val="outset" w:sz="6" w:space="0" w:color="auto"/>
             </w:tcBorders>
             <w:vAlign w:val="center"/>
           </w:tcPr>
@@ -25093,9 +25054,9 @@
             <w:tcW w:w="3360" w:type="dxa"/>
             <w:tcBorders>
               <w:top w:val="nil"/>
-              <w:left w:val="outset" w:color="auto" w:sz="6" w:space="0"/>
-              <w:bottom w:val="outset" w:color="auto" w:sz="6" w:space="0"/>
-              <w:right w:val="outset" w:color="auto" w:sz="6" w:space="0"/>
+              <w:left w:val="outset" w:sz="6" w:space="0" w:color="auto"/>
+              <w:bottom w:val="outset" w:sz="6" w:space="0" w:color="auto"/>
+              <w:right w:val="outset" w:sz="6" w:space="0" w:color="auto"/>
             </w:tcBorders>
             <w:vAlign w:val="center"/>
           </w:tcPr>
@@ -25126,9 +25087,9 @@
             <w:tcW w:w="8550" w:type="dxa"/>
             <w:tcBorders>
               <w:top w:val="nil"/>
-              <w:left w:val="outset" w:color="auto" w:sz="6" w:space="0"/>
-              <w:bottom w:val="outset" w:color="auto" w:sz="6" w:space="0"/>
-              <w:right w:val="outset" w:color="auto" w:sz="6" w:space="0"/>
+              <w:left w:val="outset" w:sz="6" w:space="0" w:color="auto"/>
+              <w:bottom w:val="outset" w:sz="6" w:space="0" w:color="auto"/>
+              <w:right w:val="outset" w:sz="6" w:space="0" w:color="auto"/>
             </w:tcBorders>
             <w:vAlign w:val="center"/>
           </w:tcPr>
@@ -25155,9 +25116,9 @@
             <w:tcW w:w="3360" w:type="dxa"/>
             <w:tcBorders>
               <w:top w:val="nil"/>
-              <w:left w:val="outset" w:color="auto" w:sz="6" w:space="0"/>
-              <w:bottom w:val="outset" w:color="auto" w:sz="6" w:space="0"/>
-              <w:right w:val="outset" w:color="auto" w:sz="6" w:space="0"/>
+              <w:left w:val="outset" w:sz="6" w:space="0" w:color="auto"/>
+              <w:bottom w:val="outset" w:sz="6" w:space="0" w:color="auto"/>
+              <w:right w:val="outset" w:sz="6" w:space="0" w:color="auto"/>
             </w:tcBorders>
             <w:vAlign w:val="center"/>
           </w:tcPr>
@@ -25188,9 +25149,9 @@
             <w:tcW w:w="8550" w:type="dxa"/>
             <w:tcBorders>
               <w:top w:val="nil"/>
-              <w:left w:val="outset" w:color="auto" w:sz="6" w:space="0"/>
-              <w:bottom w:val="outset" w:color="auto" w:sz="6" w:space="0"/>
-              <w:right w:val="outset" w:color="auto" w:sz="6" w:space="0"/>
+              <w:left w:val="outset" w:sz="6" w:space="0" w:color="auto"/>
+              <w:bottom w:val="outset" w:sz="6" w:space="0" w:color="auto"/>
+              <w:right w:val="outset" w:sz="6" w:space="0" w:color="auto"/>
             </w:tcBorders>
             <w:vAlign w:val="center"/>
           </w:tcPr>
@@ -25217,9 +25178,9 @@
             <w:tcW w:w="3360" w:type="dxa"/>
             <w:tcBorders>
               <w:top w:val="nil"/>
-              <w:left w:val="outset" w:color="auto" w:sz="6" w:space="0"/>
-              <w:bottom w:val="outset" w:color="auto" w:sz="6" w:space="0"/>
-              <w:right w:val="outset" w:color="auto" w:sz="6" w:space="0"/>
+              <w:left w:val="outset" w:sz="6" w:space="0" w:color="auto"/>
+              <w:bottom w:val="outset" w:sz="6" w:space="0" w:color="auto"/>
+              <w:right w:val="outset" w:sz="6" w:space="0" w:color="auto"/>
             </w:tcBorders>
             <w:vAlign w:val="center"/>
           </w:tcPr>
@@ -25262,6 +25223,7 @@
                 <w:sz w:val="20"/>
                 <w:szCs w:val="20"/>
               </w:rPr>
+              <w:lastRenderedPageBreak/>
               <w:t>(Anexo donde se describe la actividad propuesta)</w:t>
             </w:r>
           </w:p>
@@ -25271,9 +25233,9 @@
             <w:tcW w:w="8550" w:type="dxa"/>
             <w:tcBorders>
               <w:top w:val="nil"/>
-              <w:left w:val="outset" w:color="auto" w:sz="6" w:space="0"/>
-              <w:bottom w:val="outset" w:color="auto" w:sz="6" w:space="0"/>
-              <w:right w:val="outset" w:color="auto" w:sz="6" w:space="0"/>
+              <w:left w:val="outset" w:sz="6" w:space="0" w:color="auto"/>
+              <w:bottom w:val="outset" w:sz="6" w:space="0" w:color="auto"/>
+              <w:right w:val="outset" w:sz="6" w:space="0" w:color="auto"/>
             </w:tcBorders>
             <w:vAlign w:val="center"/>
           </w:tcPr>
@@ -25289,6 +25251,7 @@
                 <w:sz w:val="20"/>
                 <w:szCs w:val="20"/>
               </w:rPr>
+              <w:lastRenderedPageBreak/>
               <w:t>Anexo: "Guía de aplicación del PUC: Desde el asiento contable hasta el balance y estado de resultados".</w:t>
             </w:r>
           </w:p>
@@ -25349,12 +25312,12 @@
         <w:tblW w:w="9962" w:type="dxa"/>
         <w:tblInd w:w="0" w:type="dxa"/>
         <w:tblBorders>
-          <w:top w:val="single" w:color="000000" w:sz="4" w:space="0"/>
-          <w:left w:val="single" w:color="000000" w:sz="4" w:space="0"/>
-          <w:bottom w:val="single" w:color="000000" w:sz="4" w:space="0"/>
-          <w:right w:val="single" w:color="000000" w:sz="4" w:space="0"/>
-          <w:insideH w:val="single" w:color="000000" w:sz="4" w:space="0"/>
-          <w:insideV w:val="single" w:color="000000" w:sz="4" w:space="0"/>
+          <w:top w:val="single" w:sz="4" w:space="0" w:color="000000"/>
+          <w:left w:val="single" w:sz="4" w:space="0" w:color="000000"/>
+          <w:bottom w:val="single" w:sz="4" w:space="0" w:color="000000"/>
+          <w:right w:val="single" w:sz="4" w:space="0" w:color="000000"/>
+          <w:insideH w:val="single" w:sz="4" w:space="0" w:color="000000"/>
+          <w:insideV w:val="single" w:sz="4" w:space="0" w:color="000000"/>
         </w:tblBorders>
         <w:tblLayout w:type="fixed"/>
         <w:tblLook w:val="04A0" w:firstRow="1" w:lastRow="0" w:firstColumn="1" w:lastColumn="0" w:noHBand="0" w:noVBand="1"/>
@@ -26068,19 +26031,8 @@
           <w:szCs w:val="20"/>
           <w:lang w:val="es-MX"/>
         </w:rPr>
-        <w:t xml:space="preserve">. </w:t>
+        <w:t>.</w:t>
       </w:r>
-      <w:hyperlink w:tgtFrame="_new" w:history="1" r:id="rId174">
-        <w:r>
-          <w:rPr>
-            <w:rStyle w:val="Hipervnculo"/>
-            <w:sz w:val="20"/>
-            <w:szCs w:val="20"/>
-            <w:lang w:val="es-MX"/>
-          </w:rPr>
-          <w:t>https://www.suin-juriscol.gov.co/viewDocument.asp?ruta=Leyes%2F1677255</w:t>
-        </w:r>
-      </w:hyperlink>
     </w:p>
     <w:p>
       <w:pPr>
@@ -26118,7 +26070,7 @@
         </w:rPr>
         <w:t xml:space="preserve">. </w:t>
       </w:r>
-      <w:hyperlink w:tgtFrame="_new" w:history="1" r:id="rId175">
+      <w:hyperlink r:id="rId170" w:tgtFrame="_new" w:history="1">
         <w:r>
           <w:rPr>
             <w:rStyle w:val="Hipervnculo"/>
@@ -26183,6 +26135,7 @@
           <w:szCs w:val="20"/>
           <w:lang w:val="es-MX"/>
         </w:rPr>
+        <w:lastRenderedPageBreak/>
         <w:t xml:space="preserve">Estupiñán Gaitán, R. (2020). </w:t>
       </w:r>
       <w:r>
@@ -26314,17 +26267,6 @@
         </w:rPr>
         <w:t xml:space="preserve">. </w:t>
       </w:r>
-      <w:hyperlink w:tgtFrame="_new" w:history="1" r:id="rId176">
-        <w:r>
-          <w:rPr>
-            <w:rStyle w:val="Hipervnculo"/>
-            <w:sz w:val="20"/>
-            <w:szCs w:val="20"/>
-            <w:lang w:val="es-MX"/>
-          </w:rPr>
-          <w:t>https://www.suin-juriscol.gov.co/viewDocument.asp?id=1772403</w:t>
-        </w:r>
-      </w:hyperlink>
     </w:p>
     <w:p>
       <w:pPr>
@@ -26362,7 +26304,7 @@
         </w:rPr>
         <w:t xml:space="preserve">. </w:t>
       </w:r>
-      <w:hyperlink w:tgtFrame="_new" w:history="1" r:id="rId177">
+      <w:hyperlink r:id="rId171" w:tgtFrame="_new" w:history="1">
         <w:r>
           <w:rPr>
             <w:rStyle w:val="Hipervnculo"/>
@@ -26474,12 +26416,12 @@
         <w:tblW w:w="9967" w:type="dxa"/>
         <w:tblInd w:w="0" w:type="dxa"/>
         <w:tblBorders>
-          <w:top w:val="single" w:color="000000" w:sz="4" w:space="0"/>
-          <w:left w:val="single" w:color="000000" w:sz="4" w:space="0"/>
-          <w:bottom w:val="single" w:color="000000" w:sz="4" w:space="0"/>
-          <w:right w:val="single" w:color="000000" w:sz="4" w:space="0"/>
-          <w:insideH w:val="single" w:color="000000" w:sz="4" w:space="0"/>
-          <w:insideV w:val="single" w:color="000000" w:sz="4" w:space="0"/>
+          <w:top w:val="single" w:sz="4" w:space="0" w:color="000000"/>
+          <w:left w:val="single" w:sz="4" w:space="0" w:color="000000"/>
+          <w:bottom w:val="single" w:sz="4" w:space="0" w:color="000000"/>
+          <w:right w:val="single" w:sz="4" w:space="0" w:color="000000"/>
+          <w:insideH w:val="single" w:sz="4" w:space="0" w:color="000000"/>
+          <w:insideV w:val="single" w:sz="4" w:space="0" w:color="000000"/>
         </w:tblBorders>
         <w:tblLayout w:type="fixed"/>
         <w:tblLook w:val="04A0" w:firstRow="1" w:lastRow="0" w:firstColumn="1" w:lastColumn="0" w:noHBand="0" w:noVBand="1"/>
@@ -26846,12 +26788,12 @@
         <w:tblW w:w="9967" w:type="dxa"/>
         <w:tblInd w:w="0" w:type="dxa"/>
         <w:tblBorders>
-          <w:top w:val="single" w:color="000000" w:sz="4" w:space="0"/>
-          <w:left w:val="single" w:color="000000" w:sz="4" w:space="0"/>
-          <w:bottom w:val="single" w:color="000000" w:sz="4" w:space="0"/>
-          <w:right w:val="single" w:color="000000" w:sz="4" w:space="0"/>
-          <w:insideH w:val="single" w:color="000000" w:sz="4" w:space="0"/>
-          <w:insideV w:val="single" w:color="000000" w:sz="4" w:space="0"/>
+          <w:top w:val="single" w:sz="4" w:space="0" w:color="000000"/>
+          <w:left w:val="single" w:sz="4" w:space="0" w:color="000000"/>
+          <w:bottom w:val="single" w:sz="4" w:space="0" w:color="000000"/>
+          <w:right w:val="single" w:sz="4" w:space="0" w:color="000000"/>
+          <w:insideH w:val="single" w:sz="4" w:space="0" w:color="000000"/>
+          <w:insideV w:val="single" w:sz="4" w:space="0" w:color="000000"/>
         </w:tblBorders>
         <w:tblLayout w:type="fixed"/>
         <w:tblLook w:val="04A0" w:firstRow="1" w:lastRow="0" w:firstColumn="1" w:lastColumn="0" w:noHBand="0" w:noVBand="1"/>
@@ -27174,8 +27116,8 @@
       </w:pPr>
     </w:p>
     <w:sectPr>
-      <w:headerReference w:type="default" r:id="rId178"/>
-      <w:pgSz w:w="12240" w:h="15840" w:orient="portrait"/>
+      <w:headerReference w:type="default" r:id="rId172"/>
+      <w:pgSz w:w="12240" w:h="15840"/>
       <w:pgMar w:top="1417" w:right="1701" w:bottom="1417" w:left="1701" w:header="708" w:footer="708" w:gutter="0"/>
       <w:cols w:space="708"/>
       <w:docGrid w:linePitch="360"/>
@@ -27185,8 +27127,70 @@
 </file>
 
 <file path=word/comments.xml><?xml version="1.0" encoding="utf-8"?>
-<w:comments xmlns:wpc="http://schemas.microsoft.com/office/word/2010/wordprocessingCanvas" xmlns:cx="http://schemas.microsoft.com/office/drawing/2014/chartex" xmlns:cx1="http://schemas.microsoft.com/office/drawing/2015/9/8/chartex" xmlns:cx2="http://schemas.microsoft.com/office/drawing/2015/10/21/chartex" xmlns:cx3="http://schemas.microsoft.com/office/drawing/2016/5/9/chartex" xmlns:cx4="http://schemas.microsoft.com/office/drawing/2016/5/10/chartex" xmlns:cx5="http://schemas.microsoft.com/office/drawing/2016/5/11/chartex" xmlns:cx6="http://schemas.microsoft.com/office/drawing/2016/5/12/chartex" xmlns:cx7="http://schemas.microsoft.com/office/drawing/2016/5/13/chartex" xmlns:cx8="http://schemas.microsoft.com/office/drawing/2016/5/14/chartex" xmlns:mc="http://schemas.openxmlformats.org/markup-compatibility/2006" xmlns:aink="http://schemas.microsoft.com/office/drawing/2016/ink" xmlns:am3d="http://schemas.microsoft.com/office/drawing/2017/model3d" xmlns:o="urn:schemas-microsoft-com:office:office" xmlns:oel="http://schemas.microsoft.com/office/2019/extlst" xmlns:r="http://schemas.openxmlformats.org/officeDocument/2006/relationships" xmlns:m="http://schemas.openxmlformats.org/officeDocument/2006/math" xmlns:v="urn:schemas-microsoft-com:vml" xmlns:wp14="http://schemas.microsoft.com/office/word/2010/wordprocessingDrawing" xmlns:wp="http://schemas.openxmlformats.org/drawingml/2006/wordprocessingDrawing" xmlns:w10="urn:schemas-microsoft-com:office:word" xmlns:w="http://schemas.openxmlformats.org/wordprocessingml/2006/main" xmlns:w14="http://schemas.microsoft.com/office/word/2010/wordml" xmlns:w15="http://schemas.microsoft.com/office/word/2012/wordml" xmlns:w16cex="http://schemas.microsoft.com/office/word/2018/wordml/cex" xmlns:w16cid="http://schemas.microsoft.com/office/word/2016/wordml/cid" xmlns:w16="http://schemas.microsoft.com/office/word/2018/wordml" xmlns:w16du="http://schemas.microsoft.com/office/word/2023/wordml/word16du" xmlns:w16sdtdh="http://schemas.microsoft.com/office/word/2020/wordml/sdtdatahash" xmlns:w16sdtfl="http://schemas.microsoft.com/office/word/2024/wordml/sdtformatlock" xmlns:w16se="http://schemas.microsoft.com/office/word/2015/wordml/symex" xmlns:wpg="http://schemas.microsoft.com/office/word/2010/wordprocessingGroup" xmlns:wpi="http://schemas.microsoft.com/office/word/2010/wordprocessingInk" xmlns:wne="http://schemas.microsoft.com/office/word/2006/wordml" xmlns:wps="http://schemas.microsoft.com/office/word/2010/wordprocessingShape" mc:Ignorable="w14 w15 w16se w16cid w16 w16cex w16sdtdh w16sdtfl w16du wp14">
-  <w:comment w:initials="PM" w:author="Paola Moya" w:date="2026-02-27T18:06:00Z" w:id="9">
+<w:comments xmlns:wpc="http://schemas.microsoft.com/office/word/2010/wordprocessingCanvas" xmlns:cx="http://schemas.microsoft.com/office/drawing/2014/chartex" xmlns:cx1="http://schemas.microsoft.com/office/drawing/2015/9/8/chartex" xmlns:cx2="http://schemas.microsoft.com/office/drawing/2015/10/21/chartex" xmlns:cx3="http://schemas.microsoft.com/office/drawing/2016/5/9/chartex" xmlns:cx4="http://schemas.microsoft.com/office/drawing/2016/5/10/chartex" xmlns:cx5="http://schemas.microsoft.com/office/drawing/2016/5/11/chartex" xmlns:cx6="http://schemas.microsoft.com/office/drawing/2016/5/12/chartex" xmlns:cx7="http://schemas.microsoft.com/office/drawing/2016/5/13/chartex" xmlns:cx8="http://schemas.microsoft.com/office/drawing/2016/5/14/chartex" xmlns:mc="http://schemas.openxmlformats.org/markup-compatibility/2006" xmlns:m="http://schemas.openxmlformats.org/officeDocument/2006/math" xmlns:aink="http://schemas.microsoft.com/office/drawing/2016/ink" xmlns:am3d="http://schemas.microsoft.com/office/drawing/2017/model3d" xmlns:oel="http://schemas.microsoft.com/office/2019/extlst" xmlns:r="http://schemas.openxmlformats.org/officeDocument/2006/relationships" xmlns:wp14="http://schemas.microsoft.com/office/word/2010/wordprocessingDrawing" xmlns:wp="http://schemas.openxmlformats.org/drawingml/2006/wordprocessingDrawing" xmlns:wpg="http://schemas.microsoft.com/office/word/2010/wordprocessingGroup" xmlns:wpi="http://schemas.microsoft.com/office/word/2010/wordprocessingInk" xmlns:wps="http://schemas.microsoft.com/office/word/2010/wordprocessingShape" xmlns:o="urn:schemas-microsoft-com:office:office" xmlns:v="urn:schemas-microsoft-com:vml" xmlns:w10="urn:schemas-microsoft-com:office:word" xmlns:w="http://schemas.openxmlformats.org/wordprocessingml/2006/main" xmlns:w14="http://schemas.microsoft.com/office/word/2010/wordml" xmlns:w15="http://schemas.microsoft.com/office/word/2012/wordml" xmlns:w16cex="http://schemas.microsoft.com/office/word/2018/wordml/cex" xmlns:w16cid="http://schemas.microsoft.com/office/word/2016/wordml/cid" xmlns:w16="http://schemas.microsoft.com/office/word/2018/wordml" xmlns:w16sdtdh="http://schemas.microsoft.com/office/word/2020/wordml/sdtdatahash" xmlns:w16sdtfl="http://schemas.microsoft.com/office/word/2024/wordml/sdtformatlock" xmlns:w16se="http://schemas.microsoft.com/office/word/2015/wordml/symex" xmlns:w16du="http://schemas.microsoft.com/office/word/2023/wordml/word16du" xmlns:wne="http://schemas.microsoft.com/office/word/2006/wordml" mc:Ignorable="w14 w15 w16se w16cid w16 w16cex w16sdtdh w16sdtfl w16du wp14">
+  <w:comment w:id="3" w:author="Paola Alexandra Moya Peralta" w:date="2026-03-19T20:20:00Z" w:initials="PP">
+    <w:p>
+      <w:pPr>
+        <w:pStyle w:val="CommentText"/>
+      </w:pPr>
+      <w:r>
+        <w:rPr>
+          <w:rStyle w:val="CommentReference"/>
+        </w:rPr>
+        <w:annotationRef/>
+      </w:r>
+      <w:r>
+        <w:t xml:space="preserve">• </w:t>
+      </w:r>
+      <w:r>
+        <w:rPr>
+          <w:b/>
+          <w:bCs/>
+        </w:rPr>
+        <w:t xml:space="preserve">Clases 1, 2 y 3 – Cuentas del Balance general </w:t>
+      </w:r>
+      <w:r>
+        <w:t>Agrupan los activos, pasivos y patrimonio que representan la situación financiera de la entidad al cierre del periodo contable.</w:t>
+      </w:r>
+    </w:p>
+    <w:p>
+      <w:pPr>
+        <w:pStyle w:val="CommentText"/>
+      </w:pPr>
+      <w:r>
+        <w:t xml:space="preserve">• </w:t>
+      </w:r>
+      <w:r>
+        <w:rPr>
+          <w:b/>
+          <w:bCs/>
+        </w:rPr>
+        <w:t xml:space="preserve">Clases 4, 5, 6 y 7 – Cuentas del Estado de resultados </w:t>
+      </w:r>
+      <w:r>
+        <w:t>Incluyen los ingresos, costos y gastos que permiten determinar el desempeño económico y la utilidad o pérdida del ejercicio.</w:t>
+      </w:r>
+    </w:p>
+    <w:p>
+      <w:pPr>
+        <w:pStyle w:val="CommentText"/>
+      </w:pPr>
+      <w:r>
+        <w:t xml:space="preserve">• </w:t>
+      </w:r>
+      <w:r>
+        <w:rPr>
+          <w:b/>
+          <w:bCs/>
+        </w:rPr>
+        <w:t xml:space="preserve">Clases 8 y 9 – Cuentas de orden </w:t>
+      </w:r>
+      <w:r>
+        <w:t>Registran hechos económicos contingentes, de control o información que no afectan directamente la situación financiera ni el resultado del periodo.</w:t>
+      </w:r>
+    </w:p>
+  </w:comment>
+  <w:comment w:id="10" w:author="Paola Moya" w:date="2026-02-27T18:06:00Z" w:initials="PM">
     <w:p>
       <w:pPr>
         <w:pStyle w:val="CommentText"/>
@@ -27208,7 +27212,7 @@
       </w:r>
     </w:p>
   </w:comment>
-  <w:comment w:initials="PM" w:author="Paola Moya" w:date="2026-02-27T21:05:00Z" w:id="10">
+  <w:comment w:id="11" w:author="Paola Moya" w:date="2026-02-27T21:05:00Z" w:initials="PM">
     <w:p>
       <w:pPr>
         <w:pStyle w:val="CommentText"/>
@@ -27280,7 +27284,7 @@
       </w:r>
     </w:p>
   </w:comment>
-  <w:comment w:initials="PM" w:author="Paola Moya" w:date="2026-03-04T18:02:00Z" w:id="19">
+  <w:comment w:id="14" w:author="Paola Alexandra Moya Peralta" w:date="2026-03-20T09:25:00Z" w:initials="PP">
     <w:p>
       <w:pPr>
         <w:pStyle w:val="CommentText"/>
@@ -27292,28 +27296,12 @@
         <w:annotationRef/>
       </w:r>
       <w:r>
-        <w:rPr>
-          <w:highlight w:val="magenta"/>
-        </w:rPr>
-        <w:t>Texto alternativo:</w:t>
-      </w:r>
-    </w:p>
-    <w:p>
-      <w:pPr>
-        <w:pStyle w:val="CommentText"/>
-      </w:pPr>
-    </w:p>
-    <w:p>
-      <w:pPr>
-        <w:pStyle w:val="CommentText"/>
-      </w:pPr>
-      <w:r>
-        <w:t xml:space="preserve">Síntesis sobre el relacionamiento del PUC con los estados financieros básicos (NIC/NIIF). Estructura con base legal contable y cinco categorías principales: objetivos (transparencia y comparabilidad, calidad de la información), impacto y uso (obligatoriedad, uniformidad técnica, medición y valoración), gestión y reporte de la información financiera (gestión, estándares internacionales, reporte general), principios y herramientas del PUC (codificación y estructura del PUC, clasificación y visión general de las cuentas) y estados financieros (estado de situación financiera, resultado del período, cambios en el patrimonio, flujos de efectivo, notas a los estados financieros y relacionamiento del PUC con estados financieros básicos). </w:t>
+        <w:t>Texto alternativo: Tabla de estructura del estado de situación financiera que organiza columnas de activo y pasivo con valores, e incluye secciones de activo corriente, activo fijo no corriente, pasivo corriente y pasivo a largo plazo, con elementos como efectivo, inversiones temporales, cuentas por cobrar, inventarios, terrenos, edificios, obligaciones bancarias, proveedores, impuestos por pagar y totales.</w:t>
       </w:r>
     </w:p>
   </w:comment>
-  <w:comment xmlns:w="http://schemas.openxmlformats.org/wordprocessingml/2006/main" w:initials="PP" w:author="Paola Alexandra Moya Peralta" w:date="2026-03-19T20:14:19" w:id="1037692951">
-    <w:p xmlns:w14="http://schemas.microsoft.com/office/word/2010/wordml" xmlns:w="http://schemas.openxmlformats.org/wordprocessingml/2006/main">
+  <w:comment w:id="16" w:author="Paola Alexandra Moya Peralta" w:date="2026-03-19T20:14:00Z" w:initials="PP">
+    <w:p>
       <w:pPr>
         <w:pStyle w:val="CommentText"/>
       </w:pPr>
@@ -27328,8 +27316,8 @@
       </w:r>
     </w:p>
   </w:comment>
-  <w:comment xmlns:w="http://schemas.openxmlformats.org/wordprocessingml/2006/main" w:initials="PP" w:author="Paola Alexandra Moya Peralta" w:date="2026-03-19T20:14:50" w:id="777731967">
-    <w:p xmlns:w14="http://schemas.microsoft.com/office/word/2010/wordml" xmlns:w="http://schemas.openxmlformats.org/wordprocessingml/2006/main">
+  <w:comment w:id="18" w:author="Paola Alexandra Moya Peralta" w:date="2026-03-19T20:14:00Z" w:initials="PP">
+    <w:p>
       <w:pPr>
         <w:pStyle w:val="CommentText"/>
       </w:pPr>
@@ -27344,8 +27332,8 @@
       </w:r>
     </w:p>
   </w:comment>
-  <w:comment xmlns:w="http://schemas.openxmlformats.org/wordprocessingml/2006/main" w:initials="PP" w:author="Paola Alexandra Moya Peralta" w:date="2026-03-19T20:20:38" w:id="272505230">
-    <w:p xmlns:w14="http://schemas.microsoft.com/office/word/2010/wordml" xmlns:w="http://schemas.openxmlformats.org/wordprocessingml/2006/main">
+  <w:comment w:id="23" w:author="Paola Moya" w:date="2026-03-04T18:02:00Z" w:initials="PM">
+    <w:p>
       <w:pPr>
         <w:pStyle w:val="CommentText"/>
       </w:pPr>
@@ -27356,69 +27344,23 @@
         <w:annotationRef/>
       </w:r>
       <w:r>
-        <w:t xml:space="preserve">• </w:t>
-      </w:r>
-      <w:r>
-        <w:rPr>
-          <w:b w:val="1"/>
-          <w:bCs w:val="1"/>
-        </w:rPr>
-        <w:t xml:space="preserve">Clases 1, 2 y 3 – Cuentas del Balance general </w:t>
-      </w:r>
-      <w:r>
-        <w:t>Agrupan los activos, pasivos y patrimonio que representan la situación financiera de la entidad al cierre del periodo contable.</w:t>
+        <w:rPr>
+          <w:highlight w:val="magenta"/>
+        </w:rPr>
+        <w:t>Texto alternativo:</w:t>
       </w:r>
     </w:p>
-    <w:p xmlns:w14="http://schemas.microsoft.com/office/word/2010/wordml" xmlns:w="http://schemas.openxmlformats.org/wordprocessingml/2006/main">
+    <w:p>
       <w:pPr>
         <w:pStyle w:val="CommentText"/>
       </w:pPr>
+    </w:p>
+    <w:p>
+      <w:pPr>
+        <w:pStyle w:val="CommentText"/>
+      </w:pPr>
       <w:r>
-        <w:t xml:space="preserve">• </w:t>
-      </w:r>
-      <w:r>
-        <w:rPr>
-          <w:b w:val="1"/>
-          <w:bCs w:val="1"/>
-        </w:rPr>
-        <w:t xml:space="preserve">Clases 4, 5, 6 y 7 – Cuentas del Estado de resultados </w:t>
-      </w:r>
-      <w:r>
-        <w:t>Incluyen los ingresos, costos y gastos que permiten determinar el desempeño económico y la utilidad o pérdida del ejercicio.</w:t>
-      </w:r>
-    </w:p>
-    <w:p xmlns:w14="http://schemas.microsoft.com/office/word/2010/wordml" xmlns:w="http://schemas.openxmlformats.org/wordprocessingml/2006/main">
-      <w:pPr>
-        <w:pStyle w:val="CommentText"/>
-      </w:pPr>
-      <w:r>
-        <w:t xml:space="preserve">• </w:t>
-      </w:r>
-      <w:r>
-        <w:rPr>
-          <w:b w:val="1"/>
-          <w:bCs w:val="1"/>
-        </w:rPr>
-        <w:t xml:space="preserve">Clases 8 y 9 – Cuentas de orden </w:t>
-      </w:r>
-      <w:r>
-        <w:t>Registran hechos económicos contingentes, de control o información que no afectan directamente la situación financiera ni el resultado del periodo.</w:t>
-      </w:r>
-    </w:p>
-  </w:comment>
-  <w:comment xmlns:w="http://schemas.openxmlformats.org/wordprocessingml/2006/main" w:initials="PP" w:author="Paola Alexandra Moya Peralta" w:date="2026-03-20T09:25:41" w:id="279807003">
-    <w:p xmlns:w14="http://schemas.microsoft.com/office/word/2010/wordml" xmlns:w="http://schemas.openxmlformats.org/wordprocessingml/2006/main">
-      <w:pPr>
-        <w:pStyle w:val="CommentText"/>
-      </w:pPr>
-      <w:r>
-        <w:rPr>
-          <w:rStyle w:val="CommentReference"/>
-        </w:rPr>
-        <w:annotationRef/>
-      </w:r>
-      <w:r>
-        <w:t>Texto alternativo: Tabla de estructura del estado de situación financiera que organiza columnas de activo y pasivo con valores, e incluye secciones de activo corriente, activo fijo no corriente, pasivo corriente y pasivo a largo plazo, con elementos como efectivo, inversiones temporales, cuentas por cobrar, inventarios, terrenos, edificios, obligaciones bancarias, proveedores, impuestos por pagar y totales.</w:t>
+        <w:t xml:space="preserve">Síntesis sobre el relacionamiento del PUC con los estados financieros básicos (NIC/NIIF). Estructura con base legal contable y cinco categorías principales: objetivos (transparencia y comparabilidad, calidad de la información), impacto y uso (obligatoriedad, uniformidad técnica, medición y valoración), gestión y reporte de la información financiera (gestión, estándares internacionales, reporte general), principios y herramientas del PUC (codificación y estructura del PUC, clasificación y visión general de las cuentas) y estados financieros (estado de situación financiera, resultado del período, cambios en el patrimonio, flujos de efectivo, notas a los estados financieros y relacionamiento del PUC con estados financieros básicos). </w:t>
       </w:r>
     </w:p>
   </w:comment>
@@ -27426,43 +27368,43 @@
 </file>
 
 <file path=word/commentsExtended.xml><?xml version="1.0" encoding="utf-8"?>
-<w15:commentsEx xmlns:mc="http://schemas.openxmlformats.org/markup-compatibility/2006" xmlns:w15="http://schemas.microsoft.com/office/word/2012/wordml" mc:Ignorable="w15">
-  <w15:commentEx w15:done="0" w15:paraId="6532BF9C"/>
-  <w15:commentEx w15:done="0" w15:paraId="71C6026D" w15:paraIdParent="6532BF9C"/>
-  <w15:commentEx w15:done="0" w15:paraId="7402F9D4"/>
-  <w15:commentEx w15:done="0" w15:paraId="1BB2963E"/>
-  <w15:commentEx w15:done="0" w15:paraId="57803389"/>
-  <w15:commentEx w15:done="0" w15:paraId="063E3BBE"/>
-  <w15:commentEx w15:done="0" w15:paraId="58145E1F"/>
+<w15:commentsEx xmlns:wpc="http://schemas.microsoft.com/office/word/2010/wordprocessingCanvas" xmlns:cx="http://schemas.microsoft.com/office/drawing/2014/chartex" xmlns:cx1="http://schemas.microsoft.com/office/drawing/2015/9/8/chartex" xmlns:cx2="http://schemas.microsoft.com/office/drawing/2015/10/21/chartex" xmlns:cx3="http://schemas.microsoft.com/office/drawing/2016/5/9/chartex" xmlns:cx4="http://schemas.microsoft.com/office/drawing/2016/5/10/chartex" xmlns:cx5="http://schemas.microsoft.com/office/drawing/2016/5/11/chartex" xmlns:cx6="http://schemas.microsoft.com/office/drawing/2016/5/12/chartex" xmlns:cx7="http://schemas.microsoft.com/office/drawing/2016/5/13/chartex" xmlns:cx8="http://schemas.microsoft.com/office/drawing/2016/5/14/chartex" xmlns:mc="http://schemas.openxmlformats.org/markup-compatibility/2006" xmlns:m="http://schemas.openxmlformats.org/officeDocument/2006/math" xmlns:aink="http://schemas.microsoft.com/office/drawing/2016/ink" xmlns:am3d="http://schemas.microsoft.com/office/drawing/2017/model3d" xmlns:oel="http://schemas.microsoft.com/office/2019/extlst" xmlns:r="http://schemas.openxmlformats.org/officeDocument/2006/relationships" xmlns:wp14="http://schemas.microsoft.com/office/word/2010/wordprocessingDrawing" xmlns:wp="http://schemas.openxmlformats.org/drawingml/2006/wordprocessingDrawing" xmlns:wpg="http://schemas.microsoft.com/office/word/2010/wordprocessingGroup" xmlns:wpi="http://schemas.microsoft.com/office/word/2010/wordprocessingInk" xmlns:wps="http://schemas.microsoft.com/office/word/2010/wordprocessingShape" xmlns:o="urn:schemas-microsoft-com:office:office" xmlns:v="urn:schemas-microsoft-com:vml" xmlns:w10="urn:schemas-microsoft-com:office:word" xmlns:w="http://schemas.openxmlformats.org/wordprocessingml/2006/main" xmlns:w14="http://schemas.microsoft.com/office/word/2010/wordml" xmlns:w15="http://schemas.microsoft.com/office/word/2012/wordml" xmlns:w16cex="http://schemas.microsoft.com/office/word/2018/wordml/cex" xmlns:w16cid="http://schemas.microsoft.com/office/word/2016/wordml/cid" xmlns:w16="http://schemas.microsoft.com/office/word/2018/wordml" xmlns:w16sdtdh="http://schemas.microsoft.com/office/word/2020/wordml/sdtdatahash" xmlns:w16sdtfl="http://schemas.microsoft.com/office/word/2024/wordml/sdtformatlock" xmlns:w16se="http://schemas.microsoft.com/office/word/2015/wordml/symex" xmlns:w16du="http://schemas.microsoft.com/office/word/2023/wordml/word16du" xmlns:wne="http://schemas.microsoft.com/office/word/2006/wordml" mc:Ignorable="w14 w15 w16se w16cid w16 w16cex w16sdtdh w16sdtfl w16du wp14">
+  <w15:commentEx w15:paraId="063E3BBE" w15:done="0"/>
+  <w15:commentEx w15:paraId="6532BF9C" w15:done="0"/>
+  <w15:commentEx w15:paraId="71C6026D" w15:paraIdParent="6532BF9C" w15:done="0"/>
+  <w15:commentEx w15:paraId="58145E1F" w15:done="0"/>
+  <w15:commentEx w15:paraId="1BB2963E" w15:done="0"/>
+  <w15:commentEx w15:paraId="57803389" w15:done="0"/>
+  <w15:commentEx w15:paraId="7402F9D4" w15:done="0"/>
 </w15:commentsEx>
 </file>
 
 <file path=word/commentsExtensible.xml><?xml version="1.0" encoding="utf-8"?>
-<w16cex:commentsExtensible xmlns:w16="http://schemas.microsoft.com/office/word/2018/wordml" xmlns:w16cex="http://schemas.microsoft.com/office/word/2018/wordml/cex" xmlns:mc="http://schemas.openxmlformats.org/markup-compatibility/2006" mc:Ignorable="w16 w16cex">
+<w16cex:commentsExtensible xmlns:wpc="http://schemas.microsoft.com/office/word/2010/wordprocessingCanvas" xmlns:cx="http://schemas.microsoft.com/office/drawing/2014/chartex" xmlns:cx1="http://schemas.microsoft.com/office/drawing/2015/9/8/chartex" xmlns:cx2="http://schemas.microsoft.com/office/drawing/2015/10/21/chartex" xmlns:cx3="http://schemas.microsoft.com/office/drawing/2016/5/9/chartex" xmlns:cx4="http://schemas.microsoft.com/office/drawing/2016/5/10/chartex" xmlns:cx5="http://schemas.microsoft.com/office/drawing/2016/5/11/chartex" xmlns:cx6="http://schemas.microsoft.com/office/drawing/2016/5/12/chartex" xmlns:cx7="http://schemas.microsoft.com/office/drawing/2016/5/13/chartex" xmlns:cx8="http://schemas.microsoft.com/office/drawing/2016/5/14/chartex" xmlns:cr="http://schemas.microsoft.com/office/comments/2020/reactions" xmlns:mc="http://schemas.openxmlformats.org/markup-compatibility/2006" xmlns:m="http://schemas.openxmlformats.org/officeDocument/2006/math" xmlns:aink="http://schemas.microsoft.com/office/drawing/2016/ink" xmlns:am3d="http://schemas.microsoft.com/office/drawing/2017/model3d" xmlns:oel="http://schemas.microsoft.com/office/2019/extlst" xmlns:r="http://schemas.openxmlformats.org/officeDocument/2006/relationships" xmlns:wp14="http://schemas.microsoft.com/office/word/2010/wordprocessingDrawing" xmlns:wp="http://schemas.openxmlformats.org/drawingml/2006/wordprocessingDrawing" xmlns:wpg="http://schemas.microsoft.com/office/word/2010/wordprocessingGroup" xmlns:wpi="http://schemas.microsoft.com/office/word/2010/wordprocessingInk" xmlns:wps="http://schemas.microsoft.com/office/word/2010/wordprocessingShape" xmlns:o="urn:schemas-microsoft-com:office:office" xmlns:v="urn:schemas-microsoft-com:vml" xmlns:w10="urn:schemas-microsoft-com:office:word" xmlns:w="http://schemas.openxmlformats.org/wordprocessingml/2006/main" xmlns:w14="http://schemas.microsoft.com/office/word/2010/wordml" xmlns:w15="http://schemas.microsoft.com/office/word/2012/wordml" xmlns:w16cex="http://schemas.microsoft.com/office/word/2018/wordml/cex" xmlns:w16cid="http://schemas.microsoft.com/office/word/2016/wordml/cid" xmlns:w16="http://schemas.microsoft.com/office/word/2018/wordml" xmlns:w16sdtdh="http://schemas.microsoft.com/office/word/2020/wordml/sdtdatahash" xmlns:w16sdtfl="http://schemas.microsoft.com/office/word/2024/wordml/sdtformatlock" xmlns:w16se="http://schemas.microsoft.com/office/word/2015/wordml/symex" xmlns:w16du="http://schemas.microsoft.com/office/word/2023/wordml/word16du" xmlns:wne="http://schemas.microsoft.com/office/word/2006/wordml" mc:Ignorable="w14 w15 w16se w16cid w16 w16cex w16sdtdh w16sdtfl cr w16du wp14">
+  <w16cex:commentExtensible w16cex:durableId="79AB4EF1" w16cex:dateUtc="2026-03-20T01:20:00Z"/>
   <w16cex:commentExtensible w16cex:durableId="66A046DF" w16cex:dateUtc="2026-02-27T23:06:00Z"/>
   <w16cex:commentExtensible w16cex:durableId="79B0104A" w16cex:dateUtc="2026-02-28T02:05:00Z"/>
+  <w16cex:commentExtensible w16cex:durableId="581B257C" w16cex:dateUtc="2026-03-20T14:25:00Z"/>
+  <w16cex:commentExtensible w16cex:durableId="367AF7B8" w16cex:dateUtc="2026-03-20T01:14:00Z"/>
+  <w16cex:commentExtensible w16cex:durableId="3A5173B1" w16cex:dateUtc="2026-03-20T01:14:00Z"/>
   <w16cex:commentExtensible w16cex:durableId="3693E1DC" w16cex:dateUtc="2026-03-04T23:02:00Z"/>
-  <w16cex:commentExtensible w16cex:durableId="367AF7B8" w16cex:dateUtc="2026-03-20T01:14:19.796Z"/>
-  <w16cex:commentExtensible w16cex:durableId="3A5173B1" w16cex:dateUtc="2026-03-20T01:14:50.547Z"/>
-  <w16cex:commentExtensible w16cex:durableId="79AB4EF1" w16cex:dateUtc="2026-03-20T01:20:38.637Z"/>
-  <w16cex:commentExtensible w16cex:durableId="581B257C" w16cex:dateUtc="2026-03-20T14:25:41.063Z"/>
 </w16cex:commentsExtensible>
 </file>
 
 <file path=word/commentsIds.xml><?xml version="1.0" encoding="utf-8"?>
-<w16cid:commentsIds xmlns:mc="http://schemas.openxmlformats.org/markup-compatibility/2006" xmlns:w16cid="http://schemas.microsoft.com/office/word/2016/wordml/cid" mc:Ignorable="w16cid">
+<w16cid:commentsIds xmlns:wpc="http://schemas.microsoft.com/office/word/2010/wordprocessingCanvas" xmlns:cx="http://schemas.microsoft.com/office/drawing/2014/chartex" xmlns:cx1="http://schemas.microsoft.com/office/drawing/2015/9/8/chartex" xmlns:cx2="http://schemas.microsoft.com/office/drawing/2015/10/21/chartex" xmlns:cx3="http://schemas.microsoft.com/office/drawing/2016/5/9/chartex" xmlns:cx4="http://schemas.microsoft.com/office/drawing/2016/5/10/chartex" xmlns:cx5="http://schemas.microsoft.com/office/drawing/2016/5/11/chartex" xmlns:cx6="http://schemas.microsoft.com/office/drawing/2016/5/12/chartex" xmlns:cx7="http://schemas.microsoft.com/office/drawing/2016/5/13/chartex" xmlns:cx8="http://schemas.microsoft.com/office/drawing/2016/5/14/chartex" xmlns:mc="http://schemas.openxmlformats.org/markup-compatibility/2006" xmlns:m="http://schemas.openxmlformats.org/officeDocument/2006/math" xmlns:aink="http://schemas.microsoft.com/office/drawing/2016/ink" xmlns:am3d="http://schemas.microsoft.com/office/drawing/2017/model3d" xmlns:oel="http://schemas.microsoft.com/office/2019/extlst" xmlns:r="http://schemas.openxmlformats.org/officeDocument/2006/relationships" xmlns:wp14="http://schemas.microsoft.com/office/word/2010/wordprocessingDrawing" xmlns:wp="http://schemas.openxmlformats.org/drawingml/2006/wordprocessingDrawing" xmlns:wpg="http://schemas.microsoft.com/office/word/2010/wordprocessingGroup" xmlns:wpi="http://schemas.microsoft.com/office/word/2010/wordprocessingInk" xmlns:wps="http://schemas.microsoft.com/office/word/2010/wordprocessingShape" xmlns:o="urn:schemas-microsoft-com:office:office" xmlns:v="urn:schemas-microsoft-com:vml" xmlns:w10="urn:schemas-microsoft-com:office:word" xmlns:w="http://schemas.openxmlformats.org/wordprocessingml/2006/main" xmlns:w14="http://schemas.microsoft.com/office/word/2010/wordml" xmlns:w15="http://schemas.microsoft.com/office/word/2012/wordml" xmlns:w16cex="http://schemas.microsoft.com/office/word/2018/wordml/cex" xmlns:w16cid="http://schemas.microsoft.com/office/word/2016/wordml/cid" xmlns:w16="http://schemas.microsoft.com/office/word/2018/wordml" xmlns:w16sdtdh="http://schemas.microsoft.com/office/word/2020/wordml/sdtdatahash" xmlns:w16sdtfl="http://schemas.microsoft.com/office/word/2024/wordml/sdtformatlock" xmlns:w16se="http://schemas.microsoft.com/office/word/2015/wordml/symex" xmlns:w16du="http://schemas.microsoft.com/office/word/2023/wordml/word16du" xmlns:wne="http://schemas.microsoft.com/office/word/2006/wordml" mc:Ignorable="w14 w15 w16se w16cid w16 w16cex w16sdtdh w16sdtfl w16du wp14">
+  <w16cid:commentId w16cid:paraId="063E3BBE" w16cid:durableId="79AB4EF1"/>
   <w16cid:commentId w16cid:paraId="6532BF9C" w16cid:durableId="66A046DF"/>
   <w16cid:commentId w16cid:paraId="71C6026D" w16cid:durableId="79B0104A"/>
-  <w16cid:commentId w16cid:paraId="7402F9D4" w16cid:durableId="3693E1DC"/>
+  <w16cid:commentId w16cid:paraId="58145E1F" w16cid:durableId="581B257C"/>
   <w16cid:commentId w16cid:paraId="1BB2963E" w16cid:durableId="367AF7B8"/>
   <w16cid:commentId w16cid:paraId="57803389" w16cid:durableId="3A5173B1"/>
-  <w16cid:commentId w16cid:paraId="063E3BBE" w16cid:durableId="79AB4EF1"/>
-  <w16cid:commentId w16cid:paraId="58145E1F" w16cid:durableId="581B257C"/>
+  <w16cid:commentId w16cid:paraId="7402F9D4" w16cid:durableId="3693E1DC"/>
 </w16cid:commentsIds>
 </file>
 
 <file path=word/endnotes.xml><?xml version="1.0" encoding="utf-8"?>
-<w:endnotes xmlns:wpc="http://schemas.microsoft.com/office/word/2010/wordprocessingCanvas" xmlns:cx="http://schemas.microsoft.com/office/drawing/2014/chartex" xmlns:cx1="http://schemas.microsoft.com/office/drawing/2015/9/8/chartex" xmlns:cx2="http://schemas.microsoft.com/office/drawing/2015/10/21/chartex" xmlns:cx3="http://schemas.microsoft.com/office/drawing/2016/5/9/chartex" xmlns:cx4="http://schemas.microsoft.com/office/drawing/2016/5/10/chartex" xmlns:cx5="http://schemas.microsoft.com/office/drawing/2016/5/11/chartex" xmlns:cx6="http://schemas.microsoft.com/office/drawing/2016/5/12/chartex" xmlns:cx7="http://schemas.microsoft.com/office/drawing/2016/5/13/chartex" xmlns:cx8="http://schemas.microsoft.com/office/drawing/2016/5/14/chartex" xmlns:mc="http://schemas.openxmlformats.org/markup-compatibility/2006" xmlns:aink="http://schemas.microsoft.com/office/drawing/2016/ink" xmlns:am3d="http://schemas.microsoft.com/office/drawing/2017/model3d" xmlns:o="urn:schemas-microsoft-com:office:office" xmlns:oel="http://schemas.microsoft.com/office/2019/extlst" xmlns:r="http://schemas.openxmlformats.org/officeDocument/2006/relationships" xmlns:m="http://schemas.openxmlformats.org/officeDocument/2006/math" xmlns:v="urn:schemas-microsoft-com:vml" xmlns:wp14="http://schemas.microsoft.com/office/word/2010/wordprocessingDrawing" xmlns:wp="http://schemas.openxmlformats.org/drawingml/2006/wordprocessingDrawing" xmlns:w10="urn:schemas-microsoft-com:office:word" xmlns:w="http://schemas.openxmlformats.org/wordprocessingml/2006/main" xmlns:w14="http://schemas.microsoft.com/office/word/2010/wordml" xmlns:w15="http://schemas.microsoft.com/office/word/2012/wordml" xmlns:w16cex="http://schemas.microsoft.com/office/word/2018/wordml/cex" xmlns:w16cid="http://schemas.microsoft.com/office/word/2016/wordml/cid" xmlns:w16="http://schemas.microsoft.com/office/word/2018/wordml" xmlns:w16du="http://schemas.microsoft.com/office/word/2023/wordml/word16du" xmlns:w16sdtdh="http://schemas.microsoft.com/office/word/2020/wordml/sdtdatahash" xmlns:w16sdtfl="http://schemas.microsoft.com/office/word/2024/wordml/sdtformatlock" xmlns:w16se="http://schemas.microsoft.com/office/word/2015/wordml/symex" xmlns:wpg="http://schemas.microsoft.com/office/word/2010/wordprocessingGroup" xmlns:wpi="http://schemas.microsoft.com/office/word/2010/wordprocessingInk" xmlns:wne="http://schemas.microsoft.com/office/word/2006/wordml" xmlns:wps="http://schemas.microsoft.com/office/word/2010/wordprocessingShape" mc:Ignorable="w14 w15 w16se w16cid w16 w16cex w16sdtdh w16sdtfl w16du wp14">
+<w:endnotes xmlns:wpc="http://schemas.microsoft.com/office/word/2010/wordprocessingCanvas" xmlns:cx="http://schemas.microsoft.com/office/drawing/2014/chartex" xmlns:cx1="http://schemas.microsoft.com/office/drawing/2015/9/8/chartex" xmlns:cx2="http://schemas.microsoft.com/office/drawing/2015/10/21/chartex" xmlns:cx3="http://schemas.microsoft.com/office/drawing/2016/5/9/chartex" xmlns:cx4="http://schemas.microsoft.com/office/drawing/2016/5/10/chartex" xmlns:cx5="http://schemas.microsoft.com/office/drawing/2016/5/11/chartex" xmlns:cx6="http://schemas.microsoft.com/office/drawing/2016/5/12/chartex" xmlns:cx7="http://schemas.microsoft.com/office/drawing/2016/5/13/chartex" xmlns:cx8="http://schemas.microsoft.com/office/drawing/2016/5/14/chartex" xmlns:mc="http://schemas.openxmlformats.org/markup-compatibility/2006" xmlns:m="http://schemas.openxmlformats.org/officeDocument/2006/math" xmlns:aink="http://schemas.microsoft.com/office/drawing/2016/ink" xmlns:am3d="http://schemas.microsoft.com/office/drawing/2017/model3d" xmlns:oel="http://schemas.microsoft.com/office/2019/extlst" xmlns:r="http://schemas.openxmlformats.org/officeDocument/2006/relationships" xmlns:wp14="http://schemas.microsoft.com/office/word/2010/wordprocessingDrawing" xmlns:wp="http://schemas.openxmlformats.org/drawingml/2006/wordprocessingDrawing" xmlns:wpg="http://schemas.microsoft.com/office/word/2010/wordprocessingGroup" xmlns:wpi="http://schemas.microsoft.com/office/word/2010/wordprocessingInk" xmlns:wps="http://schemas.microsoft.com/office/word/2010/wordprocessingShape" xmlns:o="urn:schemas-microsoft-com:office:office" xmlns:v="urn:schemas-microsoft-com:vml" xmlns:w10="urn:schemas-microsoft-com:office:word" xmlns:w="http://schemas.openxmlformats.org/wordprocessingml/2006/main" xmlns:w14="http://schemas.microsoft.com/office/word/2010/wordml" xmlns:w15="http://schemas.microsoft.com/office/word/2012/wordml" xmlns:w16cex="http://schemas.microsoft.com/office/word/2018/wordml/cex" xmlns:w16cid="http://schemas.microsoft.com/office/word/2016/wordml/cid" xmlns:w16="http://schemas.microsoft.com/office/word/2018/wordml" xmlns:w16sdtdh="http://schemas.microsoft.com/office/word/2020/wordml/sdtdatahash" xmlns:w16sdtfl="http://schemas.microsoft.com/office/word/2024/wordml/sdtformatlock" xmlns:w16se="http://schemas.microsoft.com/office/word/2015/wordml/symex" xmlns:w16du="http://schemas.microsoft.com/office/word/2023/wordml/word16du" xmlns:wne="http://schemas.microsoft.com/office/word/2006/wordml" mc:Ignorable="w14 w15 w16se w16cid w16 w16cex w16sdtdh w16sdtfl w16du wp14">
   <w:endnote w:type="separator" w:id="-1">
     <w:p>
       <w:pPr>
@@ -27487,7 +27429,7 @@
 </file>
 
 <file path=word/footnotes.xml><?xml version="1.0" encoding="utf-8"?>
-<w:footnotes xmlns:wpc="http://schemas.microsoft.com/office/word/2010/wordprocessingCanvas" xmlns:cx="http://schemas.microsoft.com/office/drawing/2014/chartex" xmlns:cx1="http://schemas.microsoft.com/office/drawing/2015/9/8/chartex" xmlns:cx2="http://schemas.microsoft.com/office/drawing/2015/10/21/chartex" xmlns:cx3="http://schemas.microsoft.com/office/drawing/2016/5/9/chartex" xmlns:cx4="http://schemas.microsoft.com/office/drawing/2016/5/10/chartex" xmlns:cx5="http://schemas.microsoft.com/office/drawing/2016/5/11/chartex" xmlns:cx6="http://schemas.microsoft.com/office/drawing/2016/5/12/chartex" xmlns:cx7="http://schemas.microsoft.com/office/drawing/2016/5/13/chartex" xmlns:cx8="http://schemas.microsoft.com/office/drawing/2016/5/14/chartex" xmlns:mc="http://schemas.openxmlformats.org/markup-compatibility/2006" xmlns:aink="http://schemas.microsoft.com/office/drawing/2016/ink" xmlns:am3d="http://schemas.microsoft.com/office/drawing/2017/model3d" xmlns:o="urn:schemas-microsoft-com:office:office" xmlns:oel="http://schemas.microsoft.com/office/2019/extlst" xmlns:r="http://schemas.openxmlformats.org/officeDocument/2006/relationships" xmlns:m="http://schemas.openxmlformats.org/officeDocument/2006/math" xmlns:v="urn:schemas-microsoft-com:vml" xmlns:wp14="http://schemas.microsoft.com/office/word/2010/wordprocessingDrawing" xmlns:wp="http://schemas.openxmlformats.org/drawingml/2006/wordprocessingDrawing" xmlns:w10="urn:schemas-microsoft-com:office:word" xmlns:w="http://schemas.openxmlformats.org/wordprocessingml/2006/main" xmlns:w14="http://schemas.microsoft.com/office/word/2010/wordml" xmlns:w15="http://schemas.microsoft.com/office/word/2012/wordml" xmlns:w16cex="http://schemas.microsoft.com/office/word/2018/wordml/cex" xmlns:w16cid="http://schemas.microsoft.com/office/word/2016/wordml/cid" xmlns:w16="http://schemas.microsoft.com/office/word/2018/wordml" xmlns:w16du="http://schemas.microsoft.com/office/word/2023/wordml/word16du" xmlns:w16sdtdh="http://schemas.microsoft.com/office/word/2020/wordml/sdtdatahash" xmlns:w16sdtfl="http://schemas.microsoft.com/office/word/2024/wordml/sdtformatlock" xmlns:w16se="http://schemas.microsoft.com/office/word/2015/wordml/symex" xmlns:wpg="http://schemas.microsoft.com/office/word/2010/wordprocessingGroup" xmlns:wpi="http://schemas.microsoft.com/office/word/2010/wordprocessingInk" xmlns:wne="http://schemas.microsoft.com/office/word/2006/wordml" xmlns:wps="http://schemas.microsoft.com/office/word/2010/wordprocessingShape" mc:Ignorable="w14 w15 w16se w16cid w16 w16cex w16sdtdh w16sdtfl w16du wp14">
+<w:footnotes xmlns:wpc="http://schemas.microsoft.com/office/word/2010/wordprocessingCanvas" xmlns:cx="http://schemas.microsoft.com/office/drawing/2014/chartex" xmlns:cx1="http://schemas.microsoft.com/office/drawing/2015/9/8/chartex" xmlns:cx2="http://schemas.microsoft.com/office/drawing/2015/10/21/chartex" xmlns:cx3="http://schemas.microsoft.com/office/drawing/2016/5/9/chartex" xmlns:cx4="http://schemas.microsoft.com/office/drawing/2016/5/10/chartex" xmlns:cx5="http://schemas.microsoft.com/office/drawing/2016/5/11/chartex" xmlns:cx6="http://schemas.microsoft.com/office/drawing/2016/5/12/chartex" xmlns:cx7="http://schemas.microsoft.com/office/drawing/2016/5/13/chartex" xmlns:cx8="http://schemas.microsoft.com/office/drawing/2016/5/14/chartex" xmlns:mc="http://schemas.openxmlformats.org/markup-compatibility/2006" xmlns:m="http://schemas.openxmlformats.org/officeDocument/2006/math" xmlns:aink="http://schemas.microsoft.com/office/drawing/2016/ink" xmlns:am3d="http://schemas.microsoft.com/office/drawing/2017/model3d" xmlns:oel="http://schemas.microsoft.com/office/2019/extlst" xmlns:r="http://schemas.openxmlformats.org/officeDocument/2006/relationships" xmlns:wp14="http://schemas.microsoft.com/office/word/2010/wordprocessingDrawing" xmlns:wp="http://schemas.openxmlformats.org/drawingml/2006/wordprocessingDrawing" xmlns:wpg="http://schemas.microsoft.com/office/word/2010/wordprocessingGroup" xmlns:wpi="http://schemas.microsoft.com/office/word/2010/wordprocessingInk" xmlns:wps="http://schemas.microsoft.com/office/word/2010/wordprocessingShape" xmlns:o="urn:schemas-microsoft-com:office:office" xmlns:v="urn:schemas-microsoft-com:vml" xmlns:w10="urn:schemas-microsoft-com:office:word" xmlns:w="http://schemas.openxmlformats.org/wordprocessingml/2006/main" xmlns:w14="http://schemas.microsoft.com/office/word/2010/wordml" xmlns:w15="http://schemas.microsoft.com/office/word/2012/wordml" xmlns:w16cex="http://schemas.microsoft.com/office/word/2018/wordml/cex" xmlns:w16cid="http://schemas.microsoft.com/office/word/2016/wordml/cid" xmlns:w16="http://schemas.microsoft.com/office/word/2018/wordml" xmlns:w16sdtdh="http://schemas.microsoft.com/office/word/2020/wordml/sdtdatahash" xmlns:w16sdtfl="http://schemas.microsoft.com/office/word/2024/wordml/sdtformatlock" xmlns:w16se="http://schemas.microsoft.com/office/word/2015/wordml/symex" xmlns:w16du="http://schemas.microsoft.com/office/word/2023/wordml/word16du" xmlns:wne="http://schemas.microsoft.com/office/word/2006/wordml" mc:Ignorable="w14 w15 w16se w16cid w16 w16cex w16sdtdh w16sdtfl w16du wp14">
   <w:footnote w:type="separator" w:id="-1">
     <w:p>
       <w:pPr>
@@ -27512,7 +27454,7 @@
 </file>
 
 <file path=word/header1.xml><?xml version="1.0" encoding="utf-8"?>
-<w:hdr xmlns:wpc="http://schemas.microsoft.com/office/word/2010/wordprocessingCanvas" xmlns:cx="http://schemas.microsoft.com/office/drawing/2014/chartex" xmlns:cx1="http://schemas.microsoft.com/office/drawing/2015/9/8/chartex" xmlns:cx2="http://schemas.microsoft.com/office/drawing/2015/10/21/chartex" xmlns:cx3="http://schemas.microsoft.com/office/drawing/2016/5/9/chartex" xmlns:cx4="http://schemas.microsoft.com/office/drawing/2016/5/10/chartex" xmlns:cx5="http://schemas.microsoft.com/office/drawing/2016/5/11/chartex" xmlns:cx6="http://schemas.microsoft.com/office/drawing/2016/5/12/chartex" xmlns:cx7="http://schemas.microsoft.com/office/drawing/2016/5/13/chartex" xmlns:cx8="http://schemas.microsoft.com/office/drawing/2016/5/14/chartex" xmlns:mc="http://schemas.openxmlformats.org/markup-compatibility/2006" xmlns:aink="http://schemas.microsoft.com/office/drawing/2016/ink" xmlns:am3d="http://schemas.microsoft.com/office/drawing/2017/model3d" xmlns:o="urn:schemas-microsoft-com:office:office" xmlns:oel="http://schemas.microsoft.com/office/2019/extlst" xmlns:r="http://schemas.openxmlformats.org/officeDocument/2006/relationships" xmlns:m="http://schemas.openxmlformats.org/officeDocument/2006/math" xmlns:v="urn:schemas-microsoft-com:vml" xmlns:wp14="http://schemas.microsoft.com/office/word/2010/wordprocessingDrawing" xmlns:wp="http://schemas.openxmlformats.org/drawingml/2006/wordprocessingDrawing" xmlns:w10="urn:schemas-microsoft-com:office:word" xmlns:w="http://schemas.openxmlformats.org/wordprocessingml/2006/main" xmlns:w14="http://schemas.microsoft.com/office/word/2010/wordml" xmlns:w15="http://schemas.microsoft.com/office/word/2012/wordml" xmlns:w16cex="http://schemas.microsoft.com/office/word/2018/wordml/cex" xmlns:w16cid="http://schemas.microsoft.com/office/word/2016/wordml/cid" xmlns:w16="http://schemas.microsoft.com/office/word/2018/wordml" xmlns:w16du="http://schemas.microsoft.com/office/word/2023/wordml/word16du" xmlns:w16sdtdh="http://schemas.microsoft.com/office/word/2020/wordml/sdtdatahash" xmlns:w16sdtfl="http://schemas.microsoft.com/office/word/2024/wordml/sdtformatlock" xmlns:w16se="http://schemas.microsoft.com/office/word/2015/wordml/symex" xmlns:wpg="http://schemas.microsoft.com/office/word/2010/wordprocessingGroup" xmlns:wpi="http://schemas.microsoft.com/office/word/2010/wordprocessingInk" xmlns:wne="http://schemas.microsoft.com/office/word/2006/wordml" xmlns:wps="http://schemas.microsoft.com/office/word/2010/wordprocessingShape" xmlns:a="http://schemas.openxmlformats.org/drawingml/2006/main" xmlns:pic="http://schemas.openxmlformats.org/drawingml/2006/picture" xmlns:a14="http://schemas.microsoft.com/office/drawing/2010/main" mc:Ignorable="w14 w15 w16se w16cid w16 w16cex w16sdtdh w16sdtfl w16du wp14">
+<w:hdr xmlns:wpc="http://schemas.microsoft.com/office/word/2010/wordprocessingCanvas" xmlns:cx="http://schemas.microsoft.com/office/drawing/2014/chartex" xmlns:cx1="http://schemas.microsoft.com/office/drawing/2015/9/8/chartex" xmlns:cx2="http://schemas.microsoft.com/office/drawing/2015/10/21/chartex" xmlns:cx3="http://schemas.microsoft.com/office/drawing/2016/5/9/chartex" xmlns:cx4="http://schemas.microsoft.com/office/drawing/2016/5/10/chartex" xmlns:cx5="http://schemas.microsoft.com/office/drawing/2016/5/11/chartex" xmlns:cx6="http://schemas.microsoft.com/office/drawing/2016/5/12/chartex" xmlns:cx7="http://schemas.microsoft.com/office/drawing/2016/5/13/chartex" xmlns:cx8="http://schemas.microsoft.com/office/drawing/2016/5/14/chartex" xmlns:mc="http://schemas.openxmlformats.org/markup-compatibility/2006" xmlns:m="http://schemas.openxmlformats.org/officeDocument/2006/math" xmlns:aink="http://schemas.microsoft.com/office/drawing/2016/ink" xmlns:am3d="http://schemas.microsoft.com/office/drawing/2017/model3d" xmlns:oel="http://schemas.microsoft.com/office/2019/extlst" xmlns:r="http://schemas.openxmlformats.org/officeDocument/2006/relationships" xmlns:wp14="http://schemas.microsoft.com/office/word/2010/wordprocessingDrawing" xmlns:wp="http://schemas.openxmlformats.org/drawingml/2006/wordprocessingDrawing" xmlns:wpg="http://schemas.microsoft.com/office/word/2010/wordprocessingGroup" xmlns:wpi="http://schemas.microsoft.com/office/word/2010/wordprocessingInk" xmlns:wps="http://schemas.microsoft.com/office/word/2010/wordprocessingShape" xmlns:o="urn:schemas-microsoft-com:office:office" xmlns:v="urn:schemas-microsoft-com:vml" xmlns:w10="urn:schemas-microsoft-com:office:word" xmlns:w="http://schemas.openxmlformats.org/wordprocessingml/2006/main" xmlns:w14="http://schemas.microsoft.com/office/word/2010/wordml" xmlns:w15="http://schemas.microsoft.com/office/word/2012/wordml" xmlns:w16cex="http://schemas.microsoft.com/office/word/2018/wordml/cex" xmlns:w16cid="http://schemas.microsoft.com/office/word/2016/wordml/cid" xmlns:w16="http://schemas.microsoft.com/office/word/2018/wordml" xmlns:w16sdtdh="http://schemas.microsoft.com/office/word/2020/wordml/sdtdatahash" xmlns:w16sdtfl="http://schemas.microsoft.com/office/word/2024/wordml/sdtformatlock" xmlns:w16se="http://schemas.microsoft.com/office/word/2015/wordml/symex" xmlns:w16du="http://schemas.microsoft.com/office/word/2023/wordml/word16du" xmlns:wne="http://schemas.microsoft.com/office/word/2006/wordml" mc:Ignorable="w14 w15 w16se w16cid w16 w16cex w16sdtdh w16sdtfl w16du wp14">
   <w:p>
     <w:pPr>
       <w:pStyle w:val="Encabezado"/>
@@ -27598,7 +27540,7 @@
 </file>
 
 <file path=word/numbering.xml><?xml version="1.0" encoding="utf-8"?>
-<w:numbering xmlns:wpc="http://schemas.microsoft.com/office/word/2010/wordprocessingCanvas" xmlns:cx="http://schemas.microsoft.com/office/drawing/2014/chartex" xmlns:cx1="http://schemas.microsoft.com/office/drawing/2015/9/8/chartex" xmlns:cx2="http://schemas.microsoft.com/office/drawing/2015/10/21/chartex" xmlns:cx3="http://schemas.microsoft.com/office/drawing/2016/5/9/chartex" xmlns:cx4="http://schemas.microsoft.com/office/drawing/2016/5/10/chartex" xmlns:cx5="http://schemas.microsoft.com/office/drawing/2016/5/11/chartex" xmlns:cx6="http://schemas.microsoft.com/office/drawing/2016/5/12/chartex" xmlns:cx7="http://schemas.microsoft.com/office/drawing/2016/5/13/chartex" xmlns:cx8="http://schemas.microsoft.com/office/drawing/2016/5/14/chartex" xmlns:mc="http://schemas.openxmlformats.org/markup-compatibility/2006" xmlns:aink="http://schemas.microsoft.com/office/drawing/2016/ink" xmlns:am3d="http://schemas.microsoft.com/office/drawing/2017/model3d" xmlns:o="urn:schemas-microsoft-com:office:office" xmlns:oel="http://schemas.microsoft.com/office/2019/extlst" xmlns:r="http://schemas.openxmlformats.org/officeDocument/2006/relationships" xmlns:m="http://schemas.openxmlformats.org/officeDocument/2006/math" xmlns:v="urn:schemas-microsoft-com:vml" xmlns:wp14="http://schemas.microsoft.com/office/word/2010/wordprocessingDrawing" xmlns:wp="http://schemas.openxmlformats.org/drawingml/2006/wordprocessingDrawing" xmlns:w10="urn:schemas-microsoft-com:office:word" xmlns:w="http://schemas.openxmlformats.org/wordprocessingml/2006/main" xmlns:w14="http://schemas.microsoft.com/office/word/2010/wordml" xmlns:w15="http://schemas.microsoft.com/office/word/2012/wordml" xmlns:w16cex="http://schemas.microsoft.com/office/word/2018/wordml/cex" xmlns:w16cid="http://schemas.microsoft.com/office/word/2016/wordml/cid" xmlns:w16="http://schemas.microsoft.com/office/word/2018/wordml" xmlns:w16du="http://schemas.microsoft.com/office/word/2023/wordml/word16du" xmlns:w16sdtdh="http://schemas.microsoft.com/office/word/2020/wordml/sdtdatahash" xmlns:w16sdtfl="http://schemas.microsoft.com/office/word/2024/wordml/sdtformatlock" xmlns:w16se="http://schemas.microsoft.com/office/word/2015/wordml/symex" xmlns:wpg="http://schemas.microsoft.com/office/word/2010/wordprocessingGroup" xmlns:wpi="http://schemas.microsoft.com/office/word/2010/wordprocessingInk" xmlns:wne="http://schemas.microsoft.com/office/word/2006/wordml" xmlns:wps="http://schemas.microsoft.com/office/word/2010/wordprocessingShape" mc:Ignorable="w14 w15 w16se w16cid w16 w16cex w16sdtdh w16sdtfl w16du wp14">
+<w:numbering xmlns:wpc="http://schemas.microsoft.com/office/word/2010/wordprocessingCanvas" xmlns:cx="http://schemas.microsoft.com/office/drawing/2014/chartex" xmlns:cx1="http://schemas.microsoft.com/office/drawing/2015/9/8/chartex" xmlns:cx2="http://schemas.microsoft.com/office/drawing/2015/10/21/chartex" xmlns:cx3="http://schemas.microsoft.com/office/drawing/2016/5/9/chartex" xmlns:cx4="http://schemas.microsoft.com/office/drawing/2016/5/10/chartex" xmlns:cx5="http://schemas.microsoft.com/office/drawing/2016/5/11/chartex" xmlns:cx6="http://schemas.microsoft.com/office/drawing/2016/5/12/chartex" xmlns:cx7="http://schemas.microsoft.com/office/drawing/2016/5/13/chartex" xmlns:cx8="http://schemas.microsoft.com/office/drawing/2016/5/14/chartex" xmlns:mc="http://schemas.openxmlformats.org/markup-compatibility/2006" xmlns:m="http://schemas.openxmlformats.org/officeDocument/2006/math" xmlns:aink="http://schemas.microsoft.com/office/drawing/2016/ink" xmlns:am3d="http://schemas.microsoft.com/office/drawing/2017/model3d" xmlns:oel="http://schemas.microsoft.com/office/2019/extlst" xmlns:r="http://schemas.openxmlformats.org/officeDocument/2006/relationships" xmlns:wp14="http://schemas.microsoft.com/office/word/2010/wordprocessingDrawing" xmlns:wp="http://schemas.openxmlformats.org/drawingml/2006/wordprocessingDrawing" xmlns:wpg="http://schemas.microsoft.com/office/word/2010/wordprocessingGroup" xmlns:wpi="http://schemas.microsoft.com/office/word/2010/wordprocessingInk" xmlns:wps="http://schemas.microsoft.com/office/word/2010/wordprocessingShape" xmlns:o="urn:schemas-microsoft-com:office:office" xmlns:v="urn:schemas-microsoft-com:vml" xmlns:w10="urn:schemas-microsoft-com:office:word" xmlns:w="http://schemas.openxmlformats.org/wordprocessingml/2006/main" xmlns:w14="http://schemas.microsoft.com/office/word/2010/wordml" xmlns:w15="http://schemas.microsoft.com/office/word/2012/wordml" xmlns:w16cex="http://schemas.microsoft.com/office/word/2018/wordml/cex" xmlns:w16cid="http://schemas.microsoft.com/office/word/2016/wordml/cid" xmlns:w16="http://schemas.microsoft.com/office/word/2018/wordml" xmlns:w16sdtdh="http://schemas.microsoft.com/office/word/2020/wordml/sdtdatahash" xmlns:w16sdtfl="http://schemas.microsoft.com/office/word/2024/wordml/sdtformatlock" xmlns:w16se="http://schemas.microsoft.com/office/word/2015/wordml/symex" xmlns:w16du="http://schemas.microsoft.com/office/word/2023/wordml/word16du" xmlns:wne="http://schemas.microsoft.com/office/word/2006/wordml" mc:Ignorable="w14 w15 w16se w16cid w16 w16cex w16sdtdh w16sdtfl w16du wp14">
   <w:abstractNum w:abstractNumId="0" w15:restartNumberingAfterBreak="0">
     <w:nsid w:val="09C32E4D"/>
     <w:multiLevelType w:val="multilevel"/>
@@ -27615,7 +27557,7 @@
         <w:ind w:left="720" w:hanging="360"/>
       </w:pPr>
       <w:rPr>
-        <w:rFonts w:hint="default" w:ascii="Symbol" w:hAnsi="Symbol"/>
+        <w:rFonts w:ascii="Symbol" w:hAnsi="Symbol" w:hint="default"/>
         <w:sz w:val="20"/>
       </w:rPr>
     </w:lvl>
@@ -27631,7 +27573,7 @@
         <w:ind w:left="1440" w:hanging="360"/>
       </w:pPr>
       <w:rPr>
-        <w:rFonts w:hint="default" w:ascii="Courier New" w:hAnsi="Courier New"/>
+        <w:rFonts w:ascii="Courier New" w:hAnsi="Courier New" w:hint="default"/>
         <w:sz w:val="20"/>
       </w:rPr>
     </w:lvl>
@@ -27647,7 +27589,7 @@
         <w:ind w:left="2160" w:hanging="360"/>
       </w:pPr>
       <w:rPr>
-        <w:rFonts w:hint="default" w:ascii="Wingdings" w:hAnsi="Wingdings"/>
+        <w:rFonts w:ascii="Wingdings" w:hAnsi="Wingdings" w:hint="default"/>
         <w:sz w:val="20"/>
       </w:rPr>
     </w:lvl>
@@ -27663,7 +27605,7 @@
         <w:ind w:left="2880" w:hanging="360"/>
       </w:pPr>
       <w:rPr>
-        <w:rFonts w:hint="default" w:ascii="Wingdings" w:hAnsi="Wingdings"/>
+        <w:rFonts w:ascii="Wingdings" w:hAnsi="Wingdings" w:hint="default"/>
         <w:sz w:val="20"/>
       </w:rPr>
     </w:lvl>
@@ -27679,7 +27621,7 @@
         <w:ind w:left="3600" w:hanging="360"/>
       </w:pPr>
       <w:rPr>
-        <w:rFonts w:hint="default" w:ascii="Wingdings" w:hAnsi="Wingdings"/>
+        <w:rFonts w:ascii="Wingdings" w:hAnsi="Wingdings" w:hint="default"/>
         <w:sz w:val="20"/>
       </w:rPr>
     </w:lvl>
@@ -27695,7 +27637,7 @@
         <w:ind w:left="4320" w:hanging="360"/>
       </w:pPr>
       <w:rPr>
-        <w:rFonts w:hint="default" w:ascii="Wingdings" w:hAnsi="Wingdings"/>
+        <w:rFonts w:ascii="Wingdings" w:hAnsi="Wingdings" w:hint="default"/>
         <w:sz w:val="20"/>
       </w:rPr>
     </w:lvl>
@@ -27711,7 +27653,7 @@
         <w:ind w:left="5040" w:hanging="360"/>
       </w:pPr>
       <w:rPr>
-        <w:rFonts w:hint="default" w:ascii="Wingdings" w:hAnsi="Wingdings"/>
+        <w:rFonts w:ascii="Wingdings" w:hAnsi="Wingdings" w:hint="default"/>
         <w:sz w:val="20"/>
       </w:rPr>
     </w:lvl>
@@ -27727,7 +27669,7 @@
         <w:ind w:left="5760" w:hanging="360"/>
       </w:pPr>
       <w:rPr>
-        <w:rFonts w:hint="default" w:ascii="Wingdings" w:hAnsi="Wingdings"/>
+        <w:rFonts w:ascii="Wingdings" w:hAnsi="Wingdings" w:hint="default"/>
         <w:sz w:val="20"/>
       </w:rPr>
     </w:lvl>
@@ -27743,7 +27685,7 @@
         <w:ind w:left="6480" w:hanging="360"/>
       </w:pPr>
       <w:rPr>
-        <w:rFonts w:hint="default" w:ascii="Wingdings" w:hAnsi="Wingdings"/>
+        <w:rFonts w:ascii="Wingdings" w:hAnsi="Wingdings" w:hint="default"/>
         <w:sz w:val="20"/>
       </w:rPr>
     </w:lvl>
@@ -27882,7 +27824,7 @@
         <w:ind w:left="360" w:hanging="360"/>
       </w:pPr>
       <w:rPr>
-        <w:rFonts w:hint="default" w:ascii="Symbol" w:hAnsi="Symbol"/>
+        <w:rFonts w:ascii="Symbol" w:hAnsi="Symbol" w:hint="default"/>
       </w:rPr>
     </w:lvl>
     <w:lvl w:ilvl="1" w:tplc="240A0003" w:tentative="1">
@@ -27894,7 +27836,7 @@
         <w:ind w:left="1080" w:hanging="360"/>
       </w:pPr>
       <w:rPr>
-        <w:rFonts w:hint="default" w:ascii="Courier New" w:hAnsi="Courier New" w:cs="Courier New"/>
+        <w:rFonts w:ascii="Courier New" w:hAnsi="Courier New" w:cs="Courier New" w:hint="default"/>
       </w:rPr>
     </w:lvl>
     <w:lvl w:ilvl="2" w:tplc="240A0005" w:tentative="1">
@@ -27906,7 +27848,7 @@
         <w:ind w:left="1800" w:hanging="360"/>
       </w:pPr>
       <w:rPr>
-        <w:rFonts w:hint="default" w:ascii="Wingdings" w:hAnsi="Wingdings"/>
+        <w:rFonts w:ascii="Wingdings" w:hAnsi="Wingdings" w:hint="default"/>
       </w:rPr>
     </w:lvl>
     <w:lvl w:ilvl="3" w:tplc="240A0001" w:tentative="1">
@@ -27918,7 +27860,7 @@
         <w:ind w:left="2520" w:hanging="360"/>
       </w:pPr>
       <w:rPr>
-        <w:rFonts w:hint="default" w:ascii="Symbol" w:hAnsi="Symbol"/>
+        <w:rFonts w:ascii="Symbol" w:hAnsi="Symbol" w:hint="default"/>
       </w:rPr>
     </w:lvl>
     <w:lvl w:ilvl="4" w:tplc="240A0003" w:tentative="1">
@@ -27930,7 +27872,7 @@
         <w:ind w:left="3240" w:hanging="360"/>
       </w:pPr>
       <w:rPr>
-        <w:rFonts w:hint="default" w:ascii="Courier New" w:hAnsi="Courier New" w:cs="Courier New"/>
+        <w:rFonts w:ascii="Courier New" w:hAnsi="Courier New" w:cs="Courier New" w:hint="default"/>
       </w:rPr>
     </w:lvl>
     <w:lvl w:ilvl="5" w:tplc="240A0005" w:tentative="1">
@@ -27942,7 +27884,7 @@
         <w:ind w:left="3960" w:hanging="360"/>
       </w:pPr>
       <w:rPr>
-        <w:rFonts w:hint="default" w:ascii="Wingdings" w:hAnsi="Wingdings"/>
+        <w:rFonts w:ascii="Wingdings" w:hAnsi="Wingdings" w:hint="default"/>
       </w:rPr>
     </w:lvl>
     <w:lvl w:ilvl="6" w:tplc="240A0001" w:tentative="1">
@@ -27954,7 +27896,7 @@
         <w:ind w:left="4680" w:hanging="360"/>
       </w:pPr>
       <w:rPr>
-        <w:rFonts w:hint="default" w:ascii="Symbol" w:hAnsi="Symbol"/>
+        <w:rFonts w:ascii="Symbol" w:hAnsi="Symbol" w:hint="default"/>
       </w:rPr>
     </w:lvl>
     <w:lvl w:ilvl="7" w:tplc="240A0003" w:tentative="1">
@@ -27966,7 +27908,7 @@
         <w:ind w:left="5400" w:hanging="360"/>
       </w:pPr>
       <w:rPr>
-        <w:rFonts w:hint="default" w:ascii="Courier New" w:hAnsi="Courier New" w:cs="Courier New"/>
+        <w:rFonts w:ascii="Courier New" w:hAnsi="Courier New" w:cs="Courier New" w:hint="default"/>
       </w:rPr>
     </w:lvl>
     <w:lvl w:ilvl="8" w:tplc="240A0005" w:tentative="1">
@@ -27978,7 +27920,7 @@
         <w:ind w:left="6120" w:hanging="360"/>
       </w:pPr>
       <w:rPr>
-        <w:rFonts w:hint="default" w:ascii="Wingdings" w:hAnsi="Wingdings"/>
+        <w:rFonts w:ascii="Wingdings" w:hAnsi="Wingdings" w:hint="default"/>
       </w:rPr>
     </w:lvl>
   </w:abstractNum>
@@ -27998,7 +27940,7 @@
         <w:ind w:left="720" w:hanging="360"/>
       </w:pPr>
       <w:rPr>
-        <w:rFonts w:hint="default" w:ascii="Symbol" w:hAnsi="Symbol"/>
+        <w:rFonts w:ascii="Symbol" w:hAnsi="Symbol" w:hint="default"/>
         <w:sz w:val="20"/>
       </w:rPr>
     </w:lvl>
@@ -28014,7 +27956,7 @@
         <w:ind w:left="1440" w:hanging="360"/>
       </w:pPr>
       <w:rPr>
-        <w:rFonts w:hint="default" w:ascii="Courier New" w:hAnsi="Courier New"/>
+        <w:rFonts w:ascii="Courier New" w:hAnsi="Courier New" w:hint="default"/>
         <w:sz w:val="20"/>
       </w:rPr>
     </w:lvl>
@@ -28030,7 +27972,7 @@
         <w:ind w:left="2160" w:hanging="360"/>
       </w:pPr>
       <w:rPr>
-        <w:rFonts w:hint="default" w:ascii="Wingdings" w:hAnsi="Wingdings"/>
+        <w:rFonts w:ascii="Wingdings" w:hAnsi="Wingdings" w:hint="default"/>
         <w:sz w:val="20"/>
       </w:rPr>
     </w:lvl>
@@ -28046,7 +27988,7 @@
         <w:ind w:left="2880" w:hanging="360"/>
       </w:pPr>
       <w:rPr>
-        <w:rFonts w:hint="default" w:ascii="Wingdings" w:hAnsi="Wingdings"/>
+        <w:rFonts w:ascii="Wingdings" w:hAnsi="Wingdings" w:hint="default"/>
         <w:sz w:val="20"/>
       </w:rPr>
     </w:lvl>
@@ -28062,7 +28004,7 @@
         <w:ind w:left="3600" w:hanging="360"/>
       </w:pPr>
       <w:rPr>
-        <w:rFonts w:hint="default" w:ascii="Wingdings" w:hAnsi="Wingdings"/>
+        <w:rFonts w:ascii="Wingdings" w:hAnsi="Wingdings" w:hint="default"/>
         <w:sz w:val="20"/>
       </w:rPr>
     </w:lvl>
@@ -28078,7 +28020,7 @@
         <w:ind w:left="4320" w:hanging="360"/>
       </w:pPr>
       <w:rPr>
-        <w:rFonts w:hint="default" w:ascii="Wingdings" w:hAnsi="Wingdings"/>
+        <w:rFonts w:ascii="Wingdings" w:hAnsi="Wingdings" w:hint="default"/>
         <w:sz w:val="20"/>
       </w:rPr>
     </w:lvl>
@@ -28094,7 +28036,7 @@
         <w:ind w:left="5040" w:hanging="360"/>
       </w:pPr>
       <w:rPr>
-        <w:rFonts w:hint="default" w:ascii="Wingdings" w:hAnsi="Wingdings"/>
+        <w:rFonts w:ascii="Wingdings" w:hAnsi="Wingdings" w:hint="default"/>
         <w:sz w:val="20"/>
       </w:rPr>
     </w:lvl>
@@ -28110,7 +28052,7 @@
         <w:ind w:left="5760" w:hanging="360"/>
       </w:pPr>
       <w:rPr>
-        <w:rFonts w:hint="default" w:ascii="Wingdings" w:hAnsi="Wingdings"/>
+        <w:rFonts w:ascii="Wingdings" w:hAnsi="Wingdings" w:hint="default"/>
         <w:sz w:val="20"/>
       </w:rPr>
     </w:lvl>
@@ -28126,7 +28068,7 @@
         <w:ind w:left="6480" w:hanging="360"/>
       </w:pPr>
       <w:rPr>
-        <w:rFonts w:hint="default" w:ascii="Wingdings" w:hAnsi="Wingdings"/>
+        <w:rFonts w:ascii="Wingdings" w:hAnsi="Wingdings" w:hint="default"/>
         <w:sz w:val="20"/>
       </w:rPr>
     </w:lvl>
@@ -28492,7 +28434,7 @@
         <w:ind w:left="360" w:hanging="360"/>
       </w:pPr>
       <w:rPr>
-        <w:rFonts w:hint="default" w:ascii="Symbol" w:hAnsi="Symbol"/>
+        <w:rFonts w:ascii="Symbol" w:hAnsi="Symbol" w:hint="default"/>
       </w:rPr>
     </w:lvl>
     <w:lvl w:ilvl="1" w:tplc="240A0003" w:tentative="1">
@@ -28504,7 +28446,7 @@
         <w:ind w:left="1080" w:hanging="360"/>
       </w:pPr>
       <w:rPr>
-        <w:rFonts w:hint="default" w:ascii="Courier New" w:hAnsi="Courier New" w:cs="Courier New"/>
+        <w:rFonts w:ascii="Courier New" w:hAnsi="Courier New" w:cs="Courier New" w:hint="default"/>
       </w:rPr>
     </w:lvl>
     <w:lvl w:ilvl="2" w:tplc="240A0005" w:tentative="1">
@@ -28516,7 +28458,7 @@
         <w:ind w:left="1800" w:hanging="360"/>
       </w:pPr>
       <w:rPr>
-        <w:rFonts w:hint="default" w:ascii="Wingdings" w:hAnsi="Wingdings"/>
+        <w:rFonts w:ascii="Wingdings" w:hAnsi="Wingdings" w:hint="default"/>
       </w:rPr>
     </w:lvl>
     <w:lvl w:ilvl="3" w:tplc="240A0001" w:tentative="1">
@@ -28528,7 +28470,7 @@
         <w:ind w:left="2520" w:hanging="360"/>
       </w:pPr>
       <w:rPr>
-        <w:rFonts w:hint="default" w:ascii="Symbol" w:hAnsi="Symbol"/>
+        <w:rFonts w:ascii="Symbol" w:hAnsi="Symbol" w:hint="default"/>
       </w:rPr>
     </w:lvl>
     <w:lvl w:ilvl="4" w:tplc="240A0003" w:tentative="1">
@@ -28540,7 +28482,7 @@
         <w:ind w:left="3240" w:hanging="360"/>
       </w:pPr>
       <w:rPr>
-        <w:rFonts w:hint="default" w:ascii="Courier New" w:hAnsi="Courier New" w:cs="Courier New"/>
+        <w:rFonts w:ascii="Courier New" w:hAnsi="Courier New" w:cs="Courier New" w:hint="default"/>
       </w:rPr>
     </w:lvl>
     <w:lvl w:ilvl="5" w:tplc="240A0005" w:tentative="1">
@@ -28552,7 +28494,7 @@
         <w:ind w:left="3960" w:hanging="360"/>
       </w:pPr>
       <w:rPr>
-        <w:rFonts w:hint="default" w:ascii="Wingdings" w:hAnsi="Wingdings"/>
+        <w:rFonts w:ascii="Wingdings" w:hAnsi="Wingdings" w:hint="default"/>
       </w:rPr>
     </w:lvl>
     <w:lvl w:ilvl="6" w:tplc="240A0001" w:tentative="1">
@@ -28564,7 +28506,7 @@
         <w:ind w:left="4680" w:hanging="360"/>
       </w:pPr>
       <w:rPr>
-        <w:rFonts w:hint="default" w:ascii="Symbol" w:hAnsi="Symbol"/>
+        <w:rFonts w:ascii="Symbol" w:hAnsi="Symbol" w:hint="default"/>
       </w:rPr>
     </w:lvl>
     <w:lvl w:ilvl="7" w:tplc="240A0003" w:tentative="1">
@@ -28576,7 +28518,7 @@
         <w:ind w:left="5400" w:hanging="360"/>
       </w:pPr>
       <w:rPr>
-        <w:rFonts w:hint="default" w:ascii="Courier New" w:hAnsi="Courier New" w:cs="Courier New"/>
+        <w:rFonts w:ascii="Courier New" w:hAnsi="Courier New" w:cs="Courier New" w:hint="default"/>
       </w:rPr>
     </w:lvl>
     <w:lvl w:ilvl="8" w:tplc="240A0005" w:tentative="1">
@@ -28588,7 +28530,7 @@
         <w:ind w:left="6120" w:hanging="360"/>
       </w:pPr>
       <w:rPr>
-        <w:rFonts w:hint="default" w:ascii="Wingdings" w:hAnsi="Wingdings"/>
+        <w:rFonts w:ascii="Wingdings" w:hAnsi="Wingdings" w:hint="default"/>
       </w:rPr>
     </w:lvl>
   </w:abstractNum>
@@ -28605,7 +28547,7 @@
         <w:ind w:left="360" w:hanging="360"/>
       </w:pPr>
       <w:rPr>
-        <w:rFonts w:hint="default" w:ascii="Symbol" w:hAnsi="Symbol"/>
+        <w:rFonts w:ascii="Symbol" w:hAnsi="Symbol" w:hint="default"/>
       </w:rPr>
     </w:lvl>
     <w:lvl w:ilvl="1" w:tplc="240A0003" w:tentative="1">
@@ -28617,7 +28559,7 @@
         <w:ind w:left="1080" w:hanging="360"/>
       </w:pPr>
       <w:rPr>
-        <w:rFonts w:hint="default" w:ascii="Courier New" w:hAnsi="Courier New" w:cs="Courier New"/>
+        <w:rFonts w:ascii="Courier New" w:hAnsi="Courier New" w:cs="Courier New" w:hint="default"/>
       </w:rPr>
     </w:lvl>
     <w:lvl w:ilvl="2" w:tplc="240A0005" w:tentative="1">
@@ -28629,7 +28571,7 @@
         <w:ind w:left="1800" w:hanging="360"/>
       </w:pPr>
       <w:rPr>
-        <w:rFonts w:hint="default" w:ascii="Wingdings" w:hAnsi="Wingdings"/>
+        <w:rFonts w:ascii="Wingdings" w:hAnsi="Wingdings" w:hint="default"/>
       </w:rPr>
     </w:lvl>
     <w:lvl w:ilvl="3" w:tplc="240A0001" w:tentative="1">
@@ -28641,7 +28583,7 @@
         <w:ind w:left="2520" w:hanging="360"/>
       </w:pPr>
       <w:rPr>
-        <w:rFonts w:hint="default" w:ascii="Symbol" w:hAnsi="Symbol"/>
+        <w:rFonts w:ascii="Symbol" w:hAnsi="Symbol" w:hint="default"/>
       </w:rPr>
     </w:lvl>
     <w:lvl w:ilvl="4" w:tplc="240A0003" w:tentative="1">
@@ -28653,7 +28595,7 @@
         <w:ind w:left="3240" w:hanging="360"/>
       </w:pPr>
       <w:rPr>
-        <w:rFonts w:hint="default" w:ascii="Courier New" w:hAnsi="Courier New" w:cs="Courier New"/>
+        <w:rFonts w:ascii="Courier New" w:hAnsi="Courier New" w:cs="Courier New" w:hint="default"/>
       </w:rPr>
     </w:lvl>
     <w:lvl w:ilvl="5" w:tplc="240A0005" w:tentative="1">
@@ -28665,7 +28607,7 @@
         <w:ind w:left="3960" w:hanging="360"/>
       </w:pPr>
       <w:rPr>
-        <w:rFonts w:hint="default" w:ascii="Wingdings" w:hAnsi="Wingdings"/>
+        <w:rFonts w:ascii="Wingdings" w:hAnsi="Wingdings" w:hint="default"/>
       </w:rPr>
     </w:lvl>
     <w:lvl w:ilvl="6" w:tplc="240A0001" w:tentative="1">
@@ -28677,7 +28619,7 @@
         <w:ind w:left="4680" w:hanging="360"/>
       </w:pPr>
       <w:rPr>
-        <w:rFonts w:hint="default" w:ascii="Symbol" w:hAnsi="Symbol"/>
+        <w:rFonts w:ascii="Symbol" w:hAnsi="Symbol" w:hint="default"/>
       </w:rPr>
     </w:lvl>
     <w:lvl w:ilvl="7" w:tplc="240A0003" w:tentative="1">
@@ -28689,7 +28631,7 @@
         <w:ind w:left="5400" w:hanging="360"/>
       </w:pPr>
       <w:rPr>
-        <w:rFonts w:hint="default" w:ascii="Courier New" w:hAnsi="Courier New" w:cs="Courier New"/>
+        <w:rFonts w:ascii="Courier New" w:hAnsi="Courier New" w:cs="Courier New" w:hint="default"/>
       </w:rPr>
     </w:lvl>
     <w:lvl w:ilvl="8" w:tplc="240A0005" w:tentative="1">
@@ -28701,7 +28643,7 @@
         <w:ind w:left="6120" w:hanging="360"/>
       </w:pPr>
       <w:rPr>
-        <w:rFonts w:hint="default" w:ascii="Wingdings" w:hAnsi="Wingdings"/>
+        <w:rFonts w:ascii="Wingdings" w:hAnsi="Wingdings" w:hint="default"/>
       </w:rPr>
     </w:lvl>
   </w:abstractNum>
@@ -28721,7 +28663,7 @@
         <w:ind w:left="720" w:hanging="360"/>
       </w:pPr>
       <w:rPr>
-        <w:rFonts w:hint="default" w:ascii="Symbol" w:hAnsi="Symbol"/>
+        <w:rFonts w:ascii="Symbol" w:hAnsi="Symbol" w:hint="default"/>
         <w:sz w:val="20"/>
       </w:rPr>
     </w:lvl>
@@ -28737,7 +28679,7 @@
         <w:ind w:left="1440" w:hanging="360"/>
       </w:pPr>
       <w:rPr>
-        <w:rFonts w:hint="default" w:ascii="Courier New" w:hAnsi="Courier New"/>
+        <w:rFonts w:ascii="Courier New" w:hAnsi="Courier New" w:hint="default"/>
         <w:sz w:val="20"/>
       </w:rPr>
     </w:lvl>
@@ -28753,7 +28695,7 @@
         <w:ind w:left="2160" w:hanging="360"/>
       </w:pPr>
       <w:rPr>
-        <w:rFonts w:hint="default" w:ascii="Wingdings" w:hAnsi="Wingdings"/>
+        <w:rFonts w:ascii="Wingdings" w:hAnsi="Wingdings" w:hint="default"/>
         <w:sz w:val="20"/>
       </w:rPr>
     </w:lvl>
@@ -28769,7 +28711,7 @@
         <w:ind w:left="2880" w:hanging="360"/>
       </w:pPr>
       <w:rPr>
-        <w:rFonts w:hint="default" w:ascii="Wingdings" w:hAnsi="Wingdings"/>
+        <w:rFonts w:ascii="Wingdings" w:hAnsi="Wingdings" w:hint="default"/>
         <w:sz w:val="20"/>
       </w:rPr>
     </w:lvl>
@@ -28785,7 +28727,7 @@
         <w:ind w:left="3600" w:hanging="360"/>
       </w:pPr>
       <w:rPr>
-        <w:rFonts w:hint="default" w:ascii="Wingdings" w:hAnsi="Wingdings"/>
+        <w:rFonts w:ascii="Wingdings" w:hAnsi="Wingdings" w:hint="default"/>
         <w:sz w:val="20"/>
       </w:rPr>
     </w:lvl>
@@ -28801,7 +28743,7 @@
         <w:ind w:left="4320" w:hanging="360"/>
       </w:pPr>
       <w:rPr>
-        <w:rFonts w:hint="default" w:ascii="Wingdings" w:hAnsi="Wingdings"/>
+        <w:rFonts w:ascii="Wingdings" w:hAnsi="Wingdings" w:hint="default"/>
         <w:sz w:val="20"/>
       </w:rPr>
     </w:lvl>
@@ -28817,7 +28759,7 @@
         <w:ind w:left="5040" w:hanging="360"/>
       </w:pPr>
       <w:rPr>
-        <w:rFonts w:hint="default" w:ascii="Wingdings" w:hAnsi="Wingdings"/>
+        <w:rFonts w:ascii="Wingdings" w:hAnsi="Wingdings" w:hint="default"/>
         <w:sz w:val="20"/>
       </w:rPr>
     </w:lvl>
@@ -28833,7 +28775,7 @@
         <w:ind w:left="5760" w:hanging="360"/>
       </w:pPr>
       <w:rPr>
-        <w:rFonts w:hint="default" w:ascii="Wingdings" w:hAnsi="Wingdings"/>
+        <w:rFonts w:ascii="Wingdings" w:hAnsi="Wingdings" w:hint="default"/>
         <w:sz w:val="20"/>
       </w:rPr>
     </w:lvl>
@@ -28849,7 +28791,7 @@
         <w:ind w:left="6480" w:hanging="360"/>
       </w:pPr>
       <w:rPr>
-        <w:rFonts w:hint="default" w:ascii="Wingdings" w:hAnsi="Wingdings"/>
+        <w:rFonts w:ascii="Wingdings" w:hAnsi="Wingdings" w:hint="default"/>
         <w:sz w:val="20"/>
       </w:rPr>
     </w:lvl>
@@ -28867,7 +28809,7 @@
         <w:ind w:left="360" w:hanging="360"/>
       </w:pPr>
       <w:rPr>
-        <w:rFonts w:hint="default" w:ascii="Symbol" w:hAnsi="Symbol"/>
+        <w:rFonts w:ascii="Symbol" w:hAnsi="Symbol" w:hint="default"/>
       </w:rPr>
     </w:lvl>
     <w:lvl w:ilvl="1" w:tplc="240A0003" w:tentative="1">
@@ -28879,7 +28821,7 @@
         <w:ind w:left="1080" w:hanging="360"/>
       </w:pPr>
       <w:rPr>
-        <w:rFonts w:hint="default" w:ascii="Courier New" w:hAnsi="Courier New" w:cs="Courier New"/>
+        <w:rFonts w:ascii="Courier New" w:hAnsi="Courier New" w:cs="Courier New" w:hint="default"/>
       </w:rPr>
     </w:lvl>
     <w:lvl w:ilvl="2" w:tplc="240A0005" w:tentative="1">
@@ -28891,7 +28833,7 @@
         <w:ind w:left="1800" w:hanging="360"/>
       </w:pPr>
       <w:rPr>
-        <w:rFonts w:hint="default" w:ascii="Wingdings" w:hAnsi="Wingdings"/>
+        <w:rFonts w:ascii="Wingdings" w:hAnsi="Wingdings" w:hint="default"/>
       </w:rPr>
     </w:lvl>
     <w:lvl w:ilvl="3" w:tplc="240A0001" w:tentative="1">
@@ -28903,7 +28845,7 @@
         <w:ind w:left="2520" w:hanging="360"/>
       </w:pPr>
       <w:rPr>
-        <w:rFonts w:hint="default" w:ascii="Symbol" w:hAnsi="Symbol"/>
+        <w:rFonts w:ascii="Symbol" w:hAnsi="Symbol" w:hint="default"/>
       </w:rPr>
     </w:lvl>
     <w:lvl w:ilvl="4" w:tplc="240A0003" w:tentative="1">
@@ -28915,7 +28857,7 @@
         <w:ind w:left="3240" w:hanging="360"/>
       </w:pPr>
       <w:rPr>
-        <w:rFonts w:hint="default" w:ascii="Courier New" w:hAnsi="Courier New" w:cs="Courier New"/>
+        <w:rFonts w:ascii="Courier New" w:hAnsi="Courier New" w:cs="Courier New" w:hint="default"/>
       </w:rPr>
     </w:lvl>
     <w:lvl w:ilvl="5" w:tplc="240A0005" w:tentative="1">
@@ -28927,7 +28869,7 @@
         <w:ind w:left="3960" w:hanging="360"/>
       </w:pPr>
       <w:rPr>
-        <w:rFonts w:hint="default" w:ascii="Wingdings" w:hAnsi="Wingdings"/>
+        <w:rFonts w:ascii="Wingdings" w:hAnsi="Wingdings" w:hint="default"/>
       </w:rPr>
     </w:lvl>
     <w:lvl w:ilvl="6" w:tplc="240A0001" w:tentative="1">
@@ -28939,7 +28881,7 @@
         <w:ind w:left="4680" w:hanging="360"/>
       </w:pPr>
       <w:rPr>
-        <w:rFonts w:hint="default" w:ascii="Symbol" w:hAnsi="Symbol"/>
+        <w:rFonts w:ascii="Symbol" w:hAnsi="Symbol" w:hint="default"/>
       </w:rPr>
     </w:lvl>
     <w:lvl w:ilvl="7" w:tplc="240A0003" w:tentative="1">
@@ -28951,7 +28893,7 @@
         <w:ind w:left="5400" w:hanging="360"/>
       </w:pPr>
       <w:rPr>
-        <w:rFonts w:hint="default" w:ascii="Courier New" w:hAnsi="Courier New" w:cs="Courier New"/>
+        <w:rFonts w:ascii="Courier New" w:hAnsi="Courier New" w:cs="Courier New" w:hint="default"/>
       </w:rPr>
     </w:lvl>
     <w:lvl w:ilvl="8" w:tplc="240A0005" w:tentative="1">
@@ -28963,7 +28905,7 @@
         <w:ind w:left="6120" w:hanging="360"/>
       </w:pPr>
       <w:rPr>
-        <w:rFonts w:hint="default" w:ascii="Wingdings" w:hAnsi="Wingdings"/>
+        <w:rFonts w:ascii="Wingdings" w:hAnsi="Wingdings" w:hint="default"/>
       </w:rPr>
     </w:lvl>
   </w:abstractNum>
@@ -29066,7 +29008,7 @@
         <w:ind w:left="1920" w:hanging="360"/>
       </w:pPr>
       <w:rPr>
-        <w:rFonts w:hint="default" w:ascii="Symbol" w:hAnsi="Symbol"/>
+        <w:rFonts w:ascii="Symbol" w:hAnsi="Symbol" w:hint="default"/>
       </w:rPr>
     </w:lvl>
     <w:lvl w:ilvl="1">
@@ -29188,25 +29130,22 @@
 </file>
 
 <file path=word/people.xml><?xml version="1.0" encoding="utf-8"?>
-<w15:people xmlns:mc="http://schemas.openxmlformats.org/markup-compatibility/2006" xmlns:w15="http://schemas.microsoft.com/office/word/2012/wordml" mc:Ignorable="w15">
-  <w15:person w15:author="Paola Moya">
-    <w15:presenceInfo w15:providerId="Windows Live" w15:userId="7d86fcc7f75c18ee"/>
-  </w15:person>
+<w15:people xmlns:wpc="http://schemas.microsoft.com/office/word/2010/wordprocessingCanvas" xmlns:cx="http://schemas.microsoft.com/office/drawing/2014/chartex" xmlns:cx1="http://schemas.microsoft.com/office/drawing/2015/9/8/chartex" xmlns:cx2="http://schemas.microsoft.com/office/drawing/2015/10/21/chartex" xmlns:cx3="http://schemas.microsoft.com/office/drawing/2016/5/9/chartex" xmlns:cx4="http://schemas.microsoft.com/office/drawing/2016/5/10/chartex" xmlns:cx5="http://schemas.microsoft.com/office/drawing/2016/5/11/chartex" xmlns:cx6="http://schemas.microsoft.com/office/drawing/2016/5/12/chartex" xmlns:cx7="http://schemas.microsoft.com/office/drawing/2016/5/13/chartex" xmlns:cx8="http://schemas.microsoft.com/office/drawing/2016/5/14/chartex" xmlns:mc="http://schemas.openxmlformats.org/markup-compatibility/2006" xmlns:m="http://schemas.openxmlformats.org/officeDocument/2006/math" xmlns:aink="http://schemas.microsoft.com/office/drawing/2016/ink" xmlns:am3d="http://schemas.microsoft.com/office/drawing/2017/model3d" xmlns:oel="http://schemas.microsoft.com/office/2019/extlst" xmlns:r="http://schemas.openxmlformats.org/officeDocument/2006/relationships" xmlns:wp14="http://schemas.microsoft.com/office/word/2010/wordprocessingDrawing" xmlns:wp="http://schemas.openxmlformats.org/drawingml/2006/wordprocessingDrawing" xmlns:wpg="http://schemas.microsoft.com/office/word/2010/wordprocessingGroup" xmlns:wpi="http://schemas.microsoft.com/office/word/2010/wordprocessingInk" xmlns:wps="http://schemas.microsoft.com/office/word/2010/wordprocessingShape" xmlns:o="urn:schemas-microsoft-com:office:office" xmlns:v="urn:schemas-microsoft-com:vml" xmlns:w10="urn:schemas-microsoft-com:office:word" xmlns:w="http://schemas.openxmlformats.org/wordprocessingml/2006/main" xmlns:w14="http://schemas.microsoft.com/office/word/2010/wordml" xmlns:w15="http://schemas.microsoft.com/office/word/2012/wordml" xmlns:w16cex="http://schemas.microsoft.com/office/word/2018/wordml/cex" xmlns:w16cid="http://schemas.microsoft.com/office/word/2016/wordml/cid" xmlns:w16="http://schemas.microsoft.com/office/word/2018/wordml" xmlns:w16sdtdh="http://schemas.microsoft.com/office/word/2020/wordml/sdtdatahash" xmlns:w16sdtfl="http://schemas.microsoft.com/office/word/2024/wordml/sdtformatlock" xmlns:w16se="http://schemas.microsoft.com/office/word/2015/wordml/symex" xmlns:w16du="http://schemas.microsoft.com/office/word/2023/wordml/word16du" xmlns:wne="http://schemas.microsoft.com/office/word/2006/wordml" mc:Ignorable="w14 w15 w16se w16cid w16 w16cex w16sdtdh w16sdtfl w16du wp14">
   <w15:person w15:author="Paola Alexandra Moya Peralta">
     <w15:presenceInfo w15:providerId="AD" w15:userId="S::pamoya@sena.edu.co::e21a5a3b-e5c1-4540-acf1-8d63ecce1aed"/>
   </w15:person>
-  <w15:person w15:author="Paola Alexandra Moya Peralta">
-    <w15:presenceInfo w15:providerId="AD" w15:userId="S::pamoya@sena.edu.co::e21a5a3b-e5c1-4540-acf1-8d63ecce1aed"/>
+  <w15:person w15:author="Paola Moya">
+    <w15:presenceInfo w15:providerId="Windows Live" w15:userId="7d86fcc7f75c18ee"/>
   </w15:person>
 </w15:people>
 </file>
 
 <file path=word/styles.xml><?xml version="1.0" encoding="utf-8"?>
-<w:styles xmlns:wp14="http://schemas.microsoft.com/office/word/2010/wordprocessingDrawing" xmlns:mc="http://schemas.openxmlformats.org/markup-compatibility/2006" xmlns:r="http://schemas.openxmlformats.org/officeDocument/2006/relationships" xmlns:w="http://schemas.openxmlformats.org/wordprocessingml/2006/main" xmlns:w14="http://schemas.microsoft.com/office/word/2010/wordml" xmlns:w15="http://schemas.microsoft.com/office/word/2012/wordml" xmlns:w16cex="http://schemas.microsoft.com/office/word/2018/wordml/cex" xmlns:w16cid="http://schemas.microsoft.com/office/word/2016/wordml/cid" xmlns:w16="http://schemas.microsoft.com/office/word/2018/wordml" xmlns:w16du="http://schemas.microsoft.com/office/word/2023/wordml/word16du" xmlns:w16sdtdh="http://schemas.microsoft.com/office/word/2020/wordml/sdtdatahash" xmlns:w16sdtfl="http://schemas.microsoft.com/office/word/2024/wordml/sdtformatlock" xmlns:w16se="http://schemas.microsoft.com/office/word/2015/wordml/symex" mc:Ignorable="w14 w15 w16se w16cid w16 w16cex w16sdtdh w16sdtfl w16du wp14">
+<w:styles xmlns:mc="http://schemas.openxmlformats.org/markup-compatibility/2006" xmlns:r="http://schemas.openxmlformats.org/officeDocument/2006/relationships" xmlns:w="http://schemas.openxmlformats.org/wordprocessingml/2006/main" xmlns:w14="http://schemas.microsoft.com/office/word/2010/wordml" xmlns:w15="http://schemas.microsoft.com/office/word/2012/wordml" xmlns:w16cex="http://schemas.microsoft.com/office/word/2018/wordml/cex" xmlns:w16cid="http://schemas.microsoft.com/office/word/2016/wordml/cid" xmlns:w16="http://schemas.microsoft.com/office/word/2018/wordml" xmlns:w16sdtdh="http://schemas.microsoft.com/office/word/2020/wordml/sdtdatahash" xmlns:w16sdtfl="http://schemas.microsoft.com/office/word/2024/wordml/sdtformatlock" xmlns:w16se="http://schemas.microsoft.com/office/word/2015/wordml/symex" xmlns:w16du="http://schemas.microsoft.com/office/word/2023/wordml/word16du" mc:Ignorable="w14 w15 w16se w16cid w16 w16cex w16sdtdh w16sdtfl w16du">
   <w:docDefaults>
     <w:rPrDefault>
       <w:rPr>
-        <w:rFonts w:asciiTheme="minorHAnsi" w:hAnsiTheme="minorHAnsi" w:eastAsiaTheme="minorHAnsi" w:cstheme="minorBidi"/>
+        <w:rFonts w:asciiTheme="minorHAnsi" w:eastAsiaTheme="minorHAnsi" w:hAnsiTheme="minorHAnsi" w:cstheme="minorBidi"/>
         <w:sz w:val="22"/>
         <w:szCs w:val="22"/>
         <w:lang w:val="es-CO" w:eastAsia="en-US" w:bidi="ar-SA"/>
@@ -29222,14 +29161,14 @@
   <w:latentStyles w:defLockedState="0" w:defUIPriority="99" w:defSemiHidden="0" w:defUnhideWhenUsed="0" w:defQFormat="0" w:count="376">
     <w:lsdException w:name="Normal" w:uiPriority="0" w:qFormat="1"/>
     <w:lsdException w:name="heading 1" w:uiPriority="9" w:qFormat="1"/>
-    <w:lsdException w:name="heading 2" w:uiPriority="9" w:semiHidden="1" w:unhideWhenUsed="1" w:qFormat="1"/>
-    <w:lsdException w:name="heading 3" w:uiPriority="9" w:semiHidden="1" w:unhideWhenUsed="1" w:qFormat="1"/>
-    <w:lsdException w:name="heading 4" w:uiPriority="9" w:semiHidden="1" w:unhideWhenUsed="1" w:qFormat="1"/>
-    <w:lsdException w:name="heading 5" w:uiPriority="9" w:semiHidden="1" w:unhideWhenUsed="1" w:qFormat="1"/>
-    <w:lsdException w:name="heading 6" w:uiPriority="9" w:semiHidden="1" w:unhideWhenUsed="1" w:qFormat="1"/>
-    <w:lsdException w:name="heading 7" w:uiPriority="9" w:semiHidden="1" w:unhideWhenUsed="1" w:qFormat="1"/>
-    <w:lsdException w:name="heading 8" w:uiPriority="9" w:semiHidden="1" w:unhideWhenUsed="1" w:qFormat="1"/>
-    <w:lsdException w:name="heading 9" w:uiPriority="9" w:semiHidden="1" w:unhideWhenUsed="1" w:qFormat="1"/>
+    <w:lsdException w:name="heading 2" w:semiHidden="1" w:uiPriority="9" w:unhideWhenUsed="1" w:qFormat="1"/>
+    <w:lsdException w:name="heading 3" w:semiHidden="1" w:uiPriority="9" w:unhideWhenUsed="1" w:qFormat="1"/>
+    <w:lsdException w:name="heading 4" w:semiHidden="1" w:uiPriority="9" w:unhideWhenUsed="1" w:qFormat="1"/>
+    <w:lsdException w:name="heading 5" w:semiHidden="1" w:uiPriority="9" w:unhideWhenUsed="1" w:qFormat="1"/>
+    <w:lsdException w:name="heading 6" w:semiHidden="1" w:uiPriority="9" w:unhideWhenUsed="1" w:qFormat="1"/>
+    <w:lsdException w:name="heading 7" w:semiHidden="1" w:uiPriority="9" w:unhideWhenUsed="1" w:qFormat="1"/>
+    <w:lsdException w:name="heading 8" w:semiHidden="1" w:uiPriority="9" w:unhideWhenUsed="1" w:qFormat="1"/>
+    <w:lsdException w:name="heading 9" w:semiHidden="1" w:uiPriority="9" w:unhideWhenUsed="1" w:qFormat="1"/>
     <w:lsdException w:name="index 1" w:semiHidden="1" w:unhideWhenUsed="1"/>
     <w:lsdException w:name="index 2" w:semiHidden="1" w:unhideWhenUsed="1"/>
     <w:lsdException w:name="index 3" w:semiHidden="1" w:unhideWhenUsed="1"/>
@@ -29239,22 +29178,22 @@
     <w:lsdException w:name="index 7" w:semiHidden="1" w:unhideWhenUsed="1"/>
     <w:lsdException w:name="index 8" w:semiHidden="1" w:unhideWhenUsed="1"/>
     <w:lsdException w:name="index 9" w:semiHidden="1" w:unhideWhenUsed="1"/>
-    <w:lsdException w:name="toc 1" w:uiPriority="39" w:semiHidden="1" w:unhideWhenUsed="1" w:qFormat="1"/>
-    <w:lsdException w:name="toc 2" w:uiPriority="39" w:semiHidden="1" w:unhideWhenUsed="1"/>
-    <w:lsdException w:name="toc 3" w:uiPriority="39" w:semiHidden="1" w:unhideWhenUsed="1"/>
-    <w:lsdException w:name="toc 4" w:uiPriority="39" w:semiHidden="1" w:unhideWhenUsed="1"/>
-    <w:lsdException w:name="toc 5" w:uiPriority="39" w:semiHidden="1" w:unhideWhenUsed="1"/>
-    <w:lsdException w:name="toc 6" w:uiPriority="39" w:semiHidden="1" w:unhideWhenUsed="1"/>
-    <w:lsdException w:name="toc 7" w:uiPriority="39" w:semiHidden="1" w:unhideWhenUsed="1"/>
-    <w:lsdException w:name="toc 8" w:uiPriority="39" w:semiHidden="1" w:unhideWhenUsed="1"/>
-    <w:lsdException w:name="toc 9" w:uiPriority="39" w:semiHidden="1" w:unhideWhenUsed="1"/>
+    <w:lsdException w:name="toc 1" w:semiHidden="1" w:uiPriority="39" w:unhideWhenUsed="1" w:qFormat="1"/>
+    <w:lsdException w:name="toc 2" w:semiHidden="1" w:uiPriority="39" w:unhideWhenUsed="1"/>
+    <w:lsdException w:name="toc 3" w:semiHidden="1" w:uiPriority="39" w:unhideWhenUsed="1"/>
+    <w:lsdException w:name="toc 4" w:semiHidden="1" w:uiPriority="39" w:unhideWhenUsed="1"/>
+    <w:lsdException w:name="toc 5" w:semiHidden="1" w:uiPriority="39" w:unhideWhenUsed="1"/>
+    <w:lsdException w:name="toc 6" w:semiHidden="1" w:uiPriority="39" w:unhideWhenUsed="1"/>
+    <w:lsdException w:name="toc 7" w:semiHidden="1" w:uiPriority="39" w:unhideWhenUsed="1"/>
+    <w:lsdException w:name="toc 8" w:semiHidden="1" w:uiPriority="39" w:unhideWhenUsed="1"/>
+    <w:lsdException w:name="toc 9" w:semiHidden="1" w:uiPriority="39" w:unhideWhenUsed="1"/>
     <w:lsdException w:name="Normal Indent" w:semiHidden="1" w:unhideWhenUsed="1"/>
     <w:lsdException w:name="footnote text" w:semiHidden="1" w:unhideWhenUsed="1"/>
     <w:lsdException w:name="annotation text" w:semiHidden="1" w:unhideWhenUsed="1"/>
     <w:lsdException w:name="header" w:semiHidden="1" w:unhideWhenUsed="1"/>
     <w:lsdException w:name="footer" w:semiHidden="1" w:unhideWhenUsed="1"/>
     <w:lsdException w:name="index heading" w:semiHidden="1" w:unhideWhenUsed="1"/>
-    <w:lsdException w:name="caption" w:uiPriority="35" w:semiHidden="1" w:unhideWhenUsed="1" w:qFormat="1"/>
+    <w:lsdException w:name="caption" w:semiHidden="1" w:uiPriority="35" w:unhideWhenUsed="1" w:qFormat="1"/>
     <w:lsdException w:name="table of figures" w:semiHidden="1" w:unhideWhenUsed="1"/>
     <w:lsdException w:name="envelope address" w:semiHidden="1" w:unhideWhenUsed="1"/>
     <w:lsdException w:name="envelope return" w:semiHidden="1" w:unhideWhenUsed="1"/>
@@ -29285,7 +29224,7 @@
     <w:lsdException w:name="Title" w:uiPriority="10" w:qFormat="1"/>
     <w:lsdException w:name="Closing" w:semiHidden="1" w:unhideWhenUsed="1"/>
     <w:lsdException w:name="Signature" w:semiHidden="1" w:unhideWhenUsed="1"/>
-    <w:lsdException w:name="Default Paragraph Font" w:uiPriority="1" w:semiHidden="1" w:unhideWhenUsed="1"/>
+    <w:lsdException w:name="Default Paragraph Font" w:semiHidden="1" w:uiPriority="1" w:unhideWhenUsed="1"/>
     <w:lsdException w:name="Body Text" w:semiHidden="1" w:unhideWhenUsed="1"/>
     <w:lsdException w:name="Body Text Indent" w:semiHidden="1" w:unhideWhenUsed="1"/>
     <w:lsdException w:name="List Continue" w:semiHidden="1" w:unhideWhenUsed="1"/>
@@ -29485,8 +29424,8 @@
     <w:lsdException w:name="Subtle Reference" w:uiPriority="31" w:qFormat="1"/>
     <w:lsdException w:name="Intense Reference" w:uiPriority="32" w:qFormat="1"/>
     <w:lsdException w:name="Book Title" w:uiPriority="33" w:qFormat="1"/>
-    <w:lsdException w:name="Bibliography" w:uiPriority="37" w:semiHidden="1" w:unhideWhenUsed="1"/>
-    <w:lsdException w:name="TOC Heading" w:uiPriority="39" w:semiHidden="1" w:unhideWhenUsed="1" w:qFormat="1"/>
+    <w:lsdException w:name="Bibliography" w:semiHidden="1" w:uiPriority="37" w:unhideWhenUsed="1"/>
+    <w:lsdException w:name="TOC Heading" w:semiHidden="1" w:uiPriority="39" w:unhideWhenUsed="1" w:qFormat="1"/>
     <w:lsdException w:name="Plain Table 1" w:uiPriority="41"/>
     <w:lsdException w:name="Plain Table 2" w:uiPriority="42"/>
     <w:lsdException w:name="Plain Table 3" w:uiPriority="43"/>
@@ -29597,7 +29536,7 @@
     <w:lsdException w:name="Unresolved Mention" w:semiHidden="1" w:unhideWhenUsed="1"/>
     <w:lsdException w:name="Smart Link" w:semiHidden="1" w:unhideWhenUsed="1"/>
   </w:latentStyles>
-  <w:style w:type="paragraph" w:styleId="Normal" w:default="1">
+  <w:style w:type="paragraph" w:default="1" w:styleId="Normal">
     <w:name w:val="Normal"/>
     <w:qFormat/>
     <w:rsid w:val="00153B64"/>
@@ -29606,7 +29545,7 @@
       <w:ind w:firstLine="0"/>
     </w:pPr>
     <w:rPr>
-      <w:rFonts w:ascii="Arial" w:hAnsi="Arial" w:eastAsia="Arial" w:cs="Arial"/>
+      <w:rFonts w:ascii="Arial" w:eastAsia="Arial" w:hAnsi="Arial" w:cs="Arial"/>
       <w:lang w:eastAsia="es-CO"/>
     </w:rPr>
   </w:style>
@@ -29692,19 +29631,19 @@
       <w:outlineLvl w:val="3"/>
     </w:pPr>
     <w:rPr>
-      <w:rFonts w:asciiTheme="majorHAnsi" w:hAnsiTheme="majorHAnsi" w:eastAsiaTheme="majorEastAsia" w:cstheme="majorBidi"/>
+      <w:rFonts w:asciiTheme="majorHAnsi" w:eastAsiaTheme="majorEastAsia" w:hAnsiTheme="majorHAnsi" w:cstheme="majorBidi"/>
       <w:i/>
       <w:iCs/>
       <w:color w:val="2F5496" w:themeColor="accent1" w:themeShade="BF"/>
     </w:rPr>
   </w:style>
-  <w:style w:type="character" w:styleId="Fuentedeprrafopredeter" w:default="1">
+  <w:style w:type="character" w:default="1" w:styleId="Fuentedeprrafopredeter">
     <w:name w:val="Default Paragraph Font"/>
     <w:uiPriority w:val="1"/>
     <w:semiHidden/>
     <w:unhideWhenUsed/>
   </w:style>
-  <w:style w:type="table" w:styleId="Tablanormal" w:default="1">
+  <w:style w:type="table" w:default="1" w:styleId="Tablanormal">
     <w:name w:val="Normal Table"/>
     <w:uiPriority w:val="99"/>
     <w:semiHidden/>
@@ -29719,7 +29658,7 @@
       </w:tblCellMar>
     </w:tblPr>
   </w:style>
-  <w:style w:type="numbering" w:styleId="Sinlista" w:default="1">
+  <w:style w:type="numbering" w:default="1" w:styleId="Sinlista">
     <w:name w:val="No List"/>
     <w:uiPriority w:val="99"/>
     <w:semiHidden/>
@@ -29740,7 +29679,7 @@
       <w:spacing w:line="240" w:lineRule="auto"/>
     </w:pPr>
   </w:style>
-  <w:style w:type="character" w:styleId="EncabezadoCar" w:customStyle="1">
+  <w:style w:type="character" w:customStyle="1" w:styleId="EncabezadoCar">
     <w:name w:val="Encabezado Car"/>
     <w:basedOn w:val="Fuentedeprrafopredeter"/>
     <w:link w:val="Encabezado"/>
@@ -29762,7 +29701,7 @@
       <w:spacing w:line="240" w:lineRule="auto"/>
     </w:pPr>
   </w:style>
-  <w:style w:type="character" w:styleId="PiedepginaCar" w:customStyle="1">
+  <w:style w:type="character" w:customStyle="1" w:styleId="PiedepginaCar">
     <w:name w:val="Pie de página Car"/>
     <w:basedOn w:val="Fuentedeprrafopredeter"/>
     <w:link w:val="Piedepgina"/>
@@ -29782,7 +29721,7 @@
       <w:spacing w:after="100"/>
     </w:pPr>
   </w:style>
-  <w:style w:type="table" w:styleId="Style44" w:customStyle="1">
+  <w:style w:type="table" w:customStyle="1" w:styleId="Style44">
     <w:name w:val="_Style 44"/>
     <w:basedOn w:val="Tablanormal"/>
     <w:qFormat/>
@@ -29792,7 +29731,7 @@
       <w:ind w:firstLine="0"/>
     </w:pPr>
     <w:rPr>
-      <w:rFonts w:ascii="Arial" w:hAnsi="Arial" w:eastAsia="Arial" w:cs="Arial"/>
+      <w:rFonts w:ascii="Arial" w:eastAsia="Arial" w:hAnsi="Arial" w:cs="Arial"/>
       <w:b/>
       <w:sz w:val="24"/>
       <w:szCs w:val="24"/>
@@ -29809,7 +29748,7 @@
       <w:shd w:val="clear" w:color="auto" w:fill="EDF2F8"/>
     </w:tcPr>
   </w:style>
-  <w:style w:type="table" w:styleId="Style45" w:customStyle="1">
+  <w:style w:type="table" w:customStyle="1" w:styleId="Style45">
     <w:name w:val="_Style 45"/>
     <w:basedOn w:val="Tablanormal"/>
     <w:qFormat/>
@@ -29819,7 +29758,7 @@
       <w:ind w:firstLine="0"/>
     </w:pPr>
     <w:rPr>
-      <w:rFonts w:ascii="Arial" w:hAnsi="Arial" w:eastAsia="Arial" w:cs="Arial"/>
+      <w:rFonts w:ascii="Arial" w:eastAsia="Arial" w:hAnsi="Arial" w:cs="Arial"/>
       <w:b/>
       <w:sz w:val="24"/>
       <w:szCs w:val="24"/>
@@ -29836,7 +29775,7 @@
       <w:shd w:val="clear" w:color="auto" w:fill="EDF2F8"/>
     </w:tcPr>
   </w:style>
-  <w:style w:type="table" w:styleId="Style46" w:customStyle="1">
+  <w:style w:type="table" w:customStyle="1" w:styleId="Style46">
     <w:name w:val="_Style 46"/>
     <w:basedOn w:val="Tablanormal"/>
     <w:qFormat/>
@@ -29846,7 +29785,7 @@
       <w:ind w:firstLine="0"/>
     </w:pPr>
     <w:rPr>
-      <w:rFonts w:ascii="Arial" w:hAnsi="Arial" w:eastAsia="Arial" w:cs="Arial"/>
+      <w:rFonts w:ascii="Arial" w:eastAsia="Arial" w:hAnsi="Arial" w:cs="Arial"/>
       <w:b/>
       <w:sz w:val="24"/>
       <w:szCs w:val="24"/>
@@ -29863,7 +29802,7 @@
       <w:shd w:val="clear" w:color="auto" w:fill="EDF2F8"/>
     </w:tcPr>
   </w:style>
-  <w:style w:type="table" w:styleId="Style47" w:customStyle="1">
+  <w:style w:type="table" w:customStyle="1" w:styleId="Style47">
     <w:name w:val="_Style 47"/>
     <w:basedOn w:val="Tablanormal"/>
     <w:qFormat/>
@@ -29873,7 +29812,7 @@
       <w:ind w:firstLine="0"/>
     </w:pPr>
     <w:rPr>
-      <w:rFonts w:ascii="Arial" w:hAnsi="Arial" w:eastAsia="Arial" w:cs="Arial"/>
+      <w:rFonts w:ascii="Arial" w:eastAsia="Arial" w:hAnsi="Arial" w:cs="Arial"/>
       <w:b/>
       <w:sz w:val="24"/>
       <w:szCs w:val="24"/>
@@ -29901,28 +29840,28 @@
       <w:contextualSpacing/>
     </w:pPr>
   </w:style>
-  <w:style w:type="character" w:styleId="Ttulo1Car" w:customStyle="1">
+  <w:style w:type="character" w:customStyle="1" w:styleId="Ttulo1Car">
     <w:name w:val="Título 1 Car"/>
     <w:basedOn w:val="Fuentedeprrafopredeter"/>
     <w:link w:val="Ttulo1"/>
     <w:uiPriority w:val="9"/>
     <w:rsid w:val="00C772C3"/>
     <w:rPr>
-      <w:rFonts w:ascii="Arial" w:hAnsi="Arial" w:eastAsiaTheme="majorEastAsia" w:cstheme="majorBidi"/>
+      <w:rFonts w:ascii="Arial" w:eastAsiaTheme="majorEastAsia" w:hAnsi="Arial" w:cstheme="majorBidi"/>
       <w:b/>
       <w:sz w:val="20"/>
       <w:szCs w:val="32"/>
       <w:lang w:eastAsia="es-CO"/>
     </w:rPr>
   </w:style>
-  <w:style w:type="character" w:styleId="Ttulo2Car" w:customStyle="1">
+  <w:style w:type="character" w:customStyle="1" w:styleId="Ttulo2Car">
     <w:name w:val="Título 2 Car"/>
     <w:basedOn w:val="Fuentedeprrafopredeter"/>
     <w:link w:val="Ttulo2"/>
     <w:uiPriority w:val="9"/>
     <w:rsid w:val="00FC618D"/>
     <w:rPr>
-      <w:rFonts w:ascii="Arial" w:hAnsi="Arial" w:eastAsiaTheme="majorEastAsia" w:cstheme="majorBidi"/>
+      <w:rFonts w:ascii="Arial" w:eastAsiaTheme="majorEastAsia" w:hAnsi="Arial" w:cstheme="majorBidi"/>
       <w:b/>
       <w:sz w:val="20"/>
       <w:szCs w:val="26"/>
@@ -29940,12 +29879,12 @@
       <w:u w:val="single"/>
     </w:rPr>
   </w:style>
-  <w:style w:type="character" w:styleId="citation-626" w:customStyle="1">
+  <w:style w:type="character" w:customStyle="1" w:styleId="citation-626">
     <w:name w:val="citation-626"/>
     <w:basedOn w:val="Fuentedeprrafopredeter"/>
     <w:rsid w:val="00B96350"/>
   </w:style>
-  <w:style w:type="character" w:styleId="citation-621" w:customStyle="1">
+  <w:style w:type="character" w:customStyle="1" w:styleId="citation-621">
     <w:name w:val="citation-621"/>
     <w:basedOn w:val="Fuentedeprrafopredeter"/>
     <w:rsid w:val="00B96350"/>
@@ -29961,7 +29900,7 @@
       <w:spacing w:before="100" w:beforeAutospacing="1" w:after="100" w:afterAutospacing="1" w:line="240" w:lineRule="auto"/>
     </w:pPr>
     <w:rPr>
-      <w:rFonts w:ascii="Times New Roman" w:hAnsi="Times New Roman" w:eastAsia="Times New Roman" w:cs="Times New Roman"/>
+      <w:rFonts w:ascii="Times New Roman" w:eastAsia="Times New Roman" w:hAnsi="Times New Roman" w:cs="Times New Roman"/>
       <w:sz w:val="24"/>
       <w:szCs w:val="24"/>
     </w:rPr>
@@ -29978,8 +29917,8 @@
       <w:tblStyleRowBandSize w:val="1"/>
       <w:tblStyleColBandSize w:val="1"/>
       <w:tblBorders>
-        <w:top w:val="single" w:color="7F7F7F" w:themeColor="text1" w:themeTint="80" w:sz="4" w:space="0"/>
-        <w:bottom w:val="single" w:color="7F7F7F" w:themeColor="text1" w:themeTint="80" w:sz="4" w:space="0"/>
+        <w:top w:val="single" w:sz="4" w:space="0" w:color="7F7F7F" w:themeColor="text1" w:themeTint="80"/>
+        <w:bottom w:val="single" w:sz="4" w:space="0" w:color="7F7F7F" w:themeColor="text1" w:themeTint="80"/>
       </w:tblBorders>
     </w:tblPr>
     <w:tblStylePr w:type="firstRow">
@@ -29990,7 +29929,7 @@
       <w:tblPr/>
       <w:tcPr>
         <w:tcBorders>
-          <w:bottom w:val="single" w:color="7F7F7F" w:themeColor="text1" w:themeTint="80" w:sz="4" w:space="0"/>
+          <w:bottom w:val="single" w:sz="4" w:space="0" w:color="7F7F7F" w:themeColor="text1" w:themeTint="80"/>
         </w:tcBorders>
       </w:tcPr>
     </w:tblStylePr>
@@ -30002,7 +29941,7 @@
       <w:tblPr/>
       <w:tcPr>
         <w:tcBorders>
-          <w:top w:val="single" w:color="7F7F7F" w:themeColor="text1" w:themeTint="80" w:sz="4" w:space="0"/>
+          <w:top w:val="single" w:sz="4" w:space="0" w:color="7F7F7F" w:themeColor="text1" w:themeTint="80"/>
         </w:tcBorders>
       </w:tcPr>
     </w:tblStylePr>
@@ -30022,8 +29961,8 @@
       <w:tblPr/>
       <w:tcPr>
         <w:tcBorders>
-          <w:left w:val="single" w:color="7F7F7F" w:themeColor="text1" w:themeTint="80" w:sz="4" w:space="0"/>
-          <w:right w:val="single" w:color="7F7F7F" w:themeColor="text1" w:themeTint="80" w:sz="4" w:space="0"/>
+          <w:left w:val="single" w:sz="4" w:space="0" w:color="7F7F7F" w:themeColor="text1" w:themeTint="80"/>
+          <w:right w:val="single" w:sz="4" w:space="0" w:color="7F7F7F" w:themeColor="text1" w:themeTint="80"/>
         </w:tcBorders>
       </w:tcPr>
     </w:tblStylePr>
@@ -30031,8 +29970,8 @@
       <w:tblPr/>
       <w:tcPr>
         <w:tcBorders>
-          <w:left w:val="single" w:color="7F7F7F" w:themeColor="text1" w:themeTint="80" w:sz="4" w:space="0"/>
-          <w:right w:val="single" w:color="7F7F7F" w:themeColor="text1" w:themeTint="80" w:sz="4" w:space="0"/>
+          <w:left w:val="single" w:sz="4" w:space="0" w:color="7F7F7F" w:themeColor="text1" w:themeTint="80"/>
+          <w:right w:val="single" w:sz="4" w:space="0" w:color="7F7F7F" w:themeColor="text1" w:themeTint="80"/>
         </w:tcBorders>
       </w:tcPr>
     </w:tblStylePr>
@@ -30040,23 +29979,23 @@
       <w:tblPr/>
       <w:tcPr>
         <w:tcBorders>
-          <w:top w:val="single" w:color="7F7F7F" w:themeColor="text1" w:themeTint="80" w:sz="4" w:space="0"/>
-          <w:bottom w:val="single" w:color="7F7F7F" w:themeColor="text1" w:themeTint="80" w:sz="4" w:space="0"/>
+          <w:top w:val="single" w:sz="4" w:space="0" w:color="7F7F7F" w:themeColor="text1" w:themeTint="80"/>
+          <w:bottom w:val="single" w:sz="4" w:space="0" w:color="7F7F7F" w:themeColor="text1" w:themeTint="80"/>
         </w:tcBorders>
       </w:tcPr>
     </w:tblStylePr>
   </w:style>
-  <w:style w:type="character" w:styleId="citation-1129" w:customStyle="1">
+  <w:style w:type="character" w:customStyle="1" w:styleId="citation-1129">
     <w:name w:val="citation-1129"/>
     <w:basedOn w:val="Fuentedeprrafopredeter"/>
     <w:rsid w:val="00087CEF"/>
   </w:style>
-  <w:style w:type="character" w:styleId="citation-1128" w:customStyle="1">
+  <w:style w:type="character" w:customStyle="1" w:styleId="citation-1128">
     <w:name w:val="citation-1128"/>
     <w:basedOn w:val="Fuentedeprrafopredeter"/>
     <w:rsid w:val="00087CEF"/>
   </w:style>
-  <w:style w:type="character" w:styleId="citation-1127" w:customStyle="1">
+  <w:style w:type="character" w:customStyle="1" w:styleId="citation-1127">
     <w:name w:val="citation-1127"/>
     <w:basedOn w:val="Fuentedeprrafopredeter"/>
     <w:rsid w:val="00087CEF"/>
@@ -30071,31 +30010,31 @@
     </w:pPr>
     <w:tblPr>
       <w:tblBorders>
-        <w:top w:val="single" w:color="auto" w:sz="4" w:space="0"/>
-        <w:left w:val="single" w:color="auto" w:sz="4" w:space="0"/>
-        <w:bottom w:val="single" w:color="auto" w:sz="4" w:space="0"/>
-        <w:right w:val="single" w:color="auto" w:sz="4" w:space="0"/>
-        <w:insideH w:val="single" w:color="auto" w:sz="4" w:space="0"/>
-        <w:insideV w:val="single" w:color="auto" w:sz="4" w:space="0"/>
+        <w:top w:val="single" w:sz="4" w:space="0" w:color="auto"/>
+        <w:left w:val="single" w:sz="4" w:space="0" w:color="auto"/>
+        <w:bottom w:val="single" w:sz="4" w:space="0" w:color="auto"/>
+        <w:right w:val="single" w:sz="4" w:space="0" w:color="auto"/>
+        <w:insideH w:val="single" w:sz="4" w:space="0" w:color="auto"/>
+        <w:insideV w:val="single" w:sz="4" w:space="0" w:color="auto"/>
       </w:tblBorders>
     </w:tblPr>
   </w:style>
-  <w:style w:type="character" w:styleId="citation-1126" w:customStyle="1">
+  <w:style w:type="character" w:customStyle="1" w:styleId="citation-1126">
     <w:name w:val="citation-1126"/>
     <w:basedOn w:val="Fuentedeprrafopredeter"/>
     <w:rsid w:val="00087CEF"/>
   </w:style>
-  <w:style w:type="character" w:styleId="citation-1274" w:customStyle="1">
+  <w:style w:type="character" w:customStyle="1" w:styleId="citation-1274">
     <w:name w:val="citation-1274"/>
     <w:basedOn w:val="Fuentedeprrafopredeter"/>
     <w:rsid w:val="00087CEF"/>
   </w:style>
-  <w:style w:type="character" w:styleId="citation-1273" w:customStyle="1">
+  <w:style w:type="character" w:customStyle="1" w:styleId="citation-1273">
     <w:name w:val="citation-1273"/>
     <w:basedOn w:val="Fuentedeprrafopredeter"/>
     <w:rsid w:val="00087CEF"/>
   </w:style>
-  <w:style w:type="character" w:styleId="citation-1272" w:customStyle="1">
+  <w:style w:type="character" w:customStyle="1" w:styleId="citation-1272">
     <w:name w:val="citation-1272"/>
     <w:basedOn w:val="Fuentedeprrafopredeter"/>
     <w:rsid w:val="00087CEF"/>
@@ -30112,12 +30051,12 @@
       <w:tblStyleRowBandSize w:val="1"/>
       <w:tblStyleColBandSize w:val="1"/>
       <w:tblBorders>
-        <w:top w:val="single" w:color="999999" w:themeColor="text1" w:themeTint="66" w:sz="4" w:space="0"/>
-        <w:left w:val="single" w:color="999999" w:themeColor="text1" w:themeTint="66" w:sz="4" w:space="0"/>
-        <w:bottom w:val="single" w:color="999999" w:themeColor="text1" w:themeTint="66" w:sz="4" w:space="0"/>
-        <w:right w:val="single" w:color="999999" w:themeColor="text1" w:themeTint="66" w:sz="4" w:space="0"/>
-        <w:insideH w:val="single" w:color="999999" w:themeColor="text1" w:themeTint="66" w:sz="4" w:space="0"/>
-        <w:insideV w:val="single" w:color="999999" w:themeColor="text1" w:themeTint="66" w:sz="4" w:space="0"/>
+        <w:top w:val="single" w:sz="4" w:space="0" w:color="999999" w:themeColor="text1" w:themeTint="66"/>
+        <w:left w:val="single" w:sz="4" w:space="0" w:color="999999" w:themeColor="text1" w:themeTint="66"/>
+        <w:bottom w:val="single" w:sz="4" w:space="0" w:color="999999" w:themeColor="text1" w:themeTint="66"/>
+        <w:right w:val="single" w:sz="4" w:space="0" w:color="999999" w:themeColor="text1" w:themeTint="66"/>
+        <w:insideH w:val="single" w:sz="4" w:space="0" w:color="999999" w:themeColor="text1" w:themeTint="66"/>
+        <w:insideV w:val="single" w:sz="4" w:space="0" w:color="999999" w:themeColor="text1" w:themeTint="66"/>
       </w:tblBorders>
     </w:tblPr>
     <w:tblStylePr w:type="firstRow">
@@ -30128,7 +30067,7 @@
       <w:tblPr/>
       <w:tcPr>
         <w:tcBorders>
-          <w:bottom w:val="single" w:color="666666" w:themeColor="text1" w:themeTint="99" w:sz="12" w:space="0"/>
+          <w:bottom w:val="single" w:sz="12" w:space="0" w:color="666666" w:themeColor="text1" w:themeTint="99"/>
         </w:tcBorders>
       </w:tcPr>
     </w:tblStylePr>
@@ -30140,7 +30079,7 @@
       <w:tblPr/>
       <w:tcPr>
         <w:tcBorders>
-          <w:top w:val="double" w:color="666666" w:themeColor="text1" w:themeTint="99" w:sz="2" w:space="0"/>
+          <w:top w:val="double" w:sz="2" w:space="0" w:color="666666" w:themeColor="text1" w:themeTint="99"/>
         </w:tcBorders>
       </w:tcPr>
     </w:tblStylePr>
@@ -30157,7 +30096,7 @@
       </w:rPr>
     </w:tblStylePr>
   </w:style>
-  <w:style w:type="character" w:styleId="citation-1267" w:customStyle="1">
+  <w:style w:type="character" w:customStyle="1" w:styleId="citation-1267">
     <w:name w:val="citation-1267"/>
     <w:basedOn w:val="Fuentedeprrafopredeter"/>
     <w:rsid w:val="00E86124"/>
@@ -30172,220 +30111,220 @@
     </w:pPr>
     <w:tblPr>
       <w:tblBorders>
-        <w:top w:val="single" w:color="BFBFBF" w:themeColor="background1" w:themeShade="BF" w:sz="4" w:space="0"/>
-        <w:left w:val="single" w:color="BFBFBF" w:themeColor="background1" w:themeShade="BF" w:sz="4" w:space="0"/>
-        <w:bottom w:val="single" w:color="BFBFBF" w:themeColor="background1" w:themeShade="BF" w:sz="4" w:space="0"/>
-        <w:right w:val="single" w:color="BFBFBF" w:themeColor="background1" w:themeShade="BF" w:sz="4" w:space="0"/>
-        <w:insideH w:val="single" w:color="BFBFBF" w:themeColor="background1" w:themeShade="BF" w:sz="4" w:space="0"/>
-        <w:insideV w:val="single" w:color="BFBFBF" w:themeColor="background1" w:themeShade="BF" w:sz="4" w:space="0"/>
+        <w:top w:val="single" w:sz="4" w:space="0" w:color="BFBFBF" w:themeColor="background1" w:themeShade="BF"/>
+        <w:left w:val="single" w:sz="4" w:space="0" w:color="BFBFBF" w:themeColor="background1" w:themeShade="BF"/>
+        <w:bottom w:val="single" w:sz="4" w:space="0" w:color="BFBFBF" w:themeColor="background1" w:themeShade="BF"/>
+        <w:right w:val="single" w:sz="4" w:space="0" w:color="BFBFBF" w:themeColor="background1" w:themeShade="BF"/>
+        <w:insideH w:val="single" w:sz="4" w:space="0" w:color="BFBFBF" w:themeColor="background1" w:themeShade="BF"/>
+        <w:insideV w:val="single" w:sz="4" w:space="0" w:color="BFBFBF" w:themeColor="background1" w:themeShade="BF"/>
       </w:tblBorders>
     </w:tblPr>
   </w:style>
-  <w:style w:type="character" w:styleId="citation-149" w:customStyle="1">
+  <w:style w:type="character" w:customStyle="1" w:styleId="citation-149">
     <w:name w:val="citation-149"/>
     <w:basedOn w:val="Fuentedeprrafopredeter"/>
     <w:rsid w:val="00896E49"/>
   </w:style>
-  <w:style w:type="character" w:styleId="citation-148" w:customStyle="1">
+  <w:style w:type="character" w:customStyle="1" w:styleId="citation-148">
     <w:name w:val="citation-148"/>
     <w:basedOn w:val="Fuentedeprrafopredeter"/>
     <w:rsid w:val="00896E49"/>
   </w:style>
-  <w:style w:type="character" w:styleId="citation-147" w:customStyle="1">
+  <w:style w:type="character" w:customStyle="1" w:styleId="citation-147">
     <w:name w:val="citation-147"/>
     <w:basedOn w:val="Fuentedeprrafopredeter"/>
     <w:rsid w:val="00896E49"/>
   </w:style>
-  <w:style w:type="character" w:styleId="citation-146" w:customStyle="1">
+  <w:style w:type="character" w:customStyle="1" w:styleId="citation-146">
     <w:name w:val="citation-146"/>
     <w:basedOn w:val="Fuentedeprrafopredeter"/>
     <w:rsid w:val="006023CC"/>
   </w:style>
-  <w:style w:type="character" w:styleId="citation-145" w:customStyle="1">
+  <w:style w:type="character" w:customStyle="1" w:styleId="citation-145">
     <w:name w:val="citation-145"/>
     <w:basedOn w:val="Fuentedeprrafopredeter"/>
     <w:rsid w:val="006023CC"/>
   </w:style>
-  <w:style w:type="character" w:styleId="citation-144" w:customStyle="1">
+  <w:style w:type="character" w:customStyle="1" w:styleId="citation-144">
     <w:name w:val="citation-144"/>
     <w:basedOn w:val="Fuentedeprrafopredeter"/>
     <w:rsid w:val="006023CC"/>
   </w:style>
-  <w:style w:type="character" w:styleId="citation-143" w:customStyle="1">
+  <w:style w:type="character" w:customStyle="1" w:styleId="citation-143">
     <w:name w:val="citation-143"/>
     <w:basedOn w:val="Fuentedeprrafopredeter"/>
     <w:rsid w:val="006023CC"/>
   </w:style>
-  <w:style w:type="character" w:styleId="citation-142" w:customStyle="1">
+  <w:style w:type="character" w:customStyle="1" w:styleId="citation-142">
     <w:name w:val="citation-142"/>
     <w:basedOn w:val="Fuentedeprrafopredeter"/>
     <w:rsid w:val="006023CC"/>
   </w:style>
-  <w:style w:type="character" w:styleId="citation-141" w:customStyle="1">
+  <w:style w:type="character" w:customStyle="1" w:styleId="citation-141">
     <w:name w:val="citation-141"/>
     <w:basedOn w:val="Fuentedeprrafopredeter"/>
     <w:rsid w:val="006023CC"/>
   </w:style>
-  <w:style w:type="character" w:styleId="Ttulo3Car" w:customStyle="1">
+  <w:style w:type="character" w:customStyle="1" w:styleId="Ttulo3Car">
     <w:name w:val="Título 3 Car"/>
     <w:basedOn w:val="Fuentedeprrafopredeter"/>
     <w:link w:val="Ttulo3"/>
     <w:uiPriority w:val="9"/>
     <w:rsid w:val="006023CC"/>
     <w:rPr>
-      <w:rFonts w:ascii="Arial" w:hAnsi="Arial" w:eastAsiaTheme="majorEastAsia" w:cstheme="majorBidi"/>
+      <w:rFonts w:ascii="Arial" w:eastAsiaTheme="majorEastAsia" w:hAnsi="Arial" w:cstheme="majorBidi"/>
       <w:b/>
       <w:sz w:val="20"/>
       <w:szCs w:val="24"/>
       <w:lang w:eastAsia="es-CO"/>
     </w:rPr>
   </w:style>
-  <w:style w:type="character" w:styleId="citation-140" w:customStyle="1">
+  <w:style w:type="character" w:customStyle="1" w:styleId="citation-140">
     <w:name w:val="citation-140"/>
     <w:basedOn w:val="Fuentedeprrafopredeter"/>
     <w:rsid w:val="005E1668"/>
   </w:style>
-  <w:style w:type="character" w:styleId="citation-139" w:customStyle="1">
+  <w:style w:type="character" w:customStyle="1" w:styleId="citation-139">
     <w:name w:val="citation-139"/>
     <w:basedOn w:val="Fuentedeprrafopredeter"/>
     <w:rsid w:val="005E1668"/>
   </w:style>
-  <w:style w:type="character" w:styleId="citation-138" w:customStyle="1">
+  <w:style w:type="character" w:customStyle="1" w:styleId="citation-138">
     <w:name w:val="citation-138"/>
     <w:basedOn w:val="Fuentedeprrafopredeter"/>
     <w:rsid w:val="005E1668"/>
   </w:style>
-  <w:style w:type="character" w:styleId="citation-137" w:customStyle="1">
+  <w:style w:type="character" w:customStyle="1" w:styleId="citation-137">
     <w:name w:val="citation-137"/>
     <w:basedOn w:val="Fuentedeprrafopredeter"/>
     <w:rsid w:val="005E1668"/>
   </w:style>
-  <w:style w:type="character" w:styleId="citation-136" w:customStyle="1">
+  <w:style w:type="character" w:customStyle="1" w:styleId="citation-136">
     <w:name w:val="citation-136"/>
     <w:basedOn w:val="Fuentedeprrafopredeter"/>
     <w:rsid w:val="005E1668"/>
   </w:style>
-  <w:style w:type="character" w:styleId="citation-135" w:customStyle="1">
+  <w:style w:type="character" w:customStyle="1" w:styleId="citation-135">
     <w:name w:val="citation-135"/>
     <w:basedOn w:val="Fuentedeprrafopredeter"/>
     <w:rsid w:val="005E1668"/>
   </w:style>
-  <w:style w:type="character" w:styleId="citation-200" w:customStyle="1">
+  <w:style w:type="character" w:customStyle="1" w:styleId="citation-200">
     <w:name w:val="citation-200"/>
     <w:basedOn w:val="Fuentedeprrafopredeter"/>
     <w:rsid w:val="005E1668"/>
   </w:style>
-  <w:style w:type="character" w:styleId="citation-199" w:customStyle="1">
+  <w:style w:type="character" w:customStyle="1" w:styleId="citation-199">
     <w:name w:val="citation-199"/>
     <w:basedOn w:val="Fuentedeprrafopredeter"/>
     <w:rsid w:val="005E1668"/>
   </w:style>
-  <w:style w:type="character" w:styleId="citation-129" w:customStyle="1">
+  <w:style w:type="character" w:customStyle="1" w:styleId="citation-129">
     <w:name w:val="citation-129"/>
     <w:basedOn w:val="Fuentedeprrafopredeter"/>
     <w:rsid w:val="00271492"/>
   </w:style>
-  <w:style w:type="character" w:styleId="citation-128" w:customStyle="1">
+  <w:style w:type="character" w:customStyle="1" w:styleId="citation-128">
     <w:name w:val="citation-128"/>
     <w:basedOn w:val="Fuentedeprrafopredeter"/>
     <w:rsid w:val="00271492"/>
   </w:style>
-  <w:style w:type="character" w:styleId="citation-127" w:customStyle="1">
+  <w:style w:type="character" w:customStyle="1" w:styleId="citation-127">
     <w:name w:val="citation-127"/>
     <w:basedOn w:val="Fuentedeprrafopredeter"/>
     <w:rsid w:val="00271492"/>
   </w:style>
-  <w:style w:type="character" w:styleId="citation-126" w:customStyle="1">
+  <w:style w:type="character" w:customStyle="1" w:styleId="citation-126">
     <w:name w:val="citation-126"/>
     <w:basedOn w:val="Fuentedeprrafopredeter"/>
     <w:rsid w:val="00271492"/>
   </w:style>
-  <w:style w:type="character" w:styleId="citation-297" w:customStyle="1">
+  <w:style w:type="character" w:customStyle="1" w:styleId="citation-297">
     <w:name w:val="citation-297"/>
     <w:basedOn w:val="Fuentedeprrafopredeter"/>
     <w:rsid w:val="00271492"/>
   </w:style>
-  <w:style w:type="character" w:styleId="button-label" w:customStyle="1">
+  <w:style w:type="character" w:customStyle="1" w:styleId="button-label">
     <w:name w:val="button-label"/>
     <w:basedOn w:val="Fuentedeprrafopredeter"/>
     <w:rsid w:val="00271492"/>
   </w:style>
-  <w:style w:type="character" w:styleId="citation-296" w:customStyle="1">
+  <w:style w:type="character" w:customStyle="1" w:styleId="citation-296">
     <w:name w:val="citation-296"/>
     <w:basedOn w:val="Fuentedeprrafopredeter"/>
     <w:rsid w:val="00271492"/>
   </w:style>
-  <w:style w:type="character" w:styleId="citation-295" w:customStyle="1">
+  <w:style w:type="character" w:customStyle="1" w:styleId="citation-295">
     <w:name w:val="citation-295"/>
     <w:basedOn w:val="Fuentedeprrafopredeter"/>
     <w:rsid w:val="00271492"/>
   </w:style>
-  <w:style w:type="character" w:styleId="citation-294" w:customStyle="1">
+  <w:style w:type="character" w:customStyle="1" w:styleId="citation-294">
     <w:name w:val="citation-294"/>
     <w:basedOn w:val="Fuentedeprrafopredeter"/>
     <w:rsid w:val="00271492"/>
   </w:style>
-  <w:style w:type="character" w:styleId="citation-310" w:customStyle="1">
+  <w:style w:type="character" w:customStyle="1" w:styleId="citation-310">
     <w:name w:val="citation-310"/>
     <w:basedOn w:val="Fuentedeprrafopredeter"/>
     <w:rsid w:val="00857B12"/>
   </w:style>
-  <w:style w:type="character" w:styleId="citation-309" w:customStyle="1">
+  <w:style w:type="character" w:customStyle="1" w:styleId="citation-309">
     <w:name w:val="citation-309"/>
     <w:basedOn w:val="Fuentedeprrafopredeter"/>
     <w:rsid w:val="00857B12"/>
   </w:style>
-  <w:style w:type="character" w:styleId="citation-320" w:customStyle="1">
+  <w:style w:type="character" w:customStyle="1" w:styleId="citation-320">
     <w:name w:val="citation-320"/>
     <w:basedOn w:val="Fuentedeprrafopredeter"/>
     <w:rsid w:val="00857B12"/>
   </w:style>
-  <w:style w:type="character" w:styleId="citation-366" w:customStyle="1">
+  <w:style w:type="character" w:customStyle="1" w:styleId="citation-366">
     <w:name w:val="citation-366"/>
     <w:basedOn w:val="Fuentedeprrafopredeter"/>
     <w:rsid w:val="00513024"/>
   </w:style>
-  <w:style w:type="character" w:styleId="citation-365" w:customStyle="1">
+  <w:style w:type="character" w:customStyle="1" w:styleId="citation-365">
     <w:name w:val="citation-365"/>
     <w:basedOn w:val="Fuentedeprrafopredeter"/>
     <w:rsid w:val="00513024"/>
   </w:style>
-  <w:style w:type="character" w:styleId="citation-364" w:customStyle="1">
+  <w:style w:type="character" w:customStyle="1" w:styleId="citation-364">
     <w:name w:val="citation-364"/>
     <w:basedOn w:val="Fuentedeprrafopredeter"/>
     <w:rsid w:val="00513024"/>
   </w:style>
-  <w:style w:type="character" w:styleId="citation-363" w:customStyle="1">
+  <w:style w:type="character" w:customStyle="1" w:styleId="citation-363">
     <w:name w:val="citation-363"/>
     <w:basedOn w:val="Fuentedeprrafopredeter"/>
     <w:rsid w:val="00513024"/>
   </w:style>
-  <w:style w:type="character" w:styleId="citation-362" w:customStyle="1">
+  <w:style w:type="character" w:customStyle="1" w:styleId="citation-362">
     <w:name w:val="citation-362"/>
     <w:basedOn w:val="Fuentedeprrafopredeter"/>
     <w:rsid w:val="00513024"/>
   </w:style>
-  <w:style w:type="character" w:styleId="citation-361" w:customStyle="1">
+  <w:style w:type="character" w:customStyle="1" w:styleId="citation-361">
     <w:name w:val="citation-361"/>
     <w:basedOn w:val="Fuentedeprrafopredeter"/>
     <w:rsid w:val="00513024"/>
   </w:style>
-  <w:style w:type="character" w:styleId="citation-360" w:customStyle="1">
+  <w:style w:type="character" w:customStyle="1" w:styleId="citation-360">
     <w:name w:val="citation-360"/>
     <w:basedOn w:val="Fuentedeprrafopredeter"/>
     <w:rsid w:val="00513024"/>
   </w:style>
-  <w:style w:type="character" w:styleId="citation-359" w:customStyle="1">
+  <w:style w:type="character" w:customStyle="1" w:styleId="citation-359">
     <w:name w:val="citation-359"/>
     <w:basedOn w:val="Fuentedeprrafopredeter"/>
     <w:rsid w:val="00513024"/>
   </w:style>
-  <w:style w:type="character" w:styleId="citation-358" w:customStyle="1">
+  <w:style w:type="character" w:customStyle="1" w:styleId="citation-358">
     <w:name w:val="citation-358"/>
     <w:basedOn w:val="Fuentedeprrafopredeter"/>
     <w:rsid w:val="00513024"/>
   </w:style>
-  <w:style w:type="character" w:styleId="citation-357" w:customStyle="1">
+  <w:style w:type="character" w:customStyle="1" w:styleId="citation-357">
     <w:name w:val="citation-357"/>
     <w:basedOn w:val="Fuentedeprrafopredeter"/>
     <w:rsid w:val="00513024"/>
@@ -30401,442 +30340,442 @@
       <w:bCs/>
     </w:rPr>
   </w:style>
-  <w:style w:type="character" w:styleId="citation-421" w:customStyle="1">
+  <w:style w:type="character" w:customStyle="1" w:styleId="citation-421">
     <w:name w:val="citation-421"/>
     <w:basedOn w:val="Fuentedeprrafopredeter"/>
     <w:rsid w:val="00D61746"/>
   </w:style>
-  <w:style w:type="character" w:styleId="citation-420" w:customStyle="1">
+  <w:style w:type="character" w:customStyle="1" w:styleId="citation-420">
     <w:name w:val="citation-420"/>
     <w:basedOn w:val="Fuentedeprrafopredeter"/>
     <w:rsid w:val="00D61746"/>
   </w:style>
-  <w:style w:type="character" w:styleId="citation-419" w:customStyle="1">
+  <w:style w:type="character" w:customStyle="1" w:styleId="citation-419">
     <w:name w:val="citation-419"/>
     <w:basedOn w:val="Fuentedeprrafopredeter"/>
     <w:rsid w:val="00D61746"/>
   </w:style>
-  <w:style w:type="character" w:styleId="citation-418" w:customStyle="1">
+  <w:style w:type="character" w:customStyle="1" w:styleId="citation-418">
     <w:name w:val="citation-418"/>
     <w:basedOn w:val="Fuentedeprrafopredeter"/>
     <w:rsid w:val="00D61746"/>
   </w:style>
-  <w:style w:type="character" w:styleId="citation-417" w:customStyle="1">
+  <w:style w:type="character" w:customStyle="1" w:styleId="citation-417">
     <w:name w:val="citation-417"/>
     <w:basedOn w:val="Fuentedeprrafopredeter"/>
     <w:rsid w:val="00D61746"/>
   </w:style>
-  <w:style w:type="character" w:styleId="citation-416" w:customStyle="1">
+  <w:style w:type="character" w:customStyle="1" w:styleId="citation-416">
     <w:name w:val="citation-416"/>
     <w:basedOn w:val="Fuentedeprrafopredeter"/>
     <w:rsid w:val="00D61746"/>
   </w:style>
-  <w:style w:type="character" w:styleId="citation-415" w:customStyle="1">
+  <w:style w:type="character" w:customStyle="1" w:styleId="citation-415">
     <w:name w:val="citation-415"/>
     <w:basedOn w:val="Fuentedeprrafopredeter"/>
     <w:rsid w:val="00D61746"/>
   </w:style>
-  <w:style w:type="character" w:styleId="citation-414" w:customStyle="1">
+  <w:style w:type="character" w:customStyle="1" w:styleId="citation-414">
     <w:name w:val="citation-414"/>
     <w:basedOn w:val="Fuentedeprrafopredeter"/>
     <w:rsid w:val="00D61746"/>
   </w:style>
-  <w:style w:type="character" w:styleId="citation-413" w:customStyle="1">
+  <w:style w:type="character" w:customStyle="1" w:styleId="citation-413">
     <w:name w:val="citation-413"/>
     <w:basedOn w:val="Fuentedeprrafopredeter"/>
     <w:rsid w:val="00D61746"/>
   </w:style>
-  <w:style w:type="character" w:styleId="citation-412" w:customStyle="1">
+  <w:style w:type="character" w:customStyle="1" w:styleId="citation-412">
     <w:name w:val="citation-412"/>
     <w:basedOn w:val="Fuentedeprrafopredeter"/>
     <w:rsid w:val="00D61746"/>
   </w:style>
-  <w:style w:type="character" w:styleId="citation-411" w:customStyle="1">
+  <w:style w:type="character" w:customStyle="1" w:styleId="citation-411">
     <w:name w:val="citation-411"/>
     <w:basedOn w:val="Fuentedeprrafopredeter"/>
     <w:rsid w:val="00D61746"/>
   </w:style>
-  <w:style w:type="character" w:styleId="citation-460" w:customStyle="1">
+  <w:style w:type="character" w:customStyle="1" w:styleId="citation-460">
     <w:name w:val="citation-460"/>
     <w:basedOn w:val="Fuentedeprrafopredeter"/>
     <w:rsid w:val="0059208B"/>
   </w:style>
-  <w:style w:type="character" w:styleId="citation-459" w:customStyle="1">
+  <w:style w:type="character" w:customStyle="1" w:styleId="citation-459">
     <w:name w:val="citation-459"/>
     <w:basedOn w:val="Fuentedeprrafopredeter"/>
     <w:rsid w:val="0059208B"/>
   </w:style>
-  <w:style w:type="character" w:styleId="citation-458" w:customStyle="1">
+  <w:style w:type="character" w:customStyle="1" w:styleId="citation-458">
     <w:name w:val="citation-458"/>
     <w:basedOn w:val="Fuentedeprrafopredeter"/>
     <w:rsid w:val="0059208B"/>
   </w:style>
-  <w:style w:type="character" w:styleId="citation-457" w:customStyle="1">
+  <w:style w:type="character" w:customStyle="1" w:styleId="citation-457">
     <w:name w:val="citation-457"/>
     <w:basedOn w:val="Fuentedeprrafopredeter"/>
     <w:rsid w:val="0059208B"/>
   </w:style>
-  <w:style w:type="character" w:styleId="citation-456" w:customStyle="1">
+  <w:style w:type="character" w:customStyle="1" w:styleId="citation-456">
     <w:name w:val="citation-456"/>
     <w:basedOn w:val="Fuentedeprrafopredeter"/>
     <w:rsid w:val="0059208B"/>
   </w:style>
-  <w:style w:type="character" w:styleId="citation-455" w:customStyle="1">
+  <w:style w:type="character" w:customStyle="1" w:styleId="citation-455">
     <w:name w:val="citation-455"/>
     <w:basedOn w:val="Fuentedeprrafopredeter"/>
     <w:rsid w:val="0059208B"/>
   </w:style>
-  <w:style w:type="character" w:styleId="citation-454" w:customStyle="1">
+  <w:style w:type="character" w:customStyle="1" w:styleId="citation-454">
     <w:name w:val="citation-454"/>
     <w:basedOn w:val="Fuentedeprrafopredeter"/>
     <w:rsid w:val="004D1D97"/>
   </w:style>
-  <w:style w:type="character" w:styleId="citation-453" w:customStyle="1">
+  <w:style w:type="character" w:customStyle="1" w:styleId="citation-453">
     <w:name w:val="citation-453"/>
     <w:basedOn w:val="Fuentedeprrafopredeter"/>
     <w:rsid w:val="004D1D97"/>
   </w:style>
-  <w:style w:type="character" w:styleId="citation-452" w:customStyle="1">
+  <w:style w:type="character" w:customStyle="1" w:styleId="citation-452">
     <w:name w:val="citation-452"/>
     <w:basedOn w:val="Fuentedeprrafopredeter"/>
     <w:rsid w:val="004D1D97"/>
   </w:style>
-  <w:style w:type="character" w:styleId="citation-451" w:customStyle="1">
+  <w:style w:type="character" w:customStyle="1" w:styleId="citation-451">
     <w:name w:val="citation-451"/>
     <w:basedOn w:val="Fuentedeprrafopredeter"/>
     <w:rsid w:val="004D1D97"/>
   </w:style>
-  <w:style w:type="character" w:styleId="citation-450" w:customStyle="1">
+  <w:style w:type="character" w:customStyle="1" w:styleId="citation-450">
     <w:name w:val="citation-450"/>
     <w:basedOn w:val="Fuentedeprrafopredeter"/>
     <w:rsid w:val="004D1D97"/>
   </w:style>
-  <w:style w:type="character" w:styleId="citation-449" w:customStyle="1">
+  <w:style w:type="character" w:customStyle="1" w:styleId="citation-449">
     <w:name w:val="citation-449"/>
     <w:basedOn w:val="Fuentedeprrafopredeter"/>
     <w:rsid w:val="004D1D97"/>
   </w:style>
-  <w:style w:type="character" w:styleId="citation-448" w:customStyle="1">
+  <w:style w:type="character" w:customStyle="1" w:styleId="citation-448">
     <w:name w:val="citation-448"/>
     <w:basedOn w:val="Fuentedeprrafopredeter"/>
     <w:rsid w:val="004D1D97"/>
   </w:style>
-  <w:style w:type="character" w:styleId="citation-447" w:customStyle="1">
+  <w:style w:type="character" w:customStyle="1" w:styleId="citation-447">
     <w:name w:val="citation-447"/>
     <w:basedOn w:val="Fuentedeprrafopredeter"/>
     <w:rsid w:val="004D1D97"/>
   </w:style>
-  <w:style w:type="character" w:styleId="citation-244" w:customStyle="1">
+  <w:style w:type="character" w:customStyle="1" w:styleId="citation-244">
     <w:name w:val="citation-244"/>
     <w:basedOn w:val="Fuentedeprrafopredeter"/>
     <w:rsid w:val="004D1D97"/>
   </w:style>
-  <w:style w:type="character" w:styleId="citation-243" w:customStyle="1">
+  <w:style w:type="character" w:customStyle="1" w:styleId="citation-243">
     <w:name w:val="citation-243"/>
     <w:basedOn w:val="Fuentedeprrafopredeter"/>
     <w:rsid w:val="004D1D97"/>
   </w:style>
-  <w:style w:type="character" w:styleId="citation-242" w:customStyle="1">
+  <w:style w:type="character" w:customStyle="1" w:styleId="citation-242">
     <w:name w:val="citation-242"/>
     <w:basedOn w:val="Fuentedeprrafopredeter"/>
     <w:rsid w:val="004D1D97"/>
   </w:style>
-  <w:style w:type="character" w:styleId="citation-241" w:customStyle="1">
+  <w:style w:type="character" w:customStyle="1" w:styleId="citation-241">
     <w:name w:val="citation-241"/>
     <w:basedOn w:val="Fuentedeprrafopredeter"/>
     <w:rsid w:val="004D1D97"/>
   </w:style>
-  <w:style w:type="character" w:styleId="citation-240" w:customStyle="1">
+  <w:style w:type="character" w:customStyle="1" w:styleId="citation-240">
     <w:name w:val="citation-240"/>
     <w:basedOn w:val="Fuentedeprrafopredeter"/>
     <w:rsid w:val="004D1D97"/>
   </w:style>
-  <w:style w:type="character" w:styleId="citation-239" w:customStyle="1">
+  <w:style w:type="character" w:customStyle="1" w:styleId="citation-239">
     <w:name w:val="citation-239"/>
     <w:basedOn w:val="Fuentedeprrafopredeter"/>
     <w:rsid w:val="004D1D97"/>
   </w:style>
-  <w:style w:type="character" w:styleId="citation-238" w:customStyle="1">
+  <w:style w:type="character" w:customStyle="1" w:styleId="citation-238">
     <w:name w:val="citation-238"/>
     <w:basedOn w:val="Fuentedeprrafopredeter"/>
     <w:rsid w:val="004D1D97"/>
   </w:style>
-  <w:style w:type="character" w:styleId="citation-237" w:customStyle="1">
+  <w:style w:type="character" w:customStyle="1" w:styleId="citation-237">
     <w:name w:val="citation-237"/>
     <w:basedOn w:val="Fuentedeprrafopredeter"/>
     <w:rsid w:val="004D1D97"/>
   </w:style>
-  <w:style w:type="character" w:styleId="citation-236" w:customStyle="1">
+  <w:style w:type="character" w:customStyle="1" w:styleId="citation-236">
     <w:name w:val="citation-236"/>
     <w:basedOn w:val="Fuentedeprrafopredeter"/>
     <w:rsid w:val="004D1D97"/>
   </w:style>
-  <w:style w:type="character" w:styleId="citation-235" w:customStyle="1">
+  <w:style w:type="character" w:customStyle="1" w:styleId="citation-235">
     <w:name w:val="citation-235"/>
     <w:basedOn w:val="Fuentedeprrafopredeter"/>
     <w:rsid w:val="004D1D97"/>
   </w:style>
-  <w:style w:type="character" w:styleId="citation-234" w:customStyle="1">
+  <w:style w:type="character" w:customStyle="1" w:styleId="citation-234">
     <w:name w:val="citation-234"/>
     <w:basedOn w:val="Fuentedeprrafopredeter"/>
     <w:rsid w:val="004D1D97"/>
   </w:style>
-  <w:style w:type="character" w:styleId="citation-233" w:customStyle="1">
+  <w:style w:type="character" w:customStyle="1" w:styleId="citation-233">
     <w:name w:val="citation-233"/>
     <w:basedOn w:val="Fuentedeprrafopredeter"/>
     <w:rsid w:val="004D1D97"/>
   </w:style>
-  <w:style w:type="character" w:styleId="citation-232" w:customStyle="1">
+  <w:style w:type="character" w:customStyle="1" w:styleId="citation-232">
     <w:name w:val="citation-232"/>
     <w:basedOn w:val="Fuentedeprrafopredeter"/>
     <w:rsid w:val="004D1D97"/>
   </w:style>
-  <w:style w:type="character" w:styleId="citation-231" w:customStyle="1">
+  <w:style w:type="character" w:customStyle="1" w:styleId="citation-231">
     <w:name w:val="citation-231"/>
     <w:basedOn w:val="Fuentedeprrafopredeter"/>
     <w:rsid w:val="004D1D97"/>
   </w:style>
-  <w:style w:type="character" w:styleId="citation-230" w:customStyle="1">
+  <w:style w:type="character" w:customStyle="1" w:styleId="citation-230">
     <w:name w:val="citation-230"/>
     <w:basedOn w:val="Fuentedeprrafopredeter"/>
     <w:rsid w:val="004D1D97"/>
   </w:style>
-  <w:style w:type="character" w:styleId="citation-229" w:customStyle="1">
+  <w:style w:type="character" w:customStyle="1" w:styleId="citation-229">
     <w:name w:val="citation-229"/>
     <w:basedOn w:val="Fuentedeprrafopredeter"/>
     <w:rsid w:val="004D1D97"/>
   </w:style>
-  <w:style w:type="character" w:styleId="citation-228" w:customStyle="1">
+  <w:style w:type="character" w:customStyle="1" w:styleId="citation-228">
     <w:name w:val="citation-228"/>
     <w:basedOn w:val="Fuentedeprrafopredeter"/>
     <w:rsid w:val="004D1D97"/>
   </w:style>
-  <w:style w:type="character" w:styleId="citation-227" w:customStyle="1">
+  <w:style w:type="character" w:customStyle="1" w:styleId="citation-227">
     <w:name w:val="citation-227"/>
     <w:basedOn w:val="Fuentedeprrafopredeter"/>
     <w:rsid w:val="004D1D97"/>
   </w:style>
-  <w:style w:type="character" w:styleId="citation-226" w:customStyle="1">
+  <w:style w:type="character" w:customStyle="1" w:styleId="citation-226">
     <w:name w:val="citation-226"/>
     <w:basedOn w:val="Fuentedeprrafopredeter"/>
     <w:rsid w:val="004D1D97"/>
   </w:style>
-  <w:style w:type="character" w:styleId="citation-225" w:customStyle="1">
+  <w:style w:type="character" w:customStyle="1" w:styleId="citation-225">
     <w:name w:val="citation-225"/>
     <w:basedOn w:val="Fuentedeprrafopredeter"/>
     <w:rsid w:val="004D1D97"/>
   </w:style>
-  <w:style w:type="character" w:styleId="citation-224" w:customStyle="1">
+  <w:style w:type="character" w:customStyle="1" w:styleId="citation-224">
     <w:name w:val="citation-224"/>
     <w:basedOn w:val="Fuentedeprrafopredeter"/>
     <w:rsid w:val="004D1D97"/>
   </w:style>
-  <w:style w:type="character" w:styleId="citation-223" w:customStyle="1">
+  <w:style w:type="character" w:customStyle="1" w:styleId="citation-223">
     <w:name w:val="citation-223"/>
     <w:basedOn w:val="Fuentedeprrafopredeter"/>
     <w:rsid w:val="004D1D97"/>
   </w:style>
-  <w:style w:type="character" w:styleId="citation-222" w:customStyle="1">
+  <w:style w:type="character" w:customStyle="1" w:styleId="citation-222">
     <w:name w:val="citation-222"/>
     <w:basedOn w:val="Fuentedeprrafopredeter"/>
     <w:rsid w:val="004D1D97"/>
   </w:style>
-  <w:style w:type="character" w:styleId="citation-221" w:customStyle="1">
+  <w:style w:type="character" w:customStyle="1" w:styleId="citation-221">
     <w:name w:val="citation-221"/>
     <w:basedOn w:val="Fuentedeprrafopredeter"/>
     <w:rsid w:val="004D1D97"/>
   </w:style>
-  <w:style w:type="character" w:styleId="citation-220" w:customStyle="1">
+  <w:style w:type="character" w:customStyle="1" w:styleId="citation-220">
     <w:name w:val="citation-220"/>
     <w:basedOn w:val="Fuentedeprrafopredeter"/>
     <w:rsid w:val="004D1D97"/>
   </w:style>
-  <w:style w:type="character" w:styleId="citation-219" w:customStyle="1">
+  <w:style w:type="character" w:customStyle="1" w:styleId="citation-219">
     <w:name w:val="citation-219"/>
     <w:basedOn w:val="Fuentedeprrafopredeter"/>
     <w:rsid w:val="004D1D97"/>
   </w:style>
-  <w:style w:type="character" w:styleId="citation-218" w:customStyle="1">
+  <w:style w:type="character" w:customStyle="1" w:styleId="citation-218">
     <w:name w:val="citation-218"/>
     <w:basedOn w:val="Fuentedeprrafopredeter"/>
     <w:rsid w:val="004D1D97"/>
   </w:style>
-  <w:style w:type="character" w:styleId="citation-217" w:customStyle="1">
+  <w:style w:type="character" w:customStyle="1" w:styleId="citation-217">
     <w:name w:val="citation-217"/>
     <w:basedOn w:val="Fuentedeprrafopredeter"/>
     <w:rsid w:val="004D1D97"/>
   </w:style>
-  <w:style w:type="character" w:styleId="citation-216" w:customStyle="1">
+  <w:style w:type="character" w:customStyle="1" w:styleId="citation-216">
     <w:name w:val="citation-216"/>
     <w:basedOn w:val="Fuentedeprrafopredeter"/>
     <w:rsid w:val="004D1D97"/>
   </w:style>
-  <w:style w:type="character" w:styleId="citation-215" w:customStyle="1">
+  <w:style w:type="character" w:customStyle="1" w:styleId="citation-215">
     <w:name w:val="citation-215"/>
     <w:basedOn w:val="Fuentedeprrafopredeter"/>
     <w:rsid w:val="004D1D97"/>
   </w:style>
-  <w:style w:type="character" w:styleId="citation-214" w:customStyle="1">
+  <w:style w:type="character" w:customStyle="1" w:styleId="citation-214">
     <w:name w:val="citation-214"/>
     <w:basedOn w:val="Fuentedeprrafopredeter"/>
     <w:rsid w:val="004D1D97"/>
   </w:style>
-  <w:style w:type="character" w:styleId="citation-213" w:customStyle="1">
+  <w:style w:type="character" w:customStyle="1" w:styleId="citation-213">
     <w:name w:val="citation-213"/>
     <w:basedOn w:val="Fuentedeprrafopredeter"/>
     <w:rsid w:val="004D1D97"/>
   </w:style>
-  <w:style w:type="character" w:styleId="citation-212" w:customStyle="1">
+  <w:style w:type="character" w:customStyle="1" w:styleId="citation-212">
     <w:name w:val="citation-212"/>
     <w:basedOn w:val="Fuentedeprrafopredeter"/>
     <w:rsid w:val="004D1D97"/>
   </w:style>
-  <w:style w:type="character" w:styleId="citation-211" w:customStyle="1">
+  <w:style w:type="character" w:customStyle="1" w:styleId="citation-211">
     <w:name w:val="citation-211"/>
     <w:basedOn w:val="Fuentedeprrafopredeter"/>
     <w:rsid w:val="004D1D97"/>
   </w:style>
-  <w:style w:type="character" w:styleId="citation-210" w:customStyle="1">
+  <w:style w:type="character" w:customStyle="1" w:styleId="citation-210">
     <w:name w:val="citation-210"/>
     <w:basedOn w:val="Fuentedeprrafopredeter"/>
     <w:rsid w:val="004D1D97"/>
   </w:style>
-  <w:style w:type="character" w:styleId="citation-209" w:customStyle="1">
+  <w:style w:type="character" w:customStyle="1" w:styleId="citation-209">
     <w:name w:val="citation-209"/>
     <w:basedOn w:val="Fuentedeprrafopredeter"/>
     <w:rsid w:val="004D1D97"/>
   </w:style>
-  <w:style w:type="character" w:styleId="citation-208" w:customStyle="1">
+  <w:style w:type="character" w:customStyle="1" w:styleId="citation-208">
     <w:name w:val="citation-208"/>
     <w:basedOn w:val="Fuentedeprrafopredeter"/>
     <w:rsid w:val="004D1D97"/>
   </w:style>
-  <w:style w:type="character" w:styleId="citation-207" w:customStyle="1">
+  <w:style w:type="character" w:customStyle="1" w:styleId="citation-207">
     <w:name w:val="citation-207"/>
     <w:basedOn w:val="Fuentedeprrafopredeter"/>
     <w:rsid w:val="004D1D97"/>
   </w:style>
-  <w:style w:type="character" w:styleId="citation-206" w:customStyle="1">
+  <w:style w:type="character" w:customStyle="1" w:styleId="citation-206">
     <w:name w:val="citation-206"/>
     <w:basedOn w:val="Fuentedeprrafopredeter"/>
     <w:rsid w:val="004D1D97"/>
   </w:style>
-  <w:style w:type="character" w:styleId="citation-205" w:customStyle="1">
+  <w:style w:type="character" w:customStyle="1" w:styleId="citation-205">
     <w:name w:val="citation-205"/>
     <w:basedOn w:val="Fuentedeprrafopredeter"/>
     <w:rsid w:val="004D1D97"/>
   </w:style>
-  <w:style w:type="character" w:styleId="citation-204" w:customStyle="1">
+  <w:style w:type="character" w:customStyle="1" w:styleId="citation-204">
     <w:name w:val="citation-204"/>
     <w:basedOn w:val="Fuentedeprrafopredeter"/>
     <w:rsid w:val="004D1D97"/>
   </w:style>
-  <w:style w:type="character" w:styleId="citation-203" w:customStyle="1">
+  <w:style w:type="character" w:customStyle="1" w:styleId="citation-203">
     <w:name w:val="citation-203"/>
     <w:basedOn w:val="Fuentedeprrafopredeter"/>
     <w:rsid w:val="004D1D97"/>
   </w:style>
-  <w:style w:type="character" w:styleId="citation-202" w:customStyle="1">
+  <w:style w:type="character" w:customStyle="1" w:styleId="citation-202">
     <w:name w:val="citation-202"/>
     <w:basedOn w:val="Fuentedeprrafopredeter"/>
     <w:rsid w:val="004D1D97"/>
   </w:style>
-  <w:style w:type="character" w:styleId="citation-201" w:customStyle="1">
+  <w:style w:type="character" w:customStyle="1" w:styleId="citation-201">
     <w:name w:val="citation-201"/>
     <w:basedOn w:val="Fuentedeprrafopredeter"/>
     <w:rsid w:val="004D1D97"/>
   </w:style>
-  <w:style w:type="character" w:styleId="citation-514" w:customStyle="1">
+  <w:style w:type="character" w:customStyle="1" w:styleId="citation-514">
     <w:name w:val="citation-514"/>
     <w:basedOn w:val="Fuentedeprrafopredeter"/>
     <w:rsid w:val="00C23B53"/>
   </w:style>
-  <w:style w:type="character" w:styleId="citation-513" w:customStyle="1">
+  <w:style w:type="character" w:customStyle="1" w:styleId="citation-513">
     <w:name w:val="citation-513"/>
     <w:basedOn w:val="Fuentedeprrafopredeter"/>
     <w:rsid w:val="00C23B53"/>
   </w:style>
-  <w:style w:type="character" w:styleId="citation-512" w:customStyle="1">
+  <w:style w:type="character" w:customStyle="1" w:styleId="citation-512">
     <w:name w:val="citation-512"/>
     <w:basedOn w:val="Fuentedeprrafopredeter"/>
     <w:rsid w:val="00C23B53"/>
   </w:style>
-  <w:style w:type="character" w:styleId="citation-511" w:customStyle="1">
+  <w:style w:type="character" w:customStyle="1" w:styleId="citation-511">
     <w:name w:val="citation-511"/>
     <w:basedOn w:val="Fuentedeprrafopredeter"/>
     <w:rsid w:val="00C23B53"/>
   </w:style>
-  <w:style w:type="character" w:styleId="citation-510" w:customStyle="1">
+  <w:style w:type="character" w:customStyle="1" w:styleId="citation-510">
     <w:name w:val="citation-510"/>
     <w:basedOn w:val="Fuentedeprrafopredeter"/>
     <w:rsid w:val="00C23B53"/>
   </w:style>
-  <w:style w:type="character" w:styleId="citation-509" w:customStyle="1">
+  <w:style w:type="character" w:customStyle="1" w:styleId="citation-509">
     <w:name w:val="citation-509"/>
     <w:basedOn w:val="Fuentedeprrafopredeter"/>
     <w:rsid w:val="00C23B53"/>
   </w:style>
-  <w:style w:type="character" w:styleId="citation-508" w:customStyle="1">
+  <w:style w:type="character" w:customStyle="1" w:styleId="citation-508">
     <w:name w:val="citation-508"/>
     <w:basedOn w:val="Fuentedeprrafopredeter"/>
     <w:rsid w:val="00C23B53"/>
   </w:style>
-  <w:style w:type="character" w:styleId="citation-507" w:customStyle="1">
+  <w:style w:type="character" w:customStyle="1" w:styleId="citation-507">
     <w:name w:val="citation-507"/>
     <w:basedOn w:val="Fuentedeprrafopredeter"/>
     <w:rsid w:val="00C23B53"/>
   </w:style>
-  <w:style w:type="character" w:styleId="citation-506" w:customStyle="1">
+  <w:style w:type="character" w:customStyle="1" w:styleId="citation-506">
     <w:name w:val="citation-506"/>
     <w:basedOn w:val="Fuentedeprrafopredeter"/>
     <w:rsid w:val="00C23B53"/>
   </w:style>
-  <w:style w:type="character" w:styleId="citation-505" w:customStyle="1">
+  <w:style w:type="character" w:customStyle="1" w:styleId="citation-505">
     <w:name w:val="citation-505"/>
     <w:basedOn w:val="Fuentedeprrafopredeter"/>
     <w:rsid w:val="00C23B53"/>
   </w:style>
-  <w:style w:type="character" w:styleId="citation-600" w:customStyle="1">
+  <w:style w:type="character" w:customStyle="1" w:styleId="citation-600">
     <w:name w:val="citation-600"/>
     <w:basedOn w:val="Fuentedeprrafopredeter"/>
     <w:rsid w:val="00FC5F3C"/>
   </w:style>
-  <w:style w:type="character" w:styleId="citation-599" w:customStyle="1">
+  <w:style w:type="character" w:customStyle="1" w:styleId="citation-599">
     <w:name w:val="citation-599"/>
     <w:basedOn w:val="Fuentedeprrafopredeter"/>
     <w:rsid w:val="00FC5F3C"/>
   </w:style>
-  <w:style w:type="character" w:styleId="citation-598" w:customStyle="1">
+  <w:style w:type="character" w:customStyle="1" w:styleId="citation-598">
     <w:name w:val="citation-598"/>
     <w:basedOn w:val="Fuentedeprrafopredeter"/>
     <w:rsid w:val="00FC5F3C"/>
   </w:style>
-  <w:style w:type="character" w:styleId="citation-597" w:customStyle="1">
+  <w:style w:type="character" w:customStyle="1" w:styleId="citation-597">
     <w:name w:val="citation-597"/>
     <w:basedOn w:val="Fuentedeprrafopredeter"/>
     <w:rsid w:val="00854759"/>
   </w:style>
-  <w:style w:type="character" w:styleId="citation-596" w:customStyle="1">
+  <w:style w:type="character" w:customStyle="1" w:styleId="citation-596">
     <w:name w:val="citation-596"/>
     <w:basedOn w:val="Fuentedeprrafopredeter"/>
     <w:rsid w:val="00854759"/>
   </w:style>
-  <w:style w:type="character" w:styleId="citation-595" w:customStyle="1">
+  <w:style w:type="character" w:customStyle="1" w:styleId="citation-595">
     <w:name w:val="citation-595"/>
     <w:basedOn w:val="Fuentedeprrafopredeter"/>
     <w:rsid w:val="00854759"/>
   </w:style>
-  <w:style w:type="character" w:styleId="citation-690" w:customStyle="1">
+  <w:style w:type="character" w:customStyle="1" w:styleId="citation-690">
     <w:name w:val="citation-690"/>
     <w:basedOn w:val="Fuentedeprrafopredeter"/>
     <w:rsid w:val="00854759"/>
   </w:style>
-  <w:style w:type="character" w:styleId="citation-689" w:customStyle="1">
+  <w:style w:type="character" w:customStyle="1" w:styleId="citation-689">
     <w:name w:val="citation-689"/>
     <w:basedOn w:val="Fuentedeprrafopredeter"/>
     <w:rsid w:val="00854759"/>
   </w:style>
-  <w:style w:type="character" w:styleId="citation-688" w:customStyle="1">
+  <w:style w:type="character" w:customStyle="1" w:styleId="citation-688">
     <w:name w:val="citation-688"/>
     <w:basedOn w:val="Fuentedeprrafopredeter"/>
     <w:rsid w:val="00854759"/>
@@ -30886,137 +30825,137 @@
       <w:ind w:left="440"/>
     </w:pPr>
   </w:style>
-  <w:style w:type="character" w:styleId="citation-687" w:customStyle="1">
+  <w:style w:type="character" w:customStyle="1" w:styleId="citation-687">
     <w:name w:val="citation-687"/>
     <w:basedOn w:val="Fuentedeprrafopredeter"/>
     <w:rsid w:val="00A97453"/>
   </w:style>
-  <w:style w:type="character" w:styleId="citation-686" w:customStyle="1">
+  <w:style w:type="character" w:customStyle="1" w:styleId="citation-686">
     <w:name w:val="citation-686"/>
     <w:basedOn w:val="Fuentedeprrafopredeter"/>
     <w:rsid w:val="00A97453"/>
   </w:style>
-  <w:style w:type="character" w:styleId="citation-685" w:customStyle="1">
+  <w:style w:type="character" w:customStyle="1" w:styleId="citation-685">
     <w:name w:val="citation-685"/>
     <w:basedOn w:val="Fuentedeprrafopredeter"/>
     <w:rsid w:val="00A97453"/>
   </w:style>
-  <w:style w:type="character" w:styleId="citation-684" w:customStyle="1">
+  <w:style w:type="character" w:customStyle="1" w:styleId="citation-684">
     <w:name w:val="citation-684"/>
     <w:basedOn w:val="Fuentedeprrafopredeter"/>
     <w:rsid w:val="00A97453"/>
   </w:style>
-  <w:style w:type="character" w:styleId="citation-683" w:customStyle="1">
+  <w:style w:type="character" w:customStyle="1" w:styleId="citation-683">
     <w:name w:val="citation-683"/>
     <w:basedOn w:val="Fuentedeprrafopredeter"/>
     <w:rsid w:val="00A97453"/>
   </w:style>
-  <w:style w:type="character" w:styleId="citation-682" w:customStyle="1">
+  <w:style w:type="character" w:customStyle="1" w:styleId="citation-682">
     <w:name w:val="citation-682"/>
     <w:basedOn w:val="Fuentedeprrafopredeter"/>
     <w:rsid w:val="00A97453"/>
   </w:style>
-  <w:style w:type="character" w:styleId="citation-681" w:customStyle="1">
+  <w:style w:type="character" w:customStyle="1" w:styleId="citation-681">
     <w:name w:val="citation-681"/>
     <w:basedOn w:val="Fuentedeprrafopredeter"/>
     <w:rsid w:val="00A97453"/>
   </w:style>
-  <w:style w:type="character" w:styleId="citation-680" w:customStyle="1">
+  <w:style w:type="character" w:customStyle="1" w:styleId="citation-680">
     <w:name w:val="citation-680"/>
     <w:basedOn w:val="Fuentedeprrafopredeter"/>
     <w:rsid w:val="00A97453"/>
   </w:style>
-  <w:style w:type="character" w:styleId="citation-679" w:customStyle="1">
+  <w:style w:type="character" w:customStyle="1" w:styleId="citation-679">
     <w:name w:val="citation-679"/>
     <w:basedOn w:val="Fuentedeprrafopredeter"/>
     <w:rsid w:val="00A97453"/>
   </w:style>
-  <w:style w:type="character" w:styleId="citation-678" w:customStyle="1">
+  <w:style w:type="character" w:customStyle="1" w:styleId="citation-678">
     <w:name w:val="citation-678"/>
     <w:basedOn w:val="Fuentedeprrafopredeter"/>
     <w:rsid w:val="00A97453"/>
   </w:style>
-  <w:style w:type="character" w:styleId="citation-677" w:customStyle="1">
+  <w:style w:type="character" w:customStyle="1" w:styleId="citation-677">
     <w:name w:val="citation-677"/>
     <w:basedOn w:val="Fuentedeprrafopredeter"/>
     <w:rsid w:val="00A97453"/>
   </w:style>
-  <w:style w:type="character" w:styleId="citation-676" w:customStyle="1">
+  <w:style w:type="character" w:customStyle="1" w:styleId="citation-676">
     <w:name w:val="citation-676"/>
     <w:basedOn w:val="Fuentedeprrafopredeter"/>
     <w:rsid w:val="00A97453"/>
   </w:style>
-  <w:style w:type="character" w:styleId="citation-675" w:customStyle="1">
+  <w:style w:type="character" w:customStyle="1" w:styleId="citation-675">
     <w:name w:val="citation-675"/>
     <w:basedOn w:val="Fuentedeprrafopredeter"/>
     <w:rsid w:val="00A97453"/>
   </w:style>
-  <w:style w:type="character" w:styleId="citation-845" w:customStyle="1">
+  <w:style w:type="character" w:customStyle="1" w:styleId="citation-845">
     <w:name w:val="citation-845"/>
     <w:basedOn w:val="Fuentedeprrafopredeter"/>
     <w:rsid w:val="00A97453"/>
   </w:style>
-  <w:style w:type="character" w:styleId="citation-844" w:customStyle="1">
+  <w:style w:type="character" w:customStyle="1" w:styleId="citation-844">
     <w:name w:val="citation-844"/>
     <w:basedOn w:val="Fuentedeprrafopredeter"/>
     <w:rsid w:val="00A97453"/>
   </w:style>
-  <w:style w:type="character" w:styleId="citation-843" w:customStyle="1">
+  <w:style w:type="character" w:customStyle="1" w:styleId="citation-843">
     <w:name w:val="citation-843"/>
     <w:basedOn w:val="Fuentedeprrafopredeter"/>
     <w:rsid w:val="00A97453"/>
   </w:style>
-  <w:style w:type="character" w:styleId="citation-842" w:customStyle="1">
+  <w:style w:type="character" w:customStyle="1" w:styleId="citation-842">
     <w:name w:val="citation-842"/>
     <w:basedOn w:val="Fuentedeprrafopredeter"/>
     <w:rsid w:val="00A97453"/>
   </w:style>
-  <w:style w:type="character" w:styleId="citation-841" w:customStyle="1">
+  <w:style w:type="character" w:customStyle="1" w:styleId="citation-841">
     <w:name w:val="citation-841"/>
     <w:basedOn w:val="Fuentedeprrafopredeter"/>
     <w:rsid w:val="00A97453"/>
   </w:style>
-  <w:style w:type="character" w:styleId="citation-840" w:customStyle="1">
+  <w:style w:type="character" w:customStyle="1" w:styleId="citation-840">
     <w:name w:val="citation-840"/>
     <w:basedOn w:val="Fuentedeprrafopredeter"/>
     <w:rsid w:val="00A97453"/>
   </w:style>
-  <w:style w:type="character" w:styleId="citation-839" w:customStyle="1">
+  <w:style w:type="character" w:customStyle="1" w:styleId="citation-839">
     <w:name w:val="citation-839"/>
     <w:basedOn w:val="Fuentedeprrafopredeter"/>
     <w:rsid w:val="00A97453"/>
   </w:style>
-  <w:style w:type="character" w:styleId="citation-838" w:customStyle="1">
+  <w:style w:type="character" w:customStyle="1" w:styleId="citation-838">
     <w:name w:val="citation-838"/>
     <w:basedOn w:val="Fuentedeprrafopredeter"/>
     <w:rsid w:val="00A97453"/>
   </w:style>
-  <w:style w:type="character" w:styleId="citation-837" w:customStyle="1">
+  <w:style w:type="character" w:customStyle="1" w:styleId="citation-837">
     <w:name w:val="citation-837"/>
     <w:basedOn w:val="Fuentedeprrafopredeter"/>
     <w:rsid w:val="00A97453"/>
   </w:style>
-  <w:style w:type="character" w:styleId="citation-836" w:customStyle="1">
+  <w:style w:type="character" w:customStyle="1" w:styleId="citation-836">
     <w:name w:val="citation-836"/>
     <w:basedOn w:val="Fuentedeprrafopredeter"/>
     <w:rsid w:val="00A15F52"/>
   </w:style>
-  <w:style w:type="character" w:styleId="citation-835" w:customStyle="1">
+  <w:style w:type="character" w:customStyle="1" w:styleId="citation-835">
     <w:name w:val="citation-835"/>
     <w:basedOn w:val="Fuentedeprrafopredeter"/>
     <w:rsid w:val="00A15F52"/>
   </w:style>
-  <w:style w:type="character" w:styleId="citation-834" w:customStyle="1">
+  <w:style w:type="character" w:customStyle="1" w:styleId="citation-834">
     <w:name w:val="citation-834"/>
     <w:basedOn w:val="Fuentedeprrafopredeter"/>
     <w:rsid w:val="00A15F52"/>
   </w:style>
-  <w:style w:type="character" w:styleId="citation-833" w:customStyle="1">
+  <w:style w:type="character" w:customStyle="1" w:styleId="citation-833">
     <w:name w:val="citation-833"/>
     <w:basedOn w:val="Fuentedeprrafopredeter"/>
     <w:rsid w:val="00A15F52"/>
   </w:style>
-  <w:style w:type="table" w:styleId="Style50" w:customStyle="1">
+  <w:style w:type="table" w:customStyle="1" w:styleId="Style50">
     <w:name w:val="_Style 50"/>
     <w:basedOn w:val="Tablanormal"/>
     <w:qFormat/>
@@ -31026,7 +30965,7 @@
       <w:ind w:firstLine="0"/>
     </w:pPr>
     <w:rPr>
-      <w:rFonts w:ascii="Arial" w:hAnsi="Arial" w:eastAsia="Arial" w:cs="Arial"/>
+      <w:rFonts w:ascii="Arial" w:eastAsia="Arial" w:hAnsi="Arial" w:cs="Arial"/>
       <w:b/>
       <w:sz w:val="24"/>
       <w:szCs w:val="24"/>
@@ -31043,7 +30982,7 @@
       <w:shd w:val="clear" w:color="auto" w:fill="EDF2F8"/>
     </w:tcPr>
   </w:style>
-  <w:style w:type="table" w:styleId="Style51" w:customStyle="1">
+  <w:style w:type="table" w:customStyle="1" w:styleId="Style51">
     <w:name w:val="_Style 51"/>
     <w:basedOn w:val="Tablanormal"/>
     <w:qFormat/>
@@ -31053,7 +30992,7 @@
       <w:ind w:firstLine="0"/>
     </w:pPr>
     <w:rPr>
-      <w:rFonts w:ascii="Arial" w:hAnsi="Arial" w:eastAsia="Arial" w:cs="Arial"/>
+      <w:rFonts w:ascii="Arial" w:eastAsia="Arial" w:hAnsi="Arial" w:cs="Arial"/>
       <w:b/>
       <w:sz w:val="24"/>
       <w:szCs w:val="24"/>
@@ -31070,7 +31009,7 @@
       <w:shd w:val="clear" w:color="auto" w:fill="EDF2F8"/>
     </w:tcPr>
   </w:style>
-  <w:style w:type="table" w:styleId="Style52" w:customStyle="1">
+  <w:style w:type="table" w:customStyle="1" w:styleId="Style52">
     <w:name w:val="_Style 52"/>
     <w:basedOn w:val="Tablanormal"/>
     <w:qFormat/>
@@ -31080,7 +31019,7 @@
       <w:ind w:firstLine="0"/>
     </w:pPr>
     <w:rPr>
-      <w:rFonts w:ascii="Arial" w:hAnsi="Arial" w:eastAsia="Arial" w:cs="Arial"/>
+      <w:rFonts w:ascii="Arial" w:eastAsia="Arial" w:hAnsi="Arial" w:cs="Arial"/>
       <w:b/>
       <w:sz w:val="24"/>
       <w:szCs w:val="24"/>
@@ -31117,7 +31056,7 @@
       <w:u w:val="single"/>
     </w:rPr>
   </w:style>
-  <w:style w:type="character" w:styleId="Ttulo4Car" w:customStyle="1">
+  <w:style w:type="character" w:customStyle="1" w:styleId="Ttulo4Car">
     <w:name w:val="Título 4 Car"/>
     <w:basedOn w:val="Fuentedeprrafopredeter"/>
     <w:link w:val="Ttulo4"/>
@@ -31125,7 +31064,7 @@
     <w:semiHidden/>
     <w:rsid w:val="00CD0C97"/>
     <w:rPr>
-      <w:rFonts w:asciiTheme="majorHAnsi" w:hAnsiTheme="majorHAnsi" w:eastAsiaTheme="majorEastAsia" w:cstheme="majorBidi"/>
+      <w:rFonts w:asciiTheme="majorHAnsi" w:eastAsiaTheme="majorEastAsia" w:hAnsiTheme="majorHAnsi" w:cstheme="majorBidi"/>
       <w:i/>
       <w:iCs/>
       <w:color w:val="2F5496" w:themeColor="accent1" w:themeShade="BF"/>
@@ -31144,7 +31083,7 @@
       <w:shd w:val="clear" w:color="auto" w:fill="E1DFDD"/>
     </w:rPr>
   </w:style>
-  <w:style w:type="character" w:styleId="CommentReference" w:customStyle="1">
+  <w:style w:type="character" w:customStyle="1" w:styleId="CommentReference">
     <w:name w:val="Comment Reference"/>
     <w:basedOn w:val="Fuentedeprrafopredeter"/>
     <w:uiPriority w:val="99"/>
@@ -31156,7 +31095,7 @@
       <w:szCs w:val="16"/>
     </w:rPr>
   </w:style>
-  <w:style w:type="paragraph" w:styleId="CommentText" w:customStyle="1">
+  <w:style w:type="paragraph" w:customStyle="1" w:styleId="CommentText">
     <w:name w:val="Comment Text"/>
     <w:basedOn w:val="Normal"/>
     <w:link w:val="CommentTextChar"/>
@@ -31171,20 +31110,20 @@
       <w:szCs w:val="20"/>
     </w:rPr>
   </w:style>
-  <w:style w:type="character" w:styleId="CommentTextChar" w:customStyle="1">
+  <w:style w:type="character" w:customStyle="1" w:styleId="CommentTextChar">
     <w:name w:val="Comment Text Char"/>
     <w:basedOn w:val="Fuentedeprrafopredeter"/>
     <w:link w:val="CommentText"/>
     <w:uiPriority w:val="99"/>
     <w:rsid w:val="007F1031"/>
     <w:rPr>
-      <w:rFonts w:ascii="Arial" w:hAnsi="Arial" w:eastAsia="Arial" w:cs="Arial"/>
+      <w:rFonts w:ascii="Arial" w:eastAsia="Arial" w:hAnsi="Arial" w:cs="Arial"/>
       <w:sz w:val="20"/>
       <w:szCs w:val="20"/>
       <w:lang w:eastAsia="es-CO"/>
     </w:rPr>
   </w:style>
-  <w:style w:type="paragraph" w:styleId="CommentSubject" w:customStyle="1">
+  <w:style w:type="paragraph" w:customStyle="1" w:styleId="CommentSubject">
     <w:name w:val="Comment Subject"/>
     <w:basedOn w:val="CommentText"/>
     <w:next w:val="CommentText"/>
@@ -31198,7 +31137,7 @@
       <w:bCs/>
     </w:rPr>
   </w:style>
-  <w:style w:type="character" w:styleId="CommentSubjectChar" w:customStyle="1">
+  <w:style w:type="character" w:customStyle="1" w:styleId="CommentSubjectChar">
     <w:name w:val="Comment Subject Char"/>
     <w:basedOn w:val="CommentTextChar"/>
     <w:link w:val="CommentSubject"/>
@@ -31206,7 +31145,7 @@
     <w:semiHidden/>
     <w:rsid w:val="007F1031"/>
     <w:rPr>
-      <w:rFonts w:ascii="Arial" w:hAnsi="Arial" w:eastAsia="Arial" w:cs="Arial"/>
+      <w:rFonts w:ascii="Arial" w:eastAsia="Arial" w:hAnsi="Arial" w:cs="Arial"/>
       <w:b/>
       <w:bCs/>
       <w:sz w:val="20"/>
@@ -31229,14 +31168,14 @@
       <w:szCs w:val="20"/>
     </w:rPr>
   </w:style>
-  <w:style w:type="character" w:styleId="TextocomentarioCar" w:customStyle="1">
+  <w:style w:type="character" w:customStyle="1" w:styleId="TextocomentarioCar">
     <w:name w:val="Texto comentario Car"/>
     <w:basedOn w:val="Fuentedeprrafopredeter"/>
     <w:link w:val="Textocomentario"/>
     <w:uiPriority w:val="99"/>
     <w:semiHidden/>
     <w:rPr>
-      <w:rFonts w:ascii="Arial" w:hAnsi="Arial" w:eastAsia="Arial" w:cs="Arial"/>
+      <w:rFonts w:ascii="Arial" w:eastAsia="Arial" w:hAnsi="Arial" w:cs="Arial"/>
       <w:sz w:val="20"/>
       <w:szCs w:val="20"/>
       <w:lang w:eastAsia="es-CO"/>
@@ -31257,7 +31196,7 @@
 </file>
 
 <file path=word/diagrams/colors1.xml><?xml version="1.0" encoding="utf-8"?>
-<dgm:colorsDef xmlns:dgm="http://schemas.openxmlformats.org/drawingml/2006/diagram" xmlns:a="http://schemas.openxmlformats.org/drawingml/2006/main" uniqueId="urn:microsoft.com/office/officeart/2005/8/colors/colorful4">
+<dgm:colorsDef xmlns:dgm="http://schemas.openxmlformats.org/drawingml/2006/diagram" xmlns:a="http://schemas.openxmlformats.org/drawingml/2006/main" uniqueId="urn:microsoft.com/office/officeart/2005/8/colors/colorful4#1">
   <dgm:title val=""/>
   <dgm:desc val=""/>
   <dgm:catLst>
@@ -32038,8 +31977,8 @@
 </dgm:colorsDef>
 </file>
 
-<file path=word/diagrams/colors3.xml><?xml version="1.0" encoding="utf-8"?>
-<dgm:colorsDef xmlns:dgm="http://schemas.openxmlformats.org/drawingml/2006/diagram" xmlns:a="http://schemas.openxmlformats.org/drawingml/2006/main" uniqueId="urn:microsoft.com/office/officeart/2005/8/colors/colorful5">
+<file path=word/diagrams/colors2.xml><?xml version="1.0" encoding="utf-8"?>
+<dgm:colorsDef xmlns:dgm="http://schemas.openxmlformats.org/drawingml/2006/diagram" xmlns:a="http://schemas.openxmlformats.org/drawingml/2006/main" uniqueId="urn:microsoft.com/office/officeart/2005/8/colors/colorful5#1">
   <dgm:title val=""/>
   <dgm:desc val=""/>
   <dgm:catLst>
@@ -32820,8 +32759,8 @@
 </dgm:colorsDef>
 </file>
 
-<file path=word/diagrams/colors4.xml><?xml version="1.0" encoding="utf-8"?>
-<dgm:colorsDef xmlns:dgm="http://schemas.openxmlformats.org/drawingml/2006/diagram" xmlns:a="http://schemas.openxmlformats.org/drawingml/2006/main" uniqueId="urn:microsoft.com/office/officeart/2005/8/colors/colorful5">
+<file path=word/diagrams/colors3.xml><?xml version="1.0" encoding="utf-8"?>
+<dgm:colorsDef xmlns:dgm="http://schemas.openxmlformats.org/drawingml/2006/diagram" xmlns:a="http://schemas.openxmlformats.org/drawingml/2006/main" uniqueId="urn:microsoft.com/office/officeart/2005/8/colors/colorful5#2">
   <dgm:title val=""/>
   <dgm:desc val=""/>
   <dgm:catLst>
@@ -33606,7 +33545,7 @@
 <dgm:dataModel xmlns:dgm="http://schemas.openxmlformats.org/drawingml/2006/diagram" xmlns:a="http://schemas.openxmlformats.org/drawingml/2006/main">
   <dgm:ptLst>
     <dgm:pt modelId="{E2D73D76-A034-4612-B3D7-01654A160956}" type="doc">
-      <dgm:prSet loTypeId="urn:microsoft.com/office/officeart/2005/8/layout/hList1" loCatId="list" qsTypeId="urn:microsoft.com/office/officeart/2005/8/quickstyle/simple1" qsCatId="simple" csTypeId="urn:microsoft.com/office/officeart/2005/8/colors/colorful4" csCatId="colorful" phldr="1"/>
+      <dgm:prSet loTypeId="urn:microsoft.com/office/officeart/2005/8/layout/hList1" loCatId="list" qsTypeId="urn:microsoft.com/office/officeart/2005/8/quickstyle/simple1#1" qsCatId="simple" csTypeId="urn:microsoft.com/office/officeart/2005/8/colors/colorful4#1" csCatId="colorful" phldr="1"/>
       <dgm:spPr/>
       <dgm:t>
         <a:bodyPr/>
@@ -34250,9 +34189,9 @@
     <dgm:cxn modelId="{7A57C223-FE13-406D-A840-109675D7112B}" srcId="{E2D73D76-A034-4612-B3D7-01654A160956}" destId="{7C363C18-186C-4EBD-A0DD-3D4373CA5343}" srcOrd="0" destOrd="0" parTransId="{318DCD2E-5895-4F68-B253-6A9E65FD39F5}" sibTransId="{209D27D4-4918-474D-A0AF-CF4C3EA6ECF5}"/>
     <dgm:cxn modelId="{2ACD6225-276F-4932-8EEF-5D6CC695BB6F}" type="presOf" srcId="{44F24C86-B22C-47E5-A4E9-333DBB9CA1B9}" destId="{AFE8C0F4-1124-4C9D-A002-A2CEC448CB5C}" srcOrd="0" destOrd="0" presId="urn:microsoft.com/office/officeart/2005/8/layout/hList1"/>
     <dgm:cxn modelId="{C71AF73E-3D41-40B5-9338-EC948E809CFD}" type="presOf" srcId="{7C363C18-186C-4EBD-A0DD-3D4373CA5343}" destId="{57271D6D-A59D-4715-B0E1-9433884A977B}" srcOrd="0" destOrd="0" presId="urn:microsoft.com/office/officeart/2005/8/layout/hList1"/>
+    <dgm:cxn modelId="{9D178A57-BC44-4520-B23E-8278A665595A}" type="presOf" srcId="{360C0403-6C54-4265-8982-B1B440060B79}" destId="{C492AC4D-03F1-4E08-9455-9E8E50E2C9C0}" srcOrd="0" destOrd="0" presId="urn:microsoft.com/office/officeart/2005/8/layout/hList1"/>
     <dgm:cxn modelId="{766E185E-429B-4177-8DD3-E8E8D34F3AAA}" srcId="{E2D73D76-A034-4612-B3D7-01654A160956}" destId="{E4F9216A-B264-442D-B22E-5A1813014017}" srcOrd="2" destOrd="0" parTransId="{1531EEFF-B65A-40C4-8C2C-8559D86D4624}" sibTransId="{E1E2BAAD-42FA-47B0-A815-58A5078C4A21}"/>
     <dgm:cxn modelId="{5A97D366-CC53-463E-B7E3-1E1E51C50986}" srcId="{0F1B5250-A2A1-4BB4-AE26-BEA066DCA774}" destId="{5E0667EC-C9FB-4115-8645-784AD5D98856}" srcOrd="0" destOrd="0" parTransId="{9C065161-4970-4E6F-884C-8D62BBF2DA77}" sibTransId="{3F86F59E-0ABE-40BC-B2E6-7ED2031EDE50}"/>
-    <dgm:cxn modelId="{9D178A57-BC44-4520-B23E-8278A665595A}" type="presOf" srcId="{360C0403-6C54-4265-8982-B1B440060B79}" destId="{C492AC4D-03F1-4E08-9455-9E8E50E2C9C0}" srcOrd="0" destOrd="0" presId="urn:microsoft.com/office/officeart/2005/8/layout/hList1"/>
     <dgm:cxn modelId="{2083E080-0AD9-4A57-B023-D47327AC0650}" srcId="{E2D73D76-A034-4612-B3D7-01654A160956}" destId="{0F1B5250-A2A1-4BB4-AE26-BEA066DCA774}" srcOrd="1" destOrd="0" parTransId="{AFA22964-2AD2-4B80-9A21-11B6D2905C1C}" sibTransId="{61C7070F-35B4-4A56-9FE2-30E6DC8949B8}"/>
     <dgm:cxn modelId="{A14EA08D-ACF3-4458-AB2D-84F174D7E127}" type="presOf" srcId="{5E0667EC-C9FB-4115-8645-784AD5D98856}" destId="{F32D7771-92EB-4B39-82CF-4B2B279DF9DF}" srcOrd="0" destOrd="0" presId="urn:microsoft.com/office/officeart/2005/8/layout/hList1"/>
     <dgm:cxn modelId="{9AD93390-E2B9-4FEC-816D-7D416342A3A7}" srcId="{E2D73D76-A034-4612-B3D7-01654A160956}" destId="{360C0403-6C54-4265-8982-B1B440060B79}" srcOrd="3" destOrd="0" parTransId="{6414936F-ECD6-4512-94B5-84E6650418EF}" sibTransId="{2F1A2188-4584-4A7B-9DB0-3398281709AB}"/>
@@ -34295,11 +34234,11 @@
 </dgm:dataModel>
 </file>
 
-<file path=word/diagrams/data3.xml><?xml version="1.0" encoding="utf-8"?>
+<file path=word/diagrams/data2.xml><?xml version="1.0" encoding="utf-8"?>
 <dgm:dataModel xmlns:dgm="http://schemas.openxmlformats.org/drawingml/2006/diagram" xmlns:a="http://schemas.openxmlformats.org/drawingml/2006/main">
   <dgm:ptLst>
     <dgm:pt modelId="{43C62F4D-76CB-4C01-AEFF-13B7F627FAEC}" type="doc">
-      <dgm:prSet loTypeId="urn:microsoft.com/office/officeart/2005/8/layout/hList1" loCatId="list" qsTypeId="urn:microsoft.com/office/officeart/2005/8/quickstyle/simple1" qsCatId="simple" csTypeId="urn:microsoft.com/office/officeart/2005/8/colors/colorful5" csCatId="colorful"/>
+      <dgm:prSet loTypeId="urn:microsoft.com/office/officeart/2005/8/layout/hList1" loCatId="list" qsTypeId="urn:microsoft.com/office/officeart/2005/8/quickstyle/simple1#2" qsCatId="simple" csTypeId="urn:microsoft.com/office/officeart/2005/8/colors/colorful5#1" csCatId="colorful"/>
       <dgm:spPr/>
       <dgm:t>
         <a:bodyPr/>
@@ -34860,14 +34799,14 @@
     <dgm:cxn modelId="{44BDE327-97BC-4377-AAA8-2F36C40AC44B}" type="presOf" srcId="{F26A76BF-00A9-4E4B-9D54-96854406C23B}" destId="{5F59491E-FFF6-4547-BA73-B71838D465DB}" srcOrd="0" destOrd="1" presId="urn:microsoft.com/office/officeart/2005/8/layout/hList1"/>
     <dgm:cxn modelId="{4CC6EC28-BB46-4267-BF73-A9BF1570E8BC}" srcId="{E5F49F90-B01F-417F-803B-D023BD9C9FE2}" destId="{0545EC9D-1C9C-469B-B492-2D0E897F4E6B}" srcOrd="1" destOrd="0" parTransId="{DFD690A9-A7EE-4968-94B5-664CAC8C04BD}" sibTransId="{028AC79F-4B09-4E01-A0B0-45E30793BA3E}"/>
     <dgm:cxn modelId="{D360CC30-13FD-4C75-90DC-9F4EC8B7F207}" type="presOf" srcId="{20B9500E-D409-4379-B908-74C9E106BCAF}" destId="{BAC4734D-9B8C-4B6E-9DDC-7B3A952AAED8}" srcOrd="0" destOrd="0" presId="urn:microsoft.com/office/officeart/2005/8/layout/hList1"/>
+    <dgm:cxn modelId="{CE99264B-34C1-4547-B68E-011F029CAD36}" srcId="{20B9500E-D409-4379-B908-74C9E106BCAF}" destId="{63DBB661-BB90-4DC7-9322-3C8668A3D873}" srcOrd="0" destOrd="0" parTransId="{8C8170A8-ED6B-4F77-A821-13B927CBA850}" sibTransId="{EC8FCA3B-7C23-445D-9276-E4D10A262873}"/>
+    <dgm:cxn modelId="{4632C74B-2DEB-4085-B78E-03AC937A828A}" type="presOf" srcId="{8C031209-C094-45C6-9B97-2BEB2AEEF41F}" destId="{B15EA8DA-8A13-4723-A533-A4390D558789}" srcOrd="0" destOrd="0" presId="urn:microsoft.com/office/officeart/2005/8/layout/hList1"/>
+    <dgm:cxn modelId="{DB620C4E-E6CE-4AE5-A3C4-F7B1CF921384}" srcId="{43C62F4D-76CB-4C01-AEFF-13B7F627FAEC}" destId="{2C4D67E1-8C88-4BB3-86CC-5D701CEE2272}" srcOrd="1" destOrd="0" parTransId="{147E9532-AC7B-4C82-BB54-302C7F2D019C}" sibTransId="{2CDE6724-2BE4-4B23-A96A-87B53C422B11}"/>
+    <dgm:cxn modelId="{2D2EFE59-93DD-4C2C-8C74-2739F94CE040}" srcId="{E5F49F90-B01F-417F-803B-D023BD9C9FE2}" destId="{E35EC8E9-EE28-4BC6-A8E5-9780D3597951}" srcOrd="0" destOrd="0" parTransId="{5716AFB9-69B3-4F03-A471-3079E8B6CBFA}" sibTransId="{CC186EF6-79DF-45C4-9C94-D91DBF6D1E26}"/>
     <dgm:cxn modelId="{E03A825C-D9ED-490F-8893-69761544B2CD}" srcId="{43C62F4D-76CB-4C01-AEFF-13B7F627FAEC}" destId="{20B9500E-D409-4379-B908-74C9E106BCAF}" srcOrd="2" destOrd="0" parTransId="{72E20E90-F8BC-4046-B159-12835A5E0E1C}" sibTransId="{2324B2B9-CC45-4595-8286-0E0EB9609E47}"/>
     <dgm:cxn modelId="{0A9A5363-2C1E-4BC7-B935-82C8B71AAA71}" srcId="{43C62F4D-76CB-4C01-AEFF-13B7F627FAEC}" destId="{E5F49F90-B01F-417F-803B-D023BD9C9FE2}" srcOrd="3" destOrd="0" parTransId="{EBB19C0D-19FE-428F-9765-E13F2FF7BAF0}" sibTransId="{B047F585-88EC-40C5-BAE9-985B59F0B090}"/>
     <dgm:cxn modelId="{B122F467-0BBC-49CD-981A-42A814C7257E}" type="presOf" srcId="{43C62F4D-76CB-4C01-AEFF-13B7F627FAEC}" destId="{FE5D1F2F-B1A9-4693-A550-9B40AA8F76C1}" srcOrd="0" destOrd="0" presId="urn:microsoft.com/office/officeart/2005/8/layout/hList1"/>
     <dgm:cxn modelId="{0625316A-922A-4556-A9B6-6764C345C45C}" type="presOf" srcId="{0545EC9D-1C9C-469B-B492-2D0E897F4E6B}" destId="{5E0CC02F-AA93-4E31-8A09-4DC2D1D0CDB7}" srcOrd="0" destOrd="1" presId="urn:microsoft.com/office/officeart/2005/8/layout/hList1"/>
-    <dgm:cxn modelId="{CE99264B-34C1-4547-B68E-011F029CAD36}" srcId="{20B9500E-D409-4379-B908-74C9E106BCAF}" destId="{63DBB661-BB90-4DC7-9322-3C8668A3D873}" srcOrd="0" destOrd="0" parTransId="{8C8170A8-ED6B-4F77-A821-13B927CBA850}" sibTransId="{EC8FCA3B-7C23-445D-9276-E4D10A262873}"/>
-    <dgm:cxn modelId="{4632C74B-2DEB-4085-B78E-03AC937A828A}" type="presOf" srcId="{8C031209-C094-45C6-9B97-2BEB2AEEF41F}" destId="{B15EA8DA-8A13-4723-A533-A4390D558789}" srcOrd="0" destOrd="0" presId="urn:microsoft.com/office/officeart/2005/8/layout/hList1"/>
-    <dgm:cxn modelId="{DB620C4E-E6CE-4AE5-A3C4-F7B1CF921384}" srcId="{43C62F4D-76CB-4C01-AEFF-13B7F627FAEC}" destId="{2C4D67E1-8C88-4BB3-86CC-5D701CEE2272}" srcOrd="1" destOrd="0" parTransId="{147E9532-AC7B-4C82-BB54-302C7F2D019C}" sibTransId="{2CDE6724-2BE4-4B23-A96A-87B53C422B11}"/>
-    <dgm:cxn modelId="{2D2EFE59-93DD-4C2C-8C74-2739F94CE040}" srcId="{E5F49F90-B01F-417F-803B-D023BD9C9FE2}" destId="{E35EC8E9-EE28-4BC6-A8E5-9780D3597951}" srcOrd="0" destOrd="0" parTransId="{5716AFB9-69B3-4F03-A471-3079E8B6CBFA}" sibTransId="{CC186EF6-79DF-45C4-9C94-D91DBF6D1E26}"/>
     <dgm:cxn modelId="{2A35CB7B-3A47-42CE-8BDA-12CB5BBF93B7}" srcId="{8C031209-C094-45C6-9B97-2BEB2AEEF41F}" destId="{D32A307F-FFE2-49CE-A45A-55B54FBF0102}" srcOrd="1" destOrd="0" parTransId="{BB8C8900-4E0D-4FAA-B37A-CC5CF79700B8}" sibTransId="{90B3885A-3EBD-4B92-8FB9-92F96D9C9E1D}"/>
     <dgm:cxn modelId="{6BEF0D9B-2FDD-41D8-92BC-BB3C793282A4}" type="presOf" srcId="{E5F49F90-B01F-417F-803B-D023BD9C9FE2}" destId="{BC11D3D7-E2D1-413F-AC8D-215E47C81BD9}" srcOrd="0" destOrd="0" presId="urn:microsoft.com/office/officeart/2005/8/layout/hList1"/>
     <dgm:cxn modelId="{B57E80A2-CE44-4203-A28F-314FFD2032BD}" type="presOf" srcId="{2C4D67E1-8C88-4BB3-86CC-5D701CEE2272}" destId="{0D81D0AE-2ADA-4E3F-A650-3A647C1471FA}" srcOrd="0" destOrd="0" presId="urn:microsoft.com/office/officeart/2005/8/layout/hList1"/>
@@ -34904,11 +34843,11 @@
 </dgm:dataModel>
 </file>
 
-<file path=word/diagrams/data4.xml><?xml version="1.0" encoding="utf-8"?>
+<file path=word/diagrams/data3.xml><?xml version="1.0" encoding="utf-8"?>
 <dgm:dataModel xmlns:dgm="http://schemas.openxmlformats.org/drawingml/2006/diagram" xmlns:a="http://schemas.openxmlformats.org/drawingml/2006/main">
   <dgm:ptLst>
     <dgm:pt modelId="{CE8ABF7A-760D-4ABD-B38B-C4291DFA1EB6}" type="doc">
-      <dgm:prSet loTypeId="urn:microsoft.com/office/officeart/2016/7/layout/ChevronBlockProcess" loCatId="process" qsTypeId="urn:microsoft.com/office/officeart/2005/8/quickstyle/simple1" qsCatId="simple" csTypeId="urn:microsoft.com/office/officeart/2005/8/colors/colorful5" csCatId="colorful"/>
+      <dgm:prSet loTypeId="urn:microsoft.com/office/officeart/2016/7/layout/ChevronBlockProcess" loCatId="process" qsTypeId="urn:microsoft.com/office/officeart/2005/8/quickstyle/simple1#3" qsCatId="simple" csTypeId="urn:microsoft.com/office/officeart/2005/8/colors/colorful5#2" csCatId="colorful"/>
       <dgm:spPr/>
       <dgm:t>
         <a:bodyPr/>
@@ -35216,10 +35155,10 @@
   <dgm:cxnLst>
     <dgm:cxn modelId="{38280D1C-DF08-4455-8693-F23BEF798015}" type="presOf" srcId="{C2086C59-E44E-4724-B654-654BDB705CAB}" destId="{87F0CA19-C078-4445-A4BD-6598983781CC}" srcOrd="0" destOrd="0" presId="urn:microsoft.com/office/officeart/2016/7/layout/ChevronBlockProcess"/>
     <dgm:cxn modelId="{3B4C183C-D68A-4B52-BDD7-BAC793724935}" type="presOf" srcId="{B2DC7616-9B65-4395-829A-1917F39EF4AA}" destId="{7FE7BA47-70B7-4A25-A174-76396082748B}" srcOrd="0" destOrd="0" presId="urn:microsoft.com/office/officeart/2016/7/layout/ChevronBlockProcess"/>
-    <dgm:cxn modelId="{6C06FA5D-137B-4E85-A57E-65003B471516}" srcId="{9D22894A-3CEA-4395-9AF8-616BC705E1A2}" destId="{AA5BCCDF-48F1-464A-BB3D-122498CB3D3D}" srcOrd="0" destOrd="0" parTransId="{26F521AE-3F9C-42AF-B59D-1D268B7530DC}" sibTransId="{16071B2D-E428-4E76-A198-A704E1631DAB}"/>
     <dgm:cxn modelId="{C7251246-2ED5-4E48-96AA-CD953C85EA76}" srcId="{0D323BF4-6A31-4190-8358-7F5CF064115F}" destId="{E051FA39-618D-416C-A8DC-31D736C50D07}" srcOrd="0" destOrd="0" parTransId="{094C3BCF-C2A5-4A50-83D2-527751CB631B}" sibTransId="{42E04758-D88F-4345-ABF1-FC08CE9D28F8}"/>
     <dgm:cxn modelId="{D87C9B48-9F54-4BC0-A309-4F94D1EF40CC}" srcId="{B2DC7616-9B65-4395-829A-1917F39EF4AA}" destId="{C2086C59-E44E-4724-B654-654BDB705CAB}" srcOrd="0" destOrd="0" parTransId="{3870EEDC-27C0-4941-BCAA-9454D3560D30}" sibTransId="{F82542C4-386D-412F-9E33-DEA9527401B9}"/>
     <dgm:cxn modelId="{7F34784A-15C2-4BD8-9201-2968FE8E53DD}" srcId="{CE8ABF7A-760D-4ABD-B38B-C4291DFA1EB6}" destId="{0D323BF4-6A31-4190-8358-7F5CF064115F}" srcOrd="2" destOrd="0" parTransId="{F9331CCB-3EB6-4364-BBE8-CC6363628387}" sibTransId="{007F2E61-ED0A-42EA-996F-4256C196E4F6}"/>
+    <dgm:cxn modelId="{6C06FA5D-137B-4E85-A57E-65003B471516}" srcId="{9D22894A-3CEA-4395-9AF8-616BC705E1A2}" destId="{AA5BCCDF-48F1-464A-BB3D-122498CB3D3D}" srcOrd="0" destOrd="0" parTransId="{26F521AE-3F9C-42AF-B59D-1D268B7530DC}" sibTransId="{16071B2D-E428-4E76-A198-A704E1631DAB}"/>
     <dgm:cxn modelId="{0F8FBC7A-724D-4312-80F3-F1495F41C66C}" type="presOf" srcId="{E051FA39-618D-416C-A8DC-31D736C50D07}" destId="{920CA803-D82D-4C1F-B77D-F774CB3CC686}" srcOrd="0" destOrd="0" presId="urn:microsoft.com/office/officeart/2016/7/layout/ChevronBlockProcess"/>
     <dgm:cxn modelId="{4EB4A085-63A8-4A9A-A51D-0BBDBA1CCB24}" type="presOf" srcId="{AA5BCCDF-48F1-464A-BB3D-122498CB3D3D}" destId="{185B1A0B-1960-4859-AF64-D35F94442CC9}" srcOrd="0" destOrd="0" presId="urn:microsoft.com/office/officeart/2016/7/layout/ChevronBlockProcess"/>
     <dgm:cxn modelId="{E5F0FD8E-249F-47D2-9EAA-AA1FD88223AA}" srcId="{CE8ABF7A-760D-4ABD-B38B-C4291DFA1EB6}" destId="{B2DC7616-9B65-4395-829A-1917F39EF4AA}" srcOrd="0" destOrd="0" parTransId="{E211BD19-D10F-4B48-9BDA-3BA764FC894D}" sibTransId="{BFE6EA3A-1246-42D1-AB0B-441608DF73CF}"/>
@@ -35243,7 +35182,7 @@
   <dgm:whole/>
   <dgm:extLst>
     <a:ext uri="http://schemas.microsoft.com/office/drawing/2008/diagram">
-      <dsp:dataModelExt xmlns:dsp="http://schemas.microsoft.com/office/drawing/2008/diagram" relId="rId140" minVer="http://schemas.openxmlformats.org/drawingml/2006/diagram"/>
+      <dsp:dataModelExt xmlns:dsp="http://schemas.microsoft.com/office/drawing/2008/diagram" relId="rId136" minVer="http://schemas.openxmlformats.org/drawingml/2006/diagram"/>
     </a:ext>
   </dgm:extLst>
 </dgm:dataModel>
@@ -36209,699 +36148,6 @@
       <dsp:cNvGrpSpPr/>
     </dsp:nvGrpSpPr>
     <dsp:grpSpPr/>
-    <dsp:sp modelId="{EF58BD1A-8F44-48DF-9DC0-2A9ADC314AA6}">
-      <dsp:nvSpPr>
-        <dsp:cNvPr id="0" name=""/>
-        <dsp:cNvSpPr/>
-      </dsp:nvSpPr>
-      <dsp:spPr>
-        <a:xfrm>
-          <a:off x="758377" y="400"/>
-          <a:ext cx="1170107" cy="585053"/>
-        </a:xfrm>
-        <a:prstGeom prst="roundRect">
-          <a:avLst>
-            <a:gd name="adj" fmla="val 10000"/>
-          </a:avLst>
-        </a:prstGeom>
-        <a:solidFill>
-          <a:schemeClr val="accent5">
-            <a:hueOff val="0"/>
-            <a:satOff val="0"/>
-            <a:lumOff val="0"/>
-            <a:alphaOff val="0"/>
-          </a:schemeClr>
-        </a:solidFill>
-        <a:ln w="12700" cap="flat" cmpd="sng" algn="ctr">
-          <a:solidFill>
-            <a:schemeClr val="lt1">
-              <a:hueOff val="0"/>
-              <a:satOff val="0"/>
-              <a:lumOff val="0"/>
-              <a:alphaOff val="0"/>
-            </a:schemeClr>
-          </a:solidFill>
-          <a:prstDash val="solid"/>
-          <a:miter lim="800000"/>
-        </a:ln>
-        <a:effectLst/>
-      </dsp:spPr>
-      <dsp:style>
-        <a:lnRef idx="2">
-          <a:scrgbClr r="0" g="0" b="0"/>
-        </a:lnRef>
-        <a:fillRef idx="1">
-          <a:scrgbClr r="0" g="0" b="0"/>
-        </a:fillRef>
-        <a:effectRef idx="0">
-          <a:scrgbClr r="0" g="0" b="0"/>
-        </a:effectRef>
-        <a:fontRef idx="minor">
-          <a:schemeClr val="lt1"/>
-        </a:fontRef>
-      </dsp:style>
-      <dsp:txBody>
-        <a:bodyPr spcFirstLastPara="0" vert="horz" wrap="square" lIns="40005" tIns="26670" rIns="40005" bIns="26670" numCol="1" spcCol="1270" anchor="ctr" anchorCtr="0">
-          <a:noAutofit/>
-        </a:bodyPr>
-        <a:lstStyle/>
-        <a:p>
-          <a:pPr marL="0" lvl="0" indent="0" algn="ctr" defTabSz="933450">
-            <a:lnSpc>
-              <a:spcPct val="90000"/>
-            </a:lnSpc>
-            <a:spcBef>
-              <a:spcPct val="0"/>
-            </a:spcBef>
-            <a:spcAft>
-              <a:spcPct val="35000"/>
-            </a:spcAft>
-            <a:buNone/>
-          </a:pPr>
-          <a:r>
-            <a:rPr lang="es-MX" sz="2100" b="1" kern="1200"/>
-            <a:t>1, 2 y 3</a:t>
-          </a:r>
-          <a:endParaRPr lang="en-US" sz="2100" kern="1200"/>
-        </a:p>
-      </dsp:txBody>
-      <dsp:txXfrm>
-        <a:off x="775513" y="17536"/>
-        <a:ext cx="1135835" cy="550781"/>
-      </dsp:txXfrm>
-    </dsp:sp>
-    <dsp:sp modelId="{DF16AE27-1E44-40B0-BBE5-07B35BAF4D93}">
-      <dsp:nvSpPr>
-        <dsp:cNvPr id="0" name=""/>
-        <dsp:cNvSpPr/>
-      </dsp:nvSpPr>
-      <dsp:spPr>
-        <a:xfrm>
-          <a:off x="875388" y="585454"/>
-          <a:ext cx="117010" cy="438790"/>
-        </a:xfrm>
-        <a:custGeom>
-          <a:avLst/>
-          <a:gdLst/>
-          <a:ahLst/>
-          <a:cxnLst/>
-          <a:rect l="0" t="0" r="0" b="0"/>
-          <a:pathLst>
-            <a:path>
-              <a:moveTo>
-                <a:pt x="0" y="0"/>
-              </a:moveTo>
-              <a:lnTo>
-                <a:pt x="0" y="438790"/>
-              </a:lnTo>
-              <a:lnTo>
-                <a:pt x="117010" y="438790"/>
-              </a:lnTo>
-            </a:path>
-          </a:pathLst>
-        </a:custGeom>
-        <a:noFill/>
-        <a:ln w="12700" cap="flat" cmpd="sng" algn="ctr">
-          <a:solidFill>
-            <a:schemeClr val="accent6">
-              <a:hueOff val="0"/>
-              <a:satOff val="0"/>
-              <a:lumOff val="0"/>
-              <a:alphaOff val="0"/>
-            </a:schemeClr>
-          </a:solidFill>
-          <a:prstDash val="solid"/>
-          <a:miter lim="800000"/>
-        </a:ln>
-        <a:effectLst/>
-      </dsp:spPr>
-      <dsp:style>
-        <a:lnRef idx="2">
-          <a:scrgbClr r="0" g="0" b="0"/>
-        </a:lnRef>
-        <a:fillRef idx="0">
-          <a:scrgbClr r="0" g="0" b="0"/>
-        </a:fillRef>
-        <a:effectRef idx="0">
-          <a:scrgbClr r="0" g="0" b="0"/>
-        </a:effectRef>
-        <a:fontRef idx="minor"/>
-      </dsp:style>
-    </dsp:sp>
-    <dsp:sp modelId="{A36692D5-E4AD-4EF7-BD3F-C3EF4F9E3CE6}">
-      <dsp:nvSpPr>
-        <dsp:cNvPr id="0" name=""/>
-        <dsp:cNvSpPr/>
-      </dsp:nvSpPr>
-      <dsp:spPr>
-        <a:xfrm>
-          <a:off x="992398" y="731717"/>
-          <a:ext cx="936085" cy="585053"/>
-        </a:xfrm>
-        <a:prstGeom prst="roundRect">
-          <a:avLst>
-            <a:gd name="adj" fmla="val 10000"/>
-          </a:avLst>
-        </a:prstGeom>
-        <a:solidFill>
-          <a:schemeClr val="lt1">
-            <a:alpha val="90000"/>
-            <a:hueOff val="0"/>
-            <a:satOff val="0"/>
-            <a:lumOff val="0"/>
-            <a:alphaOff val="0"/>
-          </a:schemeClr>
-        </a:solidFill>
-        <a:ln w="12700" cap="flat" cmpd="sng" algn="ctr">
-          <a:solidFill>
-            <a:schemeClr val="accent5">
-              <a:hueOff val="0"/>
-              <a:satOff val="0"/>
-              <a:lumOff val="0"/>
-              <a:alphaOff val="0"/>
-            </a:schemeClr>
-          </a:solidFill>
-          <a:prstDash val="solid"/>
-          <a:miter lim="800000"/>
-        </a:ln>
-        <a:effectLst/>
-      </dsp:spPr>
-      <dsp:style>
-        <a:lnRef idx="2">
-          <a:scrgbClr r="0" g="0" b="0"/>
-        </a:lnRef>
-        <a:fillRef idx="1">
-          <a:scrgbClr r="0" g="0" b="0"/>
-        </a:fillRef>
-        <a:effectRef idx="0">
-          <a:scrgbClr r="0" g="0" b="0"/>
-        </a:effectRef>
-        <a:fontRef idx="minor"/>
-      </dsp:style>
-      <dsp:txBody>
-        <a:bodyPr spcFirstLastPara="0" vert="horz" wrap="square" lIns="17145" tIns="11430" rIns="17145" bIns="11430" numCol="1" spcCol="1270" anchor="ctr" anchorCtr="0">
-          <a:noAutofit/>
-        </a:bodyPr>
-        <a:lstStyle/>
-        <a:p>
-          <a:pPr marL="0" lvl="0" indent="0" algn="ctr" defTabSz="400050">
-            <a:lnSpc>
-              <a:spcPct val="90000"/>
-            </a:lnSpc>
-            <a:spcBef>
-              <a:spcPct val="0"/>
-            </a:spcBef>
-            <a:spcAft>
-              <a:spcPct val="35000"/>
-            </a:spcAft>
-            <a:buNone/>
-          </a:pPr>
-          <a:r>
-            <a:rPr lang="es-MX" sz="900" kern="1200"/>
-            <a:t>Corresponden a cuentas del </a:t>
-          </a:r>
-          <a:r>
-            <a:rPr lang="es-MX" sz="900" b="1" kern="1200"/>
-            <a:t>Balance general</a:t>
-          </a:r>
-          <a:r>
-            <a:rPr lang="es-MX" sz="900" kern="1200"/>
-            <a:t>.</a:t>
-          </a:r>
-          <a:endParaRPr lang="en-US" sz="900" kern="1200"/>
-        </a:p>
-      </dsp:txBody>
-      <dsp:txXfrm>
-        <a:off x="1009534" y="748853"/>
-        <a:ext cx="901813" cy="550781"/>
-      </dsp:txXfrm>
-    </dsp:sp>
-    <dsp:sp modelId="{B10FA36D-1AF4-4265-A698-6293EABEFF17}">
-      <dsp:nvSpPr>
-        <dsp:cNvPr id="0" name=""/>
-        <dsp:cNvSpPr/>
-      </dsp:nvSpPr>
-      <dsp:spPr>
-        <a:xfrm>
-          <a:off x="2221011" y="400"/>
-          <a:ext cx="1170107" cy="585053"/>
-        </a:xfrm>
-        <a:prstGeom prst="roundRect">
-          <a:avLst>
-            <a:gd name="adj" fmla="val 10000"/>
-          </a:avLst>
-        </a:prstGeom>
-        <a:solidFill>
-          <a:schemeClr val="accent5">
-            <a:hueOff val="-3379271"/>
-            <a:satOff val="-8710"/>
-            <a:lumOff val="-5883"/>
-            <a:alphaOff val="0"/>
-          </a:schemeClr>
-        </a:solidFill>
-        <a:ln w="12700" cap="flat" cmpd="sng" algn="ctr">
-          <a:solidFill>
-            <a:schemeClr val="lt1">
-              <a:hueOff val="0"/>
-              <a:satOff val="0"/>
-              <a:lumOff val="0"/>
-              <a:alphaOff val="0"/>
-            </a:schemeClr>
-          </a:solidFill>
-          <a:prstDash val="solid"/>
-          <a:miter lim="800000"/>
-        </a:ln>
-        <a:effectLst/>
-      </dsp:spPr>
-      <dsp:style>
-        <a:lnRef idx="2">
-          <a:scrgbClr r="0" g="0" b="0"/>
-        </a:lnRef>
-        <a:fillRef idx="1">
-          <a:scrgbClr r="0" g="0" b="0"/>
-        </a:fillRef>
-        <a:effectRef idx="0">
-          <a:scrgbClr r="0" g="0" b="0"/>
-        </a:effectRef>
-        <a:fontRef idx="minor">
-          <a:schemeClr val="lt1"/>
-        </a:fontRef>
-      </dsp:style>
-      <dsp:txBody>
-        <a:bodyPr spcFirstLastPara="0" vert="horz" wrap="square" lIns="40005" tIns="26670" rIns="40005" bIns="26670" numCol="1" spcCol="1270" anchor="ctr" anchorCtr="0">
-          <a:noAutofit/>
-        </a:bodyPr>
-        <a:lstStyle/>
-        <a:p>
-          <a:pPr marL="0" lvl="0" indent="0" algn="ctr" defTabSz="933450">
-            <a:lnSpc>
-              <a:spcPct val="90000"/>
-            </a:lnSpc>
-            <a:spcBef>
-              <a:spcPct val="0"/>
-            </a:spcBef>
-            <a:spcAft>
-              <a:spcPct val="35000"/>
-            </a:spcAft>
-            <a:buNone/>
-          </a:pPr>
-          <a:r>
-            <a:rPr lang="es-MX" sz="2100" b="1" kern="1200"/>
-            <a:t>4, 5, 6 y 7</a:t>
-          </a:r>
-          <a:endParaRPr lang="en-US" sz="2100" kern="1200"/>
-        </a:p>
-      </dsp:txBody>
-      <dsp:txXfrm>
-        <a:off x="2238147" y="17536"/>
-        <a:ext cx="1135835" cy="550781"/>
-      </dsp:txXfrm>
-    </dsp:sp>
-    <dsp:sp modelId="{4C03FFE5-3CC8-44AB-9946-FDD4A1CAA705}">
-      <dsp:nvSpPr>
-        <dsp:cNvPr id="0" name=""/>
-        <dsp:cNvSpPr/>
-      </dsp:nvSpPr>
-      <dsp:spPr>
-        <a:xfrm>
-          <a:off x="2338022" y="585454"/>
-          <a:ext cx="117010" cy="438790"/>
-        </a:xfrm>
-        <a:custGeom>
-          <a:avLst/>
-          <a:gdLst/>
-          <a:ahLst/>
-          <a:cxnLst/>
-          <a:rect l="0" t="0" r="0" b="0"/>
-          <a:pathLst>
-            <a:path>
-              <a:moveTo>
-                <a:pt x="0" y="0"/>
-              </a:moveTo>
-              <a:lnTo>
-                <a:pt x="0" y="438790"/>
-              </a:lnTo>
-              <a:lnTo>
-                <a:pt x="117010" y="438790"/>
-              </a:lnTo>
-            </a:path>
-          </a:pathLst>
-        </a:custGeom>
-        <a:noFill/>
-        <a:ln w="12700" cap="flat" cmpd="sng" algn="ctr">
-          <a:solidFill>
-            <a:schemeClr val="accent6">
-              <a:hueOff val="0"/>
-              <a:satOff val="0"/>
-              <a:lumOff val="0"/>
-              <a:alphaOff val="0"/>
-            </a:schemeClr>
-          </a:solidFill>
-          <a:prstDash val="solid"/>
-          <a:miter lim="800000"/>
-        </a:ln>
-        <a:effectLst/>
-      </dsp:spPr>
-      <dsp:style>
-        <a:lnRef idx="2">
-          <a:scrgbClr r="0" g="0" b="0"/>
-        </a:lnRef>
-        <a:fillRef idx="0">
-          <a:scrgbClr r="0" g="0" b="0"/>
-        </a:fillRef>
-        <a:effectRef idx="0">
-          <a:scrgbClr r="0" g="0" b="0"/>
-        </a:effectRef>
-        <a:fontRef idx="minor"/>
-      </dsp:style>
-    </dsp:sp>
-    <dsp:sp modelId="{AB83459C-F3FF-4672-83C3-0D2EC33A549A}">
-      <dsp:nvSpPr>
-        <dsp:cNvPr id="0" name=""/>
-        <dsp:cNvSpPr/>
-      </dsp:nvSpPr>
-      <dsp:spPr>
-        <a:xfrm>
-          <a:off x="2455032" y="731717"/>
-          <a:ext cx="936085" cy="585053"/>
-        </a:xfrm>
-        <a:prstGeom prst="roundRect">
-          <a:avLst>
-            <a:gd name="adj" fmla="val 10000"/>
-          </a:avLst>
-        </a:prstGeom>
-        <a:solidFill>
-          <a:schemeClr val="lt1">
-            <a:alpha val="90000"/>
-            <a:hueOff val="0"/>
-            <a:satOff val="0"/>
-            <a:lumOff val="0"/>
-            <a:alphaOff val="0"/>
-          </a:schemeClr>
-        </a:solidFill>
-        <a:ln w="12700" cap="flat" cmpd="sng" algn="ctr">
-          <a:solidFill>
-            <a:schemeClr val="accent5">
-              <a:hueOff val="-3379271"/>
-              <a:satOff val="-8710"/>
-              <a:lumOff val="-5883"/>
-              <a:alphaOff val="0"/>
-            </a:schemeClr>
-          </a:solidFill>
-          <a:prstDash val="solid"/>
-          <a:miter lim="800000"/>
-        </a:ln>
-        <a:effectLst/>
-      </dsp:spPr>
-      <dsp:style>
-        <a:lnRef idx="2">
-          <a:scrgbClr r="0" g="0" b="0"/>
-        </a:lnRef>
-        <a:fillRef idx="1">
-          <a:scrgbClr r="0" g="0" b="0"/>
-        </a:fillRef>
-        <a:effectRef idx="0">
-          <a:scrgbClr r="0" g="0" b="0"/>
-        </a:effectRef>
-        <a:fontRef idx="minor"/>
-      </dsp:style>
-      <dsp:txBody>
-        <a:bodyPr spcFirstLastPara="0" vert="horz" wrap="square" lIns="17145" tIns="11430" rIns="17145" bIns="11430" numCol="1" spcCol="1270" anchor="ctr" anchorCtr="0">
-          <a:noAutofit/>
-        </a:bodyPr>
-        <a:lstStyle/>
-        <a:p>
-          <a:pPr marL="0" lvl="0" indent="0" algn="ctr" defTabSz="400050">
-            <a:lnSpc>
-              <a:spcPct val="90000"/>
-            </a:lnSpc>
-            <a:spcBef>
-              <a:spcPct val="0"/>
-            </a:spcBef>
-            <a:spcAft>
-              <a:spcPct val="35000"/>
-            </a:spcAft>
-            <a:buNone/>
-          </a:pPr>
-          <a:r>
-            <a:rPr lang="es-MX" sz="900" kern="1200"/>
-            <a:t>Integran el </a:t>
-          </a:r>
-          <a:r>
-            <a:rPr lang="es-MX" sz="900" b="1" kern="1200"/>
-            <a:t>Estado de resultados</a:t>
-          </a:r>
-          <a:r>
-            <a:rPr lang="es-MX" sz="900" kern="1200"/>
-            <a:t>.</a:t>
-          </a:r>
-          <a:endParaRPr lang="en-US" sz="900" kern="1200"/>
-        </a:p>
-      </dsp:txBody>
-      <dsp:txXfrm>
-        <a:off x="2472168" y="748853"/>
-        <a:ext cx="901813" cy="550781"/>
-      </dsp:txXfrm>
-    </dsp:sp>
-    <dsp:sp modelId="{20C64375-8209-4EAA-8769-350BF0A9FA9E}">
-      <dsp:nvSpPr>
-        <dsp:cNvPr id="0" name=""/>
-        <dsp:cNvSpPr/>
-      </dsp:nvSpPr>
-      <dsp:spPr>
-        <a:xfrm>
-          <a:off x="3683645" y="400"/>
-          <a:ext cx="1170107" cy="585053"/>
-        </a:xfrm>
-        <a:prstGeom prst="roundRect">
-          <a:avLst>
-            <a:gd name="adj" fmla="val 10000"/>
-          </a:avLst>
-        </a:prstGeom>
-        <a:solidFill>
-          <a:schemeClr val="accent5">
-            <a:hueOff val="-6758543"/>
-            <a:satOff val="-17419"/>
-            <a:lumOff val="-11765"/>
-            <a:alphaOff val="0"/>
-          </a:schemeClr>
-        </a:solidFill>
-        <a:ln w="12700" cap="flat" cmpd="sng" algn="ctr">
-          <a:solidFill>
-            <a:schemeClr val="lt1">
-              <a:hueOff val="0"/>
-              <a:satOff val="0"/>
-              <a:lumOff val="0"/>
-              <a:alphaOff val="0"/>
-            </a:schemeClr>
-          </a:solidFill>
-          <a:prstDash val="solid"/>
-          <a:miter lim="800000"/>
-        </a:ln>
-        <a:effectLst/>
-      </dsp:spPr>
-      <dsp:style>
-        <a:lnRef idx="2">
-          <a:scrgbClr r="0" g="0" b="0"/>
-        </a:lnRef>
-        <a:fillRef idx="1">
-          <a:scrgbClr r="0" g="0" b="0"/>
-        </a:fillRef>
-        <a:effectRef idx="0">
-          <a:scrgbClr r="0" g="0" b="0"/>
-        </a:effectRef>
-        <a:fontRef idx="minor">
-          <a:schemeClr val="lt1"/>
-        </a:fontRef>
-      </dsp:style>
-      <dsp:txBody>
-        <a:bodyPr spcFirstLastPara="0" vert="horz" wrap="square" lIns="40005" tIns="26670" rIns="40005" bIns="26670" numCol="1" spcCol="1270" anchor="ctr" anchorCtr="0">
-          <a:noAutofit/>
-        </a:bodyPr>
-        <a:lstStyle/>
-        <a:p>
-          <a:pPr marL="0" lvl="0" indent="0" algn="ctr" defTabSz="933450">
-            <a:lnSpc>
-              <a:spcPct val="90000"/>
-            </a:lnSpc>
-            <a:spcBef>
-              <a:spcPct val="0"/>
-            </a:spcBef>
-            <a:spcAft>
-              <a:spcPct val="35000"/>
-            </a:spcAft>
-            <a:buNone/>
-          </a:pPr>
-          <a:r>
-            <a:rPr lang="es-MX" sz="2100" b="1" kern="1200"/>
-            <a:t>8 y 9</a:t>
-          </a:r>
-          <a:endParaRPr lang="en-US" sz="2100" kern="1200"/>
-        </a:p>
-      </dsp:txBody>
-      <dsp:txXfrm>
-        <a:off x="3700781" y="17536"/>
-        <a:ext cx="1135835" cy="550781"/>
-      </dsp:txXfrm>
-    </dsp:sp>
-    <dsp:sp modelId="{F276C08A-8CB6-45E7-9094-D94552F0FC71}">
-      <dsp:nvSpPr>
-        <dsp:cNvPr id="0" name=""/>
-        <dsp:cNvSpPr/>
-      </dsp:nvSpPr>
-      <dsp:spPr>
-        <a:xfrm>
-          <a:off x="3800656" y="585454"/>
-          <a:ext cx="117010" cy="438790"/>
-        </a:xfrm>
-        <a:custGeom>
-          <a:avLst/>
-          <a:gdLst/>
-          <a:ahLst/>
-          <a:cxnLst/>
-          <a:rect l="0" t="0" r="0" b="0"/>
-          <a:pathLst>
-            <a:path>
-              <a:moveTo>
-                <a:pt x="0" y="0"/>
-              </a:moveTo>
-              <a:lnTo>
-                <a:pt x="0" y="438790"/>
-              </a:lnTo>
-              <a:lnTo>
-                <a:pt x="117010" y="438790"/>
-              </a:lnTo>
-            </a:path>
-          </a:pathLst>
-        </a:custGeom>
-        <a:noFill/>
-        <a:ln w="12700" cap="flat" cmpd="sng" algn="ctr">
-          <a:solidFill>
-            <a:schemeClr val="accent6">
-              <a:hueOff val="0"/>
-              <a:satOff val="0"/>
-              <a:lumOff val="0"/>
-              <a:alphaOff val="0"/>
-            </a:schemeClr>
-          </a:solidFill>
-          <a:prstDash val="solid"/>
-          <a:miter lim="800000"/>
-        </a:ln>
-        <a:effectLst/>
-      </dsp:spPr>
-      <dsp:style>
-        <a:lnRef idx="2">
-          <a:scrgbClr r="0" g="0" b="0"/>
-        </a:lnRef>
-        <a:fillRef idx="0">
-          <a:scrgbClr r="0" g="0" b="0"/>
-        </a:fillRef>
-        <a:effectRef idx="0">
-          <a:scrgbClr r="0" g="0" b="0"/>
-        </a:effectRef>
-        <a:fontRef idx="minor"/>
-      </dsp:style>
-    </dsp:sp>
-    <dsp:sp modelId="{4ED484CC-A61F-4529-AD1B-7189562F382B}">
-      <dsp:nvSpPr>
-        <dsp:cNvPr id="0" name=""/>
-        <dsp:cNvSpPr/>
-      </dsp:nvSpPr>
-      <dsp:spPr>
-        <a:xfrm>
-          <a:off x="3917666" y="731717"/>
-          <a:ext cx="936085" cy="585053"/>
-        </a:xfrm>
-        <a:prstGeom prst="roundRect">
-          <a:avLst>
-            <a:gd name="adj" fmla="val 10000"/>
-          </a:avLst>
-        </a:prstGeom>
-        <a:solidFill>
-          <a:schemeClr val="lt1">
-            <a:alpha val="90000"/>
-            <a:hueOff val="0"/>
-            <a:satOff val="0"/>
-            <a:lumOff val="0"/>
-            <a:alphaOff val="0"/>
-          </a:schemeClr>
-        </a:solidFill>
-        <a:ln w="12700" cap="flat" cmpd="sng" algn="ctr">
-          <a:solidFill>
-            <a:schemeClr val="accent5">
-              <a:hueOff val="-6758543"/>
-              <a:satOff val="-17419"/>
-              <a:lumOff val="-11765"/>
-              <a:alphaOff val="0"/>
-            </a:schemeClr>
-          </a:solidFill>
-          <a:prstDash val="solid"/>
-          <a:miter lim="800000"/>
-        </a:ln>
-        <a:effectLst/>
-      </dsp:spPr>
-      <dsp:style>
-        <a:lnRef idx="2">
-          <a:scrgbClr r="0" g="0" b="0"/>
-        </a:lnRef>
-        <a:fillRef idx="1">
-          <a:scrgbClr r="0" g="0" b="0"/>
-        </a:fillRef>
-        <a:effectRef idx="0">
-          <a:scrgbClr r="0" g="0" b="0"/>
-        </a:effectRef>
-        <a:fontRef idx="minor"/>
-      </dsp:style>
-      <dsp:txBody>
-        <a:bodyPr spcFirstLastPara="0" vert="horz" wrap="square" lIns="17145" tIns="11430" rIns="17145" bIns="11430" numCol="1" spcCol="1270" anchor="ctr" anchorCtr="0">
-          <a:noAutofit/>
-        </a:bodyPr>
-        <a:lstStyle/>
-        <a:p>
-          <a:pPr marL="0" lvl="0" indent="0" algn="ctr" defTabSz="400050">
-            <a:lnSpc>
-              <a:spcPct val="90000"/>
-            </a:lnSpc>
-            <a:spcBef>
-              <a:spcPct val="0"/>
-            </a:spcBef>
-            <a:spcAft>
-              <a:spcPct val="35000"/>
-            </a:spcAft>
-            <a:buNone/>
-          </a:pPr>
-          <a:r>
-            <a:rPr lang="es-MX" sz="900" kern="1200"/>
-            <a:t>Comprenden las </a:t>
-          </a:r>
-          <a:r>
-            <a:rPr lang="es-MX" sz="900" b="1" kern="1200"/>
-            <a:t>Cuentas de orden</a:t>
-          </a:r>
-          <a:r>
-            <a:rPr lang="es-MX" sz="900" kern="1200"/>
-            <a:t>.</a:t>
-          </a:r>
-          <a:endParaRPr lang="en-US" sz="900" kern="1200" dirty="0"/>
-        </a:p>
-      </dsp:txBody>
-      <dsp:txXfrm>
-        <a:off x="3934802" y="748853"/>
-        <a:ext cx="901813" cy="550781"/>
-      </dsp:txXfrm>
-    </dsp:sp>
-  </dsp:spTree>
-</dsp:drawing>
-</file>
-
-<file path=word/diagrams/drawing3.xml><?xml version="1.0" encoding="utf-8"?>
-<dsp:drawing xmlns:dgm="http://schemas.openxmlformats.org/drawingml/2006/diagram" xmlns:dsp="http://schemas.microsoft.com/office/drawing/2008/diagram" xmlns:a="http://schemas.openxmlformats.org/drawingml/2006/main">
-  <dsp:spTree>
-    <dsp:nvGrpSpPr>
-      <dsp:cNvPr id="0" name=""/>
-      <dsp:cNvGrpSpPr/>
-    </dsp:nvGrpSpPr>
-    <dsp:grpSpPr/>
     <dsp:sp modelId="{B15EA8DA-8A13-4723-A533-A4390D558789}">
       <dsp:nvSpPr>
         <dsp:cNvPr id="0" name=""/>
@@ -37349,7 +36595,7 @@
           <a:schemeClr val="accent5">
             <a:tint val="40000"/>
             <a:alpha val="90000"/>
-            <a:hueOff val="-4493175"/>
+            <a:hueOff val="-4493174"/>
             <a:satOff val="-15221"/>
             <a:lumOff val="-1952"/>
             <a:alphaOff val="0"/>
@@ -37360,7 +36606,7 @@
             <a:schemeClr val="accent5">
               <a:tint val="40000"/>
               <a:alpha val="90000"/>
-              <a:hueOff val="-4493175"/>
+              <a:hueOff val="-4493174"/>
               <a:satOff val="-15221"/>
               <a:lumOff val="-1952"/>
               <a:alphaOff val="0"/>
@@ -37525,7 +36771,7 @@
           <a:schemeClr val="accent5">
             <a:tint val="40000"/>
             <a:alpha val="90000"/>
-            <a:hueOff val="-6739762"/>
+            <a:hueOff val="-6739761"/>
             <a:satOff val="-22832"/>
             <a:lumOff val="-2928"/>
             <a:alphaOff val="0"/>
@@ -37536,7 +36782,7 @@
             <a:schemeClr val="accent5">
               <a:tint val="40000"/>
               <a:alpha val="90000"/>
-              <a:hueOff val="-6739762"/>
+              <a:hueOff val="-6739761"/>
               <a:satOff val="-22832"/>
               <a:lumOff val="-2928"/>
               <a:alphaOff val="0"/>
@@ -37610,7 +36856,7 @@
 </dsp:drawing>
 </file>
 
-<file path=word/diagrams/drawing4.xml><?xml version="1.0" encoding="utf-8"?>
+<file path=word/diagrams/drawing3.xml><?xml version="1.0" encoding="utf-8"?>
 <dsp:drawing xmlns:dgm="http://schemas.openxmlformats.org/drawingml/2006/diagram" xmlns:dsp="http://schemas.microsoft.com/office/drawing/2008/diagram" xmlns:a="http://schemas.openxmlformats.org/drawingml/2006/main">
   <dsp:spTree>
     <dsp:nvGrpSpPr>
@@ -38038,7 +37284,7 @@
           <a:schemeClr val="accent5">
             <a:tint val="40000"/>
             <a:alpha val="90000"/>
-            <a:hueOff val="-6739762"/>
+            <a:hueOff val="-6739761"/>
             <a:satOff val="-22832"/>
             <a:lumOff val="-2928"/>
             <a:alphaOff val="0"/>
@@ -38049,7 +37295,7 @@
             <a:schemeClr val="accent5">
               <a:tint val="40000"/>
               <a:alpha val="90000"/>
-              <a:hueOff val="-6739762"/>
+              <a:hueOff val="-6739761"/>
               <a:satOff val="-22832"/>
               <a:lumOff val="-2928"/>
               <a:alphaOff val="0"/>
@@ -38322,7 +37568,7 @@
 </dgm:layoutDef>
 </file>
 
-<file path=word/diagrams/layout3.xml><?xml version="1.0" encoding="utf-8"?>
+<file path=word/diagrams/layout2.xml><?xml version="1.0" encoding="utf-8"?>
 <dgm:layoutDef xmlns:dgm="http://schemas.openxmlformats.org/drawingml/2006/diagram" xmlns:a="http://schemas.openxmlformats.org/drawingml/2006/main" uniqueId="urn:microsoft.com/office/officeart/2005/8/layout/hList1">
   <dgm:title val=""/>
   <dgm:desc val=""/>
@@ -38539,7 +37785,7 @@
 </dgm:layoutDef>
 </file>
 
-<file path=word/diagrams/layout4.xml><?xml version="1.0" encoding="utf-8"?>
+<file path=word/diagrams/layout3.xml><?xml version="1.0" encoding="utf-8"?>
 <dgm:layoutDef xmlns:dgm="http://schemas.openxmlformats.org/drawingml/2006/diagram" xmlns:a="http://schemas.openxmlformats.org/drawingml/2006/main" uniqueId="urn:microsoft.com/office/officeart/2016/7/layout/ChevronBlockProcess">
   <dgm:title val="Chevron Block Process"/>
   <dgm:desc val="Use to show a progression; a timeline; sequential steps in a task, process, or workflow; or to emphasize movement or direction. Level 1 text appears inside an arrow shape while Level 2 text appears below the arrow shapes."/>
@@ -38746,7 +37992,7 @@
 </file>
 
 <file path=word/diagrams/quickStyle1.xml><?xml version="1.0" encoding="utf-8"?>
-<dgm:styleDef xmlns:dgm="http://schemas.openxmlformats.org/drawingml/2006/diagram" xmlns:a="http://schemas.openxmlformats.org/drawingml/2006/main" uniqueId="urn:microsoft.com/office/officeart/2005/8/quickstyle/simple1">
+<dgm:styleDef xmlns:dgm="http://schemas.openxmlformats.org/drawingml/2006/diagram" xmlns:a="http://schemas.openxmlformats.org/drawingml/2006/main" uniqueId="urn:microsoft.com/office/officeart/2005/8/quickstyle/simple1#1">
   <dgm:title val=""/>
   <dgm:desc val=""/>
   <dgm:catLst>
@@ -39779,8 +39025,8 @@
 </dgm:styleDef>
 </file>
 
-<file path=word/diagrams/quickStyle3.xml><?xml version="1.0" encoding="utf-8"?>
-<dgm:styleDef xmlns:dgm="http://schemas.openxmlformats.org/drawingml/2006/diagram" xmlns:a="http://schemas.openxmlformats.org/drawingml/2006/main" uniqueId="urn:microsoft.com/office/officeart/2005/8/quickstyle/simple1">
+<file path=word/diagrams/quickStyle2.xml><?xml version="1.0" encoding="utf-8"?>
+<dgm:styleDef xmlns:dgm="http://schemas.openxmlformats.org/drawingml/2006/diagram" xmlns:a="http://schemas.openxmlformats.org/drawingml/2006/main" uniqueId="urn:microsoft.com/office/officeart/2005/8/quickstyle/simple1#2">
   <dgm:title val=""/>
   <dgm:desc val=""/>
   <dgm:catLst>
@@ -40813,8 +40059,8 @@
 </dgm:styleDef>
 </file>
 
-<file path=word/diagrams/quickStyle4.xml><?xml version="1.0" encoding="utf-8"?>
-<dgm:styleDef xmlns:dgm="http://schemas.openxmlformats.org/drawingml/2006/diagram" xmlns:a="http://schemas.openxmlformats.org/drawingml/2006/main" uniqueId="urn:microsoft.com/office/officeart/2005/8/quickstyle/simple1">
+<file path=word/diagrams/quickStyle3.xml><?xml version="1.0" encoding="utf-8"?>
+<dgm:styleDef xmlns:dgm="http://schemas.openxmlformats.org/drawingml/2006/diagram" xmlns:a="http://schemas.openxmlformats.org/drawingml/2006/main" uniqueId="urn:microsoft.com/office/officeart/2005/8/quickstyle/simple1#3">
   <dgm:title val=""/>
   <dgm:desc val=""/>
   <dgm:catLst>
@@ -41848,7 +41094,7 @@
 </file>
 
 <file path=word/theme/theme1.xml><?xml version="1.0" encoding="utf-8"?>
-<a:theme xmlns:a="http://schemas.openxmlformats.org/drawingml/2006/main" xmlns:thm15="http://schemas.microsoft.com/office/thememl/2012/main" name="Tema de Office">
+<a:theme xmlns:a="http://schemas.openxmlformats.org/drawingml/2006/main" name="Tema de Office">
   <a:themeElements>
     <a:clrScheme name="Office">
       <a:dk1>
@@ -42143,15 +41389,6 @@
 </file>
 
 <file path=customXml/item1.xml><?xml version="1.0" encoding="utf-8"?>
-<?mso-contentType ?>
-<FormTemplates xmlns="http://schemas.microsoft.com/sharepoint/v3/contenttype/forms">
-  <Display>DocumentLibraryForm</Display>
-  <Edit>DocumentLibraryForm</Edit>
-  <New>DocumentLibraryForm</New>
-</FormTemplates>
-</file>
-
-<file path=customXml/item2.xml><?xml version="1.0" encoding="utf-8"?>
 <ct:contentTypeSchema xmlns:ct="http://schemas.microsoft.com/office/2006/metadata/contentType" xmlns:ma="http://schemas.microsoft.com/office/2006/metadata/properties/metaAttributes" ct:_="" ma:_="" ma:contentTypeName="Documento" ma:contentTypeID="0x0101006A81D6BD42E8DF4C91013959704817E1" ma:contentTypeVersion="15" ma:contentTypeDescription="Crear nuevo documento." ma:contentTypeScope="" ma:versionID="bf4f72ffd194f0963ff564daca6869f7">
   <xsd:schema xmlns:xsd="http://www.w3.org/2001/XMLSchema" xmlns:xs="http://www.w3.org/2001/XMLSchema" xmlns:p="http://schemas.microsoft.com/office/2006/metadata/properties" xmlns:ns2="13c90a0b-73bc-4dc0-be5f-28d77b615beb" xmlns:ns3="13c93bba-48ce-428c-bfe5-88b42c19b028" targetNamespace="http://schemas.microsoft.com/office/2006/metadata/properties" ma:root="true" ma:fieldsID="8718d6f4873a5b1392a45044efa78385" ns2:_="" ns3:_="">
     <xsd:import namespace="13c90a0b-73bc-4dc0-be5f-28d77b615beb"/>
@@ -42386,7 +41623,7 @@
 </ct:contentTypeSchema>
 </file>
 
-<file path=customXml/item3.xml><?xml version="1.0" encoding="utf-8"?>
+<file path=customXml/item2.xml><?xml version="1.0" encoding="utf-8"?>
 <b:Sources xmlns:b="http://schemas.openxmlformats.org/officeDocument/2006/bibliography" xmlns="http://schemas.openxmlformats.org/officeDocument/2006/bibliography" SelectedStyle="\APASixthEditionOfficeOnline.xsl" StyleName="APA" Version="6">
   <b:Source>
     <b:Tag>Jur93</b:Tag>
@@ -42602,7 +41839,7 @@
 </b:Sources>
 </file>
 
-<file path=customXml/item4.xml><?xml version="1.0" encoding="utf-8"?>
+<file path=customXml/item3.xml><?xml version="1.0" encoding="utf-8"?>
 <p:properties xmlns:p="http://schemas.microsoft.com/office/2006/metadata/properties" xmlns:xsi="http://www.w3.org/2001/XMLSchema-instance" xmlns:pc="http://schemas.microsoft.com/office/infopath/2007/PartnerControls">
   <documentManagement>
     <TaxCatchAll xmlns="13c90a0b-73bc-4dc0-be5f-28d77b615beb" xsi:nil="true"/>
@@ -42613,15 +41850,16 @@
 </p:properties>
 </file>
 
-<file path=customXml/itemProps1.xml><?xml version="1.0" encoding="utf-8"?>
-<ds:datastoreItem xmlns:ds="http://schemas.openxmlformats.org/officeDocument/2006/customXml" ds:itemID="{55642381-6B70-40E0-97D4-D68FE339CD48}">
-  <ds:schemaRefs>
-    <ds:schemaRef ds:uri="http://schemas.microsoft.com/sharepoint/v3/contenttype/forms"/>
-  </ds:schemaRefs>
-</ds:datastoreItem>
+<file path=customXml/item4.xml><?xml version="1.0" encoding="utf-8"?>
+<?mso-contentType ?>
+<FormTemplates xmlns="http://schemas.microsoft.com/sharepoint/v3/contenttype/forms">
+  <Display>DocumentLibraryForm</Display>
+  <Edit>DocumentLibraryForm</Edit>
+  <New>DocumentLibraryForm</New>
+</FormTemplates>
 </file>
 
-<file path=customXml/itemProps2.xml><?xml version="1.0" encoding="utf-8"?>
+<file path=customXml/itemProps1.xml><?xml version="1.0" encoding="utf-8"?>
 <ds:datastoreItem xmlns:ds="http://schemas.openxmlformats.org/officeDocument/2006/customXml" ds:itemID="{52B31406-F6F0-456D-838B-ADDE4F35373B}">
   <ds:schemaRefs>
     <ds:schemaRef ds:uri="http://schemas.microsoft.com/office/2006/metadata/contentType"/>
@@ -42640,7 +41878,7 @@
 </ds:datastoreItem>
 </file>
 
-<file path=customXml/itemProps3.xml><?xml version="1.0" encoding="utf-8"?>
+<file path=customXml/itemProps2.xml><?xml version="1.0" encoding="utf-8"?>
 <ds:datastoreItem xmlns:ds="http://schemas.openxmlformats.org/officeDocument/2006/customXml" ds:itemID="{9AA4D018-D61D-4CE3-BA7C-7274873A8210}">
   <ds:schemaRefs>
     <ds:schemaRef ds:uri="http://schemas.openxmlformats.org/officeDocument/2006/bibliography"/>
@@ -42648,7 +41886,7 @@
 </ds:datastoreItem>
 </file>
 
-<file path=customXml/itemProps4.xml><?xml version="1.0" encoding="utf-8"?>
+<file path=customXml/itemProps3.xml><?xml version="1.0" encoding="utf-8"?>
 <ds:datastoreItem xmlns:ds="http://schemas.openxmlformats.org/officeDocument/2006/customXml" ds:itemID="{A767860E-078B-4B97-9F8C-01AE20F27832}">
   <ds:schemaRefs>
     <ds:schemaRef ds:uri="http://schemas.microsoft.com/office/2006/metadata/properties"/>
@@ -42657,4 +41895,12 @@
     <ds:schemaRef ds:uri="13c93bba-48ce-428c-bfe5-88b42c19b028"/>
   </ds:schemaRefs>
 </ds:datastoreItem>
+</file>
+
+<file path=customXml/itemProps4.xml><?xml version="1.0" encoding="utf-8"?>
+<ds:datastoreItem xmlns:ds="http://schemas.openxmlformats.org/officeDocument/2006/customXml" ds:itemID="{55642381-6B70-40E0-97D4-D68FE339CD48}">
+  <ds:schemaRefs>
+    <ds:schemaRef ds:uri="http://schemas.microsoft.com/sharepoint/v3/contenttype/forms"/>
+  </ds:schemaRefs>
+</ds:datastoreItem>
 </file>